--- a/Church/2026/2026_0926_MenloChurch.docx
+++ b/Church/2026/2026_0926_MenloChurch.docx
@@ -812,6 +812,7 @@
       <w:r>
         <w:rPr>
           <w:rFonts w:cstheme="minorHAnsi"/>
+          <w:noProof/>
           <w:sz w:val="20"/>
           <w:szCs w:val="20"/>
         </w:rPr>
@@ -962,6 +963,7 @@
       <w:r>
         <w:rPr>
           <w:rFonts w:cstheme="minorHAnsi"/>
+          <w:noProof/>
           <w:sz w:val="20"/>
           <w:szCs w:val="20"/>
         </w:rPr>
@@ -1033,15 +1035,7 @@
           <w:sz w:val="20"/>
           <w:szCs w:val="20"/>
         </w:rPr>
-        <w:t>5</w:t>
-      </w:r>
-      <w:r>
-        <w:rPr>
-          <w:rFonts w:cstheme="minorHAnsi"/>
-          <w:sz w:val="20"/>
-          <w:szCs w:val="20"/>
-        </w:rPr>
-        <w:t>6</w:t>
+        <w:t>56</w:t>
       </w:r>
       <w:r>
         <w:rPr>
@@ -1071,6 +1065,7 @@
       <w:r>
         <w:rPr>
           <w:rFonts w:cstheme="minorHAnsi"/>
+          <w:noProof/>
           <w:sz w:val="20"/>
           <w:szCs w:val="20"/>
         </w:rPr>
@@ -1120,6 +1115,32 @@
           <w:szCs w:val="20"/>
         </w:rPr>
       </w:pPr>
+      <w:r>
+        <w:rPr>
+          <w:rFonts w:cstheme="minorHAnsi"/>
+          <w:b/>
+          <w:bCs/>
+          <w:sz w:val="20"/>
+          <w:szCs w:val="20"/>
+        </w:rPr>
+        <w:t>Repentance for the Rest of Us</w:t>
+      </w:r>
+      <w:r>
+        <w:rPr>
+          <w:rFonts w:cstheme="minorHAnsi"/>
+          <w:sz w:val="20"/>
+          <w:szCs w:val="20"/>
+        </w:rPr>
+        <w:t xml:space="preserve"> </w:t>
+      </w:r>
+      <w:r>
+        <w:rPr>
+          <w:rFonts w:cstheme="minorHAnsi"/>
+          <w:sz w:val="20"/>
+          <w:szCs w:val="20"/>
+        </w:rPr>
+        <w:t>（適合我們所有普通人的悔改）</w:t>
+      </w:r>
     </w:p>
     <w:p>
       <w:pPr>
@@ -1346,7 +1367,39 @@
           <w:sz w:val="20"/>
           <w:szCs w:val="20"/>
         </w:rPr>
-        <w:t xml:space="preserve"> of Repentance. This week, we will talk “Kind of Kindness”</w:t>
+        <w:t xml:space="preserve"> of Repentance. This week, we will talk “Kind of Kindness</w:t>
+      </w:r>
+      <w:r>
+        <w:rPr>
+          <w:rFonts w:cstheme="minorHAnsi"/>
+          <w:sz w:val="20"/>
+          <w:szCs w:val="20"/>
+        </w:rPr>
+        <w:t xml:space="preserve"> (</w:t>
+      </w:r>
+      <w:r>
+        <w:rPr>
+          <w:rFonts w:cstheme="minorHAnsi"/>
+          <w:sz w:val="20"/>
+          <w:szCs w:val="20"/>
+        </w:rPr>
+        <w:t>善事</w:t>
+      </w:r>
+      <w:r>
+        <w:rPr>
+          <w:rFonts w:cstheme="minorHAnsi"/>
+          <w:sz w:val="20"/>
+          <w:szCs w:val="20"/>
+        </w:rPr>
+        <w:t>)</w:t>
+      </w:r>
+      <w:r>
+        <w:rPr>
+          <w:rFonts w:cstheme="minorHAnsi"/>
+          <w:sz w:val="20"/>
+          <w:szCs w:val="20"/>
+        </w:rPr>
+        <w:t>”</w:t>
       </w:r>
       <w:r>
         <w:rPr>
@@ -1523,25 +1576,17 @@
           <w:szCs w:val="20"/>
         </w:rPr>
       </w:pPr>
-    </w:p>
-    <w:p>
-      <w:pPr>
-        <w:rPr>
-          <w:rFonts w:cstheme="minorHAnsi"/>
-          <w:sz w:val="20"/>
-          <w:szCs w:val="20"/>
-        </w:rPr>
-      </w:pPr>
-      <w:r>
-        <w:rPr>
-          <w:rFonts w:cstheme="minorHAnsi"/>
+      <w:r>
+        <w:rPr>
+          <w:rFonts w:cstheme="minorHAnsi"/>
+          <w:noProof/>
           <w:sz w:val="20"/>
           <w:szCs w:val="20"/>
         </w:rPr>
         <w:drawing>
-          <wp:inline distT="0" distB="0" distL="0" distR="0" wp14:anchorId="76DC0CA9" wp14:editId="52987F27">
-            <wp:extent cx="1952625" cy="2704129"/>
-            <wp:effectExtent l="0" t="0" r="0" b="1270"/>
+          <wp:inline distT="0" distB="0" distL="0" distR="0" wp14:anchorId="76DC0CA9" wp14:editId="391E449A">
+            <wp:extent cx="1562100" cy="2163303"/>
+            <wp:effectExtent l="0" t="0" r="0" b="8890"/>
             <wp:docPr id="877236225" name="Picture 1"/>
             <wp:cNvGraphicFramePr>
               <a:graphicFrameLocks xmlns:a="http://schemas.openxmlformats.org/drawingml/2006/main" noChangeAspect="1"/>
@@ -1562,7 +1607,7 @@
                   <pic:spPr>
                     <a:xfrm>
                       <a:off x="0" y="0"/>
-                      <a:ext cx="1954873" cy="2707242"/>
+                      <a:ext cx="1565028" cy="2167358"/>
                     </a:xfrm>
                     <a:prstGeom prst="rect">
                       <a:avLst/>
@@ -1600,6 +1645,14 @@
           <w:szCs w:val="20"/>
         </w:rPr>
       </w:pPr>
+      <w:r>
+        <w:rPr>
+          <w:rFonts w:cstheme="minorHAnsi"/>
+          <w:sz w:val="20"/>
+          <w:szCs w:val="20"/>
+        </w:rPr>
+        <w:t>This is similar to the VHS tape rewind to watch the movie.</w:t>
+      </w:r>
     </w:p>
     <w:p>
       <w:pPr>
@@ -1624,7 +1677,39 @@
           <w:sz w:val="20"/>
           <w:szCs w:val="20"/>
         </w:rPr>
-        <w:t>************</w:t>
+        <w:t>6</w:t>
+      </w:r>
+      <w:r>
+        <w:rPr>
+          <w:rFonts w:cstheme="minorHAnsi"/>
+          <w:sz w:val="20"/>
+          <w:szCs w:val="20"/>
+        </w:rPr>
+        <w:t>:</w:t>
+      </w:r>
+      <w:r>
+        <w:rPr>
+          <w:rFonts w:cstheme="minorHAnsi"/>
+          <w:sz w:val="20"/>
+          <w:szCs w:val="20"/>
+        </w:rPr>
+        <w:t>23</w:t>
+      </w:r>
+      <w:r>
+        <w:rPr>
+          <w:rFonts w:cstheme="minorHAnsi"/>
+          <w:sz w:val="20"/>
+          <w:szCs w:val="20"/>
+        </w:rPr>
+        <w:t>/</w:t>
+      </w:r>
+      <w:r>
+        <w:rPr>
+          <w:rFonts w:cstheme="minorHAnsi"/>
+          <w:sz w:val="20"/>
+          <w:szCs w:val="20"/>
+        </w:rPr>
+        <w:t>37:36</w:t>
       </w:r>
     </w:p>
     <w:p>
@@ -1635,14 +1720,6 @@
           <w:szCs w:val="20"/>
         </w:rPr>
       </w:pPr>
-      <w:r>
-        <w:rPr>
-          <w:rFonts w:cstheme="minorHAnsi"/>
-          <w:sz w:val="20"/>
-          <w:szCs w:val="20"/>
-        </w:rPr>
-        <w:t>************</w:t>
-      </w:r>
     </w:p>
     <w:p>
       <w:pPr>
@@ -1658,43 +1735,836 @@
           <w:sz w:val="20"/>
           <w:szCs w:val="20"/>
         </w:rPr>
-        <w:t>09/</w:t>
-      </w:r>
-      <w:r>
-        <w:rPr>
-          <w:rFonts w:cstheme="minorHAnsi"/>
-          <w:sz w:val="20"/>
-          <w:szCs w:val="20"/>
-        </w:rPr>
-        <w:t>26</w:t>
-      </w:r>
-      <w:r>
-        <w:rPr>
-          <w:rFonts w:cstheme="minorHAnsi"/>
-          <w:sz w:val="20"/>
-          <w:szCs w:val="20"/>
-        </w:rPr>
-        <w:t>/2026, Menlo Church Worship (Summary of last week, 09/</w:t>
-      </w:r>
-      <w:r>
-        <w:rPr>
-          <w:rFonts w:cstheme="minorHAnsi"/>
-          <w:sz w:val="20"/>
-          <w:szCs w:val="20"/>
-        </w:rPr>
-        <w:t>20</w:t>
-      </w:r>
-      <w:r>
-        <w:rPr>
-          <w:rFonts w:cstheme="minorHAnsi"/>
-          <w:sz w:val="20"/>
-          <w:szCs w:val="20"/>
-        </w:rPr>
-        <w:t>/2026)</w:t>
+        <w:lastRenderedPageBreak/>
+        <w:drawing>
+          <wp:inline distT="0" distB="0" distL="0" distR="0" wp14:anchorId="76BFCF71" wp14:editId="7D7112A6">
+            <wp:extent cx="2038350" cy="2913754"/>
+            <wp:effectExtent l="0" t="0" r="0" b="1270"/>
+            <wp:docPr id="2096654224" name="Picture 1"/>
+            <wp:cNvGraphicFramePr>
+              <a:graphicFrameLocks xmlns:a="http://schemas.openxmlformats.org/drawingml/2006/main" noChangeAspect="1"/>
+            </wp:cNvGraphicFramePr>
+            <a:graphic xmlns:a="http://schemas.openxmlformats.org/drawingml/2006/main">
+              <a:graphicData uri="http://schemas.openxmlformats.org/drawingml/2006/picture">
+                <pic:pic xmlns:pic="http://schemas.openxmlformats.org/drawingml/2006/picture">
+                  <pic:nvPicPr>
+                    <pic:cNvPr id="2096654224" name=""/>
+                    <pic:cNvPicPr/>
+                  </pic:nvPicPr>
+                  <pic:blipFill>
+                    <a:blip r:embed="rId21"/>
+                    <a:stretch>
+                      <a:fillRect/>
+                    </a:stretch>
+                  </pic:blipFill>
+                  <pic:spPr>
+                    <a:xfrm>
+                      <a:off x="0" y="0"/>
+                      <a:ext cx="2040974" cy="2917505"/>
+                    </a:xfrm>
+                    <a:prstGeom prst="rect">
+                      <a:avLst/>
+                    </a:prstGeom>
+                  </pic:spPr>
+                </pic:pic>
+              </a:graphicData>
+            </a:graphic>
+          </wp:inline>
+        </w:drawing>
       </w:r>
     </w:p>
     <w:p>
-      <w:hyperlink r:id="rId21" w:history="1">
+      <w:pPr>
+        <w:rPr>
+          <w:rFonts w:cstheme="minorHAnsi"/>
+          <w:sz w:val="20"/>
+          <w:szCs w:val="20"/>
+        </w:rPr>
+      </w:pPr>
+      <w:r>
+        <w:rPr>
+          <w:rFonts w:cstheme="minorHAnsi"/>
+          <w:b/>
+          <w:bCs/>
+          <w:sz w:val="20"/>
+          <w:szCs w:val="20"/>
+        </w:rPr>
+        <w:t>Repentance for the Rest of US</w:t>
+      </w:r>
+    </w:p>
+    <w:p>
+      <w:pPr>
+        <w:rPr>
+          <w:rFonts w:cstheme="minorHAnsi"/>
+          <w:sz w:val="20"/>
+          <w:szCs w:val="20"/>
+        </w:rPr>
+      </w:pPr>
+      <w:r>
+        <w:rPr>
+          <w:rFonts w:cstheme="minorHAnsi"/>
+          <w:b/>
+          <w:bCs/>
+          <w:sz w:val="20"/>
+          <w:szCs w:val="20"/>
+        </w:rPr>
+        <w:t>PRACTICE RANDOM ACTS OF KINDNESS</w:t>
+      </w:r>
+    </w:p>
+    <w:p>
+      <w:pPr>
+        <w:rPr>
+          <w:rFonts w:cstheme="minorHAnsi"/>
+          <w:sz w:val="20"/>
+          <w:szCs w:val="20"/>
+        </w:rPr>
+      </w:pPr>
+      <w:r>
+        <w:rPr>
+          <w:rFonts w:cstheme="minorHAnsi"/>
+          <w:b/>
+          <w:bCs/>
+          <w:sz w:val="20"/>
+          <w:szCs w:val="20"/>
+        </w:rPr>
+        <w:t>Choose KINDNES</w:t>
+      </w:r>
+    </w:p>
+    <w:p>
+      <w:pPr>
+        <w:rPr>
+          <w:rFonts w:cstheme="minorHAnsi"/>
+          <w:sz w:val="20"/>
+          <w:szCs w:val="20"/>
+        </w:rPr>
+      </w:pPr>
+    </w:p>
+    <w:p>
+      <w:pPr>
+        <w:rPr>
+          <w:rFonts w:cstheme="minorHAnsi"/>
+          <w:sz w:val="20"/>
+          <w:szCs w:val="20"/>
+        </w:rPr>
+      </w:pPr>
+      <w:r>
+        <w:rPr>
+          <w:rFonts w:cstheme="minorHAnsi"/>
+          <w:sz w:val="20"/>
+          <w:szCs w:val="20"/>
+        </w:rPr>
+        <w:t>Practice Random Acts of Kindness: Randomly do the kindness (kindness) to others.</w:t>
+      </w:r>
+    </w:p>
+    <w:p>
+      <w:pPr>
+        <w:rPr>
+          <w:rFonts w:cstheme="minorHAnsi"/>
+          <w:sz w:val="20"/>
+          <w:szCs w:val="20"/>
+        </w:rPr>
+      </w:pPr>
+      <w:r>
+        <w:rPr>
+          <w:rFonts w:cstheme="minorHAnsi"/>
+          <w:sz w:val="20"/>
+          <w:szCs w:val="20"/>
+        </w:rPr>
+        <w:t>Choose Kindness: No mater anywhere, any situation, always choose kindness to other people.</w:t>
+      </w:r>
+    </w:p>
+    <w:p>
+      <w:pPr>
+        <w:rPr>
+          <w:rFonts w:cstheme="minorHAnsi"/>
+          <w:sz w:val="20"/>
+          <w:szCs w:val="20"/>
+        </w:rPr>
+      </w:pPr>
+    </w:p>
+    <w:p>
+      <w:pPr>
+        <w:rPr>
+          <w:rFonts w:cstheme="minorHAnsi"/>
+          <w:sz w:val="20"/>
+          <w:szCs w:val="20"/>
+        </w:rPr>
+      </w:pPr>
+      <w:r>
+        <w:rPr>
+          <w:rFonts w:cstheme="minorHAnsi"/>
+          <w:sz w:val="20"/>
+          <w:szCs w:val="20"/>
+        </w:rPr>
+        <w:t>7</w:t>
+      </w:r>
+      <w:r>
+        <w:rPr>
+          <w:rFonts w:cstheme="minorHAnsi"/>
+          <w:sz w:val="20"/>
+          <w:szCs w:val="20"/>
+        </w:rPr>
+        <w:t>:</w:t>
+      </w:r>
+      <w:r>
+        <w:rPr>
+          <w:rFonts w:cstheme="minorHAnsi"/>
+          <w:sz w:val="20"/>
+          <w:szCs w:val="20"/>
+        </w:rPr>
+        <w:t>2</w:t>
+      </w:r>
+      <w:r>
+        <w:rPr>
+          <w:rFonts w:cstheme="minorHAnsi"/>
+          <w:sz w:val="20"/>
+          <w:szCs w:val="20"/>
+        </w:rPr>
+        <w:t>7</w:t>
+      </w:r>
+      <w:r>
+        <w:rPr>
+          <w:rFonts w:cstheme="minorHAnsi"/>
+          <w:sz w:val="20"/>
+          <w:szCs w:val="20"/>
+        </w:rPr>
+        <w:t>/</w:t>
+      </w:r>
+      <w:r>
+        <w:rPr>
+          <w:rFonts w:cstheme="minorHAnsi"/>
+          <w:sz w:val="20"/>
+          <w:szCs w:val="20"/>
+        </w:rPr>
+        <w:t>37:36</w:t>
+      </w:r>
+    </w:p>
+    <w:p>
+      <w:pPr>
+        <w:rPr>
+          <w:rFonts w:cstheme="minorHAnsi"/>
+          <w:sz w:val="20"/>
+          <w:szCs w:val="20"/>
+        </w:rPr>
+      </w:pPr>
+      <w:r>
+        <w:rPr>
+          <w:rFonts w:cstheme="minorHAnsi"/>
+          <w:sz w:val="20"/>
+          <w:szCs w:val="20"/>
+        </w:rPr>
+        <w:drawing>
+          <wp:inline distT="0" distB="0" distL="0" distR="0" wp14:anchorId="4AA9B226" wp14:editId="6273553F">
+            <wp:extent cx="4448175" cy="825479"/>
+            <wp:effectExtent l="0" t="0" r="0" b="0"/>
+            <wp:docPr id="807317861" name="Picture 1"/>
+            <wp:cNvGraphicFramePr>
+              <a:graphicFrameLocks xmlns:a="http://schemas.openxmlformats.org/drawingml/2006/main" noChangeAspect="1"/>
+            </wp:cNvGraphicFramePr>
+            <a:graphic xmlns:a="http://schemas.openxmlformats.org/drawingml/2006/main">
+              <a:graphicData uri="http://schemas.openxmlformats.org/drawingml/2006/picture">
+                <pic:pic xmlns:pic="http://schemas.openxmlformats.org/drawingml/2006/picture">
+                  <pic:nvPicPr>
+                    <pic:cNvPr id="807317861" name=""/>
+                    <pic:cNvPicPr/>
+                  </pic:nvPicPr>
+                  <pic:blipFill>
+                    <a:blip r:embed="rId22"/>
+                    <a:stretch>
+                      <a:fillRect/>
+                    </a:stretch>
+                  </pic:blipFill>
+                  <pic:spPr>
+                    <a:xfrm>
+                      <a:off x="0" y="0"/>
+                      <a:ext cx="4465464" cy="828687"/>
+                    </a:xfrm>
+                    <a:prstGeom prst="rect">
+                      <a:avLst/>
+                    </a:prstGeom>
+                  </pic:spPr>
+                </pic:pic>
+              </a:graphicData>
+            </a:graphic>
+          </wp:inline>
+        </w:drawing>
+      </w:r>
+    </w:p>
+    <w:p>
+      <w:pPr>
+        <w:rPr>
+          <w:rFonts w:cstheme="minorHAnsi"/>
+          <w:sz w:val="20"/>
+          <w:szCs w:val="20"/>
+        </w:rPr>
+      </w:pPr>
+      <w:r>
+        <w:rPr>
+          <w:rFonts w:cstheme="minorHAnsi"/>
+          <w:sz w:val="20"/>
+          <w:szCs w:val="20"/>
+        </w:rPr>
+        <w:t>Cheap kindness produces cheap repentance</w:t>
+      </w:r>
+      <w:r>
+        <w:rPr>
+          <w:rFonts w:cstheme="minorHAnsi"/>
+          <w:sz w:val="20"/>
+          <w:szCs w:val="20"/>
+        </w:rPr>
+        <w:t xml:space="preserve"> (</w:t>
+      </w:r>
+      <w:r>
+        <w:rPr>
+          <w:rFonts w:cstheme="minorHAnsi"/>
+          <w:sz w:val="20"/>
+          <w:szCs w:val="20"/>
+        </w:rPr>
+        <w:t>廉價的恩慈會帶來廉價的悔改。</w:t>
+      </w:r>
+      <w:r>
+        <w:rPr>
+          <w:rFonts w:cstheme="minorHAnsi"/>
+          <w:sz w:val="20"/>
+          <w:szCs w:val="20"/>
+        </w:rPr>
+        <w:t>)</w:t>
+      </w:r>
+    </w:p>
+    <w:p>
+      <w:pPr>
+        <w:rPr>
+          <w:rFonts w:cstheme="minorHAnsi"/>
+          <w:sz w:val="20"/>
+          <w:szCs w:val="20"/>
+        </w:rPr>
+      </w:pPr>
+    </w:p>
+    <w:p>
+      <w:pPr>
+        <w:rPr>
+          <w:rFonts w:cstheme="minorHAnsi"/>
+          <w:sz w:val="20"/>
+          <w:szCs w:val="20"/>
+        </w:rPr>
+      </w:pPr>
+      <w:r>
+        <w:rPr>
+          <w:rFonts w:cstheme="minorHAnsi"/>
+          <w:sz w:val="20"/>
+          <w:szCs w:val="20"/>
+        </w:rPr>
+        <w:t>Deep kindness results great repentance.</w:t>
+      </w:r>
+    </w:p>
+    <w:p>
+      <w:pPr>
+        <w:rPr>
+          <w:rFonts w:cstheme="minorHAnsi"/>
+          <w:sz w:val="20"/>
+          <w:szCs w:val="20"/>
+        </w:rPr>
+      </w:pPr>
+    </w:p>
+    <w:p>
+      <w:pPr>
+        <w:rPr>
+          <w:rFonts w:cstheme="minorHAnsi"/>
+          <w:sz w:val="20"/>
+          <w:szCs w:val="20"/>
+        </w:rPr>
+      </w:pPr>
+      <w:r>
+        <w:rPr>
+          <w:rFonts w:cstheme="minorHAnsi"/>
+          <w:sz w:val="20"/>
+          <w:szCs w:val="20"/>
+        </w:rPr>
+        <w:t>7</w:t>
+      </w:r>
+      <w:r>
+        <w:rPr>
+          <w:rFonts w:cstheme="minorHAnsi"/>
+          <w:sz w:val="20"/>
+          <w:szCs w:val="20"/>
+        </w:rPr>
+        <w:t>:</w:t>
+      </w:r>
+      <w:r>
+        <w:rPr>
+          <w:rFonts w:cstheme="minorHAnsi"/>
+          <w:sz w:val="20"/>
+          <w:szCs w:val="20"/>
+        </w:rPr>
+        <w:t>50</w:t>
+      </w:r>
+      <w:r>
+        <w:rPr>
+          <w:rFonts w:cstheme="minorHAnsi"/>
+          <w:sz w:val="20"/>
+          <w:szCs w:val="20"/>
+        </w:rPr>
+        <w:t>/</w:t>
+      </w:r>
+      <w:r>
+        <w:rPr>
+          <w:rFonts w:cstheme="minorHAnsi"/>
+          <w:sz w:val="20"/>
+          <w:szCs w:val="20"/>
+        </w:rPr>
+        <w:t>37:36</w:t>
+      </w:r>
+    </w:p>
+    <w:p>
+      <w:pPr>
+        <w:rPr>
+          <w:rFonts w:cstheme="minorHAnsi"/>
+          <w:sz w:val="20"/>
+          <w:szCs w:val="20"/>
+        </w:rPr>
+      </w:pPr>
+      <w:r>
+        <w:rPr>
+          <w:rFonts w:cstheme="minorHAnsi"/>
+          <w:sz w:val="20"/>
+          <w:szCs w:val="20"/>
+        </w:rPr>
+        <w:drawing>
+          <wp:inline distT="0" distB="0" distL="0" distR="0" wp14:anchorId="4F592BA6" wp14:editId="78FBBC55">
+            <wp:extent cx="1343025" cy="1584936"/>
+            <wp:effectExtent l="0" t="0" r="0" b="0"/>
+            <wp:docPr id="1003175164" name="Picture 1"/>
+            <wp:cNvGraphicFramePr>
+              <a:graphicFrameLocks xmlns:a="http://schemas.openxmlformats.org/drawingml/2006/main" noChangeAspect="1"/>
+            </wp:cNvGraphicFramePr>
+            <a:graphic xmlns:a="http://schemas.openxmlformats.org/drawingml/2006/main">
+              <a:graphicData uri="http://schemas.openxmlformats.org/drawingml/2006/picture">
+                <pic:pic xmlns:pic="http://schemas.openxmlformats.org/drawingml/2006/picture">
+                  <pic:nvPicPr>
+                    <pic:cNvPr id="1003175164" name=""/>
+                    <pic:cNvPicPr/>
+                  </pic:nvPicPr>
+                  <pic:blipFill>
+                    <a:blip r:embed="rId23"/>
+                    <a:stretch>
+                      <a:fillRect/>
+                    </a:stretch>
+                  </pic:blipFill>
+                  <pic:spPr>
+                    <a:xfrm>
+                      <a:off x="0" y="0"/>
+                      <a:ext cx="1346117" cy="1588584"/>
+                    </a:xfrm>
+                    <a:prstGeom prst="rect">
+                      <a:avLst/>
+                    </a:prstGeom>
+                  </pic:spPr>
+                </pic:pic>
+              </a:graphicData>
+            </a:graphic>
+          </wp:inline>
+        </w:drawing>
+      </w:r>
+    </w:p>
+    <w:p>
+      <w:pPr>
+        <w:rPr>
+          <w:rFonts w:cstheme="minorHAnsi"/>
+          <w:sz w:val="20"/>
+          <w:szCs w:val="20"/>
+        </w:rPr>
+      </w:pPr>
+      <w:r>
+        <w:rPr>
+          <w:rFonts w:cstheme="minorHAnsi"/>
+          <w:sz w:val="20"/>
+          <w:szCs w:val="20"/>
+        </w:rPr>
+        <w:t>I bought this before we knew Elon was crazy.</w:t>
+      </w:r>
+    </w:p>
+    <w:p>
+      <w:pPr>
+        <w:rPr>
+          <w:rFonts w:cstheme="minorHAnsi"/>
+          <w:sz w:val="20"/>
+          <w:szCs w:val="20"/>
+        </w:rPr>
+      </w:pPr>
+      <w:r>
+        <w:rPr>
+          <w:rFonts w:cstheme="minorHAnsi"/>
+          <w:sz w:val="20"/>
+          <w:szCs w:val="20"/>
+        </w:rPr>
+        <w:t xml:space="preserve">We </w:t>
+      </w:r>
+      <w:r>
+        <w:rPr>
+          <w:rFonts w:cstheme="minorHAnsi"/>
+          <w:sz w:val="20"/>
+          <w:szCs w:val="20"/>
+        </w:rPr>
+        <w:t>bought Tesla</w:t>
+      </w:r>
+      <w:r>
+        <w:rPr>
+          <w:rFonts w:cstheme="minorHAnsi"/>
+          <w:sz w:val="20"/>
+          <w:szCs w:val="20"/>
+        </w:rPr>
+        <w:t xml:space="preserve"> before Tesla </w:t>
+      </w:r>
+      <w:r>
+        <w:rPr>
+          <w:rFonts w:cstheme="minorHAnsi"/>
+          <w:sz w:val="20"/>
+          <w:szCs w:val="20"/>
+        </w:rPr>
+        <w:t>gets popular</w:t>
+      </w:r>
+      <w:r>
+        <w:rPr>
+          <w:rFonts w:cstheme="minorHAnsi"/>
+          <w:sz w:val="20"/>
+          <w:szCs w:val="20"/>
+        </w:rPr>
+        <w:t>.</w:t>
+      </w:r>
+      <w:r>
+        <w:rPr>
+          <w:rFonts w:cstheme="minorHAnsi"/>
+          <w:sz w:val="20"/>
+          <w:szCs w:val="20"/>
+        </w:rPr>
+        <w:t xml:space="preserve"> This sticker is at our parking lot.</w:t>
+      </w:r>
+    </w:p>
+    <w:p>
+      <w:pPr>
+        <w:rPr>
+          <w:rFonts w:cstheme="minorHAnsi"/>
+          <w:sz w:val="20"/>
+          <w:szCs w:val="20"/>
+        </w:rPr>
+      </w:pPr>
+      <w:r>
+        <w:rPr>
+          <w:rFonts w:cstheme="minorHAnsi"/>
+          <w:sz w:val="20"/>
+          <w:szCs w:val="20"/>
+        </w:rPr>
+        <w:t>You may not feel comfortable about this.</w:t>
+      </w:r>
+    </w:p>
+    <w:p>
+      <w:pPr>
+        <w:rPr>
+          <w:rFonts w:cstheme="minorHAnsi"/>
+          <w:sz w:val="20"/>
+          <w:szCs w:val="20"/>
+        </w:rPr>
+      </w:pPr>
+    </w:p>
+    <w:p>
+      <w:pPr>
+        <w:rPr>
+          <w:rFonts w:cstheme="minorHAnsi"/>
+          <w:sz w:val="20"/>
+          <w:szCs w:val="20"/>
+        </w:rPr>
+      </w:pPr>
+    </w:p>
+    <w:p>
+      <w:pPr>
+        <w:rPr>
+          <w:rFonts w:cstheme="minorHAnsi"/>
+          <w:sz w:val="20"/>
+          <w:szCs w:val="20"/>
+        </w:rPr>
+      </w:pPr>
+      <w:r>
+        <w:rPr>
+          <w:rFonts w:cstheme="minorHAnsi"/>
+          <w:sz w:val="20"/>
+          <w:szCs w:val="20"/>
+        </w:rPr>
+        <w:lastRenderedPageBreak/>
+        <w:t>8</w:t>
+      </w:r>
+      <w:r>
+        <w:rPr>
+          <w:rFonts w:cstheme="minorHAnsi"/>
+          <w:sz w:val="20"/>
+          <w:szCs w:val="20"/>
+        </w:rPr>
+        <w:t>:</w:t>
+      </w:r>
+      <w:r>
+        <w:rPr>
+          <w:rFonts w:cstheme="minorHAnsi"/>
+          <w:sz w:val="20"/>
+          <w:szCs w:val="20"/>
+        </w:rPr>
+        <w:t>41</w:t>
+      </w:r>
+      <w:r>
+        <w:rPr>
+          <w:rFonts w:cstheme="minorHAnsi"/>
+          <w:sz w:val="20"/>
+          <w:szCs w:val="20"/>
+        </w:rPr>
+        <w:t>/</w:t>
+      </w:r>
+      <w:r>
+        <w:rPr>
+          <w:rFonts w:cstheme="minorHAnsi"/>
+          <w:sz w:val="20"/>
+          <w:szCs w:val="20"/>
+        </w:rPr>
+        <w:t>37:36</w:t>
+      </w:r>
+    </w:p>
+    <w:p>
+      <w:pPr>
+        <w:rPr>
+          <w:rFonts w:cstheme="minorHAnsi"/>
+          <w:sz w:val="20"/>
+          <w:szCs w:val="20"/>
+        </w:rPr>
+      </w:pPr>
+      <w:r>
+        <w:rPr>
+          <w:rFonts w:cstheme="minorHAnsi"/>
+          <w:sz w:val="20"/>
+          <w:szCs w:val="20"/>
+        </w:rPr>
+        <w:drawing>
+          <wp:inline distT="0" distB="0" distL="0" distR="0" wp14:anchorId="6063EC1F" wp14:editId="74663BD9">
+            <wp:extent cx="3057952" cy="3915321"/>
+            <wp:effectExtent l="0" t="0" r="9525" b="0"/>
+            <wp:docPr id="1928792593" name="Picture 1"/>
+            <wp:cNvGraphicFramePr>
+              <a:graphicFrameLocks xmlns:a="http://schemas.openxmlformats.org/drawingml/2006/main" noChangeAspect="1"/>
+            </wp:cNvGraphicFramePr>
+            <a:graphic xmlns:a="http://schemas.openxmlformats.org/drawingml/2006/main">
+              <a:graphicData uri="http://schemas.openxmlformats.org/drawingml/2006/picture">
+                <pic:pic xmlns:pic="http://schemas.openxmlformats.org/drawingml/2006/picture">
+                  <pic:nvPicPr>
+                    <pic:cNvPr id="1928792593" name=""/>
+                    <pic:cNvPicPr/>
+                  </pic:nvPicPr>
+                  <pic:blipFill>
+                    <a:blip r:embed="rId24"/>
+                    <a:stretch>
+                      <a:fillRect/>
+                    </a:stretch>
+                  </pic:blipFill>
+                  <pic:spPr>
+                    <a:xfrm>
+                      <a:off x="0" y="0"/>
+                      <a:ext cx="3057952" cy="3915321"/>
+                    </a:xfrm>
+                    <a:prstGeom prst="rect">
+                      <a:avLst/>
+                    </a:prstGeom>
+                  </pic:spPr>
+                </pic:pic>
+              </a:graphicData>
+            </a:graphic>
+          </wp:inline>
+        </w:drawing>
+      </w:r>
+    </w:p>
+    <w:p>
+      <w:pPr>
+        <w:rPr>
+          <w:rFonts w:cstheme="minorHAnsi"/>
+          <w:sz w:val="20"/>
+          <w:szCs w:val="20"/>
+        </w:rPr>
+      </w:pPr>
+      <w:r>
+        <w:rPr>
+          <w:rFonts w:cstheme="minorHAnsi"/>
+          <w:sz w:val="20"/>
+          <w:szCs w:val="20"/>
+        </w:rPr>
+        <w:t>RT Kendal</w:t>
+      </w:r>
+      <w:r>
+        <w:rPr>
+          <w:rFonts w:cstheme="minorHAnsi"/>
+          <w:sz w:val="20"/>
+          <w:szCs w:val="20"/>
+        </w:rPr>
+        <w:t xml:space="preserve">: </w:t>
+      </w:r>
+      <w:r>
+        <w:rPr>
+          <w:rFonts w:cstheme="minorHAnsi"/>
+          <w:b/>
+          <w:bCs/>
+          <w:sz w:val="20"/>
+          <w:szCs w:val="20"/>
+        </w:rPr>
+        <w:t>I would define a maturing Christian as closing the time gap between sin and repentance.</w:t>
+      </w:r>
+    </w:p>
+    <w:p>
+      <w:pPr>
+        <w:rPr>
+          <w:rFonts w:cstheme="minorHAnsi"/>
+          <w:sz w:val="20"/>
+          <w:szCs w:val="20"/>
+        </w:rPr>
+      </w:pPr>
+      <w:r>
+        <w:rPr>
+          <w:rFonts w:cstheme="minorHAnsi"/>
+          <w:sz w:val="20"/>
+          <w:szCs w:val="20"/>
+        </w:rPr>
+        <w:t>我會將一個走向成熟的基督徒，定義為能夠縮短『犯罪』與『悔改』之間時間差距的人</w:t>
+      </w:r>
+    </w:p>
+    <w:p>
+      <w:pPr>
+        <w:rPr>
+          <w:rFonts w:cstheme="minorHAnsi"/>
+          <w:sz w:val="20"/>
+          <w:szCs w:val="20"/>
+        </w:rPr>
+      </w:pPr>
+    </w:p>
+    <w:p>
+      <w:pPr>
+        <w:rPr>
+          <w:rFonts w:cstheme="minorHAnsi"/>
+          <w:sz w:val="20"/>
+          <w:szCs w:val="20"/>
+        </w:rPr>
+      </w:pPr>
+      <w:r>
+        <w:rPr>
+          <w:rFonts w:cstheme="minorHAnsi"/>
+          <w:sz w:val="20"/>
+          <w:szCs w:val="20"/>
+        </w:rPr>
+        <w:t>There is a time gap between the sin and repentance.</w:t>
+      </w:r>
+    </w:p>
+    <w:p>
+      <w:pPr>
+        <w:rPr>
+          <w:rFonts w:cstheme="minorHAnsi"/>
+          <w:sz w:val="20"/>
+          <w:szCs w:val="20"/>
+        </w:rPr>
+      </w:pPr>
+    </w:p>
+    <w:p>
+      <w:pPr>
+        <w:rPr>
+          <w:rFonts w:cstheme="minorHAnsi"/>
+          <w:sz w:val="20"/>
+          <w:szCs w:val="20"/>
+        </w:rPr>
+      </w:pPr>
+      <w:r>
+        <w:rPr>
+          <w:rFonts w:cstheme="minorHAnsi"/>
+          <w:sz w:val="20"/>
+          <w:szCs w:val="20"/>
+        </w:rPr>
+        <w:t xml:space="preserve">  </w:t>
+      </w:r>
+    </w:p>
+    <w:p>
+      <w:pPr>
+        <w:rPr>
+          <w:rFonts w:cstheme="minorHAnsi"/>
+          <w:sz w:val="20"/>
+          <w:szCs w:val="20"/>
+        </w:rPr>
+      </w:pPr>
+      <w:r>
+        <w:rPr>
+          <w:rFonts w:cstheme="minorHAnsi"/>
+          <w:sz w:val="20"/>
+          <w:szCs w:val="20"/>
+        </w:rPr>
+        <w:t>************</w:t>
+      </w:r>
+    </w:p>
+    <w:p>
+      <w:pPr>
+        <w:rPr>
+          <w:rFonts w:cstheme="minorHAnsi"/>
+          <w:sz w:val="20"/>
+          <w:szCs w:val="20"/>
+        </w:rPr>
+      </w:pPr>
+      <w:r>
+        <w:rPr>
+          <w:rFonts w:cstheme="minorHAnsi"/>
+          <w:sz w:val="20"/>
+          <w:szCs w:val="20"/>
+        </w:rPr>
+        <w:t>************</w:t>
+      </w:r>
+    </w:p>
+    <w:p>
+      <w:pPr>
+        <w:rPr>
+          <w:rFonts w:cstheme="minorHAnsi"/>
+          <w:sz w:val="20"/>
+          <w:szCs w:val="20"/>
+        </w:rPr>
+      </w:pPr>
+      <w:r>
+        <w:rPr>
+          <w:rFonts w:cstheme="minorHAnsi"/>
+          <w:sz w:val="20"/>
+          <w:szCs w:val="20"/>
+        </w:rPr>
+        <w:t>09/</w:t>
+      </w:r>
+      <w:r>
+        <w:rPr>
+          <w:rFonts w:cstheme="minorHAnsi"/>
+          <w:sz w:val="20"/>
+          <w:szCs w:val="20"/>
+        </w:rPr>
+        <w:t>26</w:t>
+      </w:r>
+      <w:r>
+        <w:rPr>
+          <w:rFonts w:cstheme="minorHAnsi"/>
+          <w:sz w:val="20"/>
+          <w:szCs w:val="20"/>
+        </w:rPr>
+        <w:t>/2026, Menlo Church Worship (Summary of last week, 09/</w:t>
+      </w:r>
+      <w:r>
+        <w:rPr>
+          <w:rFonts w:cstheme="minorHAnsi"/>
+          <w:sz w:val="20"/>
+          <w:szCs w:val="20"/>
+        </w:rPr>
+        <w:t>20</w:t>
+      </w:r>
+      <w:r>
+        <w:rPr>
+          <w:rFonts w:cstheme="minorHAnsi"/>
+          <w:sz w:val="20"/>
+          <w:szCs w:val="20"/>
+        </w:rPr>
+        <w:t>/2026)</w:t>
+      </w:r>
+    </w:p>
+    <w:p>
+      <w:hyperlink r:id="rId25" w:history="1">
         <w:r>
           <w:rPr>
             <w:rStyle w:val="Hyperlink"/>
@@ -1711,7 +2581,7 @@
           <w:szCs w:val="20"/>
         </w:rPr>
       </w:pPr>
-      <w:hyperlink r:id="rId22" w:history="1">
+      <w:hyperlink r:id="rId26" w:history="1">
         <w:r>
           <w:rPr>
             <w:rStyle w:val="Hyperlink"/>
@@ -1783,7 +2653,7 @@
       </w:pPr>
     </w:p>
     <w:sectPr>
-      <w:footerReference w:type="default" r:id="rId23"/>
+      <w:footerReference w:type="default" r:id="rId27"/>
       <w:pgSz w:w="12240" w:h="15840"/>
       <w:pgMar w:top="1440" w:right="1440" w:bottom="1530" w:left="1440" w:header="0" w:footer="720" w:gutter="0"/>
       <w:cols w:space="720"/>

--- a/Church/2026/2026_0926_MenloChurch.docx
+++ b/Church/2026/2026_0926_MenloChurch.docx
@@ -1732,6 +1732,7 @@
       <w:r>
         <w:rPr>
           <w:rFonts w:cstheme="minorHAnsi"/>
+          <w:noProof/>
           <w:sz w:val="20"/>
           <w:szCs w:val="20"/>
         </w:rPr>
@@ -1912,15 +1913,7 @@
           <w:sz w:val="20"/>
           <w:szCs w:val="20"/>
         </w:rPr>
-        <w:t>2</w:t>
-      </w:r>
-      <w:r>
-        <w:rPr>
-          <w:rFonts w:cstheme="minorHAnsi"/>
-          <w:sz w:val="20"/>
-          <w:szCs w:val="20"/>
-        </w:rPr>
-        <w:t>7</w:t>
+        <w:t>27</w:t>
       </w:r>
       <w:r>
         <w:rPr>
@@ -1950,6 +1943,7 @@
       <w:r>
         <w:rPr>
           <w:rFonts w:cstheme="minorHAnsi"/>
+          <w:noProof/>
           <w:sz w:val="20"/>
           <w:szCs w:val="20"/>
         </w:rPr>
@@ -2126,6 +2120,7 @@
       <w:r>
         <w:rPr>
           <w:rFonts w:cstheme="minorHAnsi"/>
+          <w:noProof/>
           <w:sz w:val="20"/>
           <w:szCs w:val="20"/>
         </w:rPr>
@@ -2336,13 +2331,14 @@
       <w:r>
         <w:rPr>
           <w:rFonts w:cstheme="minorHAnsi"/>
+          <w:noProof/>
           <w:sz w:val="20"/>
           <w:szCs w:val="20"/>
         </w:rPr>
         <w:drawing>
-          <wp:inline distT="0" distB="0" distL="0" distR="0" wp14:anchorId="6063EC1F" wp14:editId="74663BD9">
-            <wp:extent cx="3057952" cy="3915321"/>
-            <wp:effectExtent l="0" t="0" r="9525" b="0"/>
+          <wp:inline distT="0" distB="0" distL="0" distR="0" wp14:anchorId="6063EC1F" wp14:editId="6E8F5349">
+            <wp:extent cx="1504950" cy="1926898"/>
+            <wp:effectExtent l="0" t="0" r="0" b="0"/>
             <wp:docPr id="1928792593" name="Picture 1"/>
             <wp:cNvGraphicFramePr>
               <a:graphicFrameLocks xmlns:a="http://schemas.openxmlformats.org/drawingml/2006/main" noChangeAspect="1"/>
@@ -2363,7 +2359,7 @@
                   <pic:spPr>
                     <a:xfrm>
                       <a:off x="0" y="0"/>
-                      <a:ext cx="3057952" cy="3915321"/>
+                      <a:ext cx="1507386" cy="1930017"/>
                     </a:xfrm>
                     <a:prstGeom prst="rect">
                       <a:avLst/>
@@ -2462,6 +2458,14 @@
           <w:szCs w:val="20"/>
         </w:rPr>
       </w:pPr>
+      <w:r>
+        <w:rPr>
+          <w:rFonts w:cstheme="minorHAnsi"/>
+          <w:sz w:val="20"/>
+          <w:szCs w:val="20"/>
+        </w:rPr>
+        <w:t>Mature Christian will shrink the gap between sin and repentance.</w:t>
+      </w:r>
     </w:p>
     <w:p>
       <w:pPr>
@@ -2471,14 +2475,6 @@
           <w:szCs w:val="20"/>
         </w:rPr>
       </w:pPr>
-      <w:r>
-        <w:rPr>
-          <w:rFonts w:cstheme="minorHAnsi"/>
-          <w:sz w:val="20"/>
-          <w:szCs w:val="20"/>
-        </w:rPr>
-        <w:t xml:space="preserve">  </w:t>
-      </w:r>
     </w:p>
     <w:p>
       <w:pPr>
@@ -2494,7 +2490,47 @@
           <w:sz w:val="20"/>
           <w:szCs w:val="20"/>
         </w:rPr>
-        <w:t>************</w:t>
+        <w:t>9</w:t>
+      </w:r>
+      <w:r>
+        <w:rPr>
+          <w:rFonts w:cstheme="minorHAnsi"/>
+          <w:sz w:val="20"/>
+          <w:szCs w:val="20"/>
+        </w:rPr>
+        <w:t>:</w:t>
+      </w:r>
+      <w:r>
+        <w:rPr>
+          <w:rFonts w:cstheme="minorHAnsi"/>
+          <w:sz w:val="20"/>
+          <w:szCs w:val="20"/>
+        </w:rPr>
+        <w:t>4</w:t>
+      </w:r>
+      <w:r>
+        <w:rPr>
+          <w:rFonts w:cstheme="minorHAnsi"/>
+          <w:sz w:val="20"/>
+          <w:szCs w:val="20"/>
+        </w:rPr>
+        <w:t>8</w:t>
+      </w:r>
+      <w:r>
+        <w:rPr>
+          <w:rFonts w:cstheme="minorHAnsi"/>
+          <w:sz w:val="20"/>
+          <w:szCs w:val="20"/>
+        </w:rPr>
+        <w:t>/</w:t>
+      </w:r>
+      <w:r>
+        <w:rPr>
+          <w:rFonts w:cstheme="minorHAnsi"/>
+          <w:sz w:val="20"/>
+          <w:szCs w:val="20"/>
+        </w:rPr>
+        <w:t>37:36</w:t>
       </w:r>
     </w:p>
     <w:p>
@@ -2511,7 +2547,41 @@
           <w:sz w:val="20"/>
           <w:szCs w:val="20"/>
         </w:rPr>
-        <w:t>************</w:t>
+        <w:drawing>
+          <wp:inline distT="0" distB="0" distL="0" distR="0" wp14:anchorId="3474A7C8" wp14:editId="4A80EC76">
+            <wp:extent cx="4019550" cy="684096"/>
+            <wp:effectExtent l="0" t="0" r="0" b="1905"/>
+            <wp:docPr id="905440475" name="Picture 1"/>
+            <wp:cNvGraphicFramePr>
+              <a:graphicFrameLocks xmlns:a="http://schemas.openxmlformats.org/drawingml/2006/main" noChangeAspect="1"/>
+            </wp:cNvGraphicFramePr>
+            <a:graphic xmlns:a="http://schemas.openxmlformats.org/drawingml/2006/main">
+              <a:graphicData uri="http://schemas.openxmlformats.org/drawingml/2006/picture">
+                <pic:pic xmlns:pic="http://schemas.openxmlformats.org/drawingml/2006/picture">
+                  <pic:nvPicPr>
+                    <pic:cNvPr id="905440475" name=""/>
+                    <pic:cNvPicPr/>
+                  </pic:nvPicPr>
+                  <pic:blipFill>
+                    <a:blip r:embed="rId25"/>
+                    <a:stretch>
+                      <a:fillRect/>
+                    </a:stretch>
+                  </pic:blipFill>
+                  <pic:spPr>
+                    <a:xfrm>
+                      <a:off x="0" y="0"/>
+                      <a:ext cx="4029201" cy="685738"/>
+                    </a:xfrm>
+                    <a:prstGeom prst="rect">
+                      <a:avLst/>
+                    </a:prstGeom>
+                  </pic:spPr>
+                </pic:pic>
+              </a:graphicData>
+            </a:graphic>
+          </wp:inline>
+        </w:drawing>
       </w:r>
     </w:p>
     <w:p>
@@ -2528,43 +2598,331 @@
           <w:sz w:val="20"/>
           <w:szCs w:val="20"/>
         </w:rPr>
-        <w:t>09/</w:t>
-      </w:r>
-      <w:r>
-        <w:rPr>
-          <w:rFonts w:cstheme="minorHAnsi"/>
-          <w:sz w:val="20"/>
-          <w:szCs w:val="20"/>
-        </w:rPr>
-        <w:t>26</w:t>
-      </w:r>
-      <w:r>
-        <w:rPr>
-          <w:rFonts w:cstheme="minorHAnsi"/>
-          <w:sz w:val="20"/>
-          <w:szCs w:val="20"/>
-        </w:rPr>
-        <w:t>/2026, Menlo Church Worship (Summary of last week, 09/</w:t>
-      </w:r>
-      <w:r>
-        <w:rPr>
-          <w:rFonts w:cstheme="minorHAnsi"/>
-          <w:sz w:val="20"/>
-          <w:szCs w:val="20"/>
-        </w:rPr>
-        <w:t>20</w:t>
-      </w:r>
-      <w:r>
-        <w:rPr>
-          <w:rFonts w:cstheme="minorHAnsi"/>
-          <w:sz w:val="20"/>
-          <w:szCs w:val="20"/>
-        </w:rPr>
-        <w:t>/2026)</w:t>
+        <w:t>What is the time gap between sin (mess up) and repentance (confess up)?</w:t>
       </w:r>
     </w:p>
     <w:p>
-      <w:hyperlink r:id="rId25" w:history="1">
+      <w:pPr>
+        <w:rPr>
+          <w:rFonts w:cstheme="minorHAnsi"/>
+          <w:sz w:val="20"/>
+          <w:szCs w:val="20"/>
+        </w:rPr>
+      </w:pPr>
+      <w:r>
+        <w:rPr>
+          <w:rFonts w:cstheme="minorHAnsi"/>
+          <w:sz w:val="20"/>
+          <w:szCs w:val="20"/>
+        </w:rPr>
+        <w:t>在你犯错（</w:t>
+      </w:r>
+      <w:r>
+        <w:rPr>
+          <w:rFonts w:cstheme="minorHAnsi"/>
+          <w:sz w:val="20"/>
+          <w:szCs w:val="20"/>
+        </w:rPr>
+        <w:t>mess up</w:t>
+      </w:r>
+      <w:r>
+        <w:rPr>
+          <w:rFonts w:cstheme="minorHAnsi"/>
+          <w:sz w:val="20"/>
+          <w:szCs w:val="20"/>
+        </w:rPr>
+        <w:t>）与承认错误（</w:t>
+      </w:r>
+      <w:r>
+        <w:rPr>
+          <w:rFonts w:cstheme="minorHAnsi"/>
+          <w:sz w:val="20"/>
+          <w:szCs w:val="20"/>
+        </w:rPr>
+        <w:t>fess up</w:t>
+      </w:r>
+      <w:r>
+        <w:rPr>
+          <w:rFonts w:cstheme="minorHAnsi"/>
+          <w:sz w:val="20"/>
+          <w:szCs w:val="20"/>
+        </w:rPr>
+        <w:t>）之间，有多少时间延迟？</w:t>
+      </w:r>
+    </w:p>
+    <w:p>
+      <w:pPr>
+        <w:rPr>
+          <w:rFonts w:cstheme="minorHAnsi"/>
+          <w:sz w:val="20"/>
+          <w:szCs w:val="20"/>
+        </w:rPr>
+      </w:pPr>
+    </w:p>
+    <w:p>
+      <w:pPr>
+        <w:rPr>
+          <w:rFonts w:cstheme="minorHAnsi"/>
+          <w:sz w:val="20"/>
+          <w:szCs w:val="20"/>
+        </w:rPr>
+      </w:pPr>
+      <w:r>
+        <w:rPr>
+          <w:rFonts w:cstheme="minorHAnsi"/>
+          <w:sz w:val="20"/>
+          <w:szCs w:val="20"/>
+        </w:rPr>
+        <w:t>We are not 100% responsible but we never 0% responsible for the sin.</w:t>
+      </w:r>
+    </w:p>
+    <w:p>
+      <w:pPr>
+        <w:rPr>
+          <w:rFonts w:cstheme="minorHAnsi"/>
+          <w:sz w:val="20"/>
+          <w:szCs w:val="20"/>
+        </w:rPr>
+      </w:pPr>
+    </w:p>
+    <w:p>
+      <w:pPr>
+        <w:rPr>
+          <w:rFonts w:cstheme="minorHAnsi"/>
+          <w:sz w:val="20"/>
+          <w:szCs w:val="20"/>
+        </w:rPr>
+      </w:pPr>
+    </w:p>
+    <w:p>
+      <w:pPr>
+        <w:rPr>
+          <w:rFonts w:cstheme="minorHAnsi"/>
+          <w:sz w:val="20"/>
+          <w:szCs w:val="20"/>
+        </w:rPr>
+      </w:pPr>
+      <w:r>
+        <w:rPr>
+          <w:rFonts w:cstheme="minorHAnsi"/>
+          <w:sz w:val="20"/>
+          <w:szCs w:val="20"/>
+        </w:rPr>
+        <w:t>11</w:t>
+      </w:r>
+      <w:r>
+        <w:rPr>
+          <w:rFonts w:cstheme="minorHAnsi"/>
+          <w:sz w:val="20"/>
+          <w:szCs w:val="20"/>
+        </w:rPr>
+        <w:t>:</w:t>
+      </w:r>
+      <w:r>
+        <w:rPr>
+          <w:rFonts w:cstheme="minorHAnsi"/>
+          <w:sz w:val="20"/>
+          <w:szCs w:val="20"/>
+        </w:rPr>
+        <w:t>24</w:t>
+      </w:r>
+      <w:r>
+        <w:rPr>
+          <w:rFonts w:cstheme="minorHAnsi"/>
+          <w:sz w:val="20"/>
+          <w:szCs w:val="20"/>
+        </w:rPr>
+        <w:t>/</w:t>
+      </w:r>
+      <w:r>
+        <w:rPr>
+          <w:rFonts w:cstheme="minorHAnsi"/>
+          <w:sz w:val="20"/>
+          <w:szCs w:val="20"/>
+        </w:rPr>
+        <w:t>37:36</w:t>
+      </w:r>
+    </w:p>
+    <w:p>
+      <w:pPr>
+        <w:rPr>
+          <w:rFonts w:cstheme="minorHAnsi"/>
+          <w:sz w:val="20"/>
+          <w:szCs w:val="20"/>
+        </w:rPr>
+      </w:pPr>
+    </w:p>
+    <w:p>
+      <w:pPr>
+        <w:rPr>
+          <w:rFonts w:cstheme="minorHAnsi"/>
+          <w:sz w:val="20"/>
+          <w:szCs w:val="20"/>
+        </w:rPr>
+      </w:pPr>
+      <w:r>
+        <w:rPr>
+          <w:rFonts w:cstheme="minorHAnsi"/>
+          <w:sz w:val="20"/>
+          <w:szCs w:val="20"/>
+        </w:rPr>
+        <w:lastRenderedPageBreak/>
+        <w:drawing>
+          <wp:inline distT="0" distB="0" distL="0" distR="0" wp14:anchorId="7B58DCBF" wp14:editId="18A47B5D">
+            <wp:extent cx="2378068" cy="3352800"/>
+            <wp:effectExtent l="0" t="0" r="3810" b="0"/>
+            <wp:docPr id="1843455297" name="Picture 1"/>
+            <wp:cNvGraphicFramePr>
+              <a:graphicFrameLocks xmlns:a="http://schemas.openxmlformats.org/drawingml/2006/main" noChangeAspect="1"/>
+            </wp:cNvGraphicFramePr>
+            <a:graphic xmlns:a="http://schemas.openxmlformats.org/drawingml/2006/main">
+              <a:graphicData uri="http://schemas.openxmlformats.org/drawingml/2006/picture">
+                <pic:pic xmlns:pic="http://schemas.openxmlformats.org/drawingml/2006/picture">
+                  <pic:nvPicPr>
+                    <pic:cNvPr id="1843455297" name=""/>
+                    <pic:cNvPicPr/>
+                  </pic:nvPicPr>
+                  <pic:blipFill>
+                    <a:blip r:embed="rId26"/>
+                    <a:stretch>
+                      <a:fillRect/>
+                    </a:stretch>
+                  </pic:blipFill>
+                  <pic:spPr>
+                    <a:xfrm>
+                      <a:off x="0" y="0"/>
+                      <a:ext cx="2379477" cy="3354787"/>
+                    </a:xfrm>
+                    <a:prstGeom prst="rect">
+                      <a:avLst/>
+                    </a:prstGeom>
+                  </pic:spPr>
+                </pic:pic>
+              </a:graphicData>
+            </a:graphic>
+          </wp:inline>
+        </w:drawing>
+      </w:r>
+    </w:p>
+    <w:p>
+      <w:pPr>
+        <w:rPr>
+          <w:rFonts w:cstheme="minorHAnsi"/>
+          <w:sz w:val="20"/>
+          <w:szCs w:val="20"/>
+        </w:rPr>
+      </w:pPr>
+      <w:r>
+        <w:rPr>
+          <w:rFonts w:cstheme="minorHAnsi"/>
+          <w:sz w:val="20"/>
+          <w:szCs w:val="20"/>
+        </w:rPr>
+        <w:t>你这评判别人的人，是没有借口的。你在评判别人的时候，其实是在定自己的罪，因为你做着同样的事。我们知道，上帝对做这些事的人的审判是完全公正的。</w:t>
+      </w:r>
+    </w:p>
+    <w:p>
+      <w:pPr>
+        <w:rPr>
+          <w:rFonts w:cstheme="minorHAnsi"/>
+          <w:sz w:val="20"/>
+          <w:szCs w:val="20"/>
+        </w:rPr>
+      </w:pPr>
+      <w:r>
+        <w:rPr>
+          <w:rFonts w:cstheme="minorHAnsi"/>
+          <w:sz w:val="20"/>
+          <w:szCs w:val="20"/>
+        </w:rPr>
+        <w:t xml:space="preserve"> </w:t>
+      </w:r>
+    </w:p>
+    <w:p>
+      <w:pPr>
+        <w:rPr>
+          <w:rFonts w:cstheme="minorHAnsi"/>
+          <w:sz w:val="20"/>
+          <w:szCs w:val="20"/>
+        </w:rPr>
+      </w:pPr>
+      <w:r>
+        <w:rPr>
+          <w:rFonts w:cstheme="minorHAnsi"/>
+          <w:sz w:val="20"/>
+          <w:szCs w:val="20"/>
+        </w:rPr>
+        <w:t>************</w:t>
+      </w:r>
+    </w:p>
+    <w:p>
+      <w:pPr>
+        <w:rPr>
+          <w:rFonts w:cstheme="minorHAnsi"/>
+          <w:sz w:val="20"/>
+          <w:szCs w:val="20"/>
+        </w:rPr>
+      </w:pPr>
+      <w:r>
+        <w:rPr>
+          <w:rFonts w:cstheme="minorHAnsi"/>
+          <w:sz w:val="20"/>
+          <w:szCs w:val="20"/>
+        </w:rPr>
+        <w:t>************</w:t>
+      </w:r>
+    </w:p>
+    <w:p>
+      <w:pPr>
+        <w:rPr>
+          <w:rFonts w:cstheme="minorHAnsi"/>
+          <w:sz w:val="20"/>
+          <w:szCs w:val="20"/>
+        </w:rPr>
+      </w:pPr>
+      <w:r>
+        <w:rPr>
+          <w:rFonts w:cstheme="minorHAnsi"/>
+          <w:sz w:val="20"/>
+          <w:szCs w:val="20"/>
+        </w:rPr>
+        <w:t>09/</w:t>
+      </w:r>
+      <w:r>
+        <w:rPr>
+          <w:rFonts w:cstheme="minorHAnsi"/>
+          <w:sz w:val="20"/>
+          <w:szCs w:val="20"/>
+        </w:rPr>
+        <w:t>26</w:t>
+      </w:r>
+      <w:r>
+        <w:rPr>
+          <w:rFonts w:cstheme="minorHAnsi"/>
+          <w:sz w:val="20"/>
+          <w:szCs w:val="20"/>
+        </w:rPr>
+        <w:t>/2026, Menlo Church Worship (Summary of last week, 09/</w:t>
+      </w:r>
+      <w:r>
+        <w:rPr>
+          <w:rFonts w:cstheme="minorHAnsi"/>
+          <w:sz w:val="20"/>
+          <w:szCs w:val="20"/>
+        </w:rPr>
+        <w:t>20</w:t>
+      </w:r>
+      <w:r>
+        <w:rPr>
+          <w:rFonts w:cstheme="minorHAnsi"/>
+          <w:sz w:val="20"/>
+          <w:szCs w:val="20"/>
+        </w:rPr>
+        <w:t>/2026)</w:t>
+      </w:r>
+    </w:p>
+    <w:p>
+      <w:hyperlink r:id="rId27" w:history="1">
         <w:r>
           <w:rPr>
             <w:rStyle w:val="Hyperlink"/>
@@ -2581,7 +2939,7 @@
           <w:szCs w:val="20"/>
         </w:rPr>
       </w:pPr>
-      <w:hyperlink r:id="rId26" w:history="1">
+      <w:hyperlink r:id="rId28" w:history="1">
         <w:r>
           <w:rPr>
             <w:rStyle w:val="Hyperlink"/>
@@ -2653,7 +3011,7 @@
       </w:pPr>
     </w:p>
     <w:sectPr>
-      <w:footerReference w:type="default" r:id="rId27"/>
+      <w:footerReference w:type="default" r:id="rId29"/>
       <w:pgSz w:w="12240" w:h="15840"/>
       <w:pgMar w:top="1440" w:right="1440" w:bottom="1530" w:left="1440" w:header="0" w:footer="720" w:gutter="0"/>
       <w:cols w:space="720"/>

--- a/Church/2026/2026_0926_MenloChurch.docx
+++ b/Church/2026/2026_0926_MenloChurch.docx
@@ -2506,15 +2506,7 @@
           <w:sz w:val="20"/>
           <w:szCs w:val="20"/>
         </w:rPr>
-        <w:t>4</w:t>
-      </w:r>
-      <w:r>
-        <w:rPr>
-          <w:rFonts w:cstheme="minorHAnsi"/>
-          <w:sz w:val="20"/>
-          <w:szCs w:val="20"/>
-        </w:rPr>
-        <w:t>8</w:t>
+        <w:t>48</w:t>
       </w:r>
       <w:r>
         <w:rPr>
@@ -2544,6 +2536,7 @@
       <w:r>
         <w:rPr>
           <w:rFonts w:cstheme="minorHAnsi"/>
+          <w:noProof/>
           <w:sz w:val="20"/>
           <w:szCs w:val="20"/>
         </w:rPr>
@@ -2763,14 +2756,14 @@
       <w:r>
         <w:rPr>
           <w:rFonts w:cstheme="minorHAnsi"/>
-          <w:sz w:val="20"/>
-          <w:szCs w:val="20"/>
-        </w:rPr>
-        <w:lastRenderedPageBreak/>
+          <w:noProof/>
+          <w:sz w:val="20"/>
+          <w:szCs w:val="20"/>
+        </w:rPr>
         <w:drawing>
-          <wp:inline distT="0" distB="0" distL="0" distR="0" wp14:anchorId="7B58DCBF" wp14:editId="18A47B5D">
-            <wp:extent cx="2378068" cy="3352800"/>
-            <wp:effectExtent l="0" t="0" r="3810" b="0"/>
+          <wp:inline distT="0" distB="0" distL="0" distR="0" wp14:anchorId="7B58DCBF" wp14:editId="77370068">
+            <wp:extent cx="2020006" cy="2847975"/>
+            <wp:effectExtent l="0" t="0" r="0" b="0"/>
             <wp:docPr id="1843455297" name="Picture 1"/>
             <wp:cNvGraphicFramePr>
               <a:graphicFrameLocks xmlns:a="http://schemas.openxmlformats.org/drawingml/2006/main" noChangeAspect="1"/>
@@ -2791,7 +2784,7 @@
                   <pic:spPr>
                     <a:xfrm>
                       <a:off x="0" y="0"/>
-                      <a:ext cx="2379477" cy="3354787"/>
+                      <a:ext cx="2028178" cy="2859497"/>
                     </a:xfrm>
                     <a:prstGeom prst="rect">
                       <a:avLst/>
@@ -2812,23 +2805,1185 @@
           <w:szCs w:val="20"/>
         </w:rPr>
       </w:pPr>
-      <w:r>
-        <w:rPr>
-          <w:rFonts w:cstheme="minorHAnsi"/>
-          <w:sz w:val="20"/>
-          <w:szCs w:val="20"/>
-        </w:rPr>
-        <w:t>你这评判别人的人，是没有借口的。你在评判别人的时候，其实是在定自己的罪，因为你做着同样的事。我们知道，上帝对做这些事的人的审判是完全公正的。</w:t>
-      </w:r>
-    </w:p>
-    <w:p>
-      <w:pPr>
-        <w:rPr>
-          <w:rFonts w:cstheme="minorHAnsi"/>
-          <w:sz w:val="20"/>
-          <w:szCs w:val="20"/>
-        </w:rPr>
-      </w:pPr>
+    </w:p>
+    <w:p>
+      <w:pPr>
+        <w:rPr>
+          <w:rFonts w:cstheme="minorHAnsi"/>
+          <w:sz w:val="20"/>
+          <w:szCs w:val="20"/>
+        </w:rPr>
+      </w:pPr>
+      <w:r>
+        <w:rPr>
+          <w:rFonts w:cstheme="minorHAnsi"/>
+          <w:b/>
+          <w:bCs/>
+          <w:sz w:val="20"/>
+          <w:szCs w:val="20"/>
+        </w:rPr>
+        <w:lastRenderedPageBreak/>
+        <w:t>Romans 2:1-4</w:t>
+      </w:r>
+      <w:r>
+        <w:rPr>
+          <w:rFonts w:cstheme="minorHAnsi"/>
+          <w:sz w:val="20"/>
+          <w:szCs w:val="20"/>
+        </w:rPr>
+        <w:t>.</w:t>
+      </w:r>
+    </w:p>
+    <w:p>
+      <w:pPr>
+        <w:rPr>
+          <w:rFonts w:cstheme="minorHAnsi"/>
+          <w:sz w:val="20"/>
+          <w:szCs w:val="20"/>
+        </w:rPr>
+      </w:pPr>
+      <w:r>
+        <w:rPr>
+          <w:rFonts w:cstheme="minorHAnsi"/>
+          <w:sz w:val="20"/>
+          <w:szCs w:val="20"/>
+        </w:rPr>
+        <w:t>Therefore</w:t>
+      </w:r>
+      <w:r>
+        <w:rPr>
+          <w:rFonts w:cstheme="minorHAnsi"/>
+          <w:sz w:val="20"/>
+          <w:szCs w:val="20"/>
+        </w:rPr>
+        <w:t>,</w:t>
+      </w:r>
+      <w:r>
+        <w:rPr>
+          <w:rFonts w:cstheme="minorHAnsi"/>
+          <w:sz w:val="20"/>
+          <w:szCs w:val="20"/>
+        </w:rPr>
+        <w:t xml:space="preserve"> you have no excuse, O man, every one of you who judges. For in passing judgment on another you condemn yourself, because you, the judge, practice the very same things. We know that the judgment of God rightly falls on those who practice such things.</w:t>
+      </w:r>
+    </w:p>
+    <w:p>
+      <w:pPr>
+        <w:rPr>
+          <w:rFonts w:cstheme="minorHAnsi"/>
+          <w:sz w:val="20"/>
+          <w:szCs w:val="20"/>
+        </w:rPr>
+      </w:pPr>
+    </w:p>
+    <w:p>
+      <w:pPr>
+        <w:rPr>
+          <w:rFonts w:cstheme="minorHAnsi"/>
+          <w:sz w:val="20"/>
+          <w:szCs w:val="20"/>
+        </w:rPr>
+      </w:pPr>
+      <w:r>
+        <w:rPr>
+          <w:rFonts w:cstheme="minorHAnsi"/>
+          <w:b/>
+          <w:bCs/>
+          <w:sz w:val="20"/>
+          <w:szCs w:val="20"/>
+        </w:rPr>
+        <w:t>Core Message:</w:t>
+      </w:r>
+      <w:r>
+        <w:rPr>
+          <w:rFonts w:cstheme="minorHAnsi"/>
+          <w:sz w:val="20"/>
+          <w:szCs w:val="20"/>
+        </w:rPr>
+        <w:br/>
+        <w:t xml:space="preserve">The text warns against </w:t>
+      </w:r>
+      <w:r>
+        <w:rPr>
+          <w:rFonts w:cstheme="minorHAnsi"/>
+          <w:b/>
+          <w:bCs/>
+          <w:sz w:val="20"/>
+          <w:szCs w:val="20"/>
+        </w:rPr>
+        <w:t>judging other people</w:t>
+      </w:r>
+      <w:r>
+        <w:rPr>
+          <w:rFonts w:cstheme="minorHAnsi"/>
+          <w:sz w:val="20"/>
+          <w:szCs w:val="20"/>
+        </w:rPr>
+        <w:t xml:space="preserve">. It explains that when you judge someone else, you condemn yourself because you are doing the exact same wrong things. It reminds us that </w:t>
+      </w:r>
+      <w:r>
+        <w:rPr>
+          <w:rFonts w:cstheme="minorHAnsi"/>
+          <w:b/>
+          <w:bCs/>
+          <w:sz w:val="20"/>
+          <w:szCs w:val="20"/>
+        </w:rPr>
+        <w:t>God's judgment is fair and right</w:t>
+      </w:r>
+      <w:r>
+        <w:rPr>
+          <w:rFonts w:cstheme="minorHAnsi"/>
+          <w:sz w:val="20"/>
+          <w:szCs w:val="20"/>
+        </w:rPr>
+        <w:t>.</w:t>
+      </w:r>
+    </w:p>
+    <w:p>
+      <w:pPr>
+        <w:rPr>
+          <w:rFonts w:cstheme="minorHAnsi"/>
+          <w:sz w:val="20"/>
+          <w:szCs w:val="20"/>
+        </w:rPr>
+      </w:pPr>
+    </w:p>
+    <w:p>
+      <w:pPr>
+        <w:rPr>
+          <w:rFonts w:cstheme="minorHAnsi"/>
+          <w:sz w:val="20"/>
+          <w:szCs w:val="20"/>
+        </w:rPr>
+      </w:pPr>
+      <w:r>
+        <w:rPr>
+          <w:rFonts w:cstheme="minorHAnsi"/>
+          <w:sz w:val="20"/>
+          <w:szCs w:val="20"/>
+        </w:rPr>
+        <w:t>Only God can judge people.</w:t>
+      </w:r>
+      <w:r>
+        <w:rPr>
+          <w:rFonts w:cstheme="minorHAnsi"/>
+          <w:sz w:val="20"/>
+          <w:szCs w:val="20"/>
+        </w:rPr>
+        <w:t xml:space="preserve"> Every one of us has sin. We</w:t>
+      </w:r>
+      <w:r>
+        <w:rPr>
+          <w:rFonts w:cstheme="minorHAnsi"/>
+          <w:sz w:val="20"/>
+          <w:szCs w:val="20"/>
+        </w:rPr>
+        <w:t xml:space="preserve"> cannot judge</w:t>
+      </w:r>
+      <w:r>
+        <w:rPr>
+          <w:rFonts w:cstheme="minorHAnsi"/>
+          <w:sz w:val="20"/>
+          <w:szCs w:val="20"/>
+        </w:rPr>
+        <w:t xml:space="preserve"> other people</w:t>
+      </w:r>
+      <w:r>
+        <w:rPr>
+          <w:rFonts w:cstheme="minorHAnsi"/>
+          <w:sz w:val="20"/>
+          <w:szCs w:val="20"/>
+        </w:rPr>
+        <w:t>.</w:t>
+      </w:r>
+    </w:p>
+    <w:p>
+      <w:pPr>
+        <w:rPr>
+          <w:rFonts w:cstheme="minorHAnsi"/>
+          <w:sz w:val="20"/>
+          <w:szCs w:val="20"/>
+        </w:rPr>
+      </w:pPr>
+    </w:p>
+    <w:p>
+      <w:pPr>
+        <w:rPr>
+          <w:rFonts w:cstheme="minorHAnsi"/>
+          <w:sz w:val="20"/>
+          <w:szCs w:val="20"/>
+        </w:rPr>
+      </w:pPr>
+      <w:r>
+        <w:rPr>
+          <w:rFonts w:cstheme="minorHAnsi"/>
+          <w:sz w:val="20"/>
+          <w:szCs w:val="20"/>
+        </w:rPr>
+        <w:t>1</w:t>
+      </w:r>
+      <w:r>
+        <w:rPr>
+          <w:rFonts w:cstheme="minorHAnsi"/>
+          <w:sz w:val="20"/>
+          <w:szCs w:val="20"/>
+        </w:rPr>
+        <w:t>5</w:t>
+      </w:r>
+      <w:r>
+        <w:rPr>
+          <w:rFonts w:cstheme="minorHAnsi"/>
+          <w:sz w:val="20"/>
+          <w:szCs w:val="20"/>
+        </w:rPr>
+        <w:t>:</w:t>
+      </w:r>
+      <w:r>
+        <w:rPr>
+          <w:rFonts w:cstheme="minorHAnsi"/>
+          <w:sz w:val="20"/>
+          <w:szCs w:val="20"/>
+        </w:rPr>
+        <w:t>5</w:t>
+      </w:r>
+      <w:r>
+        <w:rPr>
+          <w:rFonts w:cstheme="minorHAnsi"/>
+          <w:sz w:val="20"/>
+          <w:szCs w:val="20"/>
+        </w:rPr>
+        <w:t>4</w:t>
+      </w:r>
+      <w:r>
+        <w:rPr>
+          <w:rFonts w:cstheme="minorHAnsi"/>
+          <w:sz w:val="20"/>
+          <w:szCs w:val="20"/>
+        </w:rPr>
+        <w:t>/</w:t>
+      </w:r>
+      <w:r>
+        <w:rPr>
+          <w:rFonts w:cstheme="minorHAnsi"/>
+          <w:sz w:val="20"/>
+          <w:szCs w:val="20"/>
+        </w:rPr>
+        <w:t>37:36</w:t>
+      </w:r>
+    </w:p>
+    <w:p>
+      <w:pPr>
+        <w:rPr>
+          <w:rFonts w:cstheme="minorHAnsi"/>
+          <w:sz w:val="20"/>
+          <w:szCs w:val="20"/>
+        </w:rPr>
+      </w:pPr>
+      <w:r>
+        <w:rPr>
+          <w:rFonts w:cstheme="minorHAnsi"/>
+          <w:sz w:val="20"/>
+          <w:szCs w:val="20"/>
+        </w:rPr>
+        <w:drawing>
+          <wp:inline distT="0" distB="0" distL="0" distR="0" wp14:anchorId="7357374D" wp14:editId="2EE4C957">
+            <wp:extent cx="5943600" cy="1043305"/>
+            <wp:effectExtent l="0" t="0" r="0" b="4445"/>
+            <wp:docPr id="970967163" name="Picture 1"/>
+            <wp:cNvGraphicFramePr>
+              <a:graphicFrameLocks xmlns:a="http://schemas.openxmlformats.org/drawingml/2006/main" noChangeAspect="1"/>
+            </wp:cNvGraphicFramePr>
+            <a:graphic xmlns:a="http://schemas.openxmlformats.org/drawingml/2006/main">
+              <a:graphicData uri="http://schemas.openxmlformats.org/drawingml/2006/picture">
+                <pic:pic xmlns:pic="http://schemas.openxmlformats.org/drawingml/2006/picture">
+                  <pic:nvPicPr>
+                    <pic:cNvPr id="970967163" name=""/>
+                    <pic:cNvPicPr/>
+                  </pic:nvPicPr>
+                  <pic:blipFill>
+                    <a:blip r:embed="rId27"/>
+                    <a:stretch>
+                      <a:fillRect/>
+                    </a:stretch>
+                  </pic:blipFill>
+                  <pic:spPr>
+                    <a:xfrm>
+                      <a:off x="0" y="0"/>
+                      <a:ext cx="5943600" cy="1043305"/>
+                    </a:xfrm>
+                    <a:prstGeom prst="rect">
+                      <a:avLst/>
+                    </a:prstGeom>
+                  </pic:spPr>
+                </pic:pic>
+              </a:graphicData>
+            </a:graphic>
+          </wp:inline>
+        </w:drawing>
+      </w:r>
+    </w:p>
+    <w:p>
+      <w:pPr>
+        <w:rPr>
+          <w:rFonts w:cstheme="minorHAnsi"/>
+          <w:sz w:val="20"/>
+          <w:szCs w:val="20"/>
+        </w:rPr>
+      </w:pPr>
+      <w:r>
+        <w:rPr>
+          <w:rFonts w:cstheme="minorHAnsi"/>
+          <w:sz w:val="20"/>
+          <w:szCs w:val="20"/>
+        </w:rPr>
+        <w:t xml:space="preserve">Roman 2:4 </w:t>
+      </w:r>
+    </w:p>
+    <w:p>
+      <w:pPr>
+        <w:rPr>
+          <w:rFonts w:cstheme="minorHAnsi"/>
+          <w:sz w:val="20"/>
+          <w:szCs w:val="20"/>
+        </w:rPr>
+      </w:pPr>
+      <w:r>
+        <w:rPr>
+          <w:rFonts w:cstheme="minorHAnsi"/>
+          <w:sz w:val="20"/>
+          <w:szCs w:val="20"/>
+        </w:rPr>
+        <w:t xml:space="preserve">"Or do you presume on the riches of his kindness and forbearance and patience, not knowing that </w:t>
+      </w:r>
+      <w:r>
+        <w:rPr>
+          <w:rFonts w:cstheme="minorHAnsi"/>
+          <w:b/>
+          <w:bCs/>
+          <w:sz w:val="20"/>
+          <w:szCs w:val="20"/>
+        </w:rPr>
+        <w:t>God's kindness is meant to lead you to repentance</w:t>
+      </w:r>
+      <w:r>
+        <w:rPr>
+          <w:rFonts w:cstheme="minorHAnsi"/>
+          <w:sz w:val="20"/>
+          <w:szCs w:val="20"/>
+        </w:rPr>
+        <w:t>?"</w:t>
+      </w:r>
+    </w:p>
+    <w:p>
+      <w:pPr>
+        <w:rPr>
+          <w:rFonts w:cstheme="minorHAnsi"/>
+          <w:sz w:val="20"/>
+          <w:szCs w:val="20"/>
+        </w:rPr>
+      </w:pPr>
+    </w:p>
+    <w:p>
+      <w:pPr>
+        <w:rPr>
+          <w:rFonts w:cstheme="minorHAnsi"/>
+          <w:sz w:val="20"/>
+          <w:szCs w:val="20"/>
+        </w:rPr>
+      </w:pPr>
+      <w:r>
+        <w:rPr>
+          <w:rFonts w:cstheme="minorHAnsi"/>
+          <w:b/>
+          <w:bCs/>
+          <w:sz w:val="20"/>
+          <w:szCs w:val="20"/>
+        </w:rPr>
+        <w:t>Core Meaning:</w:t>
+      </w:r>
+      <w:r>
+        <w:rPr>
+          <w:rFonts w:cstheme="minorHAnsi"/>
+          <w:sz w:val="20"/>
+          <w:szCs w:val="20"/>
+        </w:rPr>
+        <w:br/>
+        <w:t xml:space="preserve">This diagram shows that </w:t>
+      </w:r>
+      <w:r>
+        <w:rPr>
+          <w:rFonts w:cstheme="minorHAnsi"/>
+          <w:b/>
+          <w:bCs/>
+          <w:sz w:val="20"/>
+          <w:szCs w:val="20"/>
+        </w:rPr>
+        <w:t>God's kindness</w:t>
+      </w:r>
+      <w:r>
+        <w:rPr>
+          <w:rFonts w:cstheme="minorHAnsi"/>
+          <w:sz w:val="20"/>
+          <w:szCs w:val="20"/>
+        </w:rPr>
+        <w:t xml:space="preserve"> fills the space between human wrongdoings (Sin) and turning back to God (Repentance). It means God uses His patience and love to help people change their hearts.</w:t>
+      </w:r>
+    </w:p>
+    <w:p>
+      <w:pPr>
+        <w:rPr>
+          <w:rFonts w:cstheme="minorHAnsi"/>
+          <w:sz w:val="20"/>
+          <w:szCs w:val="20"/>
+        </w:rPr>
+      </w:pPr>
+    </w:p>
+    <w:p>
+      <w:pPr>
+        <w:rPr>
+          <w:rFonts w:cstheme="minorHAnsi"/>
+          <w:sz w:val="20"/>
+          <w:szCs w:val="20"/>
+        </w:rPr>
+      </w:pPr>
+      <w:r>
+        <w:rPr>
+          <w:rFonts w:cstheme="minorHAnsi"/>
+          <w:sz w:val="20"/>
+          <w:szCs w:val="20"/>
+        </w:rPr>
+        <w:t>In everyday life, this gap means:</w:t>
+      </w:r>
+    </w:p>
+    <w:p>
+      <w:pPr>
+        <w:numPr>
+          <w:ilvl w:val="0"/>
+          <w:numId w:val="50"/>
+        </w:numPr>
+        <w:rPr>
+          <w:rFonts w:cstheme="minorHAnsi"/>
+          <w:sz w:val="20"/>
+          <w:szCs w:val="20"/>
+        </w:rPr>
+      </w:pPr>
+      <w:r>
+        <w:rPr>
+          <w:rFonts w:cstheme="minorHAnsi"/>
+          <w:b/>
+          <w:bCs/>
+          <w:sz w:val="20"/>
+          <w:szCs w:val="20"/>
+        </w:rPr>
+        <w:t>No Immediate Punishment:</w:t>
+      </w:r>
+      <w:r>
+        <w:rPr>
+          <w:rFonts w:cstheme="minorHAnsi"/>
+          <w:sz w:val="20"/>
+          <w:szCs w:val="20"/>
+        </w:rPr>
+        <w:t xml:space="preserve"> When a person makes a mistake or does something wrong, God does not punish them instantly.</w:t>
+      </w:r>
+    </w:p>
+    <w:p>
+      <w:pPr>
+        <w:numPr>
+          <w:ilvl w:val="0"/>
+          <w:numId w:val="50"/>
+        </w:numPr>
+        <w:rPr>
+          <w:rFonts w:cstheme="minorHAnsi"/>
+          <w:sz w:val="20"/>
+          <w:szCs w:val="20"/>
+        </w:rPr>
+      </w:pPr>
+      <w:r>
+        <w:rPr>
+          <w:rFonts w:cstheme="minorHAnsi"/>
+          <w:b/>
+          <w:bCs/>
+          <w:sz w:val="20"/>
+          <w:szCs w:val="20"/>
+        </w:rPr>
+        <w:t>A Space for Safety:</w:t>
+      </w:r>
+      <w:r>
+        <w:rPr>
+          <w:rFonts w:cstheme="minorHAnsi"/>
+          <w:sz w:val="20"/>
+          <w:szCs w:val="20"/>
+        </w:rPr>
+        <w:t xml:space="preserve"> Instead of anger, God offers a safe period of time filled with grace, patience, and love.</w:t>
+      </w:r>
+    </w:p>
+    <w:p>
+      <w:pPr>
+        <w:numPr>
+          <w:ilvl w:val="0"/>
+          <w:numId w:val="50"/>
+        </w:numPr>
+        <w:rPr>
+          <w:rFonts w:cstheme="minorHAnsi"/>
+          <w:sz w:val="20"/>
+          <w:szCs w:val="20"/>
+        </w:rPr>
+      </w:pPr>
+      <w:r>
+        <w:rPr>
+          <w:rFonts w:cstheme="minorHAnsi"/>
+          <w:b/>
+          <w:bCs/>
+          <w:sz w:val="20"/>
+          <w:szCs w:val="20"/>
+        </w:rPr>
+        <w:t>An Invitation to Change:</w:t>
+      </w:r>
+      <w:r>
+        <w:rPr>
+          <w:rFonts w:cstheme="minorHAnsi"/>
+          <w:sz w:val="20"/>
+          <w:szCs w:val="20"/>
+        </w:rPr>
+        <w:t xml:space="preserve"> God uses this calm space to gently show the person a better way, helping them recognize their mistake and willingly turn their life around (repentance).</w:t>
+      </w:r>
+    </w:p>
+    <w:p>
+      <w:pPr>
+        <w:rPr>
+          <w:rFonts w:cstheme="minorHAnsi"/>
+          <w:sz w:val="20"/>
+          <w:szCs w:val="20"/>
+        </w:rPr>
+      </w:pPr>
+    </w:p>
+    <w:p>
+      <w:pPr>
+        <w:rPr>
+          <w:rFonts w:cstheme="minorHAnsi"/>
+          <w:sz w:val="20"/>
+          <w:szCs w:val="20"/>
+        </w:rPr>
+      </w:pPr>
+      <w:r>
+        <w:rPr>
+          <w:rFonts w:cstheme="minorHAnsi"/>
+          <w:sz w:val="20"/>
+          <w:szCs w:val="20"/>
+        </w:rPr>
+        <w:t>Between the Sin and Repentance, there is a gap called kindness.</w:t>
+      </w:r>
+      <w:r>
+        <w:rPr>
+          <w:rFonts w:cstheme="minorHAnsi"/>
+          <w:sz w:val="20"/>
+          <w:szCs w:val="20"/>
+        </w:rPr>
+        <w:t xml:space="preserve"> God is unhurried friends.</w:t>
+      </w:r>
+      <w:r>
+        <w:rPr>
+          <w:rFonts w:cstheme="minorHAnsi"/>
+          <w:sz w:val="20"/>
+          <w:szCs w:val="20"/>
+        </w:rPr>
+        <w:t xml:space="preserve"> God loves us.</w:t>
+      </w:r>
+      <w:r>
+        <w:rPr>
+          <w:rFonts w:cstheme="minorHAnsi"/>
+          <w:sz w:val="20"/>
+          <w:szCs w:val="20"/>
+        </w:rPr>
+        <w:t xml:space="preserve"> We have relationship with God, in time or all time.</w:t>
+      </w:r>
+    </w:p>
+    <w:p>
+      <w:pPr>
+        <w:rPr>
+          <w:rFonts w:cstheme="minorHAnsi"/>
+          <w:sz w:val="20"/>
+          <w:szCs w:val="20"/>
+        </w:rPr>
+      </w:pPr>
+    </w:p>
+    <w:p>
+      <w:pPr>
+        <w:rPr>
+          <w:rFonts w:cstheme="minorHAnsi"/>
+          <w:sz w:val="20"/>
+          <w:szCs w:val="20"/>
+        </w:rPr>
+      </w:pPr>
+      <w:r>
+        <w:rPr>
+          <w:rFonts w:cstheme="minorHAnsi"/>
+          <w:sz w:val="20"/>
+          <w:szCs w:val="20"/>
+        </w:rPr>
+        <w:t>1</w:t>
+      </w:r>
+      <w:r>
+        <w:rPr>
+          <w:rFonts w:cstheme="minorHAnsi"/>
+          <w:sz w:val="20"/>
+          <w:szCs w:val="20"/>
+        </w:rPr>
+        <w:t>6</w:t>
+      </w:r>
+      <w:r>
+        <w:rPr>
+          <w:rFonts w:cstheme="minorHAnsi"/>
+          <w:sz w:val="20"/>
+          <w:szCs w:val="20"/>
+        </w:rPr>
+        <w:t>:</w:t>
+      </w:r>
+      <w:r>
+        <w:rPr>
+          <w:rFonts w:cstheme="minorHAnsi"/>
+          <w:sz w:val="20"/>
+          <w:szCs w:val="20"/>
+        </w:rPr>
+        <w:t>5</w:t>
+      </w:r>
+      <w:r>
+        <w:rPr>
+          <w:rFonts w:cstheme="minorHAnsi"/>
+          <w:sz w:val="20"/>
+          <w:szCs w:val="20"/>
+        </w:rPr>
+        <w:t>1</w:t>
+      </w:r>
+      <w:r>
+        <w:rPr>
+          <w:rFonts w:cstheme="minorHAnsi"/>
+          <w:sz w:val="20"/>
+          <w:szCs w:val="20"/>
+        </w:rPr>
+        <w:t>/</w:t>
+      </w:r>
+      <w:r>
+        <w:rPr>
+          <w:rFonts w:cstheme="minorHAnsi"/>
+          <w:sz w:val="20"/>
+          <w:szCs w:val="20"/>
+        </w:rPr>
+        <w:t>37:36</w:t>
+      </w:r>
+    </w:p>
+    <w:p>
+      <w:pPr>
+        <w:rPr>
+          <w:rFonts w:cstheme="minorHAnsi"/>
+          <w:sz w:val="20"/>
+          <w:szCs w:val="20"/>
+        </w:rPr>
+      </w:pPr>
+      <w:r>
+        <w:rPr>
+          <w:rFonts w:cstheme="minorHAnsi"/>
+          <w:sz w:val="20"/>
+          <w:szCs w:val="20"/>
+        </w:rPr>
+        <w:drawing>
+          <wp:inline distT="0" distB="0" distL="0" distR="0" wp14:anchorId="48144174" wp14:editId="714011DD">
+            <wp:extent cx="2152650" cy="1574327"/>
+            <wp:effectExtent l="0" t="0" r="0" b="6985"/>
+            <wp:docPr id="1909648342" name="Picture 1"/>
+            <wp:cNvGraphicFramePr>
+              <a:graphicFrameLocks xmlns:a="http://schemas.openxmlformats.org/drawingml/2006/main" noChangeAspect="1"/>
+            </wp:cNvGraphicFramePr>
+            <a:graphic xmlns:a="http://schemas.openxmlformats.org/drawingml/2006/main">
+              <a:graphicData uri="http://schemas.openxmlformats.org/drawingml/2006/picture">
+                <pic:pic xmlns:pic="http://schemas.openxmlformats.org/drawingml/2006/picture">
+                  <pic:nvPicPr>
+                    <pic:cNvPr id="1909648342" name=""/>
+                    <pic:cNvPicPr/>
+                  </pic:nvPicPr>
+                  <pic:blipFill>
+                    <a:blip r:embed="rId28"/>
+                    <a:stretch>
+                      <a:fillRect/>
+                    </a:stretch>
+                  </pic:blipFill>
+                  <pic:spPr>
+                    <a:xfrm>
+                      <a:off x="0" y="0"/>
+                      <a:ext cx="2158191" cy="1578379"/>
+                    </a:xfrm>
+                    <a:prstGeom prst="rect">
+                      <a:avLst/>
+                    </a:prstGeom>
+                  </pic:spPr>
+                </pic:pic>
+              </a:graphicData>
+            </a:graphic>
+          </wp:inline>
+        </w:drawing>
+      </w:r>
+    </w:p>
+    <w:p>
+      <w:pPr>
+        <w:rPr>
+          <w:rFonts w:cstheme="minorHAnsi"/>
+          <w:sz w:val="20"/>
+          <w:szCs w:val="20"/>
+        </w:rPr>
+      </w:pPr>
+      <w:r>
+        <w:rPr>
+          <w:rFonts w:cstheme="minorHAnsi"/>
+          <w:sz w:val="20"/>
+          <w:szCs w:val="20"/>
+        </w:rPr>
+        <w:t>First kind of kindness: General or common grace.</w:t>
+      </w:r>
+    </w:p>
+    <w:p>
+      <w:pPr>
+        <w:rPr>
+          <w:rFonts w:cstheme="minorHAnsi"/>
+          <w:sz w:val="20"/>
+          <w:szCs w:val="20"/>
+        </w:rPr>
+      </w:pPr>
+    </w:p>
+    <w:p>
+      <w:pPr>
+        <w:numPr>
+          <w:ilvl w:val="0"/>
+          <w:numId w:val="51"/>
+        </w:numPr>
+        <w:rPr>
+          <w:rFonts w:cstheme="minorHAnsi"/>
+          <w:sz w:val="20"/>
+          <w:szCs w:val="20"/>
+        </w:rPr>
+      </w:pPr>
+      <w:r>
+        <w:rPr>
+          <w:rFonts w:cstheme="minorHAnsi"/>
+          <w:b/>
+          <w:bCs/>
+          <w:sz w:val="20"/>
+          <w:szCs w:val="20"/>
+        </w:rPr>
+        <w:lastRenderedPageBreak/>
+        <w:t>General or common grace:</w:t>
+      </w:r>
+      <w:r>
+        <w:rPr>
+          <w:rFonts w:cstheme="minorHAnsi"/>
+          <w:sz w:val="20"/>
+          <w:szCs w:val="20"/>
+        </w:rPr>
+        <w:t xml:space="preserve"> This is God's goodness given to </w:t>
+      </w:r>
+      <w:r>
+        <w:rPr>
+          <w:rFonts w:cstheme="minorHAnsi"/>
+          <w:b/>
+          <w:bCs/>
+          <w:sz w:val="20"/>
+          <w:szCs w:val="20"/>
+        </w:rPr>
+        <w:t>everyone on Earth</w:t>
+      </w:r>
+      <w:r>
+        <w:rPr>
+          <w:rFonts w:cstheme="minorHAnsi"/>
+          <w:sz w:val="20"/>
+          <w:szCs w:val="20"/>
+        </w:rPr>
+        <w:t>, whether they believe in Him or not. Examples include the sun rising, rain watering the crops, food to eat, and the beauty of nature.</w:t>
+      </w:r>
+    </w:p>
+    <w:p>
+      <w:pPr>
+        <w:rPr>
+          <w:rFonts w:cstheme="minorHAnsi"/>
+          <w:sz w:val="20"/>
+          <w:szCs w:val="20"/>
+        </w:rPr>
+      </w:pPr>
+    </w:p>
+    <w:p>
+      <w:pPr>
+        <w:rPr>
+          <w:rFonts w:cstheme="minorHAnsi"/>
+          <w:sz w:val="20"/>
+          <w:szCs w:val="20"/>
+        </w:rPr>
+      </w:pPr>
+      <w:r>
+        <w:rPr>
+          <w:rFonts w:cstheme="minorHAnsi"/>
+          <w:sz w:val="20"/>
+          <w:szCs w:val="20"/>
+        </w:rPr>
+        <w:t>We are swimming in an ocean of kindness all the time in God’s kindness</w:t>
+      </w:r>
+      <w:r>
+        <w:rPr>
+          <w:rFonts w:cstheme="minorHAnsi"/>
+          <w:sz w:val="20"/>
+          <w:szCs w:val="20"/>
+        </w:rPr>
+        <w:t xml:space="preserve"> to </w:t>
+      </w:r>
+      <w:proofErr w:type="spellStart"/>
+      <w:r>
+        <w:rPr>
+          <w:rFonts w:cstheme="minorHAnsi"/>
+          <w:sz w:val="20"/>
+          <w:szCs w:val="20"/>
+        </w:rPr>
+        <w:t>everyone</w:t>
+      </w:r>
+      <w:proofErr w:type="spellEnd"/>
+      <w:r>
+        <w:rPr>
+          <w:rFonts w:cstheme="minorHAnsi"/>
+          <w:sz w:val="20"/>
+          <w:szCs w:val="20"/>
+        </w:rPr>
+        <w:t xml:space="preserve"> of us</w:t>
+      </w:r>
+      <w:r>
+        <w:rPr>
+          <w:rFonts w:cstheme="minorHAnsi"/>
+          <w:sz w:val="20"/>
+          <w:szCs w:val="20"/>
+        </w:rPr>
+        <w:t>.</w:t>
+      </w:r>
+    </w:p>
+    <w:p>
+      <w:pPr>
+        <w:rPr>
+          <w:rFonts w:cstheme="minorHAnsi"/>
+          <w:sz w:val="20"/>
+          <w:szCs w:val="20"/>
+        </w:rPr>
+      </w:pPr>
+    </w:p>
+    <w:p>
+      <w:pPr>
+        <w:rPr>
+          <w:rFonts w:cstheme="minorHAnsi"/>
+          <w:sz w:val="20"/>
+          <w:szCs w:val="20"/>
+        </w:rPr>
+      </w:pPr>
+      <w:r>
+        <w:rPr>
+          <w:rFonts w:cstheme="minorHAnsi"/>
+          <w:sz w:val="20"/>
+          <w:szCs w:val="20"/>
+        </w:rPr>
+        <w:t>1</w:t>
+      </w:r>
+      <w:r>
+        <w:rPr>
+          <w:rFonts w:cstheme="minorHAnsi"/>
+          <w:sz w:val="20"/>
+          <w:szCs w:val="20"/>
+        </w:rPr>
+        <w:t>7</w:t>
+      </w:r>
+      <w:r>
+        <w:rPr>
+          <w:rFonts w:cstheme="minorHAnsi"/>
+          <w:sz w:val="20"/>
+          <w:szCs w:val="20"/>
+        </w:rPr>
+        <w:t>:</w:t>
+      </w:r>
+      <w:r>
+        <w:rPr>
+          <w:rFonts w:cstheme="minorHAnsi"/>
+          <w:sz w:val="20"/>
+          <w:szCs w:val="20"/>
+        </w:rPr>
+        <w:t>46</w:t>
+      </w:r>
+      <w:r>
+        <w:rPr>
+          <w:rFonts w:cstheme="minorHAnsi"/>
+          <w:sz w:val="20"/>
+          <w:szCs w:val="20"/>
+        </w:rPr>
+        <w:t>/</w:t>
+      </w:r>
+      <w:r>
+        <w:rPr>
+          <w:rFonts w:cstheme="minorHAnsi"/>
+          <w:sz w:val="20"/>
+          <w:szCs w:val="20"/>
+        </w:rPr>
+        <w:t>37:36</w:t>
+      </w:r>
+    </w:p>
+    <w:p>
+      <w:pPr>
+        <w:rPr>
+          <w:rFonts w:cstheme="minorHAnsi"/>
+          <w:sz w:val="20"/>
+          <w:szCs w:val="20"/>
+        </w:rPr>
+      </w:pPr>
+      <w:r>
+        <w:rPr>
+          <w:rFonts w:cstheme="minorHAnsi"/>
+          <w:sz w:val="20"/>
+          <w:szCs w:val="20"/>
+        </w:rPr>
+        <w:drawing>
+          <wp:inline distT="0" distB="0" distL="0" distR="0" wp14:anchorId="16AF277B" wp14:editId="621730A4">
+            <wp:extent cx="2076450" cy="1916249"/>
+            <wp:effectExtent l="0" t="0" r="0" b="8255"/>
+            <wp:docPr id="223072757" name="Picture 1"/>
+            <wp:cNvGraphicFramePr>
+              <a:graphicFrameLocks xmlns:a="http://schemas.openxmlformats.org/drawingml/2006/main" noChangeAspect="1"/>
+            </wp:cNvGraphicFramePr>
+            <a:graphic xmlns:a="http://schemas.openxmlformats.org/drawingml/2006/main">
+              <a:graphicData uri="http://schemas.openxmlformats.org/drawingml/2006/picture">
+                <pic:pic xmlns:pic="http://schemas.openxmlformats.org/drawingml/2006/picture">
+                  <pic:nvPicPr>
+                    <pic:cNvPr id="223072757" name=""/>
+                    <pic:cNvPicPr/>
+                  </pic:nvPicPr>
+                  <pic:blipFill>
+                    <a:blip r:embed="rId29"/>
+                    <a:stretch>
+                      <a:fillRect/>
+                    </a:stretch>
+                  </pic:blipFill>
+                  <pic:spPr>
+                    <a:xfrm>
+                      <a:off x="0" y="0"/>
+                      <a:ext cx="2080227" cy="1919735"/>
+                    </a:xfrm>
+                    <a:prstGeom prst="rect">
+                      <a:avLst/>
+                    </a:prstGeom>
+                  </pic:spPr>
+                </pic:pic>
+              </a:graphicData>
+            </a:graphic>
+          </wp:inline>
+        </w:drawing>
+      </w:r>
+    </w:p>
+    <w:p>
+      <w:pPr>
+        <w:rPr>
+          <w:rFonts w:cstheme="minorHAnsi"/>
+          <w:sz w:val="20"/>
+          <w:szCs w:val="20"/>
+        </w:rPr>
+      </w:pPr>
+      <w:r>
+        <w:rPr>
+          <w:rFonts w:cstheme="minorHAnsi"/>
+          <w:sz w:val="20"/>
+          <w:szCs w:val="20"/>
+        </w:rPr>
+        <w:t>The second kind of kindness; Prevenient grace.</w:t>
+      </w:r>
+    </w:p>
+    <w:p>
+      <w:pPr>
+        <w:rPr>
+          <w:rFonts w:cstheme="minorHAnsi"/>
+          <w:sz w:val="20"/>
+          <w:szCs w:val="20"/>
+        </w:rPr>
+      </w:pPr>
+    </w:p>
+    <w:p>
+      <w:pPr>
+        <w:rPr>
+          <w:rFonts w:cstheme="minorHAnsi"/>
+          <w:b/>
+          <w:bCs/>
+          <w:sz w:val="20"/>
+          <w:szCs w:val="20"/>
+        </w:rPr>
+      </w:pPr>
+      <w:r>
+        <w:rPr>
+          <w:rFonts w:cstheme="minorHAnsi"/>
+          <w:b/>
+          <w:bCs/>
+          <w:sz w:val="20"/>
+          <w:szCs w:val="20"/>
+        </w:rPr>
+        <w:t>Simple Explanations of These Two Terms:</w:t>
+      </w:r>
+    </w:p>
+    <w:p>
+      <w:pPr>
+        <w:numPr>
+          <w:ilvl w:val="0"/>
+          <w:numId w:val="51"/>
+        </w:numPr>
+        <w:rPr>
+          <w:rFonts w:cstheme="minorHAnsi"/>
+          <w:sz w:val="20"/>
+          <w:szCs w:val="20"/>
+        </w:rPr>
+      </w:pPr>
+      <w:r>
+        <w:rPr>
+          <w:rFonts w:cstheme="minorHAnsi"/>
+          <w:b/>
+          <w:bCs/>
+          <w:sz w:val="20"/>
+          <w:szCs w:val="20"/>
+        </w:rPr>
+        <w:t>General or common grace:</w:t>
+      </w:r>
+      <w:r>
+        <w:rPr>
+          <w:rFonts w:cstheme="minorHAnsi"/>
+          <w:sz w:val="20"/>
+          <w:szCs w:val="20"/>
+        </w:rPr>
+        <w:t xml:space="preserve"> This is God's goodness given to </w:t>
+      </w:r>
+      <w:r>
+        <w:rPr>
+          <w:rFonts w:cstheme="minorHAnsi"/>
+          <w:b/>
+          <w:bCs/>
+          <w:sz w:val="20"/>
+          <w:szCs w:val="20"/>
+        </w:rPr>
+        <w:t>everyone on Earth</w:t>
+      </w:r>
+      <w:r>
+        <w:rPr>
+          <w:rFonts w:cstheme="minorHAnsi"/>
+          <w:sz w:val="20"/>
+          <w:szCs w:val="20"/>
+        </w:rPr>
+        <w:t>, whether they believe in Him or not. Examples include the sun rising, rain watering the crops, food to eat, and the beauty of nature.</w:t>
+      </w:r>
+    </w:p>
+    <w:p>
+      <w:pPr>
+        <w:numPr>
+          <w:ilvl w:val="0"/>
+          <w:numId w:val="51"/>
+        </w:numPr>
+        <w:rPr>
+          <w:rFonts w:cstheme="minorHAnsi"/>
+          <w:sz w:val="20"/>
+          <w:szCs w:val="20"/>
+        </w:rPr>
+      </w:pPr>
+      <w:r>
+        <w:rPr>
+          <w:rFonts w:cstheme="minorHAnsi"/>
+          <w:b/>
+          <w:bCs/>
+          <w:sz w:val="20"/>
+          <w:szCs w:val="20"/>
+        </w:rPr>
+        <w:t>Prevenient grace</w:t>
+      </w:r>
+      <w:r>
+        <w:rPr>
+          <w:rFonts w:cstheme="minorHAnsi"/>
+          <w:b/>
+          <w:bCs/>
+          <w:sz w:val="20"/>
+          <w:szCs w:val="20"/>
+        </w:rPr>
+        <w:t xml:space="preserve"> (</w:t>
+      </w:r>
+      <w:r>
+        <w:rPr>
+          <w:rFonts w:cstheme="minorHAnsi"/>
+          <w:b/>
+          <w:bCs/>
+          <w:sz w:val="20"/>
+          <w:szCs w:val="20"/>
+        </w:rPr>
+        <w:t>先行恩典</w:t>
+      </w:r>
+      <w:r>
+        <w:rPr>
+          <w:rFonts w:cstheme="minorHAnsi"/>
+          <w:b/>
+          <w:bCs/>
+          <w:sz w:val="20"/>
+          <w:szCs w:val="20"/>
+        </w:rPr>
+        <w:t>)</w:t>
+      </w:r>
+      <w:r>
+        <w:rPr>
+          <w:rFonts w:cstheme="minorHAnsi"/>
+          <w:b/>
+          <w:bCs/>
+          <w:sz w:val="20"/>
+          <w:szCs w:val="20"/>
+        </w:rPr>
+        <w:t>:</w:t>
+      </w:r>
+      <w:r>
+        <w:rPr>
+          <w:rFonts w:cstheme="minorHAnsi"/>
+          <w:sz w:val="20"/>
+          <w:szCs w:val="20"/>
+        </w:rPr>
+        <w:t xml:space="preserve"> This is a special kindness that </w:t>
+      </w:r>
+      <w:r>
+        <w:rPr>
+          <w:rFonts w:cstheme="minorHAnsi"/>
+          <w:b/>
+          <w:bCs/>
+          <w:sz w:val="20"/>
+          <w:szCs w:val="20"/>
+        </w:rPr>
+        <w:t>comes before a person decides to follow God</w:t>
+      </w:r>
+      <w:r>
+        <w:rPr>
+          <w:rFonts w:cstheme="minorHAnsi"/>
+          <w:sz w:val="20"/>
+          <w:szCs w:val="20"/>
+        </w:rPr>
+        <w:t>. "Prevenient" means "to come before." It is God working quietly in a person's heart, pulling them closer and helping them want to change (repent) before they even make a conscious choice to believe.</w:t>
+      </w:r>
+    </w:p>
+    <w:p>
+      <w:pPr>
+        <w:numPr>
+          <w:ilvl w:val="0"/>
+          <w:numId w:val="51"/>
+        </w:numPr>
+        <w:rPr>
+          <w:rFonts w:cstheme="minorHAnsi"/>
+          <w:sz w:val="20"/>
+          <w:szCs w:val="20"/>
+        </w:rPr>
+      </w:pPr>
+      <w:r>
+        <w:rPr>
+          <w:rFonts w:cstheme="minorHAnsi"/>
+          <w:b/>
+          <w:bCs/>
+          <w:sz w:val="20"/>
+          <w:szCs w:val="20"/>
+        </w:rPr>
+        <w:t>Prevenient</w:t>
+      </w:r>
       <w:r>
         <w:rPr>
           <w:rFonts w:cstheme="minorHAnsi"/>
@@ -2837,6 +3992,1299 @@
         </w:rPr>
         <w:t xml:space="preserve"> </w:t>
       </w:r>
+      <w:r>
+        <w:rPr>
+          <w:rFonts w:cstheme="minorHAnsi"/>
+          <w:sz w:val="20"/>
+          <w:szCs w:val="20"/>
+        </w:rPr>
+        <w:t>這個英文單字源自拉丁文，意思是「</w:t>
+      </w:r>
+      <w:r>
+        <w:rPr>
+          <w:rFonts w:cstheme="minorHAnsi"/>
+          <w:b/>
+          <w:bCs/>
+          <w:sz w:val="20"/>
+          <w:szCs w:val="20"/>
+        </w:rPr>
+        <w:t>先走一步</w:t>
+      </w:r>
+      <w:r>
+        <w:rPr>
+          <w:rFonts w:cstheme="minorHAnsi"/>
+          <w:sz w:val="20"/>
+          <w:szCs w:val="20"/>
+        </w:rPr>
+        <w:t>」或「</w:t>
+      </w:r>
+      <w:r>
+        <w:rPr>
+          <w:rFonts w:cstheme="minorHAnsi"/>
+          <w:b/>
+          <w:bCs/>
+          <w:sz w:val="20"/>
+          <w:szCs w:val="20"/>
+        </w:rPr>
+        <w:t>走在最前面</w:t>
+      </w:r>
+      <w:r>
+        <w:rPr>
+          <w:rFonts w:cstheme="minorHAnsi"/>
+          <w:sz w:val="20"/>
+          <w:szCs w:val="20"/>
+        </w:rPr>
+        <w:t>」</w:t>
+      </w:r>
+    </w:p>
+    <w:p>
+      <w:pPr>
+        <w:rPr>
+          <w:rFonts w:cstheme="minorHAnsi"/>
+          <w:sz w:val="20"/>
+          <w:szCs w:val="20"/>
+        </w:rPr>
+      </w:pPr>
+    </w:p>
+    <w:p>
+      <w:pPr>
+        <w:rPr>
+          <w:rFonts w:cstheme="minorHAnsi"/>
+          <w:sz w:val="20"/>
+          <w:szCs w:val="20"/>
+        </w:rPr>
+      </w:pPr>
+      <w:r>
+        <w:rPr>
+          <w:rFonts w:cstheme="minorHAnsi"/>
+          <w:sz w:val="20"/>
+          <w:szCs w:val="20"/>
+        </w:rPr>
+        <w:t>20</w:t>
+      </w:r>
+      <w:r>
+        <w:rPr>
+          <w:rFonts w:cstheme="minorHAnsi"/>
+          <w:sz w:val="20"/>
+          <w:szCs w:val="20"/>
+        </w:rPr>
+        <w:t>:</w:t>
+      </w:r>
+      <w:r>
+        <w:rPr>
+          <w:rFonts w:cstheme="minorHAnsi"/>
+          <w:sz w:val="20"/>
+          <w:szCs w:val="20"/>
+        </w:rPr>
+        <w:t>29</w:t>
+      </w:r>
+      <w:r>
+        <w:rPr>
+          <w:rFonts w:cstheme="minorHAnsi"/>
+          <w:sz w:val="20"/>
+          <w:szCs w:val="20"/>
+        </w:rPr>
+        <w:t>/</w:t>
+      </w:r>
+      <w:r>
+        <w:rPr>
+          <w:rFonts w:cstheme="minorHAnsi"/>
+          <w:sz w:val="20"/>
+          <w:szCs w:val="20"/>
+        </w:rPr>
+        <w:t>37:36</w:t>
+      </w:r>
+    </w:p>
+    <w:p>
+      <w:pPr>
+        <w:rPr>
+          <w:rFonts w:cstheme="minorHAnsi"/>
+          <w:sz w:val="20"/>
+          <w:szCs w:val="20"/>
+        </w:rPr>
+      </w:pPr>
+      <w:r>
+        <w:rPr>
+          <w:rFonts w:cstheme="minorHAnsi"/>
+          <w:sz w:val="20"/>
+          <w:szCs w:val="20"/>
+        </w:rPr>
+        <w:t>Prevenient grace is a kind of kindness that goes ahead of us.</w:t>
+      </w:r>
+      <w:r>
+        <w:rPr>
+          <w:rFonts w:cstheme="minorHAnsi"/>
+          <w:sz w:val="20"/>
+          <w:szCs w:val="20"/>
+        </w:rPr>
+        <w:t xml:space="preserve"> God work ahead of us.</w:t>
+      </w:r>
+    </w:p>
+    <w:p>
+      <w:pPr>
+        <w:rPr>
+          <w:rFonts w:cstheme="minorHAnsi"/>
+          <w:sz w:val="20"/>
+          <w:szCs w:val="20"/>
+        </w:rPr>
+      </w:pPr>
+      <w:r>
+        <w:rPr>
+          <w:rFonts w:cstheme="minorHAnsi"/>
+          <w:sz w:val="20"/>
+          <w:szCs w:val="20"/>
+        </w:rPr>
+        <w:t xml:space="preserve">In our culture, fear is the only way to </w:t>
+      </w:r>
+      <w:r>
+        <w:rPr>
+          <w:rFonts w:cstheme="minorHAnsi"/>
+          <w:sz w:val="20"/>
+          <w:szCs w:val="20"/>
+        </w:rPr>
+        <w:t>change people.</w:t>
+      </w:r>
+      <w:r>
+        <w:rPr>
+          <w:rFonts w:cstheme="minorHAnsi"/>
+          <w:sz w:val="20"/>
+          <w:szCs w:val="20"/>
+        </w:rPr>
+        <w:t>.</w:t>
+      </w:r>
+    </w:p>
+    <w:p>
+      <w:pPr>
+        <w:rPr>
+          <w:rFonts w:cstheme="minorHAnsi"/>
+          <w:b/>
+          <w:bCs/>
+          <w:sz w:val="20"/>
+          <w:szCs w:val="20"/>
+        </w:rPr>
+      </w:pPr>
+      <w:r>
+        <w:rPr>
+          <w:rFonts w:cstheme="minorHAnsi"/>
+          <w:sz w:val="20"/>
+          <w:szCs w:val="20"/>
+        </w:rPr>
+        <w:drawing>
+          <wp:inline distT="0" distB="0" distL="0" distR="0" wp14:anchorId="7D4DF20F" wp14:editId="53087F8F">
+            <wp:extent cx="5943600" cy="981710"/>
+            <wp:effectExtent l="0" t="0" r="0" b="8890"/>
+            <wp:docPr id="1982965733" name="Picture 1"/>
+            <wp:cNvGraphicFramePr>
+              <a:graphicFrameLocks xmlns:a="http://schemas.openxmlformats.org/drawingml/2006/main" noChangeAspect="1"/>
+            </wp:cNvGraphicFramePr>
+            <a:graphic xmlns:a="http://schemas.openxmlformats.org/drawingml/2006/main">
+              <a:graphicData uri="http://schemas.openxmlformats.org/drawingml/2006/picture">
+                <pic:pic xmlns:pic="http://schemas.openxmlformats.org/drawingml/2006/picture">
+                  <pic:nvPicPr>
+                    <pic:cNvPr id="1982965733" name=""/>
+                    <pic:cNvPicPr/>
+                  </pic:nvPicPr>
+                  <pic:blipFill>
+                    <a:blip r:embed="rId30"/>
+                    <a:stretch>
+                      <a:fillRect/>
+                    </a:stretch>
+                  </pic:blipFill>
+                  <pic:spPr>
+                    <a:xfrm>
+                      <a:off x="0" y="0"/>
+                      <a:ext cx="5943600" cy="981710"/>
+                    </a:xfrm>
+                    <a:prstGeom prst="rect">
+                      <a:avLst/>
+                    </a:prstGeom>
+                  </pic:spPr>
+                </pic:pic>
+              </a:graphicData>
+            </a:graphic>
+          </wp:inline>
+        </w:drawing>
+      </w:r>
+      <w:r>
+        <w:rPr>
+          <w:rFonts w:cstheme="minorHAnsi"/>
+          <w:sz w:val="20"/>
+          <w:szCs w:val="20"/>
+        </w:rPr>
+        <w:t>Fear will change you for now, but kindness will change you for good.</w:t>
+      </w:r>
+      <w:r>
+        <w:rPr>
+          <w:rFonts w:cstheme="minorHAnsi"/>
+          <w:b/>
+          <w:bCs/>
+          <w:sz w:val="20"/>
+          <w:szCs w:val="20"/>
+        </w:rPr>
+        <w:t>(</w:t>
+      </w:r>
+      <w:r>
+        <w:rPr>
+          <w:rFonts w:cstheme="minorHAnsi"/>
+          <w:b/>
+          <w:bCs/>
+          <w:sz w:val="20"/>
+          <w:szCs w:val="20"/>
+        </w:rPr>
+        <w:t>恐懼能暫時改變你，但恩典（恩慈）能永遠改變你</w:t>
+      </w:r>
+      <w:r>
+        <w:rPr>
+          <w:rFonts w:cstheme="minorHAnsi"/>
+          <w:b/>
+          <w:bCs/>
+          <w:sz w:val="20"/>
+          <w:szCs w:val="20"/>
+        </w:rPr>
+        <w:t>).</w:t>
+      </w:r>
+    </w:p>
+    <w:p>
+      <w:pPr>
+        <w:rPr>
+          <w:rFonts w:cstheme="minorHAnsi"/>
+          <w:sz w:val="20"/>
+          <w:szCs w:val="20"/>
+        </w:rPr>
+      </w:pPr>
+    </w:p>
+    <w:p>
+      <w:pPr>
+        <w:rPr>
+          <w:rFonts w:cstheme="minorHAnsi"/>
+          <w:sz w:val="20"/>
+          <w:szCs w:val="20"/>
+        </w:rPr>
+      </w:pPr>
+      <w:r>
+        <w:rPr>
+          <w:rFonts w:cstheme="minorHAnsi"/>
+          <w:sz w:val="20"/>
+          <w:szCs w:val="20"/>
+        </w:rPr>
+        <w:t>Political fear will change you now. Kindness will change you forever.</w:t>
+      </w:r>
+    </w:p>
+    <w:p>
+      <w:pPr>
+        <w:rPr>
+          <w:rFonts w:cstheme="minorHAnsi"/>
+          <w:sz w:val="20"/>
+          <w:szCs w:val="20"/>
+        </w:rPr>
+      </w:pPr>
+    </w:p>
+    <w:p>
+      <w:pPr>
+        <w:rPr>
+          <w:rFonts w:cstheme="minorHAnsi"/>
+          <w:sz w:val="20"/>
+          <w:szCs w:val="20"/>
+        </w:rPr>
+      </w:pPr>
+      <w:r>
+        <w:rPr>
+          <w:rFonts w:cstheme="minorHAnsi"/>
+          <w:sz w:val="20"/>
+          <w:szCs w:val="20"/>
+        </w:rPr>
+        <w:t>2</w:t>
+      </w:r>
+      <w:r>
+        <w:rPr>
+          <w:rFonts w:cstheme="minorHAnsi"/>
+          <w:sz w:val="20"/>
+          <w:szCs w:val="20"/>
+        </w:rPr>
+        <w:t>1</w:t>
+      </w:r>
+      <w:r>
+        <w:rPr>
+          <w:rFonts w:cstheme="minorHAnsi"/>
+          <w:sz w:val="20"/>
+          <w:szCs w:val="20"/>
+        </w:rPr>
+        <w:t>:</w:t>
+      </w:r>
+      <w:r>
+        <w:rPr>
+          <w:rFonts w:cstheme="minorHAnsi"/>
+          <w:sz w:val="20"/>
+          <w:szCs w:val="20"/>
+        </w:rPr>
+        <w:t>2</w:t>
+      </w:r>
+      <w:r>
+        <w:rPr>
+          <w:rFonts w:cstheme="minorHAnsi"/>
+          <w:sz w:val="20"/>
+          <w:szCs w:val="20"/>
+        </w:rPr>
+        <w:t>8</w:t>
+      </w:r>
+      <w:r>
+        <w:rPr>
+          <w:rFonts w:cstheme="minorHAnsi"/>
+          <w:sz w:val="20"/>
+          <w:szCs w:val="20"/>
+        </w:rPr>
+        <w:t>/</w:t>
+      </w:r>
+      <w:r>
+        <w:rPr>
+          <w:rFonts w:cstheme="minorHAnsi"/>
+          <w:sz w:val="20"/>
+          <w:szCs w:val="20"/>
+        </w:rPr>
+        <w:t>37:36</w:t>
+      </w:r>
+    </w:p>
+    <w:p>
+      <w:pPr>
+        <w:rPr>
+          <w:rFonts w:cstheme="minorHAnsi"/>
+          <w:sz w:val="20"/>
+          <w:szCs w:val="20"/>
+        </w:rPr>
+      </w:pPr>
+    </w:p>
+    <w:p>
+      <w:pPr>
+        <w:rPr>
+          <w:rFonts w:cstheme="minorHAnsi"/>
+          <w:sz w:val="20"/>
+          <w:szCs w:val="20"/>
+        </w:rPr>
+      </w:pPr>
+      <w:r>
+        <w:rPr>
+          <w:rFonts w:cstheme="minorHAnsi"/>
+          <w:sz w:val="20"/>
+          <w:szCs w:val="20"/>
+        </w:rPr>
+        <w:drawing>
+          <wp:inline distT="0" distB="0" distL="0" distR="0" wp14:anchorId="0C647584" wp14:editId="48295AAC">
+            <wp:extent cx="3810000" cy="637849"/>
+            <wp:effectExtent l="0" t="0" r="0" b="0"/>
+            <wp:docPr id="581848922" name="Picture 1"/>
+            <wp:cNvGraphicFramePr>
+              <a:graphicFrameLocks xmlns:a="http://schemas.openxmlformats.org/drawingml/2006/main" noChangeAspect="1"/>
+            </wp:cNvGraphicFramePr>
+            <a:graphic xmlns:a="http://schemas.openxmlformats.org/drawingml/2006/main">
+              <a:graphicData uri="http://schemas.openxmlformats.org/drawingml/2006/picture">
+                <pic:pic xmlns:pic="http://schemas.openxmlformats.org/drawingml/2006/picture">
+                  <pic:nvPicPr>
+                    <pic:cNvPr id="581848922" name=""/>
+                    <pic:cNvPicPr/>
+                  </pic:nvPicPr>
+                  <pic:blipFill>
+                    <a:blip r:embed="rId31"/>
+                    <a:stretch>
+                      <a:fillRect/>
+                    </a:stretch>
+                  </pic:blipFill>
+                  <pic:spPr>
+                    <a:xfrm>
+                      <a:off x="0" y="0"/>
+                      <a:ext cx="3828197" cy="640895"/>
+                    </a:xfrm>
+                    <a:prstGeom prst="rect">
+                      <a:avLst/>
+                    </a:prstGeom>
+                  </pic:spPr>
+                </pic:pic>
+              </a:graphicData>
+            </a:graphic>
+          </wp:inline>
+        </w:drawing>
+      </w:r>
+    </w:p>
+    <w:p>
+      <w:pPr>
+        <w:rPr>
+          <w:rFonts w:cstheme="minorHAnsi"/>
+          <w:sz w:val="20"/>
+          <w:szCs w:val="20"/>
+        </w:rPr>
+      </w:pPr>
+    </w:p>
+    <w:p>
+      <w:pPr>
+        <w:rPr>
+          <w:rFonts w:cstheme="minorHAnsi"/>
+          <w:b/>
+          <w:bCs/>
+          <w:sz w:val="20"/>
+          <w:szCs w:val="20"/>
+        </w:rPr>
+      </w:pPr>
+      <w:r>
+        <w:rPr>
+          <w:rFonts w:cstheme="minorHAnsi"/>
+          <w:b/>
+          <w:bCs/>
+          <w:sz w:val="20"/>
+          <w:szCs w:val="20"/>
+        </w:rPr>
+        <w:lastRenderedPageBreak/>
+        <w:t>John 18:15-18</w:t>
+      </w:r>
+    </w:p>
+    <w:p>
+      <w:pPr>
+        <w:rPr>
+          <w:rFonts w:cstheme="minorHAnsi"/>
+          <w:sz w:val="20"/>
+          <w:szCs w:val="20"/>
+        </w:rPr>
+      </w:pPr>
+      <w:r>
+        <w:rPr>
+          <w:rFonts w:cstheme="minorHAnsi"/>
+          <w:b/>
+          <w:bCs/>
+          <w:sz w:val="20"/>
+          <w:szCs w:val="20"/>
+        </w:rPr>
+        <w:t>15</w:t>
+      </w:r>
+      <w:r>
+        <w:rPr>
+          <w:rFonts w:cstheme="minorHAnsi"/>
+          <w:sz w:val="20"/>
+          <w:szCs w:val="20"/>
+        </w:rPr>
+        <w:t xml:space="preserve"> Simon Peter followed Jesus, and so did another disciple. Since that disciple was known to the high priest, he entered with Jesus into the courtyard of the high priest, </w:t>
+      </w:r>
+      <w:r>
+        <w:rPr>
+          <w:rFonts w:cstheme="minorHAnsi"/>
+          <w:b/>
+          <w:bCs/>
+          <w:sz w:val="20"/>
+          <w:szCs w:val="20"/>
+        </w:rPr>
+        <w:t>16</w:t>
+      </w:r>
+      <w:r>
+        <w:rPr>
+          <w:rFonts w:cstheme="minorHAnsi"/>
+          <w:sz w:val="20"/>
+          <w:szCs w:val="20"/>
+        </w:rPr>
+        <w:t xml:space="preserve"> but Peter stood outside at the door. So the other disciple, who was known to the high priest, went out and spoke to the servant girl who kept watch at the door, and brought Peter in. </w:t>
+      </w:r>
+      <w:r>
+        <w:rPr>
+          <w:rFonts w:cstheme="minorHAnsi"/>
+          <w:b/>
+          <w:bCs/>
+          <w:sz w:val="20"/>
+          <w:szCs w:val="20"/>
+        </w:rPr>
+        <w:t>17</w:t>
+      </w:r>
+      <w:r>
+        <w:rPr>
+          <w:rFonts w:cstheme="minorHAnsi"/>
+          <w:sz w:val="20"/>
+          <w:szCs w:val="20"/>
+        </w:rPr>
+        <w:t xml:space="preserve"> The servant girl at the door said to Peter, </w:t>
+      </w:r>
+      <w:r>
+        <w:rPr>
+          <w:rFonts w:cstheme="minorHAnsi"/>
+          <w:b/>
+          <w:bCs/>
+          <w:sz w:val="20"/>
+          <w:szCs w:val="20"/>
+        </w:rPr>
+        <w:t>“You also are not one of this man's disciples, are you?”</w:t>
+      </w:r>
+      <w:r>
+        <w:rPr>
+          <w:rFonts w:cstheme="minorHAnsi"/>
+          <w:sz w:val="20"/>
+          <w:szCs w:val="20"/>
+        </w:rPr>
+        <w:t xml:space="preserve"> He said, </w:t>
+      </w:r>
+      <w:r>
+        <w:rPr>
+          <w:rFonts w:cstheme="minorHAnsi"/>
+          <w:b/>
+          <w:bCs/>
+          <w:sz w:val="20"/>
+          <w:szCs w:val="20"/>
+        </w:rPr>
+        <w:t>“I am not.”</w:t>
+      </w:r>
+      <w:r>
+        <w:rPr>
+          <w:rFonts w:cstheme="minorHAnsi"/>
+          <w:sz w:val="20"/>
+          <w:szCs w:val="20"/>
+        </w:rPr>
+        <w:t xml:space="preserve"> </w:t>
+      </w:r>
+      <w:r>
+        <w:rPr>
+          <w:rFonts w:cstheme="minorHAnsi"/>
+          <w:b/>
+          <w:bCs/>
+          <w:sz w:val="20"/>
+          <w:szCs w:val="20"/>
+        </w:rPr>
+        <w:t>18</w:t>
+      </w:r>
+      <w:r>
+        <w:rPr>
+          <w:rFonts w:cstheme="minorHAnsi"/>
+          <w:sz w:val="20"/>
+          <w:szCs w:val="20"/>
+        </w:rPr>
+        <w:t xml:space="preserve"> Now the servants and officers had made a charcoal fire, because it was cold, and they were standing and warming themselves. Peter also was with them, standing and warming himself.</w:t>
+      </w:r>
+    </w:p>
+    <w:p>
+      <w:pPr>
+        <w:rPr>
+          <w:rFonts w:cstheme="minorHAnsi"/>
+          <w:b/>
+          <w:bCs/>
+          <w:sz w:val="20"/>
+          <w:szCs w:val="20"/>
+        </w:rPr>
+      </w:pPr>
+    </w:p>
+    <w:p>
+      <w:pPr>
+        <w:rPr>
+          <w:rFonts w:cstheme="minorHAnsi"/>
+          <w:b/>
+          <w:bCs/>
+          <w:sz w:val="20"/>
+          <w:szCs w:val="20"/>
+        </w:rPr>
+      </w:pPr>
+      <w:r>
+        <w:rPr>
+          <w:rFonts w:cstheme="minorHAnsi"/>
+          <w:b/>
+          <w:bCs/>
+          <w:sz w:val="20"/>
+          <w:szCs w:val="20"/>
+        </w:rPr>
+        <w:t>John 18:25-27</w:t>
+      </w:r>
+    </w:p>
+    <w:p>
+      <w:pPr>
+        <w:rPr>
+          <w:rFonts w:cstheme="minorHAnsi"/>
+          <w:sz w:val="20"/>
+          <w:szCs w:val="20"/>
+        </w:rPr>
+      </w:pPr>
+      <w:r>
+        <w:rPr>
+          <w:rFonts w:cstheme="minorHAnsi"/>
+          <w:b/>
+          <w:bCs/>
+          <w:sz w:val="20"/>
+          <w:szCs w:val="20"/>
+        </w:rPr>
+        <w:t>25</w:t>
+      </w:r>
+      <w:r>
+        <w:rPr>
+          <w:rFonts w:cstheme="minorHAnsi"/>
+          <w:sz w:val="20"/>
+          <w:szCs w:val="20"/>
+        </w:rPr>
+        <w:t xml:space="preserve"> Now Simon Peter was standing and warming himself. So they said to him, </w:t>
+      </w:r>
+      <w:r>
+        <w:rPr>
+          <w:rFonts w:cstheme="minorHAnsi"/>
+          <w:b/>
+          <w:bCs/>
+          <w:sz w:val="20"/>
+          <w:szCs w:val="20"/>
+        </w:rPr>
+        <w:t>“You also are not one of his disciples, are you?”</w:t>
+      </w:r>
+      <w:r>
+        <w:rPr>
+          <w:rFonts w:cstheme="minorHAnsi"/>
+          <w:sz w:val="20"/>
+          <w:szCs w:val="20"/>
+        </w:rPr>
+        <w:t xml:space="preserve"> He denied it and said, </w:t>
+      </w:r>
+      <w:r>
+        <w:rPr>
+          <w:rFonts w:cstheme="minorHAnsi"/>
+          <w:b/>
+          <w:bCs/>
+          <w:sz w:val="20"/>
+          <w:szCs w:val="20"/>
+        </w:rPr>
+        <w:t>“I am not.”</w:t>
+      </w:r>
+      <w:r>
+        <w:rPr>
+          <w:rFonts w:cstheme="minorHAnsi"/>
+          <w:sz w:val="20"/>
+          <w:szCs w:val="20"/>
+        </w:rPr>
+        <w:t xml:space="preserve"> </w:t>
+      </w:r>
+      <w:r>
+        <w:rPr>
+          <w:rFonts w:cstheme="minorHAnsi"/>
+          <w:b/>
+          <w:bCs/>
+          <w:sz w:val="20"/>
+          <w:szCs w:val="20"/>
+        </w:rPr>
+        <w:t>26</w:t>
+      </w:r>
+      <w:r>
+        <w:rPr>
+          <w:rFonts w:cstheme="minorHAnsi"/>
+          <w:sz w:val="20"/>
+          <w:szCs w:val="20"/>
+        </w:rPr>
+        <w:t xml:space="preserve"> One of the servants of the high priest, a relative of the man whose ear Peter had cut off, asked, </w:t>
+      </w:r>
+      <w:r>
+        <w:rPr>
+          <w:rFonts w:cstheme="minorHAnsi"/>
+          <w:b/>
+          <w:bCs/>
+          <w:sz w:val="20"/>
+          <w:szCs w:val="20"/>
+        </w:rPr>
+        <w:t>“Did I not see you in the garden with him?”</w:t>
+      </w:r>
+      <w:r>
+        <w:rPr>
+          <w:rFonts w:cstheme="minorHAnsi"/>
+          <w:sz w:val="20"/>
+          <w:szCs w:val="20"/>
+        </w:rPr>
+        <w:t xml:space="preserve"> </w:t>
+      </w:r>
+      <w:r>
+        <w:rPr>
+          <w:rFonts w:cstheme="minorHAnsi"/>
+          <w:b/>
+          <w:bCs/>
+          <w:sz w:val="20"/>
+          <w:szCs w:val="20"/>
+        </w:rPr>
+        <w:t>27</w:t>
+      </w:r>
+      <w:r>
+        <w:rPr>
+          <w:rFonts w:cstheme="minorHAnsi"/>
+          <w:sz w:val="20"/>
+          <w:szCs w:val="20"/>
+        </w:rPr>
+        <w:t xml:space="preserve"> Peter again denied it, and at once </w:t>
+      </w:r>
+      <w:r>
+        <w:rPr>
+          <w:rFonts w:cstheme="minorHAnsi"/>
+          <w:b/>
+          <w:bCs/>
+          <w:sz w:val="20"/>
+          <w:szCs w:val="20"/>
+        </w:rPr>
+        <w:t>a rooster crowed</w:t>
+      </w:r>
+      <w:r>
+        <w:rPr>
+          <w:rFonts w:cstheme="minorHAnsi"/>
+          <w:sz w:val="20"/>
+          <w:szCs w:val="20"/>
+        </w:rPr>
+        <w:t>.</w:t>
+      </w:r>
+    </w:p>
+    <w:p>
+      <w:pPr>
+        <w:rPr>
+          <w:rFonts w:cstheme="minorHAnsi"/>
+          <w:sz w:val="20"/>
+          <w:szCs w:val="20"/>
+        </w:rPr>
+      </w:pPr>
+    </w:p>
+    <w:p>
+      <w:pPr>
+        <w:rPr>
+          <w:rFonts w:cstheme="minorHAnsi"/>
+          <w:sz w:val="20"/>
+          <w:szCs w:val="20"/>
+        </w:rPr>
+      </w:pPr>
+      <w:r>
+        <w:rPr>
+          <w:rFonts w:cstheme="minorHAnsi"/>
+          <w:sz w:val="20"/>
+          <w:szCs w:val="20"/>
+        </w:rPr>
+        <w:t xml:space="preserve">The </w:t>
+      </w:r>
+      <w:r>
+        <w:rPr>
+          <w:rFonts w:cstheme="minorHAnsi"/>
+          <w:b/>
+          <w:bCs/>
+          <w:sz w:val="20"/>
+          <w:szCs w:val="20"/>
+        </w:rPr>
+        <w:t>main point of John 18:15-18</w:t>
+      </w:r>
+      <w:r>
+        <w:rPr>
+          <w:rFonts w:cstheme="minorHAnsi"/>
+          <w:sz w:val="20"/>
+          <w:szCs w:val="20"/>
+        </w:rPr>
+        <w:t xml:space="preserve"> is to show how the pressure of fear quickly causes a person to compromise their loyalty.</w:t>
+      </w:r>
+    </w:p>
+    <w:p>
+      <w:pPr>
+        <w:numPr>
+          <w:ilvl w:val="0"/>
+          <w:numId w:val="53"/>
+        </w:numPr>
+        <w:rPr>
+          <w:rFonts w:cstheme="minorHAnsi"/>
+          <w:sz w:val="20"/>
+          <w:szCs w:val="20"/>
+        </w:rPr>
+      </w:pPr>
+      <w:r>
+        <w:rPr>
+          <w:rFonts w:cstheme="minorHAnsi"/>
+          <w:b/>
+          <w:bCs/>
+          <w:sz w:val="20"/>
+          <w:szCs w:val="20"/>
+        </w:rPr>
+        <w:t>The Reality of Human Weakness:</w:t>
+      </w:r>
+      <w:r>
+        <w:rPr>
+          <w:rFonts w:cstheme="minorHAnsi"/>
+          <w:sz w:val="20"/>
+          <w:szCs w:val="20"/>
+        </w:rPr>
+        <w:t xml:space="preserve"> Peter had just proudly promised to die for Jesus. However, when a simple servant girl asked him a basic question in a cold, hostile courtyard, his immediate instinct was to protect himself.</w:t>
+      </w:r>
+    </w:p>
+    <w:p>
+      <w:pPr>
+        <w:numPr>
+          <w:ilvl w:val="0"/>
+          <w:numId w:val="53"/>
+        </w:numPr>
+        <w:rPr>
+          <w:rFonts w:cstheme="minorHAnsi"/>
+          <w:sz w:val="20"/>
+          <w:szCs w:val="20"/>
+        </w:rPr>
+      </w:pPr>
+      <w:r>
+        <w:rPr>
+          <w:rFonts w:cstheme="minorHAnsi"/>
+          <w:b/>
+          <w:bCs/>
+          <w:sz w:val="20"/>
+          <w:szCs w:val="20"/>
+        </w:rPr>
+        <w:t>The Power of Fear:</w:t>
+      </w:r>
+      <w:r>
+        <w:rPr>
+          <w:rFonts w:cstheme="minorHAnsi"/>
+          <w:sz w:val="20"/>
+          <w:szCs w:val="20"/>
+        </w:rPr>
+        <w:t xml:space="preserve"> Under the weight of fear, Peter chose self-preservation over truth. His very first denial (</w:t>
+      </w:r>
+      <w:r>
+        <w:rPr>
+          <w:rFonts w:cstheme="minorHAnsi"/>
+          <w:b/>
+          <w:bCs/>
+          <w:sz w:val="20"/>
+          <w:szCs w:val="20"/>
+        </w:rPr>
+        <w:t>"I am not"</w:t>
+      </w:r>
+      <w:r>
+        <w:rPr>
+          <w:rFonts w:cstheme="minorHAnsi"/>
+          <w:sz w:val="20"/>
+          <w:szCs w:val="20"/>
+        </w:rPr>
+        <w:t>) shows how quickly fear can make even the most passionate believer shrink back and break under pressure.</w:t>
+      </w:r>
+    </w:p>
+    <w:p>
+      <w:pPr>
+        <w:rPr>
+          <w:rFonts w:cstheme="minorHAnsi"/>
+          <w:sz w:val="20"/>
+          <w:szCs w:val="20"/>
+        </w:rPr>
+      </w:pPr>
+    </w:p>
+    <w:p>
+      <w:pPr>
+        <w:rPr>
+          <w:rFonts w:cstheme="minorHAnsi"/>
+          <w:sz w:val="20"/>
+          <w:szCs w:val="20"/>
+        </w:rPr>
+      </w:pPr>
+      <w:r>
+        <w:rPr>
+          <w:rFonts w:cstheme="minorHAnsi"/>
+          <w:sz w:val="20"/>
+          <w:szCs w:val="20"/>
+        </w:rPr>
+        <w:t xml:space="preserve">The </w:t>
+      </w:r>
+      <w:r>
+        <w:rPr>
+          <w:rFonts w:cstheme="minorHAnsi"/>
+          <w:b/>
+          <w:bCs/>
+          <w:sz w:val="20"/>
+          <w:szCs w:val="20"/>
+        </w:rPr>
+        <w:t>main point of John 18:25-27</w:t>
+      </w:r>
+      <w:r>
+        <w:rPr>
+          <w:rFonts w:cstheme="minorHAnsi"/>
+          <w:sz w:val="20"/>
+          <w:szCs w:val="20"/>
+        </w:rPr>
+        <w:t xml:space="preserve"> is that unaddressed fear leads to repeated failure and a complete collapse of loyalty.</w:t>
+      </w:r>
+    </w:p>
+    <w:p>
+      <w:pPr>
+        <w:numPr>
+          <w:ilvl w:val="0"/>
+          <w:numId w:val="54"/>
+        </w:numPr>
+        <w:rPr>
+          <w:rFonts w:cstheme="minorHAnsi"/>
+          <w:sz w:val="20"/>
+          <w:szCs w:val="20"/>
+        </w:rPr>
+      </w:pPr>
+      <w:r>
+        <w:rPr>
+          <w:rFonts w:cstheme="minorHAnsi"/>
+          <w:b/>
+          <w:bCs/>
+          <w:sz w:val="20"/>
+          <w:szCs w:val="20"/>
+        </w:rPr>
+        <w:t>The Spiral of Fear:</w:t>
+      </w:r>
+      <w:r>
+        <w:rPr>
+          <w:rFonts w:cstheme="minorHAnsi"/>
+          <w:sz w:val="20"/>
+          <w:szCs w:val="20"/>
+        </w:rPr>
+        <w:t xml:space="preserve"> Peter did not just fail once; he denied Jesus a second and third time. When we let fear control our first choice, it becomes much easier to keep making the wrong choice to cover it up.</w:t>
+      </w:r>
+    </w:p>
+    <w:p>
+      <w:pPr>
+        <w:numPr>
+          <w:ilvl w:val="0"/>
+          <w:numId w:val="54"/>
+        </w:numPr>
+        <w:rPr>
+          <w:rFonts w:cstheme="minorHAnsi"/>
+          <w:sz w:val="20"/>
+          <w:szCs w:val="20"/>
+        </w:rPr>
+      </w:pPr>
+      <w:r>
+        <w:rPr>
+          <w:rFonts w:cstheme="minorHAnsi"/>
+          <w:b/>
+          <w:bCs/>
+          <w:sz w:val="20"/>
+          <w:szCs w:val="20"/>
+        </w:rPr>
+        <w:t>The Certainty of Failure:</w:t>
+      </w:r>
+      <w:r>
+        <w:rPr>
+          <w:rFonts w:cstheme="minorHAnsi"/>
+          <w:sz w:val="20"/>
+          <w:szCs w:val="20"/>
+        </w:rPr>
+        <w:t xml:space="preserve"> The rooster crowing at the very end marks the exact moment Peter's self-confidence shattered. It proved that human willpower alone is not strong enough to stand firm against fear and danger.</w:t>
+      </w:r>
+    </w:p>
+    <w:p>
+      <w:pPr>
+        <w:rPr>
+          <w:rFonts w:cstheme="minorHAnsi"/>
+          <w:sz w:val="20"/>
+          <w:szCs w:val="20"/>
+        </w:rPr>
+      </w:pPr>
+    </w:p>
+    <w:p>
+      <w:pPr>
+        <w:rPr>
+          <w:rFonts w:cstheme="minorHAnsi"/>
+          <w:sz w:val="20"/>
+          <w:szCs w:val="20"/>
+        </w:rPr>
+      </w:pPr>
+      <w:r>
+        <w:rPr>
+          <w:rFonts w:cstheme="minorHAnsi"/>
+          <w:sz w:val="20"/>
+          <w:szCs w:val="20"/>
+        </w:rPr>
+        <w:t>Peter is fear and three times of lies.</w:t>
+      </w:r>
+    </w:p>
+    <w:p>
+      <w:pPr>
+        <w:rPr>
+          <w:rFonts w:cstheme="minorHAnsi"/>
+          <w:sz w:val="20"/>
+          <w:szCs w:val="20"/>
+        </w:rPr>
+      </w:pPr>
+    </w:p>
+    <w:p>
+      <w:pPr>
+        <w:rPr>
+          <w:rFonts w:cstheme="minorHAnsi"/>
+          <w:sz w:val="20"/>
+          <w:szCs w:val="20"/>
+        </w:rPr>
+      </w:pPr>
+      <w:r>
+        <w:rPr>
+          <w:rFonts w:cstheme="minorHAnsi"/>
+          <w:sz w:val="20"/>
+          <w:szCs w:val="20"/>
+        </w:rPr>
+        <w:t>21</w:t>
+      </w:r>
+      <w:r>
+        <w:rPr>
+          <w:rFonts w:cstheme="minorHAnsi"/>
+          <w:sz w:val="20"/>
+          <w:szCs w:val="20"/>
+        </w:rPr>
+        <w:t>:</w:t>
+      </w:r>
+      <w:r>
+        <w:rPr>
+          <w:rFonts w:cstheme="minorHAnsi"/>
+          <w:sz w:val="20"/>
+          <w:szCs w:val="20"/>
+        </w:rPr>
+        <w:t>55</w:t>
+      </w:r>
+      <w:r>
+        <w:rPr>
+          <w:rFonts w:cstheme="minorHAnsi"/>
+          <w:sz w:val="20"/>
+          <w:szCs w:val="20"/>
+        </w:rPr>
+        <w:t>/</w:t>
+      </w:r>
+      <w:r>
+        <w:rPr>
+          <w:rFonts w:cstheme="minorHAnsi"/>
+          <w:sz w:val="20"/>
+          <w:szCs w:val="20"/>
+        </w:rPr>
+        <w:t>37:36</w:t>
+      </w:r>
+    </w:p>
+    <w:p>
+      <w:pPr>
+        <w:rPr>
+          <w:rFonts w:cstheme="minorHAnsi"/>
+          <w:sz w:val="20"/>
+          <w:szCs w:val="20"/>
+        </w:rPr>
+      </w:pPr>
+    </w:p>
+    <w:p>
+      <w:pPr>
+        <w:rPr>
+          <w:rFonts w:cstheme="minorHAnsi"/>
+          <w:sz w:val="20"/>
+          <w:szCs w:val="20"/>
+        </w:rPr>
+      </w:pPr>
+      <w:r>
+        <w:rPr>
+          <w:rFonts w:cstheme="minorHAnsi"/>
+          <w:sz w:val="20"/>
+          <w:szCs w:val="20"/>
+        </w:rPr>
+        <w:drawing>
+          <wp:inline distT="0" distB="0" distL="0" distR="0" wp14:anchorId="62CE5841" wp14:editId="211C947A">
+            <wp:extent cx="5496692" cy="1162212"/>
+            <wp:effectExtent l="0" t="0" r="8890" b="0"/>
+            <wp:docPr id="228985025" name="Picture 1"/>
+            <wp:cNvGraphicFramePr>
+              <a:graphicFrameLocks xmlns:a="http://schemas.openxmlformats.org/drawingml/2006/main" noChangeAspect="1"/>
+            </wp:cNvGraphicFramePr>
+            <a:graphic xmlns:a="http://schemas.openxmlformats.org/drawingml/2006/main">
+              <a:graphicData uri="http://schemas.openxmlformats.org/drawingml/2006/picture">
+                <pic:pic xmlns:pic="http://schemas.openxmlformats.org/drawingml/2006/picture">
+                  <pic:nvPicPr>
+                    <pic:cNvPr id="228985025" name=""/>
+                    <pic:cNvPicPr/>
+                  </pic:nvPicPr>
+                  <pic:blipFill>
+                    <a:blip r:embed="rId32"/>
+                    <a:stretch>
+                      <a:fillRect/>
+                    </a:stretch>
+                  </pic:blipFill>
+                  <pic:spPr>
+                    <a:xfrm>
+                      <a:off x="0" y="0"/>
+                      <a:ext cx="5496692" cy="1162212"/>
+                    </a:xfrm>
+                    <a:prstGeom prst="rect">
+                      <a:avLst/>
+                    </a:prstGeom>
+                  </pic:spPr>
+                </pic:pic>
+              </a:graphicData>
+            </a:graphic>
+          </wp:inline>
+        </w:drawing>
+      </w:r>
+    </w:p>
+    <w:p>
+      <w:pPr>
+        <w:rPr>
+          <w:rFonts w:cstheme="minorHAnsi"/>
+          <w:sz w:val="20"/>
+          <w:szCs w:val="20"/>
+        </w:rPr>
+      </w:pPr>
+      <w:r>
+        <w:rPr>
+          <w:rFonts w:cstheme="minorHAnsi"/>
+          <w:sz w:val="20"/>
+          <w:szCs w:val="20"/>
+        </w:rPr>
+        <w:t xml:space="preserve">Greek word </w:t>
+      </w:r>
+      <w:r>
+        <w:rPr>
+          <w:rFonts w:cstheme="minorHAnsi"/>
+          <w:b/>
+          <w:bCs/>
+          <w:sz w:val="20"/>
+          <w:szCs w:val="20"/>
+        </w:rPr>
+        <w:t>ANTHRAKIA</w:t>
+      </w:r>
+      <w:r>
+        <w:rPr>
+          <w:rFonts w:cstheme="minorHAnsi"/>
+          <w:sz w:val="20"/>
+          <w:szCs w:val="20"/>
+        </w:rPr>
+        <w:t xml:space="preserve">, which translates directly to </w:t>
+      </w:r>
+      <w:r>
+        <w:rPr>
+          <w:rFonts w:cstheme="minorHAnsi"/>
+          <w:b/>
+          <w:bCs/>
+          <w:sz w:val="20"/>
+          <w:szCs w:val="20"/>
+        </w:rPr>
+        <w:t>charcoal fire</w:t>
+      </w:r>
+      <w:r>
+        <w:rPr>
+          <w:rFonts w:cstheme="minorHAnsi"/>
+          <w:sz w:val="20"/>
+          <w:szCs w:val="20"/>
+        </w:rPr>
+        <w:t>.</w:t>
+      </w:r>
+    </w:p>
+    <w:p>
+      <w:pPr>
+        <w:rPr>
+          <w:rFonts w:cstheme="minorHAnsi"/>
+          <w:sz w:val="20"/>
+          <w:szCs w:val="20"/>
+        </w:rPr>
+      </w:pPr>
+    </w:p>
+    <w:p>
+      <w:pPr>
+        <w:rPr>
+          <w:rFonts w:cstheme="minorHAnsi"/>
+          <w:b/>
+          <w:bCs/>
+          <w:sz w:val="20"/>
+          <w:szCs w:val="20"/>
+        </w:rPr>
+      </w:pPr>
+      <w:r>
+        <w:rPr>
+          <w:rFonts w:cstheme="minorHAnsi"/>
+          <w:b/>
+          <w:bCs/>
+          <w:sz w:val="20"/>
+          <w:szCs w:val="20"/>
+        </w:rPr>
+        <w:t>Core Meaning:</w:t>
+      </w:r>
+    </w:p>
+    <w:p>
+      <w:pPr>
+        <w:rPr>
+          <w:rFonts w:cstheme="minorHAnsi"/>
+          <w:sz w:val="20"/>
+          <w:szCs w:val="20"/>
+        </w:rPr>
+      </w:pPr>
+      <w:r>
+        <w:rPr>
+          <w:rFonts w:cstheme="minorHAnsi"/>
+          <w:sz w:val="20"/>
+          <w:szCs w:val="20"/>
+        </w:rPr>
+        <w:t xml:space="preserve">The sermon uses the word </w:t>
+      </w:r>
+      <w:proofErr w:type="spellStart"/>
+      <w:r>
+        <w:rPr>
+          <w:rFonts w:cstheme="minorHAnsi"/>
+          <w:b/>
+          <w:bCs/>
+          <w:sz w:val="20"/>
+          <w:szCs w:val="20"/>
+        </w:rPr>
+        <w:t>anthrakia</w:t>
+      </w:r>
+      <w:proofErr w:type="spellEnd"/>
+      <w:r>
+        <w:rPr>
+          <w:rFonts w:cstheme="minorHAnsi"/>
+          <w:sz w:val="20"/>
+          <w:szCs w:val="20"/>
+        </w:rPr>
+        <w:t xml:space="preserve"> to show that God does not ignore our darkest failures. Instead, </w:t>
+      </w:r>
+      <w:r>
+        <w:rPr>
+          <w:rFonts w:cstheme="minorHAnsi"/>
+          <w:b/>
+          <w:bCs/>
+          <w:sz w:val="20"/>
+          <w:szCs w:val="20"/>
+        </w:rPr>
+        <w:t>Jesus brings us right back to the place of our mistakes—not to punish us with fear, but to completely heal and change us with His patient kindness.</w:t>
+      </w:r>
+    </w:p>
+    <w:p>
+      <w:pPr>
+        <w:rPr>
+          <w:rFonts w:cstheme="minorHAnsi"/>
+          <w:sz w:val="20"/>
+          <w:szCs w:val="20"/>
+        </w:rPr>
+      </w:pPr>
+    </w:p>
+    <w:p>
+      <w:pPr>
+        <w:rPr>
+          <w:rFonts w:cstheme="minorHAnsi"/>
+          <w:sz w:val="20"/>
+          <w:szCs w:val="20"/>
+        </w:rPr>
+      </w:pPr>
+      <w:r>
+        <w:rPr>
+          <w:rFonts w:cstheme="minorHAnsi"/>
+          <w:sz w:val="20"/>
+          <w:szCs w:val="20"/>
+        </w:rPr>
+        <w:t xml:space="preserve">charcoal fire means that </w:t>
+      </w:r>
+      <w:r>
+        <w:rPr>
+          <w:rFonts w:cstheme="minorHAnsi"/>
+          <w:b/>
+          <w:bCs/>
+          <w:sz w:val="20"/>
+          <w:szCs w:val="20"/>
+        </w:rPr>
+        <w:t>Jesus does not avoid the messy, painful memories of our past; He steps directly into them to replace our shame with His grace.</w:t>
+      </w:r>
+    </w:p>
+    <w:p>
+      <w:pPr>
+        <w:rPr>
+          <w:rFonts w:cstheme="minorHAnsi"/>
+          <w:sz w:val="20"/>
+          <w:szCs w:val="20"/>
+        </w:rPr>
+      </w:pPr>
+    </w:p>
+    <w:p>
+      <w:pPr>
+        <w:rPr>
+          <w:rFonts w:cstheme="minorHAnsi"/>
+          <w:sz w:val="20"/>
+          <w:szCs w:val="20"/>
+        </w:rPr>
+      </w:pPr>
+    </w:p>
+    <w:p>
+      <w:pPr>
+        <w:rPr>
+          <w:rFonts w:cstheme="minorHAnsi"/>
+          <w:sz w:val="20"/>
+          <w:szCs w:val="20"/>
+        </w:rPr>
+      </w:pPr>
     </w:p>
     <w:p>
       <w:pPr>
@@ -2922,7 +5370,7 @@
       </w:r>
     </w:p>
     <w:p>
-      <w:hyperlink r:id="rId27" w:history="1">
+      <w:hyperlink r:id="rId33" w:history="1">
         <w:r>
           <w:rPr>
             <w:rStyle w:val="Hyperlink"/>
@@ -2939,7 +5387,7 @@
           <w:szCs w:val="20"/>
         </w:rPr>
       </w:pPr>
-      <w:hyperlink r:id="rId28" w:history="1">
+      <w:hyperlink r:id="rId34" w:history="1">
         <w:r>
           <w:rPr>
             <w:rStyle w:val="Hyperlink"/>
@@ -3011,7 +5459,7 @@
       </w:pPr>
     </w:p>
     <w:sectPr>
-      <w:footerReference w:type="default" r:id="rId29"/>
+      <w:footerReference w:type="default" r:id="rId35"/>
       <w:pgSz w:w="12240" w:h="15840"/>
       <w:pgMar w:top="1440" w:right="1440" w:bottom="1530" w:left="1440" w:header="0" w:footer="720" w:gutter="0"/>
       <w:cols w:space="720"/>
@@ -7846,6 +10294,453 @@
     </w:lvl>
   </w:abstractNum>
   <w:abstractNum w:abstractNumId="32" w15:restartNumberingAfterBreak="0">
+    <w:nsid w:val="4BF70D73"/>
+    <w:multiLevelType w:val="multilevel"/>
+    <w:tmpl w:val="6234E190"/>
+    <w:lvl w:ilvl="0">
+      <w:start w:val="1"/>
+      <w:numFmt w:val="bullet"/>
+      <w:lvlText w:val=""/>
+      <w:lvlJc w:val="left"/>
+      <w:pPr>
+        <w:tabs>
+          <w:tab w:val="num" w:pos="720"/>
+        </w:tabs>
+        <w:ind w:left="720" w:hanging="360"/>
+      </w:pPr>
+      <w:rPr>
+        <w:rFonts w:ascii="Symbol" w:hAnsi="Symbol" w:hint="default"/>
+        <w:sz w:val="20"/>
+      </w:rPr>
+    </w:lvl>
+    <w:lvl w:ilvl="1" w:tentative="1">
+      <w:start w:val="1"/>
+      <w:numFmt w:val="bullet"/>
+      <w:lvlText w:val="o"/>
+      <w:lvlJc w:val="left"/>
+      <w:pPr>
+        <w:tabs>
+          <w:tab w:val="num" w:pos="1440"/>
+        </w:tabs>
+        <w:ind w:left="1440" w:hanging="360"/>
+      </w:pPr>
+      <w:rPr>
+        <w:rFonts w:ascii="Courier New" w:hAnsi="Courier New" w:hint="default"/>
+        <w:sz w:val="20"/>
+      </w:rPr>
+    </w:lvl>
+    <w:lvl w:ilvl="2" w:tentative="1">
+      <w:start w:val="1"/>
+      <w:numFmt w:val="bullet"/>
+      <w:lvlText w:val=""/>
+      <w:lvlJc w:val="left"/>
+      <w:pPr>
+        <w:tabs>
+          <w:tab w:val="num" w:pos="2160"/>
+        </w:tabs>
+        <w:ind w:left="2160" w:hanging="360"/>
+      </w:pPr>
+      <w:rPr>
+        <w:rFonts w:ascii="Wingdings" w:hAnsi="Wingdings" w:hint="default"/>
+        <w:sz w:val="20"/>
+      </w:rPr>
+    </w:lvl>
+    <w:lvl w:ilvl="3" w:tentative="1">
+      <w:start w:val="1"/>
+      <w:numFmt w:val="bullet"/>
+      <w:lvlText w:val=""/>
+      <w:lvlJc w:val="left"/>
+      <w:pPr>
+        <w:tabs>
+          <w:tab w:val="num" w:pos="2880"/>
+        </w:tabs>
+        <w:ind w:left="2880" w:hanging="360"/>
+      </w:pPr>
+      <w:rPr>
+        <w:rFonts w:ascii="Wingdings" w:hAnsi="Wingdings" w:hint="default"/>
+        <w:sz w:val="20"/>
+      </w:rPr>
+    </w:lvl>
+    <w:lvl w:ilvl="4" w:tentative="1">
+      <w:start w:val="1"/>
+      <w:numFmt w:val="bullet"/>
+      <w:lvlText w:val=""/>
+      <w:lvlJc w:val="left"/>
+      <w:pPr>
+        <w:tabs>
+          <w:tab w:val="num" w:pos="3600"/>
+        </w:tabs>
+        <w:ind w:left="3600" w:hanging="360"/>
+      </w:pPr>
+      <w:rPr>
+        <w:rFonts w:ascii="Wingdings" w:hAnsi="Wingdings" w:hint="default"/>
+        <w:sz w:val="20"/>
+      </w:rPr>
+    </w:lvl>
+    <w:lvl w:ilvl="5" w:tentative="1">
+      <w:start w:val="1"/>
+      <w:numFmt w:val="bullet"/>
+      <w:lvlText w:val=""/>
+      <w:lvlJc w:val="left"/>
+      <w:pPr>
+        <w:tabs>
+          <w:tab w:val="num" w:pos="4320"/>
+        </w:tabs>
+        <w:ind w:left="4320" w:hanging="360"/>
+      </w:pPr>
+      <w:rPr>
+        <w:rFonts w:ascii="Wingdings" w:hAnsi="Wingdings" w:hint="default"/>
+        <w:sz w:val="20"/>
+      </w:rPr>
+    </w:lvl>
+    <w:lvl w:ilvl="6" w:tentative="1">
+      <w:start w:val="1"/>
+      <w:numFmt w:val="bullet"/>
+      <w:lvlText w:val=""/>
+      <w:lvlJc w:val="left"/>
+      <w:pPr>
+        <w:tabs>
+          <w:tab w:val="num" w:pos="5040"/>
+        </w:tabs>
+        <w:ind w:left="5040" w:hanging="360"/>
+      </w:pPr>
+      <w:rPr>
+        <w:rFonts w:ascii="Wingdings" w:hAnsi="Wingdings" w:hint="default"/>
+        <w:sz w:val="20"/>
+      </w:rPr>
+    </w:lvl>
+    <w:lvl w:ilvl="7" w:tentative="1">
+      <w:start w:val="1"/>
+      <w:numFmt w:val="bullet"/>
+      <w:lvlText w:val=""/>
+      <w:lvlJc w:val="left"/>
+      <w:pPr>
+        <w:tabs>
+          <w:tab w:val="num" w:pos="5760"/>
+        </w:tabs>
+        <w:ind w:left="5760" w:hanging="360"/>
+      </w:pPr>
+      <w:rPr>
+        <w:rFonts w:ascii="Wingdings" w:hAnsi="Wingdings" w:hint="default"/>
+        <w:sz w:val="20"/>
+      </w:rPr>
+    </w:lvl>
+    <w:lvl w:ilvl="8" w:tentative="1">
+      <w:start w:val="1"/>
+      <w:numFmt w:val="bullet"/>
+      <w:lvlText w:val=""/>
+      <w:lvlJc w:val="left"/>
+      <w:pPr>
+        <w:tabs>
+          <w:tab w:val="num" w:pos="6480"/>
+        </w:tabs>
+        <w:ind w:left="6480" w:hanging="360"/>
+      </w:pPr>
+      <w:rPr>
+        <w:rFonts w:ascii="Wingdings" w:hAnsi="Wingdings" w:hint="default"/>
+        <w:sz w:val="20"/>
+      </w:rPr>
+    </w:lvl>
+  </w:abstractNum>
+  <w:abstractNum w:abstractNumId="33" w15:restartNumberingAfterBreak="0">
+    <w:nsid w:val="4C8253D9"/>
+    <w:multiLevelType w:val="multilevel"/>
+    <w:tmpl w:val="F78EAE00"/>
+    <w:lvl w:ilvl="0">
+      <w:start w:val="1"/>
+      <w:numFmt w:val="bullet"/>
+      <w:lvlText w:val=""/>
+      <w:lvlJc w:val="left"/>
+      <w:pPr>
+        <w:tabs>
+          <w:tab w:val="num" w:pos="720"/>
+        </w:tabs>
+        <w:ind w:left="720" w:hanging="360"/>
+      </w:pPr>
+      <w:rPr>
+        <w:rFonts w:ascii="Symbol" w:hAnsi="Symbol" w:hint="default"/>
+        <w:sz w:val="20"/>
+      </w:rPr>
+    </w:lvl>
+    <w:lvl w:ilvl="1" w:tentative="1">
+      <w:start w:val="1"/>
+      <w:numFmt w:val="bullet"/>
+      <w:lvlText w:val="o"/>
+      <w:lvlJc w:val="left"/>
+      <w:pPr>
+        <w:tabs>
+          <w:tab w:val="num" w:pos="1440"/>
+        </w:tabs>
+        <w:ind w:left="1440" w:hanging="360"/>
+      </w:pPr>
+      <w:rPr>
+        <w:rFonts w:ascii="Courier New" w:hAnsi="Courier New" w:hint="default"/>
+        <w:sz w:val="20"/>
+      </w:rPr>
+    </w:lvl>
+    <w:lvl w:ilvl="2" w:tentative="1">
+      <w:start w:val="1"/>
+      <w:numFmt w:val="bullet"/>
+      <w:lvlText w:val=""/>
+      <w:lvlJc w:val="left"/>
+      <w:pPr>
+        <w:tabs>
+          <w:tab w:val="num" w:pos="2160"/>
+        </w:tabs>
+        <w:ind w:left="2160" w:hanging="360"/>
+      </w:pPr>
+      <w:rPr>
+        <w:rFonts w:ascii="Wingdings" w:hAnsi="Wingdings" w:hint="default"/>
+        <w:sz w:val="20"/>
+      </w:rPr>
+    </w:lvl>
+    <w:lvl w:ilvl="3" w:tentative="1">
+      <w:start w:val="1"/>
+      <w:numFmt w:val="bullet"/>
+      <w:lvlText w:val=""/>
+      <w:lvlJc w:val="left"/>
+      <w:pPr>
+        <w:tabs>
+          <w:tab w:val="num" w:pos="2880"/>
+        </w:tabs>
+        <w:ind w:left="2880" w:hanging="360"/>
+      </w:pPr>
+      <w:rPr>
+        <w:rFonts w:ascii="Wingdings" w:hAnsi="Wingdings" w:hint="default"/>
+        <w:sz w:val="20"/>
+      </w:rPr>
+    </w:lvl>
+    <w:lvl w:ilvl="4" w:tentative="1">
+      <w:start w:val="1"/>
+      <w:numFmt w:val="bullet"/>
+      <w:lvlText w:val=""/>
+      <w:lvlJc w:val="left"/>
+      <w:pPr>
+        <w:tabs>
+          <w:tab w:val="num" w:pos="3600"/>
+        </w:tabs>
+        <w:ind w:left="3600" w:hanging="360"/>
+      </w:pPr>
+      <w:rPr>
+        <w:rFonts w:ascii="Wingdings" w:hAnsi="Wingdings" w:hint="default"/>
+        <w:sz w:val="20"/>
+      </w:rPr>
+    </w:lvl>
+    <w:lvl w:ilvl="5" w:tentative="1">
+      <w:start w:val="1"/>
+      <w:numFmt w:val="bullet"/>
+      <w:lvlText w:val=""/>
+      <w:lvlJc w:val="left"/>
+      <w:pPr>
+        <w:tabs>
+          <w:tab w:val="num" w:pos="4320"/>
+        </w:tabs>
+        <w:ind w:left="4320" w:hanging="360"/>
+      </w:pPr>
+      <w:rPr>
+        <w:rFonts w:ascii="Wingdings" w:hAnsi="Wingdings" w:hint="default"/>
+        <w:sz w:val="20"/>
+      </w:rPr>
+    </w:lvl>
+    <w:lvl w:ilvl="6" w:tentative="1">
+      <w:start w:val="1"/>
+      <w:numFmt w:val="bullet"/>
+      <w:lvlText w:val=""/>
+      <w:lvlJc w:val="left"/>
+      <w:pPr>
+        <w:tabs>
+          <w:tab w:val="num" w:pos="5040"/>
+        </w:tabs>
+        <w:ind w:left="5040" w:hanging="360"/>
+      </w:pPr>
+      <w:rPr>
+        <w:rFonts w:ascii="Wingdings" w:hAnsi="Wingdings" w:hint="default"/>
+        <w:sz w:val="20"/>
+      </w:rPr>
+    </w:lvl>
+    <w:lvl w:ilvl="7" w:tentative="1">
+      <w:start w:val="1"/>
+      <w:numFmt w:val="bullet"/>
+      <w:lvlText w:val=""/>
+      <w:lvlJc w:val="left"/>
+      <w:pPr>
+        <w:tabs>
+          <w:tab w:val="num" w:pos="5760"/>
+        </w:tabs>
+        <w:ind w:left="5760" w:hanging="360"/>
+      </w:pPr>
+      <w:rPr>
+        <w:rFonts w:ascii="Wingdings" w:hAnsi="Wingdings" w:hint="default"/>
+        <w:sz w:val="20"/>
+      </w:rPr>
+    </w:lvl>
+    <w:lvl w:ilvl="8" w:tentative="1">
+      <w:start w:val="1"/>
+      <w:numFmt w:val="bullet"/>
+      <w:lvlText w:val=""/>
+      <w:lvlJc w:val="left"/>
+      <w:pPr>
+        <w:tabs>
+          <w:tab w:val="num" w:pos="6480"/>
+        </w:tabs>
+        <w:ind w:left="6480" w:hanging="360"/>
+      </w:pPr>
+      <w:rPr>
+        <w:rFonts w:ascii="Wingdings" w:hAnsi="Wingdings" w:hint="default"/>
+        <w:sz w:val="20"/>
+      </w:rPr>
+    </w:lvl>
+  </w:abstractNum>
+  <w:abstractNum w:abstractNumId="34" w15:restartNumberingAfterBreak="0">
+    <w:nsid w:val="4D97606A"/>
+    <w:multiLevelType w:val="multilevel"/>
+    <w:tmpl w:val="285815F4"/>
+    <w:lvl w:ilvl="0">
+      <w:start w:val="1"/>
+      <w:numFmt w:val="bullet"/>
+      <w:lvlText w:val=""/>
+      <w:lvlJc w:val="left"/>
+      <w:pPr>
+        <w:tabs>
+          <w:tab w:val="num" w:pos="720"/>
+        </w:tabs>
+        <w:ind w:left="720" w:hanging="360"/>
+      </w:pPr>
+      <w:rPr>
+        <w:rFonts w:ascii="Symbol" w:hAnsi="Symbol" w:hint="default"/>
+        <w:sz w:val="20"/>
+      </w:rPr>
+    </w:lvl>
+    <w:lvl w:ilvl="1" w:tentative="1">
+      <w:start w:val="1"/>
+      <w:numFmt w:val="bullet"/>
+      <w:lvlText w:val="o"/>
+      <w:lvlJc w:val="left"/>
+      <w:pPr>
+        <w:tabs>
+          <w:tab w:val="num" w:pos="1440"/>
+        </w:tabs>
+        <w:ind w:left="1440" w:hanging="360"/>
+      </w:pPr>
+      <w:rPr>
+        <w:rFonts w:ascii="Courier New" w:hAnsi="Courier New" w:hint="default"/>
+        <w:sz w:val="20"/>
+      </w:rPr>
+    </w:lvl>
+    <w:lvl w:ilvl="2" w:tentative="1">
+      <w:start w:val="1"/>
+      <w:numFmt w:val="bullet"/>
+      <w:lvlText w:val=""/>
+      <w:lvlJc w:val="left"/>
+      <w:pPr>
+        <w:tabs>
+          <w:tab w:val="num" w:pos="2160"/>
+        </w:tabs>
+        <w:ind w:left="2160" w:hanging="360"/>
+      </w:pPr>
+      <w:rPr>
+        <w:rFonts w:ascii="Wingdings" w:hAnsi="Wingdings" w:hint="default"/>
+        <w:sz w:val="20"/>
+      </w:rPr>
+    </w:lvl>
+    <w:lvl w:ilvl="3" w:tentative="1">
+      <w:start w:val="1"/>
+      <w:numFmt w:val="bullet"/>
+      <w:lvlText w:val=""/>
+      <w:lvlJc w:val="left"/>
+      <w:pPr>
+        <w:tabs>
+          <w:tab w:val="num" w:pos="2880"/>
+        </w:tabs>
+        <w:ind w:left="2880" w:hanging="360"/>
+      </w:pPr>
+      <w:rPr>
+        <w:rFonts w:ascii="Wingdings" w:hAnsi="Wingdings" w:hint="default"/>
+        <w:sz w:val="20"/>
+      </w:rPr>
+    </w:lvl>
+    <w:lvl w:ilvl="4" w:tentative="1">
+      <w:start w:val="1"/>
+      <w:numFmt w:val="bullet"/>
+      <w:lvlText w:val=""/>
+      <w:lvlJc w:val="left"/>
+      <w:pPr>
+        <w:tabs>
+          <w:tab w:val="num" w:pos="3600"/>
+        </w:tabs>
+        <w:ind w:left="3600" w:hanging="360"/>
+      </w:pPr>
+      <w:rPr>
+        <w:rFonts w:ascii="Wingdings" w:hAnsi="Wingdings" w:hint="default"/>
+        <w:sz w:val="20"/>
+      </w:rPr>
+    </w:lvl>
+    <w:lvl w:ilvl="5" w:tentative="1">
+      <w:start w:val="1"/>
+      <w:numFmt w:val="bullet"/>
+      <w:lvlText w:val=""/>
+      <w:lvlJc w:val="left"/>
+      <w:pPr>
+        <w:tabs>
+          <w:tab w:val="num" w:pos="4320"/>
+        </w:tabs>
+        <w:ind w:left="4320" w:hanging="360"/>
+      </w:pPr>
+      <w:rPr>
+        <w:rFonts w:ascii="Wingdings" w:hAnsi="Wingdings" w:hint="default"/>
+        <w:sz w:val="20"/>
+      </w:rPr>
+    </w:lvl>
+    <w:lvl w:ilvl="6" w:tentative="1">
+      <w:start w:val="1"/>
+      <w:numFmt w:val="bullet"/>
+      <w:lvlText w:val=""/>
+      <w:lvlJc w:val="left"/>
+      <w:pPr>
+        <w:tabs>
+          <w:tab w:val="num" w:pos="5040"/>
+        </w:tabs>
+        <w:ind w:left="5040" w:hanging="360"/>
+      </w:pPr>
+      <w:rPr>
+        <w:rFonts w:ascii="Wingdings" w:hAnsi="Wingdings" w:hint="default"/>
+        <w:sz w:val="20"/>
+      </w:rPr>
+    </w:lvl>
+    <w:lvl w:ilvl="7" w:tentative="1">
+      <w:start w:val="1"/>
+      <w:numFmt w:val="bullet"/>
+      <w:lvlText w:val=""/>
+      <w:lvlJc w:val="left"/>
+      <w:pPr>
+        <w:tabs>
+          <w:tab w:val="num" w:pos="5760"/>
+        </w:tabs>
+        <w:ind w:left="5760" w:hanging="360"/>
+      </w:pPr>
+      <w:rPr>
+        <w:rFonts w:ascii="Wingdings" w:hAnsi="Wingdings" w:hint="default"/>
+        <w:sz w:val="20"/>
+      </w:rPr>
+    </w:lvl>
+    <w:lvl w:ilvl="8" w:tentative="1">
+      <w:start w:val="1"/>
+      <w:numFmt w:val="bullet"/>
+      <w:lvlText w:val=""/>
+      <w:lvlJc w:val="left"/>
+      <w:pPr>
+        <w:tabs>
+          <w:tab w:val="num" w:pos="6480"/>
+        </w:tabs>
+        <w:ind w:left="6480" w:hanging="360"/>
+      </w:pPr>
+      <w:rPr>
+        <w:rFonts w:ascii="Wingdings" w:hAnsi="Wingdings" w:hint="default"/>
+        <w:sz w:val="20"/>
+      </w:rPr>
+    </w:lvl>
+  </w:abstractNum>
+  <w:abstractNum w:abstractNumId="35" w15:restartNumberingAfterBreak="0">
     <w:nsid w:val="51591C76"/>
     <w:multiLevelType w:val="multilevel"/>
     <w:tmpl w:val="3C7479DA"/>
@@ -7994,7 +10889,7 @@
       </w:rPr>
     </w:lvl>
   </w:abstractNum>
-  <w:abstractNum w:abstractNumId="33" w15:restartNumberingAfterBreak="0">
+  <w:abstractNum w:abstractNumId="36" w15:restartNumberingAfterBreak="0">
     <w:nsid w:val="51FD15E0"/>
     <w:multiLevelType w:val="multilevel"/>
     <w:tmpl w:val="EAE05A36"/>
@@ -8143,7 +11038,7 @@
       </w:rPr>
     </w:lvl>
   </w:abstractNum>
-  <w:abstractNum w:abstractNumId="34" w15:restartNumberingAfterBreak="0">
+  <w:abstractNum w:abstractNumId="37" w15:restartNumberingAfterBreak="0">
     <w:nsid w:val="52AC58C6"/>
     <w:multiLevelType w:val="multilevel"/>
     <w:tmpl w:val="BBEE5348"/>
@@ -8292,7 +11187,7 @@
       </w:rPr>
     </w:lvl>
   </w:abstractNum>
-  <w:abstractNum w:abstractNumId="35" w15:restartNumberingAfterBreak="0">
+  <w:abstractNum w:abstractNumId="38" w15:restartNumberingAfterBreak="0">
     <w:nsid w:val="54A17901"/>
     <w:multiLevelType w:val="multilevel"/>
     <w:tmpl w:val="FA1EE278"/>
@@ -8441,7 +11336,305 @@
       </w:rPr>
     </w:lvl>
   </w:abstractNum>
-  <w:abstractNum w:abstractNumId="36" w15:restartNumberingAfterBreak="0">
+  <w:abstractNum w:abstractNumId="39" w15:restartNumberingAfterBreak="0">
+    <w:nsid w:val="5D0723A8"/>
+    <w:multiLevelType w:val="multilevel"/>
+    <w:tmpl w:val="3DC28C28"/>
+    <w:lvl w:ilvl="0">
+      <w:start w:val="1"/>
+      <w:numFmt w:val="bullet"/>
+      <w:lvlText w:val=""/>
+      <w:lvlJc w:val="left"/>
+      <w:pPr>
+        <w:tabs>
+          <w:tab w:val="num" w:pos="720"/>
+        </w:tabs>
+        <w:ind w:left="720" w:hanging="360"/>
+      </w:pPr>
+      <w:rPr>
+        <w:rFonts w:ascii="Symbol" w:hAnsi="Symbol" w:hint="default"/>
+        <w:sz w:val="20"/>
+      </w:rPr>
+    </w:lvl>
+    <w:lvl w:ilvl="1" w:tentative="1">
+      <w:start w:val="1"/>
+      <w:numFmt w:val="bullet"/>
+      <w:lvlText w:val="o"/>
+      <w:lvlJc w:val="left"/>
+      <w:pPr>
+        <w:tabs>
+          <w:tab w:val="num" w:pos="1440"/>
+        </w:tabs>
+        <w:ind w:left="1440" w:hanging="360"/>
+      </w:pPr>
+      <w:rPr>
+        <w:rFonts w:ascii="Courier New" w:hAnsi="Courier New" w:hint="default"/>
+        <w:sz w:val="20"/>
+      </w:rPr>
+    </w:lvl>
+    <w:lvl w:ilvl="2" w:tentative="1">
+      <w:start w:val="1"/>
+      <w:numFmt w:val="bullet"/>
+      <w:lvlText w:val=""/>
+      <w:lvlJc w:val="left"/>
+      <w:pPr>
+        <w:tabs>
+          <w:tab w:val="num" w:pos="2160"/>
+        </w:tabs>
+        <w:ind w:left="2160" w:hanging="360"/>
+      </w:pPr>
+      <w:rPr>
+        <w:rFonts w:ascii="Wingdings" w:hAnsi="Wingdings" w:hint="default"/>
+        <w:sz w:val="20"/>
+      </w:rPr>
+    </w:lvl>
+    <w:lvl w:ilvl="3" w:tentative="1">
+      <w:start w:val="1"/>
+      <w:numFmt w:val="bullet"/>
+      <w:lvlText w:val=""/>
+      <w:lvlJc w:val="left"/>
+      <w:pPr>
+        <w:tabs>
+          <w:tab w:val="num" w:pos="2880"/>
+        </w:tabs>
+        <w:ind w:left="2880" w:hanging="360"/>
+      </w:pPr>
+      <w:rPr>
+        <w:rFonts w:ascii="Wingdings" w:hAnsi="Wingdings" w:hint="default"/>
+        <w:sz w:val="20"/>
+      </w:rPr>
+    </w:lvl>
+    <w:lvl w:ilvl="4" w:tentative="1">
+      <w:start w:val="1"/>
+      <w:numFmt w:val="bullet"/>
+      <w:lvlText w:val=""/>
+      <w:lvlJc w:val="left"/>
+      <w:pPr>
+        <w:tabs>
+          <w:tab w:val="num" w:pos="3600"/>
+        </w:tabs>
+        <w:ind w:left="3600" w:hanging="360"/>
+      </w:pPr>
+      <w:rPr>
+        <w:rFonts w:ascii="Wingdings" w:hAnsi="Wingdings" w:hint="default"/>
+        <w:sz w:val="20"/>
+      </w:rPr>
+    </w:lvl>
+    <w:lvl w:ilvl="5" w:tentative="1">
+      <w:start w:val="1"/>
+      <w:numFmt w:val="bullet"/>
+      <w:lvlText w:val=""/>
+      <w:lvlJc w:val="left"/>
+      <w:pPr>
+        <w:tabs>
+          <w:tab w:val="num" w:pos="4320"/>
+        </w:tabs>
+        <w:ind w:left="4320" w:hanging="360"/>
+      </w:pPr>
+      <w:rPr>
+        <w:rFonts w:ascii="Wingdings" w:hAnsi="Wingdings" w:hint="default"/>
+        <w:sz w:val="20"/>
+      </w:rPr>
+    </w:lvl>
+    <w:lvl w:ilvl="6" w:tentative="1">
+      <w:start w:val="1"/>
+      <w:numFmt w:val="bullet"/>
+      <w:lvlText w:val=""/>
+      <w:lvlJc w:val="left"/>
+      <w:pPr>
+        <w:tabs>
+          <w:tab w:val="num" w:pos="5040"/>
+        </w:tabs>
+        <w:ind w:left="5040" w:hanging="360"/>
+      </w:pPr>
+      <w:rPr>
+        <w:rFonts w:ascii="Wingdings" w:hAnsi="Wingdings" w:hint="default"/>
+        <w:sz w:val="20"/>
+      </w:rPr>
+    </w:lvl>
+    <w:lvl w:ilvl="7" w:tentative="1">
+      <w:start w:val="1"/>
+      <w:numFmt w:val="bullet"/>
+      <w:lvlText w:val=""/>
+      <w:lvlJc w:val="left"/>
+      <w:pPr>
+        <w:tabs>
+          <w:tab w:val="num" w:pos="5760"/>
+        </w:tabs>
+        <w:ind w:left="5760" w:hanging="360"/>
+      </w:pPr>
+      <w:rPr>
+        <w:rFonts w:ascii="Wingdings" w:hAnsi="Wingdings" w:hint="default"/>
+        <w:sz w:val="20"/>
+      </w:rPr>
+    </w:lvl>
+    <w:lvl w:ilvl="8" w:tentative="1">
+      <w:start w:val="1"/>
+      <w:numFmt w:val="bullet"/>
+      <w:lvlText w:val=""/>
+      <w:lvlJc w:val="left"/>
+      <w:pPr>
+        <w:tabs>
+          <w:tab w:val="num" w:pos="6480"/>
+        </w:tabs>
+        <w:ind w:left="6480" w:hanging="360"/>
+      </w:pPr>
+      <w:rPr>
+        <w:rFonts w:ascii="Wingdings" w:hAnsi="Wingdings" w:hint="default"/>
+        <w:sz w:val="20"/>
+      </w:rPr>
+    </w:lvl>
+  </w:abstractNum>
+  <w:abstractNum w:abstractNumId="40" w15:restartNumberingAfterBreak="0">
+    <w:nsid w:val="5D607751"/>
+    <w:multiLevelType w:val="multilevel"/>
+    <w:tmpl w:val="3F563700"/>
+    <w:lvl w:ilvl="0">
+      <w:start w:val="1"/>
+      <w:numFmt w:val="bullet"/>
+      <w:lvlText w:val=""/>
+      <w:lvlJc w:val="left"/>
+      <w:pPr>
+        <w:tabs>
+          <w:tab w:val="num" w:pos="720"/>
+        </w:tabs>
+        <w:ind w:left="720" w:hanging="360"/>
+      </w:pPr>
+      <w:rPr>
+        <w:rFonts w:ascii="Symbol" w:hAnsi="Symbol" w:hint="default"/>
+        <w:sz w:val="20"/>
+      </w:rPr>
+    </w:lvl>
+    <w:lvl w:ilvl="1" w:tentative="1">
+      <w:start w:val="1"/>
+      <w:numFmt w:val="bullet"/>
+      <w:lvlText w:val="o"/>
+      <w:lvlJc w:val="left"/>
+      <w:pPr>
+        <w:tabs>
+          <w:tab w:val="num" w:pos="1440"/>
+        </w:tabs>
+        <w:ind w:left="1440" w:hanging="360"/>
+      </w:pPr>
+      <w:rPr>
+        <w:rFonts w:ascii="Courier New" w:hAnsi="Courier New" w:hint="default"/>
+        <w:sz w:val="20"/>
+      </w:rPr>
+    </w:lvl>
+    <w:lvl w:ilvl="2" w:tentative="1">
+      <w:start w:val="1"/>
+      <w:numFmt w:val="bullet"/>
+      <w:lvlText w:val=""/>
+      <w:lvlJc w:val="left"/>
+      <w:pPr>
+        <w:tabs>
+          <w:tab w:val="num" w:pos="2160"/>
+        </w:tabs>
+        <w:ind w:left="2160" w:hanging="360"/>
+      </w:pPr>
+      <w:rPr>
+        <w:rFonts w:ascii="Wingdings" w:hAnsi="Wingdings" w:hint="default"/>
+        <w:sz w:val="20"/>
+      </w:rPr>
+    </w:lvl>
+    <w:lvl w:ilvl="3" w:tentative="1">
+      <w:start w:val="1"/>
+      <w:numFmt w:val="bullet"/>
+      <w:lvlText w:val=""/>
+      <w:lvlJc w:val="left"/>
+      <w:pPr>
+        <w:tabs>
+          <w:tab w:val="num" w:pos="2880"/>
+        </w:tabs>
+        <w:ind w:left="2880" w:hanging="360"/>
+      </w:pPr>
+      <w:rPr>
+        <w:rFonts w:ascii="Wingdings" w:hAnsi="Wingdings" w:hint="default"/>
+        <w:sz w:val="20"/>
+      </w:rPr>
+    </w:lvl>
+    <w:lvl w:ilvl="4" w:tentative="1">
+      <w:start w:val="1"/>
+      <w:numFmt w:val="bullet"/>
+      <w:lvlText w:val=""/>
+      <w:lvlJc w:val="left"/>
+      <w:pPr>
+        <w:tabs>
+          <w:tab w:val="num" w:pos="3600"/>
+        </w:tabs>
+        <w:ind w:left="3600" w:hanging="360"/>
+      </w:pPr>
+      <w:rPr>
+        <w:rFonts w:ascii="Wingdings" w:hAnsi="Wingdings" w:hint="default"/>
+        <w:sz w:val="20"/>
+      </w:rPr>
+    </w:lvl>
+    <w:lvl w:ilvl="5" w:tentative="1">
+      <w:start w:val="1"/>
+      <w:numFmt w:val="bullet"/>
+      <w:lvlText w:val=""/>
+      <w:lvlJc w:val="left"/>
+      <w:pPr>
+        <w:tabs>
+          <w:tab w:val="num" w:pos="4320"/>
+        </w:tabs>
+        <w:ind w:left="4320" w:hanging="360"/>
+      </w:pPr>
+      <w:rPr>
+        <w:rFonts w:ascii="Wingdings" w:hAnsi="Wingdings" w:hint="default"/>
+        <w:sz w:val="20"/>
+      </w:rPr>
+    </w:lvl>
+    <w:lvl w:ilvl="6" w:tentative="1">
+      <w:start w:val="1"/>
+      <w:numFmt w:val="bullet"/>
+      <w:lvlText w:val=""/>
+      <w:lvlJc w:val="left"/>
+      <w:pPr>
+        <w:tabs>
+          <w:tab w:val="num" w:pos="5040"/>
+        </w:tabs>
+        <w:ind w:left="5040" w:hanging="360"/>
+      </w:pPr>
+      <w:rPr>
+        <w:rFonts w:ascii="Wingdings" w:hAnsi="Wingdings" w:hint="default"/>
+        <w:sz w:val="20"/>
+      </w:rPr>
+    </w:lvl>
+    <w:lvl w:ilvl="7" w:tentative="1">
+      <w:start w:val="1"/>
+      <w:numFmt w:val="bullet"/>
+      <w:lvlText w:val=""/>
+      <w:lvlJc w:val="left"/>
+      <w:pPr>
+        <w:tabs>
+          <w:tab w:val="num" w:pos="5760"/>
+        </w:tabs>
+        <w:ind w:left="5760" w:hanging="360"/>
+      </w:pPr>
+      <w:rPr>
+        <w:rFonts w:ascii="Wingdings" w:hAnsi="Wingdings" w:hint="default"/>
+        <w:sz w:val="20"/>
+      </w:rPr>
+    </w:lvl>
+    <w:lvl w:ilvl="8" w:tentative="1">
+      <w:start w:val="1"/>
+      <w:numFmt w:val="bullet"/>
+      <w:lvlText w:val=""/>
+      <w:lvlJc w:val="left"/>
+      <w:pPr>
+        <w:tabs>
+          <w:tab w:val="num" w:pos="6480"/>
+        </w:tabs>
+        <w:ind w:left="6480" w:hanging="360"/>
+      </w:pPr>
+      <w:rPr>
+        <w:rFonts w:ascii="Wingdings" w:hAnsi="Wingdings" w:hint="default"/>
+        <w:sz w:val="20"/>
+      </w:rPr>
+    </w:lvl>
+  </w:abstractNum>
+  <w:abstractNum w:abstractNumId="41" w15:restartNumberingAfterBreak="0">
     <w:nsid w:val="608226D7"/>
     <w:multiLevelType w:val="multilevel"/>
     <w:tmpl w:val="62FCD154"/>
@@ -8590,7 +11783,7 @@
       </w:rPr>
     </w:lvl>
   </w:abstractNum>
-  <w:abstractNum w:abstractNumId="37" w15:restartNumberingAfterBreak="0">
+  <w:abstractNum w:abstractNumId="42" w15:restartNumberingAfterBreak="0">
     <w:nsid w:val="63981415"/>
     <w:multiLevelType w:val="multilevel"/>
     <w:tmpl w:val="37EEED2E"/>
@@ -8739,7 +11932,7 @@
       </w:rPr>
     </w:lvl>
   </w:abstractNum>
-  <w:abstractNum w:abstractNumId="38" w15:restartNumberingAfterBreak="0">
+  <w:abstractNum w:abstractNumId="43" w15:restartNumberingAfterBreak="0">
     <w:nsid w:val="63FD33A9"/>
     <w:multiLevelType w:val="multilevel"/>
     <w:tmpl w:val="30DE29C4"/>
@@ -8888,7 +12081,7 @@
       </w:rPr>
     </w:lvl>
   </w:abstractNum>
-  <w:abstractNum w:abstractNumId="39" w15:restartNumberingAfterBreak="0">
+  <w:abstractNum w:abstractNumId="44" w15:restartNumberingAfterBreak="0">
     <w:nsid w:val="647A5B10"/>
     <w:multiLevelType w:val="multilevel"/>
     <w:tmpl w:val="A1527222"/>
@@ -9037,7 +12230,7 @@
       </w:rPr>
     </w:lvl>
   </w:abstractNum>
-  <w:abstractNum w:abstractNumId="40" w15:restartNumberingAfterBreak="0">
+  <w:abstractNum w:abstractNumId="45" w15:restartNumberingAfterBreak="0">
     <w:nsid w:val="68217A55"/>
     <w:multiLevelType w:val="multilevel"/>
     <w:tmpl w:val="C3C84A40"/>
@@ -9186,7 +12379,7 @@
       </w:rPr>
     </w:lvl>
   </w:abstractNum>
-  <w:abstractNum w:abstractNumId="41" w15:restartNumberingAfterBreak="0">
+  <w:abstractNum w:abstractNumId="46" w15:restartNumberingAfterBreak="0">
     <w:nsid w:val="6D814B6E"/>
     <w:multiLevelType w:val="multilevel"/>
     <w:tmpl w:val="0434C234"/>
@@ -9335,7 +12528,7 @@
       </w:rPr>
     </w:lvl>
   </w:abstractNum>
-  <w:abstractNum w:abstractNumId="42" w15:restartNumberingAfterBreak="0">
+  <w:abstractNum w:abstractNumId="47" w15:restartNumberingAfterBreak="0">
     <w:nsid w:val="6D9F3871"/>
     <w:multiLevelType w:val="multilevel"/>
     <w:tmpl w:val="049A011A"/>
@@ -9484,7 +12677,7 @@
       </w:rPr>
     </w:lvl>
   </w:abstractNum>
-  <w:abstractNum w:abstractNumId="43" w15:restartNumberingAfterBreak="0">
+  <w:abstractNum w:abstractNumId="48" w15:restartNumberingAfterBreak="0">
     <w:nsid w:val="6E410EDC"/>
     <w:multiLevelType w:val="multilevel"/>
     <w:tmpl w:val="A52277D0"/>
@@ -9633,7 +12826,7 @@
       </w:rPr>
     </w:lvl>
   </w:abstractNum>
-  <w:abstractNum w:abstractNumId="44" w15:restartNumberingAfterBreak="0">
+  <w:abstractNum w:abstractNumId="49" w15:restartNumberingAfterBreak="0">
     <w:nsid w:val="6FA31C71"/>
     <w:multiLevelType w:val="multilevel"/>
     <w:tmpl w:val="AA5AD366"/>
@@ -9782,7 +12975,7 @@
       </w:rPr>
     </w:lvl>
   </w:abstractNum>
-  <w:abstractNum w:abstractNumId="45" w15:restartNumberingAfterBreak="0">
+  <w:abstractNum w:abstractNumId="50" w15:restartNumberingAfterBreak="0">
     <w:nsid w:val="71260ECE"/>
     <w:multiLevelType w:val="multilevel"/>
     <w:tmpl w:val="3592A554"/>
@@ -9931,7 +13124,7 @@
       </w:rPr>
     </w:lvl>
   </w:abstractNum>
-  <w:abstractNum w:abstractNumId="46" w15:restartNumberingAfterBreak="0">
+  <w:abstractNum w:abstractNumId="51" w15:restartNumberingAfterBreak="0">
     <w:nsid w:val="75B4584C"/>
     <w:multiLevelType w:val="multilevel"/>
     <w:tmpl w:val="5360FBFA"/>
@@ -10080,7 +13273,7 @@
       </w:rPr>
     </w:lvl>
   </w:abstractNum>
-  <w:abstractNum w:abstractNumId="47" w15:restartNumberingAfterBreak="0">
+  <w:abstractNum w:abstractNumId="52" w15:restartNumberingAfterBreak="0">
     <w:nsid w:val="7C4A6E81"/>
     <w:multiLevelType w:val="multilevel"/>
     <w:tmpl w:val="0F882C30"/>
@@ -10229,7 +13422,7 @@
       </w:rPr>
     </w:lvl>
   </w:abstractNum>
-  <w:abstractNum w:abstractNumId="48" w15:restartNumberingAfterBreak="0">
+  <w:abstractNum w:abstractNumId="53" w15:restartNumberingAfterBreak="0">
     <w:nsid w:val="7D2005DA"/>
     <w:multiLevelType w:val="multilevel"/>
     <w:tmpl w:val="6D607822"/>
@@ -10379,16 +13572,16 @@
     </w:lvl>
   </w:abstractNum>
   <w:num w:numId="1" w16cid:durableId="589042534">
-    <w:abstractNumId w:val="48"/>
+    <w:abstractNumId w:val="53"/>
   </w:num>
   <w:num w:numId="2" w16cid:durableId="632755494">
-    <w:abstractNumId w:val="33"/>
+    <w:abstractNumId w:val="36"/>
   </w:num>
   <w:num w:numId="3" w16cid:durableId="718167228">
-    <w:abstractNumId w:val="46"/>
+    <w:abstractNumId w:val="51"/>
   </w:num>
   <w:num w:numId="4" w16cid:durableId="426275593">
-    <w:abstractNumId w:val="32"/>
+    <w:abstractNumId w:val="35"/>
   </w:num>
   <w:num w:numId="5" w16cid:durableId="1223519436">
     <w:abstractNumId w:val="3"/>
@@ -10397,7 +13590,7 @@
     <w:abstractNumId w:val="6"/>
   </w:num>
   <w:num w:numId="7" w16cid:durableId="97801216">
-    <w:abstractNumId w:val="43"/>
+    <w:abstractNumId w:val="48"/>
   </w:num>
   <w:num w:numId="8" w16cid:durableId="498891688">
     <w:abstractNumId w:val="25"/>
@@ -10409,19 +13602,19 @@
     <w:abstractNumId w:val="28"/>
   </w:num>
   <w:num w:numId="11" w16cid:durableId="926234776">
-    <w:abstractNumId w:val="44"/>
+    <w:abstractNumId w:val="49"/>
   </w:num>
   <w:num w:numId="12" w16cid:durableId="1155995746">
-    <w:abstractNumId w:val="42"/>
+    <w:abstractNumId w:val="47"/>
   </w:num>
   <w:num w:numId="13" w16cid:durableId="1281690872">
     <w:abstractNumId w:val="5"/>
   </w:num>
   <w:num w:numId="14" w16cid:durableId="1401293231">
-    <w:abstractNumId w:val="47"/>
+    <w:abstractNumId w:val="52"/>
   </w:num>
   <w:num w:numId="15" w16cid:durableId="927733132">
-    <w:abstractNumId w:val="34"/>
+    <w:abstractNumId w:val="37"/>
   </w:num>
   <w:num w:numId="16" w16cid:durableId="124586206">
     <w:abstractNumId w:val="26"/>
@@ -10433,19 +13626,19 @@
     <w:abstractNumId w:val="10"/>
   </w:num>
   <w:num w:numId="19" w16cid:durableId="69161788">
-    <w:abstractNumId w:val="39"/>
+    <w:abstractNumId w:val="44"/>
   </w:num>
   <w:num w:numId="20" w16cid:durableId="308630020">
     <w:abstractNumId w:val="0"/>
   </w:num>
   <w:num w:numId="21" w16cid:durableId="206189579">
-    <w:abstractNumId w:val="36"/>
+    <w:abstractNumId w:val="41"/>
   </w:num>
   <w:num w:numId="22" w16cid:durableId="191383602">
     <w:abstractNumId w:val="7"/>
   </w:num>
   <w:num w:numId="23" w16cid:durableId="1357076129">
-    <w:abstractNumId w:val="37"/>
+    <w:abstractNumId w:val="42"/>
   </w:num>
   <w:num w:numId="24" w16cid:durableId="1885484536">
     <w:abstractNumId w:val="20"/>
@@ -10457,7 +13650,7 @@
     <w:abstractNumId w:val="31"/>
   </w:num>
   <w:num w:numId="27" w16cid:durableId="472452667">
-    <w:abstractNumId w:val="45"/>
+    <w:abstractNumId w:val="50"/>
   </w:num>
   <w:num w:numId="28" w16cid:durableId="1555390318">
     <w:abstractNumId w:val="14"/>
@@ -10466,16 +13659,16 @@
     <w:abstractNumId w:val="18"/>
   </w:num>
   <w:num w:numId="30" w16cid:durableId="1560239218">
-    <w:abstractNumId w:val="38"/>
+    <w:abstractNumId w:val="43"/>
   </w:num>
   <w:num w:numId="31" w16cid:durableId="130023498">
     <w:abstractNumId w:val="23"/>
   </w:num>
   <w:num w:numId="32" w16cid:durableId="1718234499">
-    <w:abstractNumId w:val="41"/>
+    <w:abstractNumId w:val="46"/>
   </w:num>
   <w:num w:numId="33" w16cid:durableId="1769158101">
-    <w:abstractNumId w:val="40"/>
+    <w:abstractNumId w:val="45"/>
   </w:num>
   <w:num w:numId="34" w16cid:durableId="257103172">
     <w:abstractNumId w:val="1"/>
@@ -10520,10 +13713,25 @@
     <w:abstractNumId w:val="12"/>
   </w:num>
   <w:num w:numId="48" w16cid:durableId="1233547358">
-    <w:abstractNumId w:val="35"/>
+    <w:abstractNumId w:val="38"/>
   </w:num>
   <w:num w:numId="49" w16cid:durableId="2067802961">
     <w:abstractNumId w:val="27"/>
+  </w:num>
+  <w:num w:numId="50" w16cid:durableId="727076905">
+    <w:abstractNumId w:val="39"/>
+  </w:num>
+  <w:num w:numId="51" w16cid:durableId="645285501">
+    <w:abstractNumId w:val="40"/>
+  </w:num>
+  <w:num w:numId="52" w16cid:durableId="1320772050">
+    <w:abstractNumId w:val="34"/>
+  </w:num>
+  <w:num w:numId="53" w16cid:durableId="1938517250">
+    <w:abstractNumId w:val="32"/>
+  </w:num>
+  <w:num w:numId="54" w16cid:durableId="1805342511">
+    <w:abstractNumId w:val="33"/>
   </w:num>
   <w:numIdMacAtCleanup w:val="4"/>
 </w:numbering>

--- a/Church/2026/2026_0926_MenloChurch.docx
+++ b/Church/2026/2026_0926_MenloChurch.docx
@@ -3021,15 +3021,7 @@
           <w:sz w:val="20"/>
           <w:szCs w:val="20"/>
         </w:rPr>
-        <w:t>1</w:t>
-      </w:r>
-      <w:r>
-        <w:rPr>
-          <w:rFonts w:cstheme="minorHAnsi"/>
-          <w:sz w:val="20"/>
-          <w:szCs w:val="20"/>
-        </w:rPr>
-        <w:t>5</w:t>
+        <w:t>15</w:t>
       </w:r>
       <w:r>
         <w:rPr>
@@ -3045,15 +3037,7 @@
           <w:sz w:val="20"/>
           <w:szCs w:val="20"/>
         </w:rPr>
-        <w:t>5</w:t>
-      </w:r>
-      <w:r>
-        <w:rPr>
-          <w:rFonts w:cstheme="minorHAnsi"/>
-          <w:sz w:val="20"/>
-          <w:szCs w:val="20"/>
-        </w:rPr>
-        <w:t>4</w:t>
+        <w:t>54</w:t>
       </w:r>
       <w:r>
         <w:rPr>
@@ -3083,6 +3067,7 @@
       <w:r>
         <w:rPr>
           <w:rFonts w:cstheme="minorHAnsi"/>
+          <w:noProof/>
           <w:sz w:val="20"/>
           <w:szCs w:val="20"/>
         </w:rPr>
@@ -3422,15 +3407,7 @@
           <w:sz w:val="20"/>
           <w:szCs w:val="20"/>
         </w:rPr>
-        <w:t>1</w:t>
-      </w:r>
-      <w:r>
-        <w:rPr>
-          <w:rFonts w:cstheme="minorHAnsi"/>
-          <w:sz w:val="20"/>
-          <w:szCs w:val="20"/>
-        </w:rPr>
-        <w:t>6</w:t>
+        <w:t>16</w:t>
       </w:r>
       <w:r>
         <w:rPr>
@@ -3446,15 +3423,7 @@
           <w:sz w:val="20"/>
           <w:szCs w:val="20"/>
         </w:rPr>
-        <w:t>5</w:t>
-      </w:r>
-      <w:r>
-        <w:rPr>
-          <w:rFonts w:cstheme="minorHAnsi"/>
-          <w:sz w:val="20"/>
-          <w:szCs w:val="20"/>
-        </w:rPr>
-        <w:t>1</w:t>
+        <w:t>51</w:t>
       </w:r>
       <w:r>
         <w:rPr>
@@ -3484,6 +3453,7 @@
       <w:r>
         <w:rPr>
           <w:rFonts w:cstheme="minorHAnsi"/>
+          <w:noProof/>
           <w:sz w:val="20"/>
           <w:szCs w:val="20"/>
         </w:rPr>
@@ -3623,15 +3593,7 @@
           <w:sz w:val="20"/>
           <w:szCs w:val="20"/>
         </w:rPr>
-        <w:t>We are swimming in an ocean of kindness all the time in God’s kindness</w:t>
-      </w:r>
-      <w:r>
-        <w:rPr>
-          <w:rFonts w:cstheme="minorHAnsi"/>
-          <w:sz w:val="20"/>
-          <w:szCs w:val="20"/>
-        </w:rPr>
-        <w:t xml:space="preserve"> to </w:t>
+        <w:t xml:space="preserve">We are swimming in an ocean of kindness all the time in God’s kindness to </w:t>
       </w:r>
       <w:proofErr w:type="spellStart"/>
       <w:r>
@@ -3649,49 +3611,33 @@
           <w:sz w:val="20"/>
           <w:szCs w:val="20"/>
         </w:rPr>
-        <w:t xml:space="preserve"> of us</w:t>
-      </w:r>
-      <w:r>
-        <w:rPr>
-          <w:rFonts w:cstheme="minorHAnsi"/>
-          <w:sz w:val="20"/>
-          <w:szCs w:val="20"/>
-        </w:rPr>
-        <w:t>.</w:t>
-      </w:r>
-    </w:p>
-    <w:p>
-      <w:pPr>
-        <w:rPr>
-          <w:rFonts w:cstheme="minorHAnsi"/>
-          <w:sz w:val="20"/>
-          <w:szCs w:val="20"/>
-        </w:rPr>
-      </w:pPr>
-    </w:p>
-    <w:p>
-      <w:pPr>
-        <w:rPr>
-          <w:rFonts w:cstheme="minorHAnsi"/>
-          <w:sz w:val="20"/>
-          <w:szCs w:val="20"/>
-        </w:rPr>
-      </w:pPr>
-      <w:r>
-        <w:rPr>
-          <w:rFonts w:cstheme="minorHAnsi"/>
-          <w:sz w:val="20"/>
-          <w:szCs w:val="20"/>
-        </w:rPr>
-        <w:t>1</w:t>
-      </w:r>
-      <w:r>
-        <w:rPr>
-          <w:rFonts w:cstheme="minorHAnsi"/>
-          <w:sz w:val="20"/>
-          <w:szCs w:val="20"/>
-        </w:rPr>
-        <w:t>7</w:t>
+        <w:t xml:space="preserve"> of us.</w:t>
+      </w:r>
+    </w:p>
+    <w:p>
+      <w:pPr>
+        <w:rPr>
+          <w:rFonts w:cstheme="minorHAnsi"/>
+          <w:sz w:val="20"/>
+          <w:szCs w:val="20"/>
+        </w:rPr>
+      </w:pPr>
+    </w:p>
+    <w:p>
+      <w:pPr>
+        <w:rPr>
+          <w:rFonts w:cstheme="minorHAnsi"/>
+          <w:sz w:val="20"/>
+          <w:szCs w:val="20"/>
+        </w:rPr>
+      </w:pPr>
+      <w:r>
+        <w:rPr>
+          <w:rFonts w:cstheme="minorHAnsi"/>
+          <w:sz w:val="20"/>
+          <w:szCs w:val="20"/>
+        </w:rPr>
+        <w:t>17</w:t>
       </w:r>
       <w:r>
         <w:rPr>
@@ -3737,6 +3683,7 @@
       <w:r>
         <w:rPr>
           <w:rFonts w:cstheme="minorHAnsi"/>
+          <w:noProof/>
           <w:sz w:val="20"/>
           <w:szCs w:val="20"/>
         </w:rPr>
@@ -4142,7 +4089,16 @@
           <w:sz w:val="20"/>
           <w:szCs w:val="20"/>
         </w:rPr>
-        <w:t>change people.</w:t>
+        <w:t xml:space="preserve">change </w:t>
+      </w:r>
+      <w:proofErr w:type="gramStart"/>
+      <w:r>
+        <w:rPr>
+          <w:rFonts w:cstheme="minorHAnsi"/>
+          <w:sz w:val="20"/>
+          <w:szCs w:val="20"/>
+        </w:rPr>
+        <w:t>people.</w:t>
       </w:r>
       <w:r>
         <w:rPr>
@@ -4152,6 +4108,7 @@
         </w:rPr>
         <w:t>.</w:t>
       </w:r>
+      <w:proofErr w:type="gramEnd"/>
     </w:p>
     <w:p>
       <w:pPr>
@@ -4166,6 +4123,7 @@
       <w:r>
         <w:rPr>
           <w:rFonts w:cstheme="minorHAnsi"/>
+          <w:noProof/>
           <w:sz w:val="20"/>
           <w:szCs w:val="20"/>
         </w:rPr>
@@ -4293,15 +4251,7 @@
           <w:sz w:val="20"/>
           <w:szCs w:val="20"/>
         </w:rPr>
-        <w:t>2</w:t>
-      </w:r>
-      <w:r>
-        <w:rPr>
-          <w:rFonts w:cstheme="minorHAnsi"/>
-          <w:sz w:val="20"/>
-          <w:szCs w:val="20"/>
-        </w:rPr>
-        <w:t>1</w:t>
+        <w:t>21</w:t>
       </w:r>
       <w:r>
         <w:rPr>
@@ -4317,15 +4267,7 @@
           <w:sz w:val="20"/>
           <w:szCs w:val="20"/>
         </w:rPr>
-        <w:t>2</w:t>
-      </w:r>
-      <w:r>
-        <w:rPr>
-          <w:rFonts w:cstheme="minorHAnsi"/>
-          <w:sz w:val="20"/>
-          <w:szCs w:val="20"/>
-        </w:rPr>
-        <w:t>8</w:t>
+        <w:t>28</w:t>
       </w:r>
       <w:r>
         <w:rPr>
@@ -4364,6 +4306,7 @@
       <w:r>
         <w:rPr>
           <w:rFonts w:cstheme="minorHAnsi"/>
+          <w:noProof/>
           <w:sz w:val="20"/>
           <w:szCs w:val="20"/>
         </w:rPr>
@@ -4477,7 +4420,25 @@
           <w:sz w:val="20"/>
           <w:szCs w:val="20"/>
         </w:rPr>
-        <w:t xml:space="preserve"> but Peter stood outside at the door. So the other disciple, who was known to the high priest, went out and spoke to the servant girl who kept watch at the door, and brought Peter in. </w:t>
+        <w:t xml:space="preserve"> but Peter stood outside at the door. </w:t>
+      </w:r>
+      <w:proofErr w:type="gramStart"/>
+      <w:r>
+        <w:rPr>
+          <w:rFonts w:cstheme="minorHAnsi"/>
+          <w:sz w:val="20"/>
+          <w:szCs w:val="20"/>
+        </w:rPr>
+        <w:t>So</w:t>
+      </w:r>
+      <w:proofErr w:type="gramEnd"/>
+      <w:r>
+        <w:rPr>
+          <w:rFonts w:cstheme="minorHAnsi"/>
+          <w:sz w:val="20"/>
+          <w:szCs w:val="20"/>
+        </w:rPr>
+        <w:t xml:space="preserve"> the other disciple, who was known to the high priest, went out and spoke to the servant girl who kept watch at the door, and brought Peter in. </w:t>
       </w:r>
       <w:r>
         <w:rPr>
@@ -4608,7 +4569,25 @@
           <w:sz w:val="20"/>
           <w:szCs w:val="20"/>
         </w:rPr>
-        <w:t xml:space="preserve"> Now Simon Peter was standing and warming himself. So they said to him, </w:t>
+        <w:t xml:space="preserve"> Now Simon Peter was standing and warming himself. </w:t>
+      </w:r>
+      <w:proofErr w:type="gramStart"/>
+      <w:r>
+        <w:rPr>
+          <w:rFonts w:cstheme="minorHAnsi"/>
+          <w:sz w:val="20"/>
+          <w:szCs w:val="20"/>
+        </w:rPr>
+        <w:t>So</w:t>
+      </w:r>
+      <w:proofErr w:type="gramEnd"/>
+      <w:r>
+        <w:rPr>
+          <w:rFonts w:cstheme="minorHAnsi"/>
+          <w:sz w:val="20"/>
+          <w:szCs w:val="20"/>
+        </w:rPr>
+        <w:t xml:space="preserve"> they said to him, </w:t>
       </w:r>
       <w:r>
         <w:rPr>
@@ -5041,18 +5020,10 @@
           <w:szCs w:val="20"/>
         </w:rPr>
       </w:pPr>
-    </w:p>
-    <w:p>
-      <w:pPr>
-        <w:rPr>
-          <w:rFonts w:cstheme="minorHAnsi"/>
-          <w:sz w:val="20"/>
-          <w:szCs w:val="20"/>
-        </w:rPr>
-      </w:pPr>
-      <w:r>
-        <w:rPr>
-          <w:rFonts w:cstheme="minorHAnsi"/>
+      <w:r>
+        <w:rPr>
+          <w:rFonts w:cstheme="minorHAnsi"/>
+          <w:noProof/>
           <w:sz w:val="20"/>
           <w:szCs w:val="20"/>
         </w:rPr>
@@ -5192,7 +5163,6 @@
         </w:rPr>
         <w:t xml:space="preserve">The sermon uses the word </w:t>
       </w:r>
-      <w:proofErr w:type="spellStart"/>
       <w:r>
         <w:rPr>
           <w:rFonts w:cstheme="minorHAnsi"/>
@@ -5203,7 +5173,6 @@
         </w:rPr>
         <w:t>anthrakia</w:t>
       </w:r>
-      <w:proofErr w:type="spellEnd"/>
       <w:r>
         <w:rPr>
           <w:rFonts w:cstheme="minorHAnsi"/>
@@ -5236,26 +5205,28 @@
       <w:pPr>
         <w:rPr>
           <w:rFonts w:cstheme="minorHAnsi"/>
-          <w:sz w:val="20"/>
-          <w:szCs w:val="20"/>
-        </w:rPr>
-      </w:pPr>
-      <w:r>
-        <w:rPr>
-          <w:rFonts w:cstheme="minorHAnsi"/>
-          <w:sz w:val="20"/>
-          <w:szCs w:val="20"/>
-        </w:rPr>
-        <w:t xml:space="preserve">charcoal fire means that </w:t>
-      </w:r>
-      <w:r>
-        <w:rPr>
-          <w:rFonts w:cstheme="minorHAnsi"/>
           <w:b/>
           <w:bCs/>
           <w:sz w:val="20"/>
           <w:szCs w:val="20"/>
         </w:rPr>
+      </w:pPr>
+      <w:r>
+        <w:rPr>
+          <w:rFonts w:cstheme="minorHAnsi"/>
+          <w:sz w:val="20"/>
+          <w:szCs w:val="20"/>
+        </w:rPr>
+        <w:t xml:space="preserve">charcoal fire means that </w:t>
+      </w:r>
+      <w:r>
+        <w:rPr>
+          <w:rFonts w:cstheme="minorHAnsi"/>
+          <w:b/>
+          <w:bCs/>
+          <w:sz w:val="20"/>
+          <w:szCs w:val="20"/>
+        </w:rPr>
         <w:t>Jesus does not avoid the messy, painful memories of our past; He steps directly into them to replace our shame with His grace.</w:t>
       </w:r>
     </w:p>
@@ -5263,10 +5234,1380 @@
       <w:pPr>
         <w:rPr>
           <w:rFonts w:cstheme="minorHAnsi"/>
-          <w:sz w:val="20"/>
-          <w:szCs w:val="20"/>
-        </w:rPr>
-      </w:pPr>
+          <w:b/>
+          <w:bCs/>
+          <w:sz w:val="20"/>
+          <w:szCs w:val="20"/>
+        </w:rPr>
+      </w:pPr>
+    </w:p>
+    <w:p>
+      <w:pPr>
+        <w:rPr>
+          <w:rFonts w:cstheme="minorHAnsi"/>
+          <w:sz w:val="20"/>
+          <w:szCs w:val="20"/>
+        </w:rPr>
+      </w:pPr>
+      <w:r>
+        <w:rPr>
+          <w:rFonts w:cstheme="minorHAnsi"/>
+          <w:sz w:val="20"/>
+          <w:szCs w:val="20"/>
+        </w:rPr>
+        <w:t xml:space="preserve">Jesus </w:t>
+      </w:r>
+      <w:proofErr w:type="gramStart"/>
+      <w:r>
+        <w:rPr>
+          <w:rFonts w:cstheme="minorHAnsi"/>
+          <w:sz w:val="20"/>
+          <w:szCs w:val="20"/>
+        </w:rPr>
+        <w:t>sit</w:t>
+      </w:r>
+      <w:proofErr w:type="gramEnd"/>
+      <w:r>
+        <w:rPr>
+          <w:rFonts w:cstheme="minorHAnsi"/>
+          <w:sz w:val="20"/>
+          <w:szCs w:val="20"/>
+        </w:rPr>
+        <w:t xml:space="preserve"> down with </w:t>
+      </w:r>
+      <w:r>
+        <w:rPr>
+          <w:rFonts w:cstheme="minorHAnsi"/>
+          <w:sz w:val="20"/>
+          <w:szCs w:val="20"/>
+        </w:rPr>
+        <w:t xml:space="preserve">12 </w:t>
+      </w:r>
+      <w:r>
+        <w:rPr>
+          <w:rFonts w:cstheme="minorHAnsi"/>
+          <w:sz w:val="20"/>
+          <w:szCs w:val="20"/>
+        </w:rPr>
+        <w:t>apostle</w:t>
+      </w:r>
+      <w:r>
+        <w:rPr>
+          <w:rFonts w:cstheme="minorHAnsi"/>
+          <w:sz w:val="20"/>
+          <w:szCs w:val="20"/>
+        </w:rPr>
+        <w:t>s</w:t>
+      </w:r>
+      <w:r>
+        <w:rPr>
+          <w:rFonts w:cstheme="minorHAnsi"/>
+          <w:sz w:val="20"/>
+          <w:szCs w:val="20"/>
+        </w:rPr>
+        <w:t xml:space="preserve"> around the fire.</w:t>
+      </w:r>
+    </w:p>
+    <w:p>
+      <w:pPr>
+        <w:rPr>
+          <w:rFonts w:cstheme="minorHAnsi"/>
+          <w:b/>
+          <w:bCs/>
+          <w:sz w:val="20"/>
+          <w:szCs w:val="20"/>
+        </w:rPr>
+      </w:pPr>
+    </w:p>
+    <w:p>
+      <w:pPr>
+        <w:rPr>
+          <w:rFonts w:cstheme="minorHAnsi"/>
+          <w:sz w:val="20"/>
+          <w:szCs w:val="20"/>
+        </w:rPr>
+      </w:pPr>
+      <w:r>
+        <w:rPr>
+          <w:rFonts w:cstheme="minorHAnsi"/>
+          <w:sz w:val="20"/>
+          <w:szCs w:val="20"/>
+        </w:rPr>
+        <w:t>2</w:t>
+      </w:r>
+      <w:r>
+        <w:rPr>
+          <w:rFonts w:cstheme="minorHAnsi"/>
+          <w:sz w:val="20"/>
+          <w:szCs w:val="20"/>
+        </w:rPr>
+        <w:t>2</w:t>
+      </w:r>
+      <w:r>
+        <w:rPr>
+          <w:rFonts w:cstheme="minorHAnsi"/>
+          <w:sz w:val="20"/>
+          <w:szCs w:val="20"/>
+        </w:rPr>
+        <w:t>:</w:t>
+      </w:r>
+      <w:r>
+        <w:rPr>
+          <w:rFonts w:cstheme="minorHAnsi"/>
+          <w:sz w:val="20"/>
+          <w:szCs w:val="20"/>
+        </w:rPr>
+        <w:t>08</w:t>
+      </w:r>
+      <w:r>
+        <w:rPr>
+          <w:rFonts w:cstheme="minorHAnsi"/>
+          <w:sz w:val="20"/>
+          <w:szCs w:val="20"/>
+        </w:rPr>
+        <w:t>/</w:t>
+      </w:r>
+      <w:r>
+        <w:rPr>
+          <w:rFonts w:cstheme="minorHAnsi"/>
+          <w:sz w:val="20"/>
+          <w:szCs w:val="20"/>
+        </w:rPr>
+        <w:t>37:36</w:t>
+      </w:r>
+    </w:p>
+    <w:p>
+      <w:pPr>
+        <w:rPr>
+          <w:rFonts w:cstheme="minorHAnsi"/>
+          <w:sz w:val="20"/>
+          <w:szCs w:val="20"/>
+        </w:rPr>
+      </w:pPr>
+      <w:r>
+        <w:rPr>
+          <w:rFonts w:cstheme="minorHAnsi"/>
+          <w:sz w:val="20"/>
+          <w:szCs w:val="20"/>
+        </w:rPr>
+        <w:drawing>
+          <wp:inline distT="0" distB="0" distL="0" distR="0" wp14:anchorId="0B485B5D" wp14:editId="77D7F2D7">
+            <wp:extent cx="4457700" cy="801053"/>
+            <wp:effectExtent l="0" t="0" r="0" b="0"/>
+            <wp:docPr id="667996623" name="Picture 1"/>
+            <wp:cNvGraphicFramePr>
+              <a:graphicFrameLocks xmlns:a="http://schemas.openxmlformats.org/drawingml/2006/main" noChangeAspect="1"/>
+            </wp:cNvGraphicFramePr>
+            <a:graphic xmlns:a="http://schemas.openxmlformats.org/drawingml/2006/main">
+              <a:graphicData uri="http://schemas.openxmlformats.org/drawingml/2006/picture">
+                <pic:pic xmlns:pic="http://schemas.openxmlformats.org/drawingml/2006/picture">
+                  <pic:nvPicPr>
+                    <pic:cNvPr id="667996623" name=""/>
+                    <pic:cNvPicPr/>
+                  </pic:nvPicPr>
+                  <pic:blipFill>
+                    <a:blip r:embed="rId33"/>
+                    <a:stretch>
+                      <a:fillRect/>
+                    </a:stretch>
+                  </pic:blipFill>
+                  <pic:spPr>
+                    <a:xfrm>
+                      <a:off x="0" y="0"/>
+                      <a:ext cx="4473605" cy="803911"/>
+                    </a:xfrm>
+                    <a:prstGeom prst="rect">
+                      <a:avLst/>
+                    </a:prstGeom>
+                  </pic:spPr>
+                </pic:pic>
+              </a:graphicData>
+            </a:graphic>
+          </wp:inline>
+        </w:drawing>
+      </w:r>
+    </w:p>
+    <w:p>
+      <w:pPr>
+        <w:rPr>
+          <w:rFonts w:cstheme="minorHAnsi"/>
+          <w:sz w:val="20"/>
+          <w:szCs w:val="20"/>
+        </w:rPr>
+      </w:pPr>
+    </w:p>
+    <w:p>
+      <w:pPr>
+        <w:rPr>
+          <w:rFonts w:cstheme="minorHAnsi"/>
+          <w:b/>
+          <w:bCs/>
+          <w:sz w:val="20"/>
+          <w:szCs w:val="20"/>
+        </w:rPr>
+      </w:pPr>
+      <w:r>
+        <w:rPr>
+          <w:rFonts w:cstheme="minorHAnsi"/>
+          <w:b/>
+          <w:bCs/>
+          <w:sz w:val="20"/>
+          <w:szCs w:val="20"/>
+        </w:rPr>
+        <w:t xml:space="preserve">1. </w:t>
+      </w:r>
+      <w:r>
+        <w:rPr>
+          <w:rFonts w:cstheme="minorHAnsi"/>
+          <w:b/>
+          <w:bCs/>
+          <w:sz w:val="20"/>
+          <w:szCs w:val="20"/>
+        </w:rPr>
+        <w:t>The First Denial (John 18:17)</w:t>
+      </w:r>
+    </w:p>
+    <w:p>
+      <w:pPr>
+        <w:rPr>
+          <w:rFonts w:cstheme="minorHAnsi"/>
+          <w:sz w:val="20"/>
+          <w:szCs w:val="20"/>
+        </w:rPr>
+      </w:pPr>
+      <w:r>
+        <w:rPr>
+          <w:rFonts w:cstheme="minorHAnsi"/>
+          <w:sz w:val="20"/>
+          <w:szCs w:val="20"/>
+        </w:rPr>
+        <w:t>"You aren’t one of this man’s disciples too, are you?" the girl at the door asked Peter.</w:t>
+      </w:r>
+      <w:r>
+        <w:rPr>
+          <w:rFonts w:cstheme="minorHAnsi"/>
+          <w:sz w:val="20"/>
+          <w:szCs w:val="20"/>
+        </w:rPr>
+        <w:br/>
+        <w:t xml:space="preserve">He replied, </w:t>
+      </w:r>
+      <w:r>
+        <w:rPr>
+          <w:rFonts w:cstheme="minorHAnsi"/>
+          <w:b/>
+          <w:bCs/>
+          <w:sz w:val="20"/>
+          <w:szCs w:val="20"/>
+        </w:rPr>
+        <w:t>"I am not."</w:t>
+      </w:r>
+    </w:p>
+    <w:p>
+      <w:pPr>
+        <w:rPr>
+          <w:rFonts w:cstheme="minorHAnsi"/>
+          <w:b/>
+          <w:bCs/>
+          <w:sz w:val="20"/>
+          <w:szCs w:val="20"/>
+        </w:rPr>
+      </w:pPr>
+      <w:r>
+        <w:rPr>
+          <w:rFonts w:cstheme="minorHAnsi"/>
+          <w:b/>
+          <w:bCs/>
+          <w:sz w:val="20"/>
+          <w:szCs w:val="20"/>
+        </w:rPr>
+        <w:t>2.</w:t>
+      </w:r>
+      <w:r>
+        <w:rPr>
+          <w:rFonts w:cstheme="minorHAnsi"/>
+          <w:b/>
+          <w:bCs/>
+          <w:sz w:val="20"/>
+          <w:szCs w:val="20"/>
+        </w:rPr>
+        <w:t xml:space="preserve"> The Second Denial (John 18:25)</w:t>
+      </w:r>
+    </w:p>
+    <w:p>
+      <w:pPr>
+        <w:rPr>
+          <w:rFonts w:cstheme="minorHAnsi"/>
+          <w:sz w:val="20"/>
+          <w:szCs w:val="20"/>
+        </w:rPr>
+      </w:pPr>
+      <w:r>
+        <w:rPr>
+          <w:rFonts w:cstheme="minorHAnsi"/>
+          <w:sz w:val="20"/>
+          <w:szCs w:val="20"/>
+        </w:rPr>
+        <w:t xml:space="preserve">Meanwhile, Simon Peter was still standing there warming himself. </w:t>
+      </w:r>
+      <w:proofErr w:type="gramStart"/>
+      <w:r>
+        <w:rPr>
+          <w:rFonts w:cstheme="minorHAnsi"/>
+          <w:sz w:val="20"/>
+          <w:szCs w:val="20"/>
+        </w:rPr>
+        <w:t>So</w:t>
+      </w:r>
+      <w:proofErr w:type="gramEnd"/>
+      <w:r>
+        <w:rPr>
+          <w:rFonts w:cstheme="minorHAnsi"/>
+          <w:sz w:val="20"/>
+          <w:szCs w:val="20"/>
+        </w:rPr>
+        <w:t xml:space="preserve"> they asked him, "You aren’t one of his disciples too, are you?"</w:t>
+      </w:r>
+      <w:r>
+        <w:rPr>
+          <w:rFonts w:cstheme="minorHAnsi"/>
+          <w:sz w:val="20"/>
+          <w:szCs w:val="20"/>
+        </w:rPr>
+        <w:br/>
+        <w:t xml:space="preserve">He denied it, saying, </w:t>
+      </w:r>
+      <w:r>
+        <w:rPr>
+          <w:rFonts w:cstheme="minorHAnsi"/>
+          <w:b/>
+          <w:bCs/>
+          <w:sz w:val="20"/>
+          <w:szCs w:val="20"/>
+        </w:rPr>
+        <w:t>"I am not."</w:t>
+      </w:r>
+    </w:p>
+    <w:p>
+      <w:pPr>
+        <w:rPr>
+          <w:rFonts w:cstheme="minorHAnsi"/>
+          <w:b/>
+          <w:bCs/>
+          <w:sz w:val="20"/>
+          <w:szCs w:val="20"/>
+        </w:rPr>
+      </w:pPr>
+      <w:r>
+        <w:rPr>
+          <w:rFonts w:cstheme="minorHAnsi"/>
+          <w:b/>
+          <w:bCs/>
+          <w:sz w:val="20"/>
+          <w:szCs w:val="20"/>
+        </w:rPr>
+        <w:t>3.</w:t>
+      </w:r>
+      <w:r>
+        <w:rPr>
+          <w:rFonts w:cstheme="minorHAnsi"/>
+          <w:b/>
+          <w:bCs/>
+          <w:sz w:val="20"/>
+          <w:szCs w:val="20"/>
+        </w:rPr>
+        <w:t xml:space="preserve"> The Third Denial (John 18:26–27)</w:t>
+      </w:r>
+    </w:p>
+    <w:p>
+      <w:pPr>
+        <w:rPr>
+          <w:rFonts w:cstheme="minorHAnsi"/>
+          <w:sz w:val="20"/>
+          <w:szCs w:val="20"/>
+        </w:rPr>
+      </w:pPr>
+      <w:r>
+        <w:rPr>
+          <w:rFonts w:cstheme="minorHAnsi"/>
+          <w:sz w:val="20"/>
+          <w:szCs w:val="20"/>
+        </w:rPr>
+        <w:t>One of the high priest’s servants, a relative of the man whose ear Peter had cut off, challenged him, "Didn’t I see you with him in the garden?"</w:t>
+      </w:r>
+      <w:r>
+        <w:rPr>
+          <w:rFonts w:cstheme="minorHAnsi"/>
+          <w:sz w:val="20"/>
+          <w:szCs w:val="20"/>
+        </w:rPr>
+        <w:br/>
+      </w:r>
+    </w:p>
+    <w:p>
+      <w:pPr>
+        <w:rPr>
+          <w:rFonts w:cstheme="minorHAnsi"/>
+          <w:sz w:val="20"/>
+          <w:szCs w:val="20"/>
+        </w:rPr>
+      </w:pPr>
+    </w:p>
+    <w:p>
+      <w:pPr>
+        <w:rPr>
+          <w:rFonts w:cstheme="minorHAnsi"/>
+          <w:sz w:val="20"/>
+          <w:szCs w:val="20"/>
+        </w:rPr>
+      </w:pPr>
+      <w:r>
+        <w:rPr>
+          <w:rFonts w:cstheme="minorHAnsi"/>
+          <w:sz w:val="20"/>
+          <w:szCs w:val="20"/>
+        </w:rPr>
+        <w:t>This is second time rejection in John 21:1-14</w:t>
+      </w:r>
+    </w:p>
+    <w:p>
+      <w:pPr>
+        <w:rPr>
+          <w:rFonts w:cstheme="minorHAnsi"/>
+          <w:sz w:val="20"/>
+          <w:szCs w:val="20"/>
+        </w:rPr>
+      </w:pPr>
+      <w:r>
+        <w:rPr>
+          <w:rFonts w:cstheme="minorHAnsi"/>
+          <w:sz w:val="20"/>
+          <w:szCs w:val="20"/>
+        </w:rPr>
+        <w:t xml:space="preserve">Peter </w:t>
+      </w:r>
+      <w:r>
+        <w:rPr>
+          <w:rFonts w:cstheme="minorHAnsi"/>
+          <w:sz w:val="20"/>
+          <w:szCs w:val="20"/>
+        </w:rPr>
+        <w:t>sees</w:t>
+      </w:r>
+      <w:r>
+        <w:rPr>
+          <w:rFonts w:cstheme="minorHAnsi"/>
+          <w:sz w:val="20"/>
+          <w:szCs w:val="20"/>
+        </w:rPr>
+        <w:t xml:space="preserve"> the resurrection already.</w:t>
+      </w:r>
+    </w:p>
+    <w:p>
+      <w:pPr>
+        <w:rPr>
+          <w:rFonts w:cstheme="minorHAnsi"/>
+          <w:sz w:val="20"/>
+          <w:szCs w:val="20"/>
+        </w:rPr>
+      </w:pPr>
+      <w:r>
+        <w:rPr>
+          <w:rFonts w:cstheme="minorHAnsi"/>
+          <w:sz w:val="20"/>
+          <w:szCs w:val="20"/>
+        </w:rPr>
+        <w:t>Adam in garden and hide. Peter denies and swim in the water.</w:t>
+      </w:r>
+    </w:p>
+    <w:p>
+      <w:pPr>
+        <w:rPr>
+          <w:rFonts w:cstheme="minorHAnsi"/>
+          <w:sz w:val="20"/>
+          <w:szCs w:val="20"/>
+        </w:rPr>
+      </w:pPr>
+    </w:p>
+    <w:p>
+      <w:pPr>
+        <w:rPr>
+          <w:rFonts w:cstheme="minorHAnsi"/>
+          <w:sz w:val="20"/>
+          <w:szCs w:val="20"/>
+        </w:rPr>
+      </w:pPr>
+      <w:r>
+        <w:rPr>
+          <w:rFonts w:cstheme="minorHAnsi"/>
+          <w:sz w:val="20"/>
+          <w:szCs w:val="20"/>
+        </w:rPr>
+        <w:t>2</w:t>
+      </w:r>
+      <w:r>
+        <w:rPr>
+          <w:rFonts w:cstheme="minorHAnsi"/>
+          <w:sz w:val="20"/>
+          <w:szCs w:val="20"/>
+        </w:rPr>
+        <w:t>5</w:t>
+      </w:r>
+      <w:r>
+        <w:rPr>
+          <w:rFonts w:cstheme="minorHAnsi"/>
+          <w:sz w:val="20"/>
+          <w:szCs w:val="20"/>
+        </w:rPr>
+        <w:t>:</w:t>
+      </w:r>
+      <w:r>
+        <w:rPr>
+          <w:rFonts w:cstheme="minorHAnsi"/>
+          <w:sz w:val="20"/>
+          <w:szCs w:val="20"/>
+        </w:rPr>
+        <w:t>42</w:t>
+      </w:r>
+      <w:r>
+        <w:rPr>
+          <w:rFonts w:cstheme="minorHAnsi"/>
+          <w:sz w:val="20"/>
+          <w:szCs w:val="20"/>
+        </w:rPr>
+        <w:t>/</w:t>
+      </w:r>
+      <w:r>
+        <w:rPr>
+          <w:rFonts w:cstheme="minorHAnsi"/>
+          <w:sz w:val="20"/>
+          <w:szCs w:val="20"/>
+        </w:rPr>
+        <w:t>37:36</w:t>
+      </w:r>
+    </w:p>
+    <w:p>
+      <w:pPr>
+        <w:rPr>
+          <w:rFonts w:cstheme="minorHAnsi"/>
+          <w:sz w:val="20"/>
+          <w:szCs w:val="20"/>
+        </w:rPr>
+      </w:pPr>
+      <w:r>
+        <w:rPr>
+          <w:rFonts w:cstheme="minorHAnsi"/>
+          <w:sz w:val="20"/>
+          <w:szCs w:val="20"/>
+        </w:rPr>
+        <w:drawing>
+          <wp:inline distT="0" distB="0" distL="0" distR="0" wp14:anchorId="5B95A842" wp14:editId="402D5C34">
+            <wp:extent cx="4838700" cy="946028"/>
+            <wp:effectExtent l="0" t="0" r="0" b="6985"/>
+            <wp:docPr id="853337018" name="Picture 1"/>
+            <wp:cNvGraphicFramePr>
+              <a:graphicFrameLocks xmlns:a="http://schemas.openxmlformats.org/drawingml/2006/main" noChangeAspect="1"/>
+            </wp:cNvGraphicFramePr>
+            <a:graphic xmlns:a="http://schemas.openxmlformats.org/drawingml/2006/main">
+              <a:graphicData uri="http://schemas.openxmlformats.org/drawingml/2006/picture">
+                <pic:pic xmlns:pic="http://schemas.openxmlformats.org/drawingml/2006/picture">
+                  <pic:nvPicPr>
+                    <pic:cNvPr id="853337018" name=""/>
+                    <pic:cNvPicPr/>
+                  </pic:nvPicPr>
+                  <pic:blipFill>
+                    <a:blip r:embed="rId34"/>
+                    <a:stretch>
+                      <a:fillRect/>
+                    </a:stretch>
+                  </pic:blipFill>
+                  <pic:spPr>
+                    <a:xfrm>
+                      <a:off x="0" y="0"/>
+                      <a:ext cx="4846903" cy="947632"/>
+                    </a:xfrm>
+                    <a:prstGeom prst="rect">
+                      <a:avLst/>
+                    </a:prstGeom>
+                  </pic:spPr>
+                </pic:pic>
+              </a:graphicData>
+            </a:graphic>
+          </wp:inline>
+        </w:drawing>
+      </w:r>
+    </w:p>
+    <w:p>
+      <w:pPr>
+        <w:rPr>
+          <w:rFonts w:cstheme="minorHAnsi"/>
+          <w:sz w:val="20"/>
+          <w:szCs w:val="20"/>
+        </w:rPr>
+      </w:pPr>
+      <w:r>
+        <w:rPr>
+          <w:rFonts w:cstheme="minorHAnsi"/>
+          <w:sz w:val="20"/>
+          <w:szCs w:val="20"/>
+        </w:rPr>
+        <w:t>Jesus said three times, “Do you love me?”</w:t>
+      </w:r>
+    </w:p>
+    <w:p>
+      <w:pPr>
+        <w:rPr>
+          <w:rFonts w:cstheme="minorHAnsi"/>
+          <w:sz w:val="20"/>
+          <w:szCs w:val="20"/>
+        </w:rPr>
+      </w:pPr>
+      <w:r>
+        <w:rPr>
+          <w:rFonts w:cstheme="minorHAnsi"/>
+          <w:sz w:val="20"/>
+          <w:szCs w:val="20"/>
+        </w:rPr>
+        <w:t>This is the process of restoration.</w:t>
+      </w:r>
+    </w:p>
+    <w:p>
+      <w:pPr>
+        <w:rPr>
+          <w:rFonts w:cstheme="minorHAnsi"/>
+          <w:sz w:val="20"/>
+          <w:szCs w:val="20"/>
+        </w:rPr>
+      </w:pPr>
+    </w:p>
+    <w:p>
+      <w:pPr>
+        <w:rPr>
+          <w:rFonts w:cstheme="minorHAnsi"/>
+          <w:sz w:val="20"/>
+          <w:szCs w:val="20"/>
+        </w:rPr>
+      </w:pPr>
+      <w:r>
+        <w:rPr>
+          <w:rFonts w:cstheme="minorHAnsi"/>
+          <w:sz w:val="20"/>
+          <w:szCs w:val="20"/>
+        </w:rPr>
+        <w:t>2</w:t>
+      </w:r>
+      <w:r>
+        <w:rPr>
+          <w:rFonts w:cstheme="minorHAnsi"/>
+          <w:sz w:val="20"/>
+          <w:szCs w:val="20"/>
+        </w:rPr>
+        <w:t>6</w:t>
+      </w:r>
+      <w:r>
+        <w:rPr>
+          <w:rFonts w:cstheme="minorHAnsi"/>
+          <w:sz w:val="20"/>
+          <w:szCs w:val="20"/>
+        </w:rPr>
+        <w:t>:</w:t>
+      </w:r>
+      <w:r>
+        <w:rPr>
+          <w:rFonts w:cstheme="minorHAnsi"/>
+          <w:sz w:val="20"/>
+          <w:szCs w:val="20"/>
+        </w:rPr>
+        <w:t>4</w:t>
+      </w:r>
+      <w:r>
+        <w:rPr>
+          <w:rFonts w:cstheme="minorHAnsi"/>
+          <w:sz w:val="20"/>
+          <w:szCs w:val="20"/>
+        </w:rPr>
+        <w:t>0</w:t>
+      </w:r>
+      <w:r>
+        <w:rPr>
+          <w:rFonts w:cstheme="minorHAnsi"/>
+          <w:sz w:val="20"/>
+          <w:szCs w:val="20"/>
+        </w:rPr>
+        <w:t>/</w:t>
+      </w:r>
+      <w:r>
+        <w:rPr>
+          <w:rFonts w:cstheme="minorHAnsi"/>
+          <w:sz w:val="20"/>
+          <w:szCs w:val="20"/>
+        </w:rPr>
+        <w:t>37:36</w:t>
+      </w:r>
+    </w:p>
+    <w:p>
+      <w:pPr>
+        <w:rPr>
+          <w:rFonts w:cstheme="minorHAnsi"/>
+          <w:sz w:val="20"/>
+          <w:szCs w:val="20"/>
+        </w:rPr>
+      </w:pPr>
+      <w:r>
+        <w:rPr>
+          <w:rFonts w:cstheme="minorHAnsi"/>
+          <w:sz w:val="20"/>
+          <w:szCs w:val="20"/>
+        </w:rPr>
+        <w:drawing>
+          <wp:inline distT="0" distB="0" distL="0" distR="0" wp14:anchorId="68D79F76" wp14:editId="7CA73E97">
+            <wp:extent cx="1695450" cy="2277173"/>
+            <wp:effectExtent l="0" t="0" r="0" b="8890"/>
+            <wp:docPr id="337563309" name="Picture 1"/>
+            <wp:cNvGraphicFramePr>
+              <a:graphicFrameLocks xmlns:a="http://schemas.openxmlformats.org/drawingml/2006/main" noChangeAspect="1"/>
+            </wp:cNvGraphicFramePr>
+            <a:graphic xmlns:a="http://schemas.openxmlformats.org/drawingml/2006/main">
+              <a:graphicData uri="http://schemas.openxmlformats.org/drawingml/2006/picture">
+                <pic:pic xmlns:pic="http://schemas.openxmlformats.org/drawingml/2006/picture">
+                  <pic:nvPicPr>
+                    <pic:cNvPr id="337563309" name=""/>
+                    <pic:cNvPicPr/>
+                  </pic:nvPicPr>
+                  <pic:blipFill>
+                    <a:blip r:embed="rId35"/>
+                    <a:stretch>
+                      <a:fillRect/>
+                    </a:stretch>
+                  </pic:blipFill>
+                  <pic:spPr>
+                    <a:xfrm>
+                      <a:off x="0" y="0"/>
+                      <a:ext cx="1699520" cy="2282639"/>
+                    </a:xfrm>
+                    <a:prstGeom prst="rect">
+                      <a:avLst/>
+                    </a:prstGeom>
+                  </pic:spPr>
+                </pic:pic>
+              </a:graphicData>
+            </a:graphic>
+          </wp:inline>
+        </w:drawing>
+      </w:r>
+    </w:p>
+    <w:p>
+      <w:pPr>
+        <w:rPr>
+          <w:rFonts w:cstheme="minorHAnsi"/>
+          <w:sz w:val="20"/>
+          <w:szCs w:val="20"/>
+        </w:rPr>
+      </w:pPr>
+      <w:r>
+        <w:rPr>
+          <w:rFonts w:cstheme="minorHAnsi"/>
+          <w:sz w:val="20"/>
+          <w:szCs w:val="20"/>
+        </w:rPr>
+        <w:t>Jesus said, “Feed my lambs</w:t>
+      </w:r>
+      <w:r>
+        <w:rPr>
+          <w:rFonts w:cstheme="minorHAnsi"/>
+          <w:sz w:val="20"/>
+          <w:szCs w:val="20"/>
+        </w:rPr>
+        <w:t>,</w:t>
+      </w:r>
+      <w:r>
+        <w:rPr>
+          <w:rFonts w:cstheme="minorHAnsi"/>
+          <w:sz w:val="20"/>
+          <w:szCs w:val="20"/>
+        </w:rPr>
+        <w:t xml:space="preserve"> </w:t>
+      </w:r>
+      <w:r>
+        <w:rPr>
+          <w:rFonts w:cstheme="minorHAnsi"/>
+          <w:sz w:val="20"/>
+          <w:szCs w:val="20"/>
+        </w:rPr>
+        <w:t>t</w:t>
+      </w:r>
+      <w:r>
+        <w:rPr>
+          <w:rFonts w:cstheme="minorHAnsi"/>
+          <w:sz w:val="20"/>
+          <w:szCs w:val="20"/>
+        </w:rPr>
+        <w:t>end my sheep</w:t>
+      </w:r>
+      <w:r>
+        <w:rPr>
+          <w:rFonts w:cstheme="minorHAnsi"/>
+          <w:sz w:val="20"/>
+          <w:szCs w:val="20"/>
+        </w:rPr>
+        <w:t>,</w:t>
+      </w:r>
+      <w:r>
+        <w:rPr>
+          <w:rFonts w:cstheme="minorHAnsi"/>
+          <w:sz w:val="20"/>
+          <w:szCs w:val="20"/>
+        </w:rPr>
+        <w:t xml:space="preserve"> </w:t>
+      </w:r>
+      <w:r>
+        <w:rPr>
+          <w:rFonts w:cstheme="minorHAnsi"/>
+          <w:sz w:val="20"/>
+          <w:szCs w:val="20"/>
+        </w:rPr>
+        <w:t>f</w:t>
+      </w:r>
+      <w:r>
+        <w:rPr>
+          <w:rFonts w:cstheme="minorHAnsi"/>
+          <w:sz w:val="20"/>
+          <w:szCs w:val="20"/>
+        </w:rPr>
+        <w:t>eed my sheep.”</w:t>
+      </w:r>
+    </w:p>
+    <w:p>
+      <w:pPr>
+        <w:rPr>
+          <w:rFonts w:cstheme="minorHAnsi"/>
+          <w:sz w:val="20"/>
+          <w:szCs w:val="20"/>
+        </w:rPr>
+      </w:pPr>
+      <w:r>
+        <w:rPr>
+          <w:rFonts w:cstheme="minorHAnsi"/>
+          <w:sz w:val="20"/>
+          <w:szCs w:val="20"/>
+        </w:rPr>
+        <w:t>He did no tell Peter to sit out for a while.</w:t>
+      </w:r>
+      <w:r>
+        <w:rPr>
+          <w:rFonts w:cstheme="minorHAnsi"/>
+          <w:sz w:val="20"/>
+          <w:szCs w:val="20"/>
+        </w:rPr>
+        <w:t xml:space="preserve"> The kindness is not </w:t>
+      </w:r>
+      <w:proofErr w:type="spellStart"/>
+      <w:r>
+        <w:rPr>
+          <w:rFonts w:cstheme="minorHAnsi"/>
+          <w:sz w:val="20"/>
+          <w:szCs w:val="20"/>
+        </w:rPr>
+        <w:t>a</w:t>
+      </w:r>
+      <w:proofErr w:type="spellEnd"/>
+      <w:r>
+        <w:rPr>
+          <w:rFonts w:cstheme="minorHAnsi"/>
+          <w:sz w:val="20"/>
+          <w:szCs w:val="20"/>
+        </w:rPr>
+        <w:t xml:space="preserve"> easy road.</w:t>
+      </w:r>
+    </w:p>
+    <w:p>
+      <w:pPr>
+        <w:rPr>
+          <w:rFonts w:cstheme="minorHAnsi"/>
+          <w:sz w:val="20"/>
+          <w:szCs w:val="20"/>
+        </w:rPr>
+      </w:pPr>
+      <w:r>
+        <w:rPr>
+          <w:rFonts w:cstheme="minorHAnsi"/>
+          <w:sz w:val="20"/>
+          <w:szCs w:val="20"/>
+        </w:rPr>
+        <w:lastRenderedPageBreak/>
+        <w:t>Kindness is what God does.</w:t>
+      </w:r>
+    </w:p>
+    <w:p>
+      <w:pPr>
+        <w:rPr>
+          <w:rFonts w:cstheme="minorHAnsi"/>
+          <w:sz w:val="20"/>
+          <w:szCs w:val="20"/>
+        </w:rPr>
+      </w:pPr>
+    </w:p>
+    <w:p>
+      <w:pPr>
+        <w:rPr>
+          <w:rFonts w:cstheme="minorHAnsi"/>
+          <w:sz w:val="20"/>
+          <w:szCs w:val="20"/>
+        </w:rPr>
+      </w:pPr>
+      <w:r>
+        <w:rPr>
+          <w:rFonts w:cstheme="minorHAnsi"/>
+          <w:sz w:val="20"/>
+          <w:szCs w:val="20"/>
+        </w:rPr>
+        <w:t>2</w:t>
+      </w:r>
+      <w:r>
+        <w:rPr>
+          <w:rFonts w:cstheme="minorHAnsi"/>
+          <w:sz w:val="20"/>
+          <w:szCs w:val="20"/>
+        </w:rPr>
+        <w:t>8</w:t>
+      </w:r>
+      <w:r>
+        <w:rPr>
+          <w:rFonts w:cstheme="minorHAnsi"/>
+          <w:sz w:val="20"/>
+          <w:szCs w:val="20"/>
+        </w:rPr>
+        <w:t>:</w:t>
+      </w:r>
+      <w:r>
+        <w:rPr>
+          <w:rFonts w:cstheme="minorHAnsi"/>
+          <w:sz w:val="20"/>
+          <w:szCs w:val="20"/>
+        </w:rPr>
+        <w:t>5</w:t>
+      </w:r>
+      <w:r>
+        <w:rPr>
+          <w:rFonts w:cstheme="minorHAnsi"/>
+          <w:sz w:val="20"/>
+          <w:szCs w:val="20"/>
+        </w:rPr>
+        <w:t>0</w:t>
+      </w:r>
+      <w:r>
+        <w:rPr>
+          <w:rFonts w:cstheme="minorHAnsi"/>
+          <w:sz w:val="20"/>
+          <w:szCs w:val="20"/>
+        </w:rPr>
+        <w:t>/</w:t>
+      </w:r>
+      <w:r>
+        <w:rPr>
+          <w:rFonts w:cstheme="minorHAnsi"/>
+          <w:sz w:val="20"/>
+          <w:szCs w:val="20"/>
+        </w:rPr>
+        <w:t>37:36</w:t>
+      </w:r>
+    </w:p>
+    <w:p>
+      <w:pPr>
+        <w:rPr>
+          <w:rFonts w:cstheme="minorHAnsi"/>
+          <w:sz w:val="20"/>
+          <w:szCs w:val="20"/>
+        </w:rPr>
+      </w:pPr>
+      <w:r>
+        <w:rPr>
+          <w:rFonts w:cstheme="minorHAnsi"/>
+          <w:sz w:val="20"/>
+          <w:szCs w:val="20"/>
+        </w:rPr>
+        <w:drawing>
+          <wp:inline distT="0" distB="0" distL="0" distR="0" wp14:anchorId="0751DF96" wp14:editId="603CD891">
+            <wp:extent cx="2002888" cy="2695575"/>
+            <wp:effectExtent l="0" t="0" r="0" b="0"/>
+            <wp:docPr id="244482375" name="Picture 1"/>
+            <wp:cNvGraphicFramePr>
+              <a:graphicFrameLocks xmlns:a="http://schemas.openxmlformats.org/drawingml/2006/main" noChangeAspect="1"/>
+            </wp:cNvGraphicFramePr>
+            <a:graphic xmlns:a="http://schemas.openxmlformats.org/drawingml/2006/main">
+              <a:graphicData uri="http://schemas.openxmlformats.org/drawingml/2006/picture">
+                <pic:pic xmlns:pic="http://schemas.openxmlformats.org/drawingml/2006/picture">
+                  <pic:nvPicPr>
+                    <pic:cNvPr id="244482375" name=""/>
+                    <pic:cNvPicPr/>
+                  </pic:nvPicPr>
+                  <pic:blipFill>
+                    <a:blip r:embed="rId36"/>
+                    <a:stretch>
+                      <a:fillRect/>
+                    </a:stretch>
+                  </pic:blipFill>
+                  <pic:spPr>
+                    <a:xfrm>
+                      <a:off x="0" y="0"/>
+                      <a:ext cx="2004902" cy="2698286"/>
+                    </a:xfrm>
+                    <a:prstGeom prst="rect">
+                      <a:avLst/>
+                    </a:prstGeom>
+                  </pic:spPr>
+                </pic:pic>
+              </a:graphicData>
+            </a:graphic>
+          </wp:inline>
+        </w:drawing>
+      </w:r>
+    </w:p>
+    <w:p>
+      <w:pPr>
+        <w:rPr>
+          <w:rFonts w:cstheme="minorHAnsi"/>
+          <w:sz w:val="20"/>
+          <w:szCs w:val="20"/>
+        </w:rPr>
+      </w:pPr>
+      <w:r>
+        <w:rPr>
+          <w:rFonts w:cstheme="minorHAnsi"/>
+          <w:b/>
+          <w:bCs/>
+          <w:sz w:val="20"/>
+          <w:szCs w:val="20"/>
+        </w:rPr>
+        <w:t>Romans 2:5</w:t>
+      </w:r>
+    </w:p>
+    <w:p>
+      <w:pPr>
+        <w:rPr>
+          <w:rFonts w:cstheme="minorHAnsi"/>
+          <w:sz w:val="20"/>
+          <w:szCs w:val="20"/>
+        </w:rPr>
+      </w:pPr>
+      <w:r>
+        <w:rPr>
+          <w:rFonts w:cstheme="minorHAnsi"/>
+          <w:b/>
+          <w:bCs/>
+          <w:sz w:val="20"/>
+          <w:szCs w:val="20"/>
+        </w:rPr>
+        <w:t>"But because of your hard and impenitent heart you are storing up wrath for yourself on the day of wrath when God's righteous judgment will be revealed."</w:t>
+      </w:r>
+    </w:p>
+    <w:p>
+      <w:pPr>
+        <w:rPr>
+          <w:rFonts w:cstheme="minorHAnsi"/>
+          <w:sz w:val="20"/>
+          <w:szCs w:val="20"/>
+        </w:rPr>
+      </w:pPr>
+    </w:p>
+    <w:p>
+      <w:pPr>
+        <w:rPr>
+          <w:rFonts w:cstheme="minorHAnsi"/>
+          <w:sz w:val="20"/>
+          <w:szCs w:val="20"/>
+        </w:rPr>
+      </w:pPr>
+      <w:r>
+        <w:rPr>
+          <w:rFonts w:cstheme="minorHAnsi"/>
+          <w:sz w:val="20"/>
+          <w:szCs w:val="20"/>
+        </w:rPr>
+        <w:t>2</w:t>
+      </w:r>
+      <w:r>
+        <w:rPr>
+          <w:rFonts w:cstheme="minorHAnsi"/>
+          <w:sz w:val="20"/>
+          <w:szCs w:val="20"/>
+        </w:rPr>
+        <w:t>9</w:t>
+      </w:r>
+      <w:r>
+        <w:rPr>
+          <w:rFonts w:cstheme="minorHAnsi"/>
+          <w:sz w:val="20"/>
+          <w:szCs w:val="20"/>
+        </w:rPr>
+        <w:t>:</w:t>
+      </w:r>
+      <w:r>
+        <w:rPr>
+          <w:rFonts w:cstheme="minorHAnsi"/>
+          <w:sz w:val="20"/>
+          <w:szCs w:val="20"/>
+        </w:rPr>
+        <w:t>48</w:t>
+      </w:r>
+      <w:r>
+        <w:rPr>
+          <w:rFonts w:cstheme="minorHAnsi"/>
+          <w:sz w:val="20"/>
+          <w:szCs w:val="20"/>
+        </w:rPr>
+        <w:t>/</w:t>
+      </w:r>
+      <w:r>
+        <w:rPr>
+          <w:rFonts w:cstheme="minorHAnsi"/>
+          <w:sz w:val="20"/>
+          <w:szCs w:val="20"/>
+        </w:rPr>
+        <w:t>37:36</w:t>
+      </w:r>
+    </w:p>
+    <w:p>
+      <w:pPr>
+        <w:rPr>
+          <w:rFonts w:cstheme="minorHAnsi"/>
+          <w:sz w:val="20"/>
+          <w:szCs w:val="20"/>
+        </w:rPr>
+      </w:pPr>
+      <w:r>
+        <w:rPr>
+          <w:rFonts w:cstheme="minorHAnsi"/>
+          <w:sz w:val="20"/>
+          <w:szCs w:val="20"/>
+        </w:rPr>
+        <w:t xml:space="preserve">1. Easy English: </w:t>
+      </w:r>
+      <w:r>
+        <w:rPr>
+          <w:rFonts w:cstheme="minorHAnsi"/>
+          <w:sz w:val="20"/>
+          <w:szCs w:val="20"/>
+        </w:rPr>
+        <w:t>Do not judge others for their sins, because God has been incredibly kind and patient with you to give you time to change your own heart.</w:t>
+      </w:r>
+    </w:p>
+    <w:p>
+      <w:pPr>
+        <w:rPr>
+          <w:rFonts w:cstheme="minorHAnsi"/>
+          <w:sz w:val="20"/>
+          <w:szCs w:val="20"/>
+        </w:rPr>
+      </w:pPr>
+      <w:r>
+        <w:rPr>
+          <w:rFonts w:cstheme="minorHAnsi"/>
+          <w:sz w:val="20"/>
+          <w:szCs w:val="20"/>
+        </w:rPr>
+        <w:t xml:space="preserve">2, Repentance: </w:t>
+      </w:r>
+      <w:r>
+        <w:rPr>
+          <w:rFonts w:cstheme="minorHAnsi"/>
+          <w:sz w:val="20"/>
+          <w:szCs w:val="20"/>
+        </w:rPr>
+        <w:t>God uses His incredible kindness and patience to gently lead us to turn away from our sins and change our hearts.</w:t>
+      </w:r>
+    </w:p>
+    <w:p>
+      <w:pPr>
+        <w:rPr>
+          <w:rFonts w:cstheme="minorHAnsi"/>
+          <w:sz w:val="20"/>
+          <w:szCs w:val="20"/>
+        </w:rPr>
+      </w:pPr>
+    </w:p>
+    <w:p>
+      <w:pPr>
+        <w:rPr>
+          <w:rFonts w:cstheme="minorHAnsi"/>
+          <w:sz w:val="20"/>
+          <w:szCs w:val="20"/>
+        </w:rPr>
+      </w:pPr>
+    </w:p>
+    <w:p>
+      <w:pPr>
+        <w:rPr>
+          <w:rFonts w:cstheme="minorHAnsi"/>
+          <w:sz w:val="20"/>
+          <w:szCs w:val="20"/>
+        </w:rPr>
+      </w:pPr>
+      <w:r>
+        <w:rPr>
+          <w:rFonts w:cstheme="minorHAnsi"/>
+          <w:sz w:val="20"/>
+          <w:szCs w:val="20"/>
+        </w:rPr>
+        <w:t>30</w:t>
+      </w:r>
+      <w:r>
+        <w:rPr>
+          <w:rFonts w:cstheme="minorHAnsi"/>
+          <w:sz w:val="20"/>
+          <w:szCs w:val="20"/>
+        </w:rPr>
+        <w:t>:</w:t>
+      </w:r>
+      <w:r>
+        <w:rPr>
+          <w:rFonts w:cstheme="minorHAnsi"/>
+          <w:sz w:val="20"/>
+          <w:szCs w:val="20"/>
+        </w:rPr>
+        <w:t>10</w:t>
+      </w:r>
+      <w:r>
+        <w:rPr>
+          <w:rFonts w:cstheme="minorHAnsi"/>
+          <w:sz w:val="20"/>
+          <w:szCs w:val="20"/>
+        </w:rPr>
+        <w:t>/</w:t>
+      </w:r>
+      <w:r>
+        <w:rPr>
+          <w:rFonts w:cstheme="minorHAnsi"/>
+          <w:sz w:val="20"/>
+          <w:szCs w:val="20"/>
+        </w:rPr>
+        <w:t>37:36</w:t>
+      </w:r>
+    </w:p>
+    <w:p>
+      <w:pPr>
+        <w:rPr>
+          <w:rFonts w:cstheme="minorHAnsi"/>
+          <w:sz w:val="20"/>
+          <w:szCs w:val="20"/>
+        </w:rPr>
+      </w:pPr>
+      <w:r>
+        <w:rPr>
+          <w:rFonts w:cstheme="minorHAnsi"/>
+          <w:sz w:val="20"/>
+          <w:szCs w:val="20"/>
+        </w:rPr>
+        <w:drawing>
+          <wp:inline distT="0" distB="0" distL="0" distR="0" wp14:anchorId="107C382E" wp14:editId="1318C657">
+            <wp:extent cx="5943600" cy="1047750"/>
+            <wp:effectExtent l="0" t="0" r="0" b="0"/>
+            <wp:docPr id="475532675" name="Picture 1"/>
+            <wp:cNvGraphicFramePr>
+              <a:graphicFrameLocks xmlns:a="http://schemas.openxmlformats.org/drawingml/2006/main" noChangeAspect="1"/>
+            </wp:cNvGraphicFramePr>
+            <a:graphic xmlns:a="http://schemas.openxmlformats.org/drawingml/2006/main">
+              <a:graphicData uri="http://schemas.openxmlformats.org/drawingml/2006/picture">
+                <pic:pic xmlns:pic="http://schemas.openxmlformats.org/drawingml/2006/picture">
+                  <pic:nvPicPr>
+                    <pic:cNvPr id="475532675" name=""/>
+                    <pic:cNvPicPr/>
+                  </pic:nvPicPr>
+                  <pic:blipFill>
+                    <a:blip r:embed="rId37"/>
+                    <a:stretch>
+                      <a:fillRect/>
+                    </a:stretch>
+                  </pic:blipFill>
+                  <pic:spPr>
+                    <a:xfrm>
+                      <a:off x="0" y="0"/>
+                      <a:ext cx="5943600" cy="1047750"/>
+                    </a:xfrm>
+                    <a:prstGeom prst="rect">
+                      <a:avLst/>
+                    </a:prstGeom>
+                  </pic:spPr>
+                </pic:pic>
+              </a:graphicData>
+            </a:graphic>
+          </wp:inline>
+        </w:drawing>
+      </w:r>
+    </w:p>
+    <w:p>
+      <w:pPr>
+        <w:rPr>
+          <w:rFonts w:cstheme="minorHAnsi"/>
+          <w:sz w:val="20"/>
+          <w:szCs w:val="20"/>
+        </w:rPr>
+      </w:pPr>
+      <w:r>
+        <w:rPr>
+          <w:rFonts w:cstheme="minorHAnsi"/>
+          <w:sz w:val="20"/>
+          <w:szCs w:val="20"/>
+        </w:rPr>
+        <w:t>Wrath (</w:t>
+      </w:r>
+      <w:r>
+        <w:rPr>
+          <w:rFonts w:cstheme="minorHAnsi"/>
+          <w:sz w:val="20"/>
+          <w:szCs w:val="20"/>
+        </w:rPr>
+        <w:t>神的憤怒</w:t>
+      </w:r>
+      <w:r>
+        <w:rPr>
+          <w:rFonts w:cstheme="minorHAnsi"/>
+          <w:sz w:val="20"/>
+          <w:szCs w:val="20"/>
+        </w:rPr>
+        <w:t>)</w:t>
+      </w:r>
+    </w:p>
+    <w:p>
+      <w:pPr>
+        <w:rPr>
+          <w:rFonts w:cstheme="minorHAnsi"/>
+          <w:sz w:val="20"/>
+          <w:szCs w:val="20"/>
+        </w:rPr>
+      </w:pPr>
+      <w:r>
+        <w:rPr>
+          <w:rFonts w:cstheme="minorHAnsi"/>
+          <w:sz w:val="20"/>
+          <w:szCs w:val="20"/>
+        </w:rPr>
+        <w:t>震怒</w:t>
+      </w:r>
+      <w:r>
+        <w:rPr>
+          <w:rFonts w:cstheme="minorHAnsi"/>
+          <w:sz w:val="20"/>
+          <w:szCs w:val="20"/>
+        </w:rPr>
+        <w:t>:</w:t>
+      </w:r>
+      <w:r>
+        <w:rPr>
+          <w:rFonts w:cstheme="minorHAnsi"/>
+          <w:sz w:val="20"/>
+          <w:szCs w:val="20"/>
+        </w:rPr>
+        <w:t xml:space="preserve"> </w:t>
+      </w:r>
+      <w:r>
+        <w:rPr>
+          <w:rFonts w:cstheme="minorHAnsi"/>
+          <w:sz w:val="20"/>
+          <w:szCs w:val="20"/>
+        </w:rPr>
+        <w:t>一位良善的神，堅決且主動地反對一切會毀滅祂所愛之物的事物。</w:t>
+      </w:r>
     </w:p>
     <w:p>
       <w:pPr>
@@ -5370,7 +6711,7 @@
       </w:r>
     </w:p>
     <w:p>
-      <w:hyperlink r:id="rId33" w:history="1">
+      <w:hyperlink r:id="rId38" w:history="1">
         <w:r>
           <w:rPr>
             <w:rStyle w:val="Hyperlink"/>
@@ -5387,7 +6728,7 @@
           <w:szCs w:val="20"/>
         </w:rPr>
       </w:pPr>
-      <w:hyperlink r:id="rId34" w:history="1">
+      <w:hyperlink r:id="rId39" w:history="1">
         <w:r>
           <w:rPr>
             <w:rStyle w:val="Hyperlink"/>
@@ -5459,7 +6800,7 @@
       </w:pPr>
     </w:p>
     <w:sectPr>
-      <w:footerReference w:type="default" r:id="rId35"/>
+      <w:footerReference w:type="default" r:id="rId40"/>
       <w:pgSz w:w="12240" w:h="15840"/>
       <w:pgMar w:top="1440" w:right="1440" w:bottom="1530" w:left="1440" w:header="0" w:footer="720" w:gutter="0"/>
       <w:cols w:space="720"/>

--- a/Church/2026/2026_0926_MenloChurch.docx
+++ b/Church/2026/2026_0926_MenloChurch.docx
@@ -3593,25 +3593,7 @@
           <w:sz w:val="20"/>
           <w:szCs w:val="20"/>
         </w:rPr>
-        <w:t xml:space="preserve">We are swimming in an ocean of kindness all the time in God’s kindness to </w:t>
-      </w:r>
-      <w:proofErr w:type="spellStart"/>
-      <w:r>
-        <w:rPr>
-          <w:rFonts w:cstheme="minorHAnsi"/>
-          <w:sz w:val="20"/>
-          <w:szCs w:val="20"/>
-        </w:rPr>
-        <w:t>everyone</w:t>
-      </w:r>
-      <w:proofErr w:type="spellEnd"/>
-      <w:r>
-        <w:rPr>
-          <w:rFonts w:cstheme="minorHAnsi"/>
-          <w:sz w:val="20"/>
-          <w:szCs w:val="20"/>
-        </w:rPr>
-        <w:t xml:space="preserve"> of us.</w:t>
+        <w:t>We are swimming in an ocean of kindness all the time in God’s kindness to everyone of us.</w:t>
       </w:r>
     </w:p>
     <w:p>
@@ -4089,16 +4071,7 @@
           <w:sz w:val="20"/>
           <w:szCs w:val="20"/>
         </w:rPr>
-        <w:t xml:space="preserve">change </w:t>
-      </w:r>
-      <w:proofErr w:type="gramStart"/>
-      <w:r>
-        <w:rPr>
-          <w:rFonts w:cstheme="minorHAnsi"/>
-          <w:sz w:val="20"/>
-          <w:szCs w:val="20"/>
-        </w:rPr>
-        <w:t>people.</w:t>
+        <w:t>change people.</w:t>
       </w:r>
       <w:r>
         <w:rPr>
@@ -4108,7 +4081,6 @@
         </w:rPr>
         <w:t>.</w:t>
       </w:r>
-      <w:proofErr w:type="gramEnd"/>
     </w:p>
     <w:p>
       <w:pPr>
@@ -4420,25 +4392,7 @@
           <w:sz w:val="20"/>
           <w:szCs w:val="20"/>
         </w:rPr>
-        <w:t xml:space="preserve"> but Peter stood outside at the door. </w:t>
-      </w:r>
-      <w:proofErr w:type="gramStart"/>
-      <w:r>
-        <w:rPr>
-          <w:rFonts w:cstheme="minorHAnsi"/>
-          <w:sz w:val="20"/>
-          <w:szCs w:val="20"/>
-        </w:rPr>
-        <w:t>So</w:t>
-      </w:r>
-      <w:proofErr w:type="gramEnd"/>
-      <w:r>
-        <w:rPr>
-          <w:rFonts w:cstheme="minorHAnsi"/>
-          <w:sz w:val="20"/>
-          <w:szCs w:val="20"/>
-        </w:rPr>
-        <w:t xml:space="preserve"> the other disciple, who was known to the high priest, went out and spoke to the servant girl who kept watch at the door, and brought Peter in. </w:t>
+        <w:t xml:space="preserve"> but Peter stood outside at the door. So the other disciple, who was known to the high priest, went out and spoke to the servant girl who kept watch at the door, and brought Peter in. </w:t>
       </w:r>
       <w:r>
         <w:rPr>
@@ -4569,25 +4523,7 @@
           <w:sz w:val="20"/>
           <w:szCs w:val="20"/>
         </w:rPr>
-        <w:t xml:space="preserve"> Now Simon Peter was standing and warming himself. </w:t>
-      </w:r>
-      <w:proofErr w:type="gramStart"/>
-      <w:r>
-        <w:rPr>
-          <w:rFonts w:cstheme="minorHAnsi"/>
-          <w:sz w:val="20"/>
-          <w:szCs w:val="20"/>
-        </w:rPr>
-        <w:t>So</w:t>
-      </w:r>
-      <w:proofErr w:type="gramEnd"/>
-      <w:r>
-        <w:rPr>
-          <w:rFonts w:cstheme="minorHAnsi"/>
-          <w:sz w:val="20"/>
-          <w:szCs w:val="20"/>
-        </w:rPr>
-        <w:t xml:space="preserve"> they said to him, </w:t>
+        <w:t xml:space="preserve"> Now Simon Peter was standing and warming himself. So they said to him, </w:t>
       </w:r>
       <w:r>
         <w:rPr>
@@ -5255,25 +5191,7 @@
           <w:sz w:val="20"/>
           <w:szCs w:val="20"/>
         </w:rPr>
-        <w:t xml:space="preserve">Jesus </w:t>
-      </w:r>
-      <w:proofErr w:type="gramStart"/>
-      <w:r>
-        <w:rPr>
-          <w:rFonts w:cstheme="minorHAnsi"/>
-          <w:sz w:val="20"/>
-          <w:szCs w:val="20"/>
-        </w:rPr>
-        <w:t>sit</w:t>
-      </w:r>
-      <w:proofErr w:type="gramEnd"/>
-      <w:r>
-        <w:rPr>
-          <w:rFonts w:cstheme="minorHAnsi"/>
-          <w:sz w:val="20"/>
-          <w:szCs w:val="20"/>
-        </w:rPr>
-        <w:t xml:space="preserve"> down with </w:t>
+        <w:t xml:space="preserve">Jesus sit down with </w:t>
       </w:r>
       <w:r>
         <w:rPr>
@@ -5333,15 +5251,7 @@
           <w:sz w:val="20"/>
           <w:szCs w:val="20"/>
         </w:rPr>
-        <w:t>2</w:t>
-      </w:r>
-      <w:r>
-        <w:rPr>
-          <w:rFonts w:cstheme="minorHAnsi"/>
-          <w:sz w:val="20"/>
-          <w:szCs w:val="20"/>
-        </w:rPr>
-        <w:t>2</w:t>
+        <w:t>22</w:t>
       </w:r>
       <w:r>
         <w:rPr>
@@ -5387,6 +5297,7 @@
       <w:r>
         <w:rPr>
           <w:rFonts w:cstheme="minorHAnsi"/>
+          <w:noProof/>
           <w:sz w:val="20"/>
           <w:szCs w:val="20"/>
         </w:rPr>
@@ -5548,25 +5459,7 @@
           <w:sz w:val="20"/>
           <w:szCs w:val="20"/>
         </w:rPr>
-        <w:t xml:space="preserve">Meanwhile, Simon Peter was still standing there warming himself. </w:t>
-      </w:r>
-      <w:proofErr w:type="gramStart"/>
-      <w:r>
-        <w:rPr>
-          <w:rFonts w:cstheme="minorHAnsi"/>
-          <w:sz w:val="20"/>
-          <w:szCs w:val="20"/>
-        </w:rPr>
-        <w:t>So</w:t>
-      </w:r>
-      <w:proofErr w:type="gramEnd"/>
-      <w:r>
-        <w:rPr>
-          <w:rFonts w:cstheme="minorHAnsi"/>
-          <w:sz w:val="20"/>
-          <w:szCs w:val="20"/>
-        </w:rPr>
-        <w:t xml:space="preserve"> they asked him, "You aren’t one of his disciples too, are you?"</w:t>
+        <w:t>Meanwhile, Simon Peter was still standing there warming himself. So they asked him, "You aren’t one of his disciples too, are you?"</w:t>
       </w:r>
       <w:r>
         <w:rPr>
@@ -5684,23 +5577,7 @@
           <w:sz w:val="20"/>
           <w:szCs w:val="20"/>
         </w:rPr>
-        <w:t xml:space="preserve">Peter </w:t>
-      </w:r>
-      <w:r>
-        <w:rPr>
-          <w:rFonts w:cstheme="minorHAnsi"/>
-          <w:sz w:val="20"/>
-          <w:szCs w:val="20"/>
-        </w:rPr>
-        <w:t>sees</w:t>
-      </w:r>
-      <w:r>
-        <w:rPr>
-          <w:rFonts w:cstheme="minorHAnsi"/>
-          <w:sz w:val="20"/>
-          <w:szCs w:val="20"/>
-        </w:rPr>
-        <w:t xml:space="preserve"> the resurrection already.</w:t>
+        <w:t>Peter sees the resurrection already.</w:t>
       </w:r>
     </w:p>
     <w:p>
@@ -5743,15 +5620,7 @@
           <w:sz w:val="20"/>
           <w:szCs w:val="20"/>
         </w:rPr>
-        <w:t>2</w:t>
-      </w:r>
-      <w:r>
-        <w:rPr>
-          <w:rFonts w:cstheme="minorHAnsi"/>
-          <w:sz w:val="20"/>
-          <w:szCs w:val="20"/>
-        </w:rPr>
-        <w:t>5</w:t>
+        <w:t>25</w:t>
       </w:r>
       <w:r>
         <w:rPr>
@@ -5797,6 +5666,7 @@
       <w:r>
         <w:rPr>
           <w:rFonts w:cstheme="minorHAnsi"/>
+          <w:noProof/>
           <w:sz w:val="20"/>
           <w:szCs w:val="20"/>
         </w:rPr>
@@ -5894,15 +5764,7 @@
           <w:sz w:val="20"/>
           <w:szCs w:val="20"/>
         </w:rPr>
-        <w:t>2</w:t>
-      </w:r>
-      <w:r>
-        <w:rPr>
-          <w:rFonts w:cstheme="minorHAnsi"/>
-          <w:sz w:val="20"/>
-          <w:szCs w:val="20"/>
-        </w:rPr>
-        <w:t>6</w:t>
+        <w:t>26</w:t>
       </w:r>
       <w:r>
         <w:rPr>
@@ -5918,15 +5780,7 @@
           <w:sz w:val="20"/>
           <w:szCs w:val="20"/>
         </w:rPr>
-        <w:t>4</w:t>
-      </w:r>
-      <w:r>
-        <w:rPr>
-          <w:rFonts w:cstheme="minorHAnsi"/>
-          <w:sz w:val="20"/>
-          <w:szCs w:val="20"/>
-        </w:rPr>
-        <w:t>0</w:t>
+        <w:t>40</w:t>
       </w:r>
       <w:r>
         <w:rPr>
@@ -5956,6 +5810,7 @@
       <w:r>
         <w:rPr>
           <w:rFonts w:cstheme="minorHAnsi"/>
+          <w:noProof/>
           <w:sz w:val="20"/>
           <w:szCs w:val="20"/>
         </w:rPr>
@@ -6099,25 +5954,7 @@
           <w:sz w:val="20"/>
           <w:szCs w:val="20"/>
         </w:rPr>
-        <w:t xml:space="preserve"> The kindness is not </w:t>
-      </w:r>
-      <w:proofErr w:type="spellStart"/>
-      <w:r>
-        <w:rPr>
-          <w:rFonts w:cstheme="minorHAnsi"/>
-          <w:sz w:val="20"/>
-          <w:szCs w:val="20"/>
-        </w:rPr>
-        <w:t>a</w:t>
-      </w:r>
-      <w:proofErr w:type="spellEnd"/>
-      <w:r>
-        <w:rPr>
-          <w:rFonts w:cstheme="minorHAnsi"/>
-          <w:sz w:val="20"/>
-          <w:szCs w:val="20"/>
-        </w:rPr>
-        <w:t xml:space="preserve"> easy road.</w:t>
+        <w:t xml:space="preserve"> The kindness is not a easy road.</w:t>
       </w:r>
     </w:p>
     <w:p>
@@ -6161,15 +5998,7 @@
           <w:sz w:val="20"/>
           <w:szCs w:val="20"/>
         </w:rPr>
-        <w:t>2</w:t>
-      </w:r>
-      <w:r>
-        <w:rPr>
-          <w:rFonts w:cstheme="minorHAnsi"/>
-          <w:sz w:val="20"/>
-          <w:szCs w:val="20"/>
-        </w:rPr>
-        <w:t>8</w:t>
+        <w:t>28</w:t>
       </w:r>
       <w:r>
         <w:rPr>
@@ -6185,15 +6014,7 @@
           <w:sz w:val="20"/>
           <w:szCs w:val="20"/>
         </w:rPr>
-        <w:t>5</w:t>
-      </w:r>
-      <w:r>
-        <w:rPr>
-          <w:rFonts w:cstheme="minorHAnsi"/>
-          <w:sz w:val="20"/>
-          <w:szCs w:val="20"/>
-        </w:rPr>
-        <w:t>0</w:t>
+        <w:t>50</w:t>
       </w:r>
       <w:r>
         <w:rPr>
@@ -6223,6 +6044,7 @@
       <w:r>
         <w:rPr>
           <w:rFonts w:cstheme="minorHAnsi"/>
+          <w:noProof/>
           <w:sz w:val="20"/>
           <w:szCs w:val="20"/>
         </w:rPr>
@@ -6324,15 +6146,7 @@
           <w:sz w:val="20"/>
           <w:szCs w:val="20"/>
         </w:rPr>
-        <w:t>2</w:t>
-      </w:r>
-      <w:r>
-        <w:rPr>
-          <w:rFonts w:cstheme="minorHAnsi"/>
-          <w:sz w:val="20"/>
-          <w:szCs w:val="20"/>
-        </w:rPr>
-        <w:t>9</w:t>
+        <w:t>29</w:t>
       </w:r>
       <w:r>
         <w:rPr>
@@ -6495,6 +6309,7 @@
       <w:r>
         <w:rPr>
           <w:rFonts w:cstheme="minorHAnsi"/>
+          <w:noProof/>
           <w:sz w:val="20"/>
           <w:szCs w:val="20"/>
         </w:rPr>
@@ -6539,6 +6354,203 @@
       <w:pPr>
         <w:rPr>
           <w:rFonts w:cstheme="minorHAnsi"/>
+          <w:b/>
+          <w:bCs/>
+          <w:sz w:val="20"/>
+          <w:szCs w:val="20"/>
+        </w:rPr>
+      </w:pPr>
+      <w:r>
+        <w:rPr>
+          <w:rFonts w:cstheme="minorHAnsi"/>
+          <w:b/>
+          <w:bCs/>
+          <w:sz w:val="20"/>
+          <w:szCs w:val="20"/>
+        </w:rPr>
+        <w:t>Romans 1:18</w:t>
+      </w:r>
+    </w:p>
+    <w:p>
+      <w:pPr>
+        <w:rPr>
+          <w:rFonts w:cstheme="minorHAnsi"/>
+          <w:sz w:val="20"/>
+          <w:szCs w:val="20"/>
+        </w:rPr>
+      </w:pPr>
+      <w:r>
+        <w:rPr>
+          <w:rFonts w:cstheme="minorHAnsi"/>
+          <w:i/>
+          <w:iCs/>
+          <w:sz w:val="20"/>
+          <w:szCs w:val="20"/>
+        </w:rPr>
+        <w:t>"For the wrath of God is revealed from heaven against all ungodliness and unrighteousness of men, who by their unrighteousness suppress the truth."</w:t>
+      </w:r>
+    </w:p>
+    <w:p>
+      <w:pPr>
+        <w:rPr>
+          <w:rFonts w:cstheme="minorHAnsi"/>
+          <w:sz w:val="20"/>
+          <w:szCs w:val="20"/>
+        </w:rPr>
+      </w:pPr>
+    </w:p>
+    <w:p>
+      <w:pPr>
+        <w:rPr>
+          <w:rFonts w:cstheme="minorHAnsi"/>
+          <w:b/>
+          <w:bCs/>
+          <w:sz w:val="20"/>
+          <w:szCs w:val="20"/>
+        </w:rPr>
+      </w:pPr>
+      <w:r>
+        <w:rPr>
+          <w:rFonts w:cstheme="minorHAnsi"/>
+          <w:b/>
+          <w:bCs/>
+          <w:sz w:val="20"/>
+          <w:szCs w:val="20"/>
+        </w:rPr>
+        <w:t>John 3:36</w:t>
+      </w:r>
+    </w:p>
+    <w:p>
+      <w:pPr>
+        <w:rPr>
+          <w:rFonts w:cstheme="minorHAnsi"/>
+          <w:sz w:val="20"/>
+          <w:szCs w:val="20"/>
+        </w:rPr>
+      </w:pPr>
+      <w:r>
+        <w:rPr>
+          <w:rFonts w:cstheme="minorHAnsi"/>
+          <w:i/>
+          <w:iCs/>
+          <w:sz w:val="20"/>
+          <w:szCs w:val="20"/>
+        </w:rPr>
+        <w:t>"Whoever believes in the Son has eternal life; whoever does not obey the Son shall not see life, but the wrath of God remains on him."</w:t>
+      </w:r>
+    </w:p>
+    <w:p>
+      <w:pPr>
+        <w:rPr>
+          <w:rFonts w:cstheme="minorHAnsi"/>
+          <w:sz w:val="20"/>
+          <w:szCs w:val="20"/>
+        </w:rPr>
+      </w:pPr>
+    </w:p>
+    <w:p>
+      <w:pPr>
+        <w:rPr>
+          <w:rFonts w:ascii="Roboto" w:eastAsia="Times New Roman" w:hAnsi="Roboto" w:cs="Times New Roman"/>
+          <w:b/>
+          <w:bCs/>
+          <w:sz w:val="30"/>
+          <w:szCs w:val="30"/>
+        </w:rPr>
+      </w:pPr>
+      <w:r>
+        <w:rPr>
+          <w:rFonts w:ascii="Roboto" w:eastAsia="Times New Roman" w:hAnsi="Roboto" w:cs="Times New Roman"/>
+          <w:b/>
+          <w:bCs/>
+          <w:sz w:val="30"/>
+          <w:szCs w:val="30"/>
+        </w:rPr>
+        <w:t>1 John 4:8 &amp; Psalm 33:5</w:t>
+      </w:r>
+    </w:p>
+    <w:p>
+      <w:pPr>
+        <w:rPr>
+          <w:rFonts w:ascii="Roboto" w:eastAsia="Times New Roman" w:hAnsi="Roboto" w:cs="Times New Roman"/>
+          <w:b/>
+          <w:bCs/>
+          <w:sz w:val="30"/>
+          <w:szCs w:val="30"/>
+        </w:rPr>
+      </w:pPr>
+      <w:r>
+        <w:rPr>
+          <w:rFonts w:ascii="Roboto" w:eastAsia="Times New Roman" w:hAnsi="Roboto" w:cs="Times New Roman"/>
+          <w:i/>
+          <w:iCs/>
+        </w:rPr>
+        <w:t>"God is love."</w:t>
+      </w:r>
+      <w:r>
+        <w:rPr>
+          <w:rFonts w:ascii="Roboto" w:eastAsia="Times New Roman" w:hAnsi="Roboto" w:cs="Times New Roman"/>
+        </w:rPr>
+        <w:t xml:space="preserve"> and </w:t>
+      </w:r>
+      <w:r>
+        <w:rPr>
+          <w:rFonts w:ascii="Roboto" w:eastAsia="Times New Roman" w:hAnsi="Roboto" w:cs="Times New Roman"/>
+          <w:i/>
+          <w:iCs/>
+        </w:rPr>
+        <w:t>"He loves righteousness and justice..."</w:t>
+      </w:r>
+    </w:p>
+    <w:p>
+      <w:pPr>
+        <w:rPr>
+          <w:rFonts w:cstheme="minorHAnsi"/>
+          <w:sz w:val="20"/>
+          <w:szCs w:val="20"/>
+        </w:rPr>
+      </w:pPr>
+    </w:p>
+    <w:p>
+      <w:pPr>
+        <w:rPr>
+          <w:rFonts w:cstheme="minorHAnsi"/>
+          <w:sz w:val="20"/>
+          <w:szCs w:val="20"/>
+        </w:rPr>
+      </w:pPr>
+      <w:r>
+        <w:rPr>
+          <w:rFonts w:cstheme="minorHAnsi"/>
+          <w:b/>
+          <w:bCs/>
+          <w:sz w:val="20"/>
+          <w:szCs w:val="20"/>
+        </w:rPr>
+        <w:t>The Connection:</w:t>
+      </w:r>
+      <w:r>
+        <w:rPr>
+          <w:rFonts w:cstheme="minorHAnsi"/>
+          <w:sz w:val="20"/>
+          <w:szCs w:val="20"/>
+        </w:rPr>
+        <w:t xml:space="preserve"> Because God's very nature is love, He must naturally hate and oppose things like injustice, cruelty, and oppression that ruin what He loves.</w:t>
+      </w:r>
+    </w:p>
+    <w:p>
+      <w:pPr>
+        <w:rPr>
+          <w:rFonts w:cstheme="minorHAnsi"/>
+          <w:sz w:val="20"/>
+          <w:szCs w:val="20"/>
+        </w:rPr>
+      </w:pPr>
+    </w:p>
+    <w:p>
+      <w:pPr>
+        <w:rPr>
+          <w:rFonts w:cstheme="minorHAnsi"/>
           <w:sz w:val="20"/>
           <w:szCs w:val="20"/>
         </w:rPr>
@@ -6626,21 +6638,1765 @@
           <w:szCs w:val="20"/>
         </w:rPr>
       </w:pPr>
-    </w:p>
-    <w:p>
-      <w:pPr>
-        <w:rPr>
-          <w:rFonts w:cstheme="minorHAnsi"/>
-          <w:sz w:val="20"/>
-          <w:szCs w:val="20"/>
-        </w:rPr>
-      </w:pPr>
-      <w:r>
-        <w:rPr>
-          <w:rFonts w:cstheme="minorHAnsi"/>
-          <w:sz w:val="20"/>
-          <w:szCs w:val="20"/>
-        </w:rPr>
+      <w:r>
+        <w:rPr>
+          <w:rFonts w:cstheme="minorHAnsi"/>
+          <w:sz w:val="20"/>
+          <w:szCs w:val="20"/>
+        </w:rPr>
+        <w:t>The main point of the image is:</w:t>
+      </w:r>
+    </w:p>
+    <w:p>
+      <w:pPr>
+        <w:rPr>
+          <w:rFonts w:cstheme="minorHAnsi"/>
+          <w:sz w:val="20"/>
+          <w:szCs w:val="20"/>
+        </w:rPr>
+      </w:pPr>
+      <w:r>
+        <w:rPr>
+          <w:rFonts w:cstheme="minorHAnsi"/>
+          <w:b/>
+          <w:bCs/>
+          <w:sz w:val="20"/>
+          <w:szCs w:val="20"/>
+        </w:rPr>
+        <w:t>God's wrath comes from His love.</w:t>
+      </w:r>
+    </w:p>
+    <w:p>
+      <w:pPr>
+        <w:rPr>
+          <w:rFonts w:cstheme="minorHAnsi"/>
+          <w:sz w:val="20"/>
+          <w:szCs w:val="20"/>
+        </w:rPr>
+      </w:pPr>
+      <w:r>
+        <w:rPr>
+          <w:rFonts w:cstheme="minorHAnsi"/>
+          <w:sz w:val="20"/>
+          <w:szCs w:val="20"/>
+        </w:rPr>
+        <w:t xml:space="preserve">Because God is </w:t>
+      </w:r>
+      <w:r>
+        <w:rPr>
+          <w:rFonts w:cstheme="minorHAnsi"/>
+          <w:b/>
+          <w:bCs/>
+          <w:sz w:val="20"/>
+          <w:szCs w:val="20"/>
+        </w:rPr>
+        <w:t>good</w:t>
+      </w:r>
+      <w:r>
+        <w:rPr>
+          <w:rFonts w:cstheme="minorHAnsi"/>
+          <w:sz w:val="20"/>
+          <w:szCs w:val="20"/>
+        </w:rPr>
+        <w:t xml:space="preserve"> and </w:t>
+      </w:r>
+      <w:r>
+        <w:rPr>
+          <w:rFonts w:cstheme="minorHAnsi"/>
+          <w:b/>
+          <w:bCs/>
+          <w:sz w:val="20"/>
+          <w:szCs w:val="20"/>
+        </w:rPr>
+        <w:t>loves</w:t>
+      </w:r>
+      <w:r>
+        <w:rPr>
+          <w:rFonts w:cstheme="minorHAnsi"/>
+          <w:sz w:val="20"/>
+          <w:szCs w:val="20"/>
+        </w:rPr>
+        <w:t xml:space="preserve"> His creation, He </w:t>
+      </w:r>
+      <w:r>
+        <w:rPr>
+          <w:rFonts w:cstheme="minorHAnsi"/>
+          <w:b/>
+          <w:bCs/>
+          <w:sz w:val="20"/>
+          <w:szCs w:val="20"/>
+        </w:rPr>
+        <w:t>actively opposes</w:t>
+      </w:r>
+      <w:r>
+        <w:rPr>
+          <w:rFonts w:cstheme="minorHAnsi"/>
+          <w:sz w:val="20"/>
+          <w:szCs w:val="20"/>
+        </w:rPr>
+        <w:t xml:space="preserve"> anything that hurts or destroys what He loves. His anger is not a loss of control. It is a good and necessary reaction to protect the people and things He loves from being destroyed by sin and evil.</w:t>
+      </w:r>
+    </w:p>
+    <w:p>
+      <w:pPr>
+        <w:rPr>
+          <w:rFonts w:cstheme="minorHAnsi"/>
+          <w:sz w:val="20"/>
+          <w:szCs w:val="20"/>
+        </w:rPr>
+      </w:pPr>
+    </w:p>
+    <w:p>
+      <w:pPr>
+        <w:rPr>
+          <w:rFonts w:cstheme="minorHAnsi"/>
+          <w:sz w:val="20"/>
+          <w:szCs w:val="20"/>
+        </w:rPr>
+      </w:pPr>
+      <w:r>
+        <w:rPr>
+          <w:rFonts w:cstheme="minorHAnsi"/>
+          <w:sz w:val="20"/>
+          <w:szCs w:val="20"/>
+        </w:rPr>
+        <w:t>3</w:t>
+      </w:r>
+      <w:r>
+        <w:rPr>
+          <w:rFonts w:cstheme="minorHAnsi"/>
+          <w:sz w:val="20"/>
+          <w:szCs w:val="20"/>
+        </w:rPr>
+        <w:t>2</w:t>
+      </w:r>
+      <w:r>
+        <w:rPr>
+          <w:rFonts w:cstheme="minorHAnsi"/>
+          <w:sz w:val="20"/>
+          <w:szCs w:val="20"/>
+        </w:rPr>
+        <w:t>:</w:t>
+      </w:r>
+      <w:r>
+        <w:rPr>
+          <w:rFonts w:cstheme="minorHAnsi"/>
+          <w:sz w:val="20"/>
+          <w:szCs w:val="20"/>
+        </w:rPr>
+        <w:t>1</w:t>
+      </w:r>
+      <w:r>
+        <w:rPr>
+          <w:rFonts w:cstheme="minorHAnsi"/>
+          <w:sz w:val="20"/>
+          <w:szCs w:val="20"/>
+        </w:rPr>
+        <w:t>6</w:t>
+      </w:r>
+      <w:r>
+        <w:rPr>
+          <w:rFonts w:cstheme="minorHAnsi"/>
+          <w:sz w:val="20"/>
+          <w:szCs w:val="20"/>
+        </w:rPr>
+        <w:t>/</w:t>
+      </w:r>
+      <w:r>
+        <w:rPr>
+          <w:rFonts w:cstheme="minorHAnsi"/>
+          <w:sz w:val="20"/>
+          <w:szCs w:val="20"/>
+        </w:rPr>
+        <w:t>37:36</w:t>
+      </w:r>
+    </w:p>
+    <w:p>
+      <w:pPr>
+        <w:rPr>
+          <w:rFonts w:cstheme="minorHAnsi"/>
+          <w:sz w:val="20"/>
+          <w:szCs w:val="20"/>
+        </w:rPr>
+      </w:pPr>
+      <w:r>
+        <w:rPr>
+          <w:rFonts w:cstheme="minorHAnsi"/>
+          <w:sz w:val="20"/>
+          <w:szCs w:val="20"/>
+        </w:rPr>
+        <w:drawing>
+          <wp:inline distT="0" distB="0" distL="0" distR="0" wp14:anchorId="1987F265" wp14:editId="063B4691">
+            <wp:extent cx="5486400" cy="882162"/>
+            <wp:effectExtent l="0" t="0" r="0" b="0"/>
+            <wp:docPr id="1247323677" name="Picture 1"/>
+            <wp:cNvGraphicFramePr>
+              <a:graphicFrameLocks xmlns:a="http://schemas.openxmlformats.org/drawingml/2006/main" noChangeAspect="1"/>
+            </wp:cNvGraphicFramePr>
+            <a:graphic xmlns:a="http://schemas.openxmlformats.org/drawingml/2006/main">
+              <a:graphicData uri="http://schemas.openxmlformats.org/drawingml/2006/picture">
+                <pic:pic xmlns:pic="http://schemas.openxmlformats.org/drawingml/2006/picture">
+                  <pic:nvPicPr>
+                    <pic:cNvPr id="1247323677" name=""/>
+                    <pic:cNvPicPr/>
+                  </pic:nvPicPr>
+                  <pic:blipFill>
+                    <a:blip r:embed="rId38"/>
+                    <a:stretch>
+                      <a:fillRect/>
+                    </a:stretch>
+                  </pic:blipFill>
+                  <pic:spPr>
+                    <a:xfrm>
+                      <a:off x="0" y="0"/>
+                      <a:ext cx="5519486" cy="887482"/>
+                    </a:xfrm>
+                    <a:prstGeom prst="rect">
+                      <a:avLst/>
+                    </a:prstGeom>
+                  </pic:spPr>
+                </pic:pic>
+              </a:graphicData>
+            </a:graphic>
+          </wp:inline>
+        </w:drawing>
+      </w:r>
+    </w:p>
+    <w:p>
+      <w:pPr>
+        <w:rPr>
+          <w:rFonts w:cstheme="minorHAnsi"/>
+          <w:sz w:val="20"/>
+          <w:szCs w:val="20"/>
+        </w:rPr>
+      </w:pPr>
+      <w:r>
+        <w:rPr>
+          <w:rFonts w:cstheme="minorHAnsi"/>
+          <w:b/>
+          <w:bCs/>
+          <w:sz w:val="20"/>
+          <w:szCs w:val="20"/>
+        </w:rPr>
+        <w:t>Romans 2:5</w:t>
+      </w:r>
+    </w:p>
+    <w:p>
+      <w:pPr>
+        <w:rPr>
+          <w:rFonts w:cstheme="minorHAnsi"/>
+          <w:sz w:val="20"/>
+          <w:szCs w:val="20"/>
+        </w:rPr>
+      </w:pPr>
+      <w:r>
+        <w:rPr>
+          <w:rFonts w:cstheme="minorHAnsi"/>
+          <w:b/>
+          <w:bCs/>
+          <w:sz w:val="20"/>
+          <w:szCs w:val="20"/>
+        </w:rPr>
+        <w:t>English Standard Version (ESV):</w:t>
+      </w:r>
+    </w:p>
+    <w:p>
+      <w:pPr>
+        <w:rPr>
+          <w:rFonts w:cstheme="minorHAnsi"/>
+          <w:sz w:val="20"/>
+          <w:szCs w:val="20"/>
+        </w:rPr>
+      </w:pPr>
+      <w:r>
+        <w:rPr>
+          <w:rFonts w:cstheme="minorHAnsi"/>
+          <w:sz w:val="20"/>
+          <w:szCs w:val="20"/>
+        </w:rPr>
+        <w:t xml:space="preserve">"But because of your hard and impenitent heart you are </w:t>
+      </w:r>
+      <w:r>
+        <w:rPr>
+          <w:rFonts w:cstheme="minorHAnsi"/>
+          <w:b/>
+          <w:bCs/>
+          <w:sz w:val="20"/>
+          <w:szCs w:val="20"/>
+        </w:rPr>
+        <w:t>storing up wrath for yourself</w:t>
+      </w:r>
+      <w:r>
+        <w:rPr>
+          <w:rFonts w:cstheme="minorHAnsi"/>
+          <w:sz w:val="20"/>
+          <w:szCs w:val="20"/>
+        </w:rPr>
+        <w:t xml:space="preserve"> on the day of wrath when God's righteous judgment will be revealed." </w:t>
+      </w:r>
+    </w:p>
+    <w:p>
+      <w:pPr>
+        <w:rPr>
+          <w:rFonts w:cstheme="minorHAnsi"/>
+          <w:sz w:val="20"/>
+          <w:szCs w:val="20"/>
+        </w:rPr>
+      </w:pPr>
+    </w:p>
+    <w:p>
+      <w:pPr>
+        <w:rPr>
+          <w:rFonts w:cstheme="minorHAnsi"/>
+          <w:sz w:val="20"/>
+          <w:szCs w:val="20"/>
+        </w:rPr>
+      </w:pPr>
+      <w:r>
+        <w:rPr>
+          <w:rFonts w:cstheme="minorHAnsi"/>
+          <w:sz w:val="20"/>
+          <w:szCs w:val="20"/>
+        </w:rPr>
+        <w:t>The main point of this image is:</w:t>
+      </w:r>
+    </w:p>
+    <w:p>
+      <w:pPr>
+        <w:rPr>
+          <w:rFonts w:cstheme="minorHAnsi"/>
+          <w:sz w:val="20"/>
+          <w:szCs w:val="20"/>
+        </w:rPr>
+      </w:pPr>
+      <w:r>
+        <w:rPr>
+          <w:rFonts w:cstheme="minorHAnsi"/>
+          <w:b/>
+          <w:bCs/>
+          <w:sz w:val="20"/>
+          <w:szCs w:val="20"/>
+        </w:rPr>
+        <w:t>You are responsible for your own judgment.</w:t>
+      </w:r>
+    </w:p>
+    <w:p>
+      <w:pPr>
+        <w:rPr>
+          <w:rFonts w:cstheme="minorHAnsi"/>
+          <w:sz w:val="20"/>
+          <w:szCs w:val="20"/>
+        </w:rPr>
+      </w:pPr>
+      <w:r>
+        <w:rPr>
+          <w:rFonts w:cstheme="minorHAnsi"/>
+          <w:sz w:val="20"/>
+          <w:szCs w:val="20"/>
+        </w:rPr>
+        <w:t xml:space="preserve">When people refuse to change their wrong behavior, they are </w:t>
+      </w:r>
+      <w:r>
+        <w:rPr>
+          <w:rFonts w:cstheme="minorHAnsi"/>
+          <w:b/>
+          <w:bCs/>
+          <w:sz w:val="20"/>
+          <w:szCs w:val="20"/>
+        </w:rPr>
+        <w:t>saving up judgment for themselves</w:t>
+      </w:r>
+      <w:r>
+        <w:rPr>
+          <w:rFonts w:cstheme="minorHAnsi"/>
+          <w:sz w:val="20"/>
+          <w:szCs w:val="20"/>
+        </w:rPr>
+        <w:t xml:space="preserve">, not for anyone else. This comes from a famous Bible verse in </w:t>
+      </w:r>
+      <w:r>
+        <w:rPr>
+          <w:rFonts w:cstheme="minorHAnsi"/>
+          <w:b/>
+          <w:bCs/>
+          <w:sz w:val="20"/>
+          <w:szCs w:val="20"/>
+        </w:rPr>
+        <w:t>Romans 2:5</w:t>
+      </w:r>
+      <w:r>
+        <w:rPr>
+          <w:rFonts w:cstheme="minorHAnsi"/>
+          <w:sz w:val="20"/>
+          <w:szCs w:val="20"/>
+        </w:rPr>
+        <w:t>.</w:t>
+      </w:r>
+    </w:p>
+    <w:p>
+      <w:pPr>
+        <w:rPr>
+          <w:rFonts w:cstheme="minorHAnsi"/>
+          <w:sz w:val="20"/>
+          <w:szCs w:val="20"/>
+        </w:rPr>
+      </w:pPr>
+      <w:r>
+        <w:rPr>
+          <w:rFonts w:cstheme="minorHAnsi"/>
+          <w:sz w:val="20"/>
+          <w:szCs w:val="20"/>
+        </w:rPr>
+        <w:t>The main message emphasizes:</w:t>
+      </w:r>
+    </w:p>
+    <w:p>
+      <w:pPr>
+        <w:numPr>
+          <w:ilvl w:val="0"/>
+          <w:numId w:val="55"/>
+        </w:numPr>
+        <w:rPr>
+          <w:rFonts w:cstheme="minorHAnsi"/>
+          <w:sz w:val="20"/>
+          <w:szCs w:val="20"/>
+        </w:rPr>
+      </w:pPr>
+      <w:r>
+        <w:rPr>
+          <w:rFonts w:cstheme="minorHAnsi"/>
+          <w:b/>
+          <w:bCs/>
+          <w:sz w:val="20"/>
+          <w:szCs w:val="20"/>
+        </w:rPr>
+        <w:t>Personal accountability:</w:t>
+      </w:r>
+      <w:r>
+        <w:rPr>
+          <w:rFonts w:cstheme="minorHAnsi"/>
+          <w:sz w:val="20"/>
+          <w:szCs w:val="20"/>
+        </w:rPr>
+        <w:t xml:space="preserve"> Your choices only affect your own standing before God.</w:t>
+      </w:r>
+    </w:p>
+    <w:p>
+      <w:pPr>
+        <w:numPr>
+          <w:ilvl w:val="0"/>
+          <w:numId w:val="55"/>
+        </w:numPr>
+        <w:rPr>
+          <w:rFonts w:cstheme="minorHAnsi"/>
+          <w:sz w:val="20"/>
+          <w:szCs w:val="20"/>
+        </w:rPr>
+      </w:pPr>
+      <w:r>
+        <w:rPr>
+          <w:rFonts w:cstheme="minorHAnsi"/>
+          <w:b/>
+          <w:bCs/>
+          <w:sz w:val="20"/>
+          <w:szCs w:val="20"/>
+        </w:rPr>
+        <w:t>No finger-pointing:</w:t>
+      </w:r>
+      <w:r>
+        <w:rPr>
+          <w:rFonts w:cstheme="minorHAnsi"/>
+          <w:sz w:val="20"/>
+          <w:szCs w:val="20"/>
+        </w:rPr>
+        <w:t xml:space="preserve"> Do not focus on the sins of others ("them"), because you will face God for your own actions</w:t>
+      </w:r>
+    </w:p>
+    <w:p>
+      <w:pPr>
+        <w:rPr>
+          <w:rFonts w:cstheme="minorHAnsi"/>
+          <w:sz w:val="20"/>
+          <w:szCs w:val="20"/>
+        </w:rPr>
+      </w:pPr>
+    </w:p>
+    <w:p>
+      <w:pPr>
+        <w:rPr>
+          <w:rFonts w:cstheme="minorHAnsi"/>
+          <w:sz w:val="20"/>
+          <w:szCs w:val="20"/>
+        </w:rPr>
+      </w:pPr>
+      <w:r>
+        <w:rPr>
+          <w:rFonts w:cstheme="minorHAnsi"/>
+          <w:sz w:val="20"/>
+          <w:szCs w:val="20"/>
+        </w:rPr>
+        <w:t xml:space="preserve"> </w:t>
+      </w:r>
+      <w:r>
+        <w:rPr>
+          <w:rFonts w:cstheme="minorHAnsi"/>
+          <w:b/>
+          <w:bCs/>
+          <w:sz w:val="20"/>
+          <w:szCs w:val="20"/>
+        </w:rPr>
+        <w:t>"Yourself"</w:t>
+      </w:r>
+      <w:r>
+        <w:rPr>
+          <w:rFonts w:cstheme="minorHAnsi"/>
+          <w:sz w:val="20"/>
+          <w:szCs w:val="20"/>
+        </w:rPr>
+        <w:t xml:space="preserve"> is </w:t>
+      </w:r>
+      <w:r>
+        <w:rPr>
+          <w:rFonts w:cstheme="minorHAnsi"/>
+          <w:b/>
+          <w:bCs/>
+          <w:sz w:val="20"/>
+          <w:szCs w:val="20"/>
+        </w:rPr>
+        <w:t>the person who is judging others</w:t>
+      </w:r>
+      <w:r>
+        <w:rPr>
+          <w:rFonts w:cstheme="minorHAnsi"/>
+          <w:sz w:val="20"/>
+          <w:szCs w:val="20"/>
+        </w:rPr>
+        <w:t xml:space="preserve">. This means </w:t>
+      </w:r>
+      <w:r>
+        <w:rPr>
+          <w:rFonts w:cstheme="minorHAnsi"/>
+          <w:b/>
+          <w:bCs/>
+          <w:sz w:val="20"/>
+          <w:szCs w:val="20"/>
+        </w:rPr>
+        <w:t>you</w:t>
+      </w:r>
+      <w:r>
+        <w:rPr>
+          <w:rFonts w:cstheme="minorHAnsi"/>
+          <w:sz w:val="20"/>
+          <w:szCs w:val="20"/>
+        </w:rPr>
+        <w:t xml:space="preserve"> or </w:t>
+      </w:r>
+      <w:r>
+        <w:rPr>
+          <w:rFonts w:cstheme="minorHAnsi"/>
+          <w:b/>
+          <w:bCs/>
+          <w:sz w:val="20"/>
+          <w:szCs w:val="20"/>
+        </w:rPr>
+        <w:t>me</w:t>
+      </w:r>
+      <w:r>
+        <w:rPr>
+          <w:rFonts w:cstheme="minorHAnsi"/>
+          <w:sz w:val="20"/>
+          <w:szCs w:val="20"/>
+        </w:rPr>
+        <w:t xml:space="preserve"> when we point fingers at someone else's sins while ignoring our own bad behavior.</w:t>
+      </w:r>
+    </w:p>
+    <w:p>
+      <w:pPr>
+        <w:rPr>
+          <w:rFonts w:cstheme="minorHAnsi"/>
+          <w:sz w:val="20"/>
+          <w:szCs w:val="20"/>
+        </w:rPr>
+      </w:pPr>
+      <w:r>
+        <w:rPr>
+          <w:rFonts w:cstheme="minorHAnsi"/>
+          <w:b/>
+          <w:bCs/>
+          <w:sz w:val="20"/>
+          <w:szCs w:val="20"/>
+        </w:rPr>
+        <w:t>"Them"</w:t>
+      </w:r>
+      <w:r>
+        <w:rPr>
+          <w:rFonts w:cstheme="minorHAnsi"/>
+          <w:sz w:val="20"/>
+          <w:szCs w:val="20"/>
+        </w:rPr>
+        <w:t xml:space="preserve"> is </w:t>
+      </w:r>
+      <w:r>
+        <w:rPr>
+          <w:rFonts w:cstheme="minorHAnsi"/>
+          <w:b/>
+          <w:bCs/>
+          <w:sz w:val="20"/>
+          <w:szCs w:val="20"/>
+        </w:rPr>
+        <w:t>the other people</w:t>
+      </w:r>
+      <w:r>
+        <w:rPr>
+          <w:rFonts w:cstheme="minorHAnsi"/>
+          <w:sz w:val="20"/>
+          <w:szCs w:val="20"/>
+        </w:rPr>
+        <w:t>. These are the people we look down on, complain about, or blame for doing wrong things.</w:t>
+      </w:r>
+    </w:p>
+    <w:p>
+      <w:pPr>
+        <w:rPr>
+          <w:rFonts w:cstheme="minorHAnsi"/>
+          <w:sz w:val="20"/>
+          <w:szCs w:val="20"/>
+        </w:rPr>
+      </w:pPr>
+    </w:p>
+    <w:p>
+      <w:pPr>
+        <w:rPr>
+          <w:rFonts w:cstheme="minorHAnsi"/>
+          <w:sz w:val="20"/>
+          <w:szCs w:val="20"/>
+        </w:rPr>
+      </w:pPr>
+      <w:r>
+        <w:rPr>
+          <w:rFonts w:cstheme="minorHAnsi"/>
+          <w:sz w:val="20"/>
+          <w:szCs w:val="20"/>
+        </w:rPr>
+        <w:t>Store the God angry to ourselves and Jesus clears up for us.</w:t>
+      </w:r>
+    </w:p>
+    <w:p>
+      <w:pPr>
+        <w:rPr>
+          <w:rFonts w:cstheme="minorHAnsi"/>
+          <w:sz w:val="20"/>
+          <w:szCs w:val="20"/>
+        </w:rPr>
+      </w:pPr>
+      <w:r>
+        <w:rPr>
+          <w:rFonts w:cstheme="minorHAnsi"/>
+          <w:sz w:val="20"/>
+          <w:szCs w:val="20"/>
+        </w:rPr>
+        <w:t>God still give us the grace period for repentance.</w:t>
+      </w:r>
+    </w:p>
+    <w:p>
+      <w:pPr>
+        <w:rPr>
+          <w:rFonts w:cstheme="minorHAnsi"/>
+          <w:sz w:val="20"/>
+          <w:szCs w:val="20"/>
+        </w:rPr>
+      </w:pPr>
+    </w:p>
+    <w:p>
+      <w:pPr>
+        <w:rPr>
+          <w:rFonts w:cstheme="minorHAnsi"/>
+          <w:sz w:val="20"/>
+          <w:szCs w:val="20"/>
+        </w:rPr>
+      </w:pPr>
+      <w:r>
+        <w:rPr>
+          <w:rFonts w:cstheme="minorHAnsi"/>
+          <w:sz w:val="20"/>
+          <w:szCs w:val="20"/>
+        </w:rPr>
+        <w:t>3</w:t>
+      </w:r>
+      <w:r>
+        <w:rPr>
+          <w:rFonts w:cstheme="minorHAnsi"/>
+          <w:sz w:val="20"/>
+          <w:szCs w:val="20"/>
+        </w:rPr>
+        <w:t>4</w:t>
+      </w:r>
+      <w:r>
+        <w:rPr>
+          <w:rFonts w:cstheme="minorHAnsi"/>
+          <w:sz w:val="20"/>
+          <w:szCs w:val="20"/>
+        </w:rPr>
+        <w:t>:</w:t>
+      </w:r>
+      <w:r>
+        <w:rPr>
+          <w:rFonts w:cstheme="minorHAnsi"/>
+          <w:sz w:val="20"/>
+          <w:szCs w:val="20"/>
+        </w:rPr>
+        <w:t>03</w:t>
+      </w:r>
+      <w:r>
+        <w:rPr>
+          <w:rFonts w:cstheme="minorHAnsi"/>
+          <w:sz w:val="20"/>
+          <w:szCs w:val="20"/>
+        </w:rPr>
+        <w:t>/</w:t>
+      </w:r>
+      <w:r>
+        <w:rPr>
+          <w:rFonts w:cstheme="minorHAnsi"/>
+          <w:sz w:val="20"/>
+          <w:szCs w:val="20"/>
+        </w:rPr>
+        <w:t>37:36</w:t>
+      </w:r>
+    </w:p>
+    <w:p>
+      <w:pPr>
+        <w:rPr>
+          <w:rFonts w:cstheme="minorHAnsi"/>
+          <w:sz w:val="20"/>
+          <w:szCs w:val="20"/>
+        </w:rPr>
+      </w:pPr>
+      <w:r>
+        <w:rPr>
+          <w:rFonts w:cstheme="minorHAnsi"/>
+          <w:sz w:val="20"/>
+          <w:szCs w:val="20"/>
+        </w:rPr>
+        <w:drawing>
+          <wp:inline distT="0" distB="0" distL="0" distR="0" wp14:anchorId="4136FD4B" wp14:editId="7011C9EE">
+            <wp:extent cx="5943600" cy="1068070"/>
+            <wp:effectExtent l="0" t="0" r="0" b="0"/>
+            <wp:docPr id="1336359092" name="Picture 1"/>
+            <wp:cNvGraphicFramePr>
+              <a:graphicFrameLocks xmlns:a="http://schemas.openxmlformats.org/drawingml/2006/main" noChangeAspect="1"/>
+            </wp:cNvGraphicFramePr>
+            <a:graphic xmlns:a="http://schemas.openxmlformats.org/drawingml/2006/main">
+              <a:graphicData uri="http://schemas.openxmlformats.org/drawingml/2006/picture">
+                <pic:pic xmlns:pic="http://schemas.openxmlformats.org/drawingml/2006/picture">
+                  <pic:nvPicPr>
+                    <pic:cNvPr id="1336359092" name=""/>
+                    <pic:cNvPicPr/>
+                  </pic:nvPicPr>
+                  <pic:blipFill>
+                    <a:blip r:embed="rId39"/>
+                    <a:stretch>
+                      <a:fillRect/>
+                    </a:stretch>
+                  </pic:blipFill>
+                  <pic:spPr>
+                    <a:xfrm>
+                      <a:off x="0" y="0"/>
+                      <a:ext cx="5943600" cy="1068070"/>
+                    </a:xfrm>
+                    <a:prstGeom prst="rect">
+                      <a:avLst/>
+                    </a:prstGeom>
+                  </pic:spPr>
+                </pic:pic>
+              </a:graphicData>
+            </a:graphic>
+          </wp:inline>
+        </w:drawing>
+      </w:r>
+    </w:p>
+    <w:p>
+      <w:pPr>
+        <w:rPr>
+          <w:rFonts w:cstheme="minorHAnsi"/>
+          <w:sz w:val="20"/>
+          <w:szCs w:val="20"/>
+        </w:rPr>
+      </w:pPr>
+    </w:p>
+    <w:p>
+      <w:pPr>
+        <w:rPr>
+          <w:rFonts w:cstheme="minorHAnsi"/>
+          <w:sz w:val="20"/>
+          <w:szCs w:val="20"/>
+        </w:rPr>
+      </w:pPr>
+      <w:r>
+        <w:rPr>
+          <w:rFonts w:cstheme="minorHAnsi"/>
+          <w:sz w:val="20"/>
+          <w:szCs w:val="20"/>
+        </w:rPr>
+        <w:t xml:space="preserve">This sentence is not from Bible, but similar to </w:t>
+      </w:r>
+      <w:r>
+        <w:rPr>
+          <w:rFonts w:cstheme="minorHAnsi"/>
+          <w:sz w:val="20"/>
+          <w:szCs w:val="20"/>
+        </w:rPr>
+        <w:t>two major biblical principles:</w:t>
+      </w:r>
+    </w:p>
+    <w:p>
+      <w:pPr>
+        <w:rPr>
+          <w:rFonts w:cstheme="minorHAnsi"/>
+          <w:b/>
+          <w:bCs/>
+          <w:sz w:val="20"/>
+          <w:szCs w:val="20"/>
+        </w:rPr>
+      </w:pPr>
+      <w:r>
+        <w:rPr>
+          <w:rFonts w:cstheme="minorHAnsi"/>
+          <w:b/>
+          <w:bCs/>
+          <w:sz w:val="20"/>
+          <w:szCs w:val="20"/>
+        </w:rPr>
+        <w:t>1. Do Not Compare Yourself to Others</w:t>
+      </w:r>
+    </w:p>
+    <w:p>
+      <w:pPr>
+        <w:rPr>
+          <w:rFonts w:cstheme="minorHAnsi"/>
+          <w:sz w:val="20"/>
+          <w:szCs w:val="20"/>
+        </w:rPr>
+      </w:pPr>
+      <w:r>
+        <w:rPr>
+          <w:rFonts w:cstheme="minorHAnsi"/>
+          <w:sz w:val="20"/>
+          <w:szCs w:val="20"/>
+        </w:rPr>
+        <w:t>The Bible explicitly commands believers not to measure their spiritual life by looking at their neighbors. [</w:t>
+      </w:r>
+      <w:hyperlink r:id="rId40" w:history="1">
+        <w:r>
+          <w:rPr>
+            <w:rStyle w:val="Hyperlink"/>
+            <w:rFonts w:cstheme="minorHAnsi"/>
+            <w:sz w:val="20"/>
+            <w:szCs w:val="20"/>
+          </w:rPr>
+          <w:t>1</w:t>
+        </w:r>
+      </w:hyperlink>
+      <w:r>
+        <w:rPr>
+          <w:rFonts w:cstheme="minorHAnsi"/>
+          <w:sz w:val="20"/>
+          <w:szCs w:val="20"/>
+        </w:rPr>
+        <w:t xml:space="preserve">, </w:t>
+      </w:r>
+      <w:hyperlink r:id="rId41" w:history="1">
+        <w:r>
+          <w:rPr>
+            <w:rStyle w:val="Hyperlink"/>
+            <w:rFonts w:cstheme="minorHAnsi"/>
+            <w:sz w:val="20"/>
+            <w:szCs w:val="20"/>
+          </w:rPr>
+          <w:t>2</w:t>
+        </w:r>
+      </w:hyperlink>
+      <w:r>
+        <w:rPr>
+          <w:rFonts w:cstheme="minorHAnsi"/>
+          <w:sz w:val="20"/>
+          <w:szCs w:val="20"/>
+        </w:rPr>
+        <w:t>]</w:t>
+      </w:r>
+    </w:p>
+    <w:p>
+      <w:pPr>
+        <w:numPr>
+          <w:ilvl w:val="0"/>
+          <w:numId w:val="58"/>
+        </w:numPr>
+        <w:rPr>
+          <w:rFonts w:cstheme="minorHAnsi"/>
+          <w:sz w:val="20"/>
+          <w:szCs w:val="20"/>
+        </w:rPr>
+      </w:pPr>
+      <w:r>
+        <w:rPr>
+          <w:rFonts w:cstheme="minorHAnsi"/>
+          <w:b/>
+          <w:bCs/>
+          <w:sz w:val="20"/>
+          <w:szCs w:val="20"/>
+        </w:rPr>
+        <w:lastRenderedPageBreak/>
+        <w:t>Galatians 6:4 (NIV):</w:t>
+      </w:r>
+      <w:r>
+        <w:rPr>
+          <w:rFonts w:cstheme="minorHAnsi"/>
+          <w:sz w:val="20"/>
+          <w:szCs w:val="20"/>
+        </w:rPr>
+        <w:t xml:space="preserve"> </w:t>
+      </w:r>
+      <w:r>
+        <w:rPr>
+          <w:rFonts w:cstheme="minorHAnsi"/>
+          <w:i/>
+          <w:iCs/>
+          <w:sz w:val="20"/>
+          <w:szCs w:val="20"/>
+        </w:rPr>
+        <w:t xml:space="preserve">"Each one should test their own actions. Then they can take pride in themselves alone, </w:t>
+      </w:r>
+      <w:r>
+        <w:rPr>
+          <w:rFonts w:cstheme="minorHAnsi"/>
+          <w:b/>
+          <w:bCs/>
+          <w:i/>
+          <w:iCs/>
+          <w:sz w:val="20"/>
+          <w:szCs w:val="20"/>
+        </w:rPr>
+        <w:t>without comparing themselves to someone else</w:t>
+      </w:r>
+      <w:r>
+        <w:rPr>
+          <w:rFonts w:cstheme="minorHAnsi"/>
+          <w:i/>
+          <w:iCs/>
+          <w:sz w:val="20"/>
+          <w:szCs w:val="20"/>
+        </w:rPr>
+        <w:t>."</w:t>
+      </w:r>
+      <w:r>
+        <w:rPr>
+          <w:rFonts w:cstheme="minorHAnsi"/>
+          <w:sz w:val="20"/>
+          <w:szCs w:val="20"/>
+        </w:rPr>
+        <w:t xml:space="preserve"> [</w:t>
+      </w:r>
+      <w:hyperlink r:id="rId42" w:history="1">
+        <w:r>
+          <w:rPr>
+            <w:rStyle w:val="Hyperlink"/>
+            <w:rFonts w:cstheme="minorHAnsi"/>
+            <w:sz w:val="20"/>
+            <w:szCs w:val="20"/>
+          </w:rPr>
+          <w:t>1</w:t>
+        </w:r>
+      </w:hyperlink>
+      <w:r>
+        <w:rPr>
+          <w:rFonts w:cstheme="minorHAnsi"/>
+          <w:sz w:val="20"/>
+          <w:szCs w:val="20"/>
+        </w:rPr>
+        <w:t>]</w:t>
+      </w:r>
+    </w:p>
+    <w:p>
+      <w:pPr>
+        <w:rPr>
+          <w:rFonts w:cstheme="minorHAnsi"/>
+          <w:b/>
+          <w:bCs/>
+          <w:sz w:val="20"/>
+          <w:szCs w:val="20"/>
+        </w:rPr>
+      </w:pPr>
+      <w:r>
+        <w:rPr>
+          <w:rFonts w:cstheme="minorHAnsi"/>
+          <w:b/>
+          <w:bCs/>
+          <w:sz w:val="20"/>
+          <w:szCs w:val="20"/>
+        </w:rPr>
+        <w:t>2. Track Your Own Heart's Trajectory</w:t>
+      </w:r>
+    </w:p>
+    <w:p>
+      <w:pPr>
+        <w:rPr>
+          <w:rFonts w:cstheme="minorHAnsi"/>
+          <w:sz w:val="20"/>
+          <w:szCs w:val="20"/>
+        </w:rPr>
+      </w:pPr>
+      <w:r>
+        <w:rPr>
+          <w:rFonts w:cstheme="minorHAnsi"/>
+          <w:sz w:val="20"/>
+          <w:szCs w:val="20"/>
+        </w:rPr>
+        <w:t>The Bible teaches that spiritual maturity (sanctification) is a gradual process where your heart changes over time. You are supposed to look back at your past to ensure you are moving forward in love and faith. [</w:t>
+      </w:r>
+      <w:hyperlink r:id="rId43" w:history="1">
+        <w:r>
+          <w:rPr>
+            <w:rStyle w:val="Hyperlink"/>
+            <w:rFonts w:cstheme="minorHAnsi"/>
+            <w:sz w:val="20"/>
+            <w:szCs w:val="20"/>
+          </w:rPr>
+          <w:t>1</w:t>
+        </w:r>
+      </w:hyperlink>
+      <w:r>
+        <w:rPr>
+          <w:rFonts w:cstheme="minorHAnsi"/>
+          <w:sz w:val="20"/>
+          <w:szCs w:val="20"/>
+        </w:rPr>
+        <w:t xml:space="preserve">, </w:t>
+      </w:r>
+      <w:hyperlink r:id="rId44" w:history="1">
+        <w:r>
+          <w:rPr>
+            <w:rStyle w:val="Hyperlink"/>
+            <w:rFonts w:cstheme="minorHAnsi"/>
+            <w:sz w:val="20"/>
+            <w:szCs w:val="20"/>
+          </w:rPr>
+          <w:t>2</w:t>
+        </w:r>
+      </w:hyperlink>
+      <w:r>
+        <w:rPr>
+          <w:rFonts w:cstheme="minorHAnsi"/>
+          <w:sz w:val="20"/>
+          <w:szCs w:val="20"/>
+        </w:rPr>
+        <w:t>]</w:t>
+      </w:r>
+    </w:p>
+    <w:p>
+      <w:pPr>
+        <w:numPr>
+          <w:ilvl w:val="0"/>
+          <w:numId w:val="59"/>
+        </w:numPr>
+        <w:rPr>
+          <w:rFonts w:cstheme="minorHAnsi"/>
+          <w:sz w:val="20"/>
+          <w:szCs w:val="20"/>
+        </w:rPr>
+      </w:pPr>
+      <w:r>
+        <w:rPr>
+          <w:rFonts w:cstheme="minorHAnsi"/>
+          <w:b/>
+          <w:bCs/>
+          <w:sz w:val="20"/>
+          <w:szCs w:val="20"/>
+        </w:rPr>
+        <w:t>2 Corinthians 3:18:</w:t>
+      </w:r>
+      <w:r>
+        <w:rPr>
+          <w:rFonts w:cstheme="minorHAnsi"/>
+          <w:sz w:val="20"/>
+          <w:szCs w:val="20"/>
+        </w:rPr>
+        <w:t xml:space="preserve"> Explains that followers of God are being transformed </w:t>
+      </w:r>
+      <w:r>
+        <w:rPr>
+          <w:rFonts w:cstheme="minorHAnsi"/>
+          <w:i/>
+          <w:iCs/>
+          <w:sz w:val="20"/>
+          <w:szCs w:val="20"/>
+        </w:rPr>
+        <w:t>"from one degree of glory to another."</w:t>
+      </w:r>
+      <w:r>
+        <w:rPr>
+          <w:rFonts w:cstheme="minorHAnsi"/>
+          <w:sz w:val="20"/>
+          <w:szCs w:val="20"/>
+        </w:rPr>
+        <w:t xml:space="preserve"> This is an incremental movement compared directly to your own spiritual past.</w:t>
+      </w:r>
+    </w:p>
+    <w:p>
+      <w:pPr>
+        <w:rPr>
+          <w:rFonts w:cstheme="minorHAnsi"/>
+          <w:sz w:val="20"/>
+          <w:szCs w:val="20"/>
+        </w:rPr>
+      </w:pPr>
+    </w:p>
+    <w:p>
+      <w:pPr>
+        <w:rPr>
+          <w:rFonts w:cstheme="minorHAnsi"/>
+          <w:sz w:val="20"/>
+          <w:szCs w:val="20"/>
+        </w:rPr>
+      </w:pPr>
+      <w:r>
+        <w:rPr>
+          <w:rFonts w:cstheme="minorHAnsi"/>
+          <w:sz w:val="20"/>
+          <w:szCs w:val="20"/>
+        </w:rPr>
+        <w:t>Compare to your past, not compare to neighbors.</w:t>
+      </w:r>
+    </w:p>
+    <w:p>
+      <w:pPr>
+        <w:rPr>
+          <w:rFonts w:cstheme="minorHAnsi"/>
+          <w:sz w:val="20"/>
+          <w:szCs w:val="20"/>
+        </w:rPr>
+      </w:pPr>
+    </w:p>
+    <w:p>
+      <w:pPr>
+        <w:rPr>
+          <w:rFonts w:cstheme="minorHAnsi"/>
+          <w:sz w:val="20"/>
+          <w:szCs w:val="20"/>
+        </w:rPr>
+      </w:pPr>
+      <w:r>
+        <w:rPr>
+          <w:rFonts w:cstheme="minorHAnsi"/>
+          <w:sz w:val="20"/>
+          <w:szCs w:val="20"/>
+        </w:rPr>
+        <w:t>34:49/</w:t>
+      </w:r>
+      <w:r>
+        <w:rPr>
+          <w:rFonts w:cstheme="minorHAnsi"/>
+          <w:sz w:val="20"/>
+          <w:szCs w:val="20"/>
+        </w:rPr>
+        <w:t>37:36</w:t>
+      </w:r>
+    </w:p>
+    <w:p>
+      <w:pPr>
+        <w:rPr>
+          <w:rFonts w:cstheme="minorHAnsi"/>
+          <w:sz w:val="20"/>
+          <w:szCs w:val="20"/>
+        </w:rPr>
+      </w:pPr>
+      <w:r>
+        <w:rPr>
+          <w:rFonts w:cstheme="minorHAnsi"/>
+          <w:sz w:val="20"/>
+          <w:szCs w:val="20"/>
+        </w:rPr>
+        <w:drawing>
+          <wp:inline distT="0" distB="0" distL="0" distR="0" wp14:anchorId="3D716FC8" wp14:editId="31818D7E">
+            <wp:extent cx="5943600" cy="931545"/>
+            <wp:effectExtent l="0" t="0" r="0" b="1905"/>
+            <wp:docPr id="1096739550" name="Picture 1"/>
+            <wp:cNvGraphicFramePr>
+              <a:graphicFrameLocks xmlns:a="http://schemas.openxmlformats.org/drawingml/2006/main" noChangeAspect="1"/>
+            </wp:cNvGraphicFramePr>
+            <a:graphic xmlns:a="http://schemas.openxmlformats.org/drawingml/2006/main">
+              <a:graphicData uri="http://schemas.openxmlformats.org/drawingml/2006/picture">
+                <pic:pic xmlns:pic="http://schemas.openxmlformats.org/drawingml/2006/picture">
+                  <pic:nvPicPr>
+                    <pic:cNvPr id="1096739550" name=""/>
+                    <pic:cNvPicPr/>
+                  </pic:nvPicPr>
+                  <pic:blipFill>
+                    <a:blip r:embed="rId45"/>
+                    <a:stretch>
+                      <a:fillRect/>
+                    </a:stretch>
+                  </pic:blipFill>
+                  <pic:spPr>
+                    <a:xfrm>
+                      <a:off x="0" y="0"/>
+                      <a:ext cx="5943600" cy="931545"/>
+                    </a:xfrm>
+                    <a:prstGeom prst="rect">
+                      <a:avLst/>
+                    </a:prstGeom>
+                  </pic:spPr>
+                </pic:pic>
+              </a:graphicData>
+            </a:graphic>
+          </wp:inline>
+        </w:drawing>
+      </w:r>
+    </w:p>
+    <w:p>
+      <w:pPr>
+        <w:rPr>
+          <w:rFonts w:cstheme="minorHAnsi"/>
+          <w:sz w:val="20"/>
+          <w:szCs w:val="20"/>
+        </w:rPr>
+      </w:pPr>
+      <w:r>
+        <w:rPr>
+          <w:rFonts w:cstheme="minorHAnsi"/>
+          <w:sz w:val="20"/>
+          <w:szCs w:val="20"/>
+        </w:rPr>
+        <w:t>Here is what the specific terms mean:</w:t>
+      </w:r>
+    </w:p>
+    <w:p>
+      <w:pPr>
+        <w:numPr>
+          <w:ilvl w:val="0"/>
+          <w:numId w:val="60"/>
+        </w:numPr>
+        <w:rPr>
+          <w:rFonts w:cstheme="minorHAnsi"/>
+          <w:sz w:val="20"/>
+          <w:szCs w:val="20"/>
+        </w:rPr>
+      </w:pPr>
+      <w:r>
+        <w:rPr>
+          <w:rFonts w:cstheme="minorHAnsi"/>
+          <w:b/>
+          <w:bCs/>
+          <w:sz w:val="20"/>
+          <w:szCs w:val="20"/>
+        </w:rPr>
+        <w:t>"Your Gap"</w:t>
+      </w:r>
+      <w:r>
+        <w:rPr>
+          <w:rFonts w:cstheme="minorHAnsi"/>
+          <w:sz w:val="20"/>
+          <w:szCs w:val="20"/>
+        </w:rPr>
+        <w:t xml:space="preserve"> is the distance, misunderstanding, or hurt feelings between you and someone else because of an argument or a mistake.</w:t>
+      </w:r>
+    </w:p>
+    <w:p>
+      <w:pPr>
+        <w:numPr>
+          <w:ilvl w:val="0"/>
+          <w:numId w:val="60"/>
+        </w:numPr>
+        <w:rPr>
+          <w:rFonts w:cstheme="minorHAnsi"/>
+          <w:sz w:val="20"/>
+          <w:szCs w:val="20"/>
+        </w:rPr>
+      </w:pPr>
+      <w:r>
+        <w:rPr>
+          <w:rFonts w:cstheme="minorHAnsi"/>
+          <w:b/>
+          <w:bCs/>
+          <w:sz w:val="20"/>
+          <w:szCs w:val="20"/>
+        </w:rPr>
+        <w:t>"The Actual Person"</w:t>
+      </w:r>
+      <w:r>
+        <w:rPr>
+          <w:rFonts w:cstheme="minorHAnsi"/>
+          <w:sz w:val="20"/>
+          <w:szCs w:val="20"/>
+        </w:rPr>
+        <w:t xml:space="preserve"> means you must talk directly to the individual involved. Do not talk behind their back, complain to someone else, or just pray about it quietly.</w:t>
+      </w:r>
+    </w:p>
+    <w:p>
+      <w:pPr>
+        <w:numPr>
+          <w:ilvl w:val="0"/>
+          <w:numId w:val="60"/>
+        </w:numPr>
+        <w:rPr>
+          <w:rFonts w:cstheme="minorHAnsi"/>
+          <w:sz w:val="20"/>
+          <w:szCs w:val="20"/>
+        </w:rPr>
+      </w:pPr>
+      <w:r>
+        <w:rPr>
+          <w:rFonts w:cstheme="minorHAnsi"/>
+          <w:b/>
+          <w:bCs/>
+          <w:sz w:val="20"/>
+          <w:szCs w:val="20"/>
+        </w:rPr>
+        <w:t>"Close It This Week"</w:t>
+      </w:r>
+      <w:r>
+        <w:rPr>
+          <w:rFonts w:cstheme="minorHAnsi"/>
+          <w:sz w:val="20"/>
+          <w:szCs w:val="20"/>
+        </w:rPr>
+        <w:t xml:space="preserve"> means do not wait. You need to apologize, forgive, or have that hard conversation as soon as possible to bring peace back to the relationship.</w:t>
+      </w:r>
+    </w:p>
+    <w:p>
+      <w:pPr>
+        <w:rPr>
+          <w:rFonts w:cstheme="minorHAnsi"/>
+          <w:sz w:val="20"/>
+          <w:szCs w:val="20"/>
+        </w:rPr>
+      </w:pPr>
+    </w:p>
+    <w:p>
+      <w:pPr>
+        <w:rPr>
+          <w:rFonts w:cstheme="minorHAnsi"/>
+          <w:sz w:val="20"/>
+          <w:szCs w:val="20"/>
+        </w:rPr>
+      </w:pPr>
+      <w:r>
+        <w:rPr>
+          <w:rFonts w:cstheme="minorHAnsi"/>
+          <w:sz w:val="20"/>
+          <w:szCs w:val="20"/>
+        </w:rPr>
+        <w:t>Find and shrink your gap between sin and repentance. Do not wait to apologize and make it right to the person that you hurt.</w:t>
+      </w:r>
+    </w:p>
+    <w:p>
+      <w:pPr>
+        <w:rPr>
+          <w:rFonts w:cstheme="minorHAnsi"/>
+          <w:sz w:val="20"/>
+          <w:szCs w:val="20"/>
+        </w:rPr>
+      </w:pPr>
+    </w:p>
+    <w:p>
+      <w:pPr>
+        <w:rPr>
+          <w:rFonts w:cstheme="minorHAnsi"/>
+          <w:sz w:val="20"/>
+          <w:szCs w:val="20"/>
+        </w:rPr>
+      </w:pPr>
+      <w:r>
+        <w:rPr>
+          <w:rFonts w:cstheme="minorHAnsi"/>
+          <w:sz w:val="20"/>
+          <w:szCs w:val="20"/>
+        </w:rPr>
+        <w:t>3</w:t>
+      </w:r>
+      <w:r>
+        <w:rPr>
+          <w:rFonts w:cstheme="minorHAnsi"/>
+          <w:sz w:val="20"/>
+          <w:szCs w:val="20"/>
+        </w:rPr>
+        <w:t>5</w:t>
+      </w:r>
+      <w:r>
+        <w:rPr>
+          <w:rFonts w:cstheme="minorHAnsi"/>
+          <w:sz w:val="20"/>
+          <w:szCs w:val="20"/>
+        </w:rPr>
+        <w:t>:</w:t>
+      </w:r>
+      <w:r>
+        <w:rPr>
+          <w:rFonts w:cstheme="minorHAnsi"/>
+          <w:sz w:val="20"/>
+          <w:szCs w:val="20"/>
+        </w:rPr>
+        <w:t>03</w:t>
+      </w:r>
+      <w:r>
+        <w:rPr>
+          <w:rFonts w:cstheme="minorHAnsi"/>
+          <w:sz w:val="20"/>
+          <w:szCs w:val="20"/>
+        </w:rPr>
+        <w:t>/37:36</w:t>
+      </w:r>
+    </w:p>
+    <w:p>
+      <w:pPr>
+        <w:rPr>
+          <w:rFonts w:cstheme="minorHAnsi"/>
+          <w:sz w:val="20"/>
+          <w:szCs w:val="20"/>
+        </w:rPr>
+      </w:pPr>
+      <w:r>
+        <w:rPr>
+          <w:rFonts w:cstheme="minorHAnsi"/>
+          <w:sz w:val="20"/>
+          <w:szCs w:val="20"/>
+        </w:rPr>
+        <w:drawing>
+          <wp:inline distT="0" distB="0" distL="0" distR="0" wp14:anchorId="17851A4E" wp14:editId="1949105F">
+            <wp:extent cx="5943600" cy="876935"/>
+            <wp:effectExtent l="0" t="0" r="0" b="0"/>
+            <wp:docPr id="831120962" name="Picture 1"/>
+            <wp:cNvGraphicFramePr>
+              <a:graphicFrameLocks xmlns:a="http://schemas.openxmlformats.org/drawingml/2006/main" noChangeAspect="1"/>
+            </wp:cNvGraphicFramePr>
+            <a:graphic xmlns:a="http://schemas.openxmlformats.org/drawingml/2006/main">
+              <a:graphicData uri="http://schemas.openxmlformats.org/drawingml/2006/picture">
+                <pic:pic xmlns:pic="http://schemas.openxmlformats.org/drawingml/2006/picture">
+                  <pic:nvPicPr>
+                    <pic:cNvPr id="831120962" name=""/>
+                    <pic:cNvPicPr/>
+                  </pic:nvPicPr>
+                  <pic:blipFill>
+                    <a:blip r:embed="rId46"/>
+                    <a:stretch>
+                      <a:fillRect/>
+                    </a:stretch>
+                  </pic:blipFill>
+                  <pic:spPr>
+                    <a:xfrm>
+                      <a:off x="0" y="0"/>
+                      <a:ext cx="5943600" cy="876935"/>
+                    </a:xfrm>
+                    <a:prstGeom prst="rect">
+                      <a:avLst/>
+                    </a:prstGeom>
+                  </pic:spPr>
+                </pic:pic>
+              </a:graphicData>
+            </a:graphic>
+          </wp:inline>
+        </w:drawing>
+      </w:r>
+    </w:p>
+    <w:p>
+      <w:pPr>
+        <w:rPr>
+          <w:rFonts w:cstheme="minorHAnsi"/>
+          <w:sz w:val="20"/>
+          <w:szCs w:val="20"/>
+        </w:rPr>
+      </w:pPr>
+      <w:r>
+        <w:rPr>
+          <w:rFonts w:cstheme="minorHAnsi"/>
+          <w:sz w:val="20"/>
+          <w:szCs w:val="20"/>
+        </w:rPr>
+        <w:t>The main point of this image is:</w:t>
+      </w:r>
+    </w:p>
+    <w:p>
+      <w:pPr>
+        <w:rPr>
+          <w:rFonts w:cstheme="minorHAnsi"/>
+          <w:sz w:val="20"/>
+          <w:szCs w:val="20"/>
+        </w:rPr>
+      </w:pPr>
+      <w:r>
+        <w:rPr>
+          <w:rFonts w:cstheme="minorHAnsi"/>
+          <w:b/>
+          <w:bCs/>
+          <w:sz w:val="20"/>
+          <w:szCs w:val="20"/>
+        </w:rPr>
+        <w:t>Show unearned grace to someone, just like God shows it to you.</w:t>
+      </w:r>
+    </w:p>
+    <w:p>
+      <w:pPr>
+        <w:rPr>
+          <w:rFonts w:cstheme="minorHAnsi"/>
+          <w:sz w:val="20"/>
+          <w:szCs w:val="20"/>
+        </w:rPr>
+      </w:pPr>
+      <w:r>
+        <w:rPr>
+          <w:rFonts w:cstheme="minorHAnsi"/>
+          <w:sz w:val="20"/>
+          <w:szCs w:val="20"/>
+        </w:rPr>
+        <w:t>Here is what the specific terms mean:</w:t>
+      </w:r>
+    </w:p>
+    <w:p>
+      <w:pPr>
+        <w:numPr>
+          <w:ilvl w:val="0"/>
+          <w:numId w:val="61"/>
+        </w:numPr>
+        <w:rPr>
+          <w:rFonts w:cstheme="minorHAnsi"/>
+          <w:sz w:val="20"/>
+          <w:szCs w:val="20"/>
+        </w:rPr>
+      </w:pPr>
+      <w:r>
+        <w:rPr>
+          <w:rFonts w:cstheme="minorHAnsi"/>
+          <w:b/>
+          <w:bCs/>
+          <w:sz w:val="20"/>
+          <w:szCs w:val="20"/>
+        </w:rPr>
+        <w:t>"Lead with Kindness"</w:t>
+      </w:r>
+      <w:r>
+        <w:rPr>
+          <w:rFonts w:cstheme="minorHAnsi"/>
+          <w:sz w:val="20"/>
+          <w:szCs w:val="20"/>
+        </w:rPr>
+        <w:t xml:space="preserve"> means you choose to be gentle, helpful, and loving first, rather than waiting for them to apologize or change.</w:t>
+      </w:r>
+    </w:p>
+    <w:p>
+      <w:pPr>
+        <w:numPr>
+          <w:ilvl w:val="0"/>
+          <w:numId w:val="61"/>
+        </w:numPr>
+        <w:rPr>
+          <w:rFonts w:cstheme="minorHAnsi"/>
+          <w:sz w:val="20"/>
+          <w:szCs w:val="20"/>
+        </w:rPr>
+      </w:pPr>
+      <w:r>
+        <w:rPr>
+          <w:rFonts w:cstheme="minorHAnsi"/>
+          <w:b/>
+          <w:bCs/>
+          <w:sz w:val="20"/>
+          <w:szCs w:val="20"/>
+        </w:rPr>
+        <w:t>"Has Not Earned It"</w:t>
+      </w:r>
+      <w:r>
+        <w:rPr>
+          <w:rFonts w:cstheme="minorHAnsi"/>
+          <w:sz w:val="20"/>
+          <w:szCs w:val="20"/>
+        </w:rPr>
+        <w:t xml:space="preserve"> means the person might have been mean, rude, or unfair to you. They do not deserve your nice behavior.</w:t>
+      </w:r>
+    </w:p>
+    <w:p>
+      <w:pPr>
+        <w:rPr>
+          <w:rFonts w:cstheme="minorHAnsi"/>
+          <w:sz w:val="20"/>
+          <w:szCs w:val="20"/>
+        </w:rPr>
+      </w:pPr>
+    </w:p>
+    <w:p>
+      <w:pPr>
+        <w:rPr>
+          <w:rFonts w:cstheme="minorHAnsi"/>
+          <w:sz w:val="20"/>
+          <w:szCs w:val="20"/>
+        </w:rPr>
+      </w:pPr>
+      <w:r>
+        <w:rPr>
+          <w:rFonts w:cstheme="minorHAnsi"/>
+          <w:sz w:val="20"/>
+          <w:szCs w:val="20"/>
+        </w:rPr>
+        <w:t>Go first with kindness and aim at a person who is rude to you (who has not earned it).</w:t>
+      </w:r>
+    </w:p>
+    <w:p>
+      <w:pPr>
+        <w:rPr>
+          <w:rFonts w:cstheme="minorHAnsi"/>
+          <w:sz w:val="20"/>
+          <w:szCs w:val="20"/>
+        </w:rPr>
+      </w:pPr>
+      <w:r>
+        <w:rPr>
+          <w:rFonts w:cstheme="minorHAnsi"/>
+          <w:sz w:val="20"/>
+          <w:szCs w:val="20"/>
+        </w:rPr>
+        <w:t>Jesus died on cross for us for all of our sins.</w:t>
+      </w:r>
+      <w:r>
+        <w:rPr>
+          <w:rFonts w:cstheme="minorHAnsi"/>
+          <w:sz w:val="20"/>
+          <w:szCs w:val="20"/>
+        </w:rPr>
+        <w:t xml:space="preserve"> </w:t>
+      </w:r>
+    </w:p>
+    <w:p>
+      <w:pPr>
+        <w:rPr>
+          <w:rFonts w:cstheme="minorHAnsi"/>
+          <w:sz w:val="20"/>
+          <w:szCs w:val="20"/>
+        </w:rPr>
+      </w:pPr>
+    </w:p>
+    <w:p>
+      <w:pPr>
+        <w:rPr>
+          <w:rFonts w:cstheme="minorHAnsi"/>
+          <w:sz w:val="20"/>
+          <w:szCs w:val="20"/>
+        </w:rPr>
+      </w:pPr>
+      <w:r>
+        <w:rPr>
+          <w:rFonts w:cstheme="minorHAnsi"/>
+          <w:sz w:val="20"/>
+          <w:szCs w:val="20"/>
+        </w:rPr>
+        <w:t>3</w:t>
+      </w:r>
+      <w:r>
+        <w:rPr>
+          <w:rFonts w:cstheme="minorHAnsi"/>
+          <w:sz w:val="20"/>
+          <w:szCs w:val="20"/>
+        </w:rPr>
+        <w:t>7</w:t>
+      </w:r>
+      <w:r>
+        <w:rPr>
+          <w:rFonts w:cstheme="minorHAnsi"/>
+          <w:sz w:val="20"/>
+          <w:szCs w:val="20"/>
+        </w:rPr>
+        <w:t>:0</w:t>
+      </w:r>
+      <w:r>
+        <w:rPr>
+          <w:rFonts w:cstheme="minorHAnsi"/>
+          <w:sz w:val="20"/>
+          <w:szCs w:val="20"/>
+        </w:rPr>
+        <w:t>0</w:t>
+      </w:r>
+      <w:r>
+        <w:rPr>
+          <w:rFonts w:cstheme="minorHAnsi"/>
+          <w:sz w:val="20"/>
+          <w:szCs w:val="20"/>
+        </w:rPr>
+        <w:t>/37:36</w:t>
+      </w:r>
+    </w:p>
+    <w:p>
+      <w:pPr>
+        <w:rPr>
+          <w:rFonts w:cstheme="minorHAnsi"/>
+          <w:sz w:val="20"/>
+          <w:szCs w:val="20"/>
+        </w:rPr>
+      </w:pPr>
+      <w:r>
+        <w:rPr>
+          <w:rFonts w:cstheme="minorHAnsi"/>
+          <w:sz w:val="20"/>
+          <w:szCs w:val="20"/>
+        </w:rPr>
+        <w:t>Pray:</w:t>
+      </w:r>
+    </w:p>
+    <w:p>
+      <w:pPr>
+        <w:rPr>
+          <w:rFonts w:cstheme="minorHAnsi"/>
+          <w:sz w:val="20"/>
+          <w:szCs w:val="20"/>
+        </w:rPr>
+      </w:pPr>
+      <w:r>
+        <w:rPr>
+          <w:rFonts w:cstheme="minorHAnsi"/>
+          <w:sz w:val="20"/>
+          <w:szCs w:val="20"/>
+        </w:rPr>
+        <w:t>God is so kind for us the kindness for repentance.</w:t>
+      </w:r>
+    </w:p>
+    <w:p>
+      <w:pPr>
+        <w:rPr>
+          <w:rFonts w:cstheme="minorHAnsi"/>
+          <w:sz w:val="20"/>
+          <w:szCs w:val="20"/>
+        </w:rPr>
+      </w:pPr>
+    </w:p>
+    <w:p>
+      <w:pPr>
+        <w:rPr>
+          <w:rFonts w:cstheme="minorHAnsi"/>
+          <w:sz w:val="20"/>
+          <w:szCs w:val="20"/>
+        </w:rPr>
+      </w:pPr>
+    </w:p>
+    <w:p>
+      <w:pPr>
+        <w:rPr>
+          <w:rFonts w:cstheme="minorHAnsi"/>
+          <w:sz w:val="20"/>
+          <w:szCs w:val="20"/>
+        </w:rPr>
+      </w:pPr>
+    </w:p>
+    <w:p>
+      <w:pPr>
+        <w:rPr>
+          <w:rFonts w:cstheme="minorHAnsi"/>
+          <w:sz w:val="20"/>
+          <w:szCs w:val="20"/>
+        </w:rPr>
+      </w:pPr>
+      <w:r>
+        <w:rPr>
+          <w:rFonts w:cstheme="minorHAnsi"/>
+          <w:sz w:val="20"/>
+          <w:szCs w:val="20"/>
+        </w:rPr>
+        <w:lastRenderedPageBreak/>
         <w:t>************</w:t>
       </w:r>
     </w:p>
@@ -6711,7 +8467,7 @@
       </w:r>
     </w:p>
     <w:p>
-      <w:hyperlink r:id="rId38" w:history="1">
+      <w:hyperlink r:id="rId47" w:history="1">
         <w:r>
           <w:rPr>
             <w:rStyle w:val="Hyperlink"/>
@@ -6728,7 +8484,7 @@
           <w:szCs w:val="20"/>
         </w:rPr>
       </w:pPr>
-      <w:hyperlink r:id="rId39" w:history="1">
+      <w:hyperlink r:id="rId48" w:history="1">
         <w:r>
           <w:rPr>
             <w:rStyle w:val="Hyperlink"/>
@@ -6800,7 +8556,7 @@
       </w:pPr>
     </w:p>
     <w:sectPr>
-      <w:footerReference w:type="default" r:id="rId40"/>
+      <w:footerReference w:type="default" r:id="rId49"/>
       <w:pgSz w:w="12240" w:h="15840"/>
       <w:pgMar w:top="1440" w:right="1440" w:bottom="1530" w:left="1440" w:header="0" w:footer="720" w:gutter="0"/>
       <w:cols w:space="720"/>
@@ -8655,6 +10411,155 @@
     </w:lvl>
   </w:abstractNum>
   <w:abstractNum w:abstractNumId="12" w15:restartNumberingAfterBreak="0">
+    <w:nsid w:val="1DA0376B"/>
+    <w:multiLevelType w:val="multilevel"/>
+    <w:tmpl w:val="8C88B3A2"/>
+    <w:lvl w:ilvl="0">
+      <w:start w:val="1"/>
+      <w:numFmt w:val="bullet"/>
+      <w:lvlText w:val=""/>
+      <w:lvlJc w:val="left"/>
+      <w:pPr>
+        <w:tabs>
+          <w:tab w:val="num" w:pos="720"/>
+        </w:tabs>
+        <w:ind w:left="720" w:hanging="360"/>
+      </w:pPr>
+      <w:rPr>
+        <w:rFonts w:ascii="Symbol" w:hAnsi="Symbol" w:hint="default"/>
+        <w:sz w:val="20"/>
+      </w:rPr>
+    </w:lvl>
+    <w:lvl w:ilvl="1" w:tentative="1">
+      <w:start w:val="1"/>
+      <w:numFmt w:val="bullet"/>
+      <w:lvlText w:val="o"/>
+      <w:lvlJc w:val="left"/>
+      <w:pPr>
+        <w:tabs>
+          <w:tab w:val="num" w:pos="1440"/>
+        </w:tabs>
+        <w:ind w:left="1440" w:hanging="360"/>
+      </w:pPr>
+      <w:rPr>
+        <w:rFonts w:ascii="Courier New" w:hAnsi="Courier New" w:hint="default"/>
+        <w:sz w:val="20"/>
+      </w:rPr>
+    </w:lvl>
+    <w:lvl w:ilvl="2" w:tentative="1">
+      <w:start w:val="1"/>
+      <w:numFmt w:val="bullet"/>
+      <w:lvlText w:val=""/>
+      <w:lvlJc w:val="left"/>
+      <w:pPr>
+        <w:tabs>
+          <w:tab w:val="num" w:pos="2160"/>
+        </w:tabs>
+        <w:ind w:left="2160" w:hanging="360"/>
+      </w:pPr>
+      <w:rPr>
+        <w:rFonts w:ascii="Wingdings" w:hAnsi="Wingdings" w:hint="default"/>
+        <w:sz w:val="20"/>
+      </w:rPr>
+    </w:lvl>
+    <w:lvl w:ilvl="3" w:tentative="1">
+      <w:start w:val="1"/>
+      <w:numFmt w:val="bullet"/>
+      <w:lvlText w:val=""/>
+      <w:lvlJc w:val="left"/>
+      <w:pPr>
+        <w:tabs>
+          <w:tab w:val="num" w:pos="2880"/>
+        </w:tabs>
+        <w:ind w:left="2880" w:hanging="360"/>
+      </w:pPr>
+      <w:rPr>
+        <w:rFonts w:ascii="Wingdings" w:hAnsi="Wingdings" w:hint="default"/>
+        <w:sz w:val="20"/>
+      </w:rPr>
+    </w:lvl>
+    <w:lvl w:ilvl="4" w:tentative="1">
+      <w:start w:val="1"/>
+      <w:numFmt w:val="bullet"/>
+      <w:lvlText w:val=""/>
+      <w:lvlJc w:val="left"/>
+      <w:pPr>
+        <w:tabs>
+          <w:tab w:val="num" w:pos="3600"/>
+        </w:tabs>
+        <w:ind w:left="3600" w:hanging="360"/>
+      </w:pPr>
+      <w:rPr>
+        <w:rFonts w:ascii="Wingdings" w:hAnsi="Wingdings" w:hint="default"/>
+        <w:sz w:val="20"/>
+      </w:rPr>
+    </w:lvl>
+    <w:lvl w:ilvl="5" w:tentative="1">
+      <w:start w:val="1"/>
+      <w:numFmt w:val="bullet"/>
+      <w:lvlText w:val=""/>
+      <w:lvlJc w:val="left"/>
+      <w:pPr>
+        <w:tabs>
+          <w:tab w:val="num" w:pos="4320"/>
+        </w:tabs>
+        <w:ind w:left="4320" w:hanging="360"/>
+      </w:pPr>
+      <w:rPr>
+        <w:rFonts w:ascii="Wingdings" w:hAnsi="Wingdings" w:hint="default"/>
+        <w:sz w:val="20"/>
+      </w:rPr>
+    </w:lvl>
+    <w:lvl w:ilvl="6" w:tentative="1">
+      <w:start w:val="1"/>
+      <w:numFmt w:val="bullet"/>
+      <w:lvlText w:val=""/>
+      <w:lvlJc w:val="left"/>
+      <w:pPr>
+        <w:tabs>
+          <w:tab w:val="num" w:pos="5040"/>
+        </w:tabs>
+        <w:ind w:left="5040" w:hanging="360"/>
+      </w:pPr>
+      <w:rPr>
+        <w:rFonts w:ascii="Wingdings" w:hAnsi="Wingdings" w:hint="default"/>
+        <w:sz w:val="20"/>
+      </w:rPr>
+    </w:lvl>
+    <w:lvl w:ilvl="7" w:tentative="1">
+      <w:start w:val="1"/>
+      <w:numFmt w:val="bullet"/>
+      <w:lvlText w:val=""/>
+      <w:lvlJc w:val="left"/>
+      <w:pPr>
+        <w:tabs>
+          <w:tab w:val="num" w:pos="5760"/>
+        </w:tabs>
+        <w:ind w:left="5760" w:hanging="360"/>
+      </w:pPr>
+      <w:rPr>
+        <w:rFonts w:ascii="Wingdings" w:hAnsi="Wingdings" w:hint="default"/>
+        <w:sz w:val="20"/>
+      </w:rPr>
+    </w:lvl>
+    <w:lvl w:ilvl="8" w:tentative="1">
+      <w:start w:val="1"/>
+      <w:numFmt w:val="bullet"/>
+      <w:lvlText w:val=""/>
+      <w:lvlJc w:val="left"/>
+      <w:pPr>
+        <w:tabs>
+          <w:tab w:val="num" w:pos="6480"/>
+        </w:tabs>
+        <w:ind w:left="6480" w:hanging="360"/>
+      </w:pPr>
+      <w:rPr>
+        <w:rFonts w:ascii="Wingdings" w:hAnsi="Wingdings" w:hint="default"/>
+        <w:sz w:val="20"/>
+      </w:rPr>
+    </w:lvl>
+  </w:abstractNum>
+  <w:abstractNum w:abstractNumId="13" w15:restartNumberingAfterBreak="0">
     <w:nsid w:val="1E182EDC"/>
     <w:multiLevelType w:val="multilevel"/>
     <w:tmpl w:val="E51AB39A"/>
@@ -8803,7 +10708,7 @@
       </w:rPr>
     </w:lvl>
   </w:abstractNum>
-  <w:abstractNum w:abstractNumId="13" w15:restartNumberingAfterBreak="0">
+  <w:abstractNum w:abstractNumId="14" w15:restartNumberingAfterBreak="0">
     <w:nsid w:val="1E8053DB"/>
     <w:multiLevelType w:val="multilevel"/>
     <w:tmpl w:val="6DF49C6E"/>
@@ -8952,7 +10857,7 @@
       </w:rPr>
     </w:lvl>
   </w:abstractNum>
-  <w:abstractNum w:abstractNumId="14" w15:restartNumberingAfterBreak="0">
+  <w:abstractNum w:abstractNumId="15" w15:restartNumberingAfterBreak="0">
     <w:nsid w:val="1F083D8C"/>
     <w:multiLevelType w:val="multilevel"/>
     <w:tmpl w:val="C3C279F2"/>
@@ -9101,7 +11006,7 @@
       </w:rPr>
     </w:lvl>
   </w:abstractNum>
-  <w:abstractNum w:abstractNumId="15" w15:restartNumberingAfterBreak="0">
+  <w:abstractNum w:abstractNumId="16" w15:restartNumberingAfterBreak="0">
     <w:nsid w:val="21BD1903"/>
     <w:multiLevelType w:val="multilevel"/>
     <w:tmpl w:val="7D9A015E"/>
@@ -9250,7 +11155,7 @@
       </w:rPr>
     </w:lvl>
   </w:abstractNum>
-  <w:abstractNum w:abstractNumId="16" w15:restartNumberingAfterBreak="0">
+  <w:abstractNum w:abstractNumId="17" w15:restartNumberingAfterBreak="0">
     <w:nsid w:val="253767D1"/>
     <w:multiLevelType w:val="multilevel"/>
     <w:tmpl w:val="F82A04B2"/>
@@ -9399,7 +11304,7 @@
       </w:rPr>
     </w:lvl>
   </w:abstractNum>
-  <w:abstractNum w:abstractNumId="17" w15:restartNumberingAfterBreak="0">
+  <w:abstractNum w:abstractNumId="18" w15:restartNumberingAfterBreak="0">
     <w:nsid w:val="265E2F28"/>
     <w:multiLevelType w:val="multilevel"/>
     <w:tmpl w:val="BB867B6C"/>
@@ -9548,7 +11453,7 @@
       </w:rPr>
     </w:lvl>
   </w:abstractNum>
-  <w:abstractNum w:abstractNumId="18" w15:restartNumberingAfterBreak="0">
+  <w:abstractNum w:abstractNumId="19" w15:restartNumberingAfterBreak="0">
     <w:nsid w:val="2A954C87"/>
     <w:multiLevelType w:val="multilevel"/>
     <w:tmpl w:val="417C8A5A"/>
@@ -9697,7 +11602,7 @@
       </w:rPr>
     </w:lvl>
   </w:abstractNum>
-  <w:abstractNum w:abstractNumId="19" w15:restartNumberingAfterBreak="0">
+  <w:abstractNum w:abstractNumId="20" w15:restartNumberingAfterBreak="0">
     <w:nsid w:val="2B406A3C"/>
     <w:multiLevelType w:val="multilevel"/>
     <w:tmpl w:val="7C727D58"/>
@@ -9846,7 +11751,7 @@
       </w:rPr>
     </w:lvl>
   </w:abstractNum>
-  <w:abstractNum w:abstractNumId="20" w15:restartNumberingAfterBreak="0">
+  <w:abstractNum w:abstractNumId="21" w15:restartNumberingAfterBreak="0">
     <w:nsid w:val="2C223E73"/>
     <w:multiLevelType w:val="multilevel"/>
     <w:tmpl w:val="228225D0"/>
@@ -9995,7 +11900,7 @@
       </w:rPr>
     </w:lvl>
   </w:abstractNum>
-  <w:abstractNum w:abstractNumId="21" w15:restartNumberingAfterBreak="0">
+  <w:abstractNum w:abstractNumId="22" w15:restartNumberingAfterBreak="0">
     <w:nsid w:val="2D5E2663"/>
     <w:multiLevelType w:val="multilevel"/>
     <w:tmpl w:val="AE06BBD6"/>
@@ -10144,7 +12049,156 @@
       </w:rPr>
     </w:lvl>
   </w:abstractNum>
-  <w:abstractNum w:abstractNumId="22" w15:restartNumberingAfterBreak="0">
+  <w:abstractNum w:abstractNumId="23" w15:restartNumberingAfterBreak="0">
+    <w:nsid w:val="305E40B4"/>
+    <w:multiLevelType w:val="multilevel"/>
+    <w:tmpl w:val="0B2603AE"/>
+    <w:lvl w:ilvl="0">
+      <w:start w:val="1"/>
+      <w:numFmt w:val="bullet"/>
+      <w:lvlText w:val=""/>
+      <w:lvlJc w:val="left"/>
+      <w:pPr>
+        <w:tabs>
+          <w:tab w:val="num" w:pos="720"/>
+        </w:tabs>
+        <w:ind w:left="720" w:hanging="360"/>
+      </w:pPr>
+      <w:rPr>
+        <w:rFonts w:ascii="Symbol" w:hAnsi="Symbol" w:hint="default"/>
+        <w:sz w:val="20"/>
+      </w:rPr>
+    </w:lvl>
+    <w:lvl w:ilvl="1" w:tentative="1">
+      <w:start w:val="1"/>
+      <w:numFmt w:val="bullet"/>
+      <w:lvlText w:val="o"/>
+      <w:lvlJc w:val="left"/>
+      <w:pPr>
+        <w:tabs>
+          <w:tab w:val="num" w:pos="1440"/>
+        </w:tabs>
+        <w:ind w:left="1440" w:hanging="360"/>
+      </w:pPr>
+      <w:rPr>
+        <w:rFonts w:ascii="Courier New" w:hAnsi="Courier New" w:hint="default"/>
+        <w:sz w:val="20"/>
+      </w:rPr>
+    </w:lvl>
+    <w:lvl w:ilvl="2" w:tentative="1">
+      <w:start w:val="1"/>
+      <w:numFmt w:val="bullet"/>
+      <w:lvlText w:val=""/>
+      <w:lvlJc w:val="left"/>
+      <w:pPr>
+        <w:tabs>
+          <w:tab w:val="num" w:pos="2160"/>
+        </w:tabs>
+        <w:ind w:left="2160" w:hanging="360"/>
+      </w:pPr>
+      <w:rPr>
+        <w:rFonts w:ascii="Wingdings" w:hAnsi="Wingdings" w:hint="default"/>
+        <w:sz w:val="20"/>
+      </w:rPr>
+    </w:lvl>
+    <w:lvl w:ilvl="3" w:tentative="1">
+      <w:start w:val="1"/>
+      <w:numFmt w:val="bullet"/>
+      <w:lvlText w:val=""/>
+      <w:lvlJc w:val="left"/>
+      <w:pPr>
+        <w:tabs>
+          <w:tab w:val="num" w:pos="2880"/>
+        </w:tabs>
+        <w:ind w:left="2880" w:hanging="360"/>
+      </w:pPr>
+      <w:rPr>
+        <w:rFonts w:ascii="Wingdings" w:hAnsi="Wingdings" w:hint="default"/>
+        <w:sz w:val="20"/>
+      </w:rPr>
+    </w:lvl>
+    <w:lvl w:ilvl="4" w:tentative="1">
+      <w:start w:val="1"/>
+      <w:numFmt w:val="bullet"/>
+      <w:lvlText w:val=""/>
+      <w:lvlJc w:val="left"/>
+      <w:pPr>
+        <w:tabs>
+          <w:tab w:val="num" w:pos="3600"/>
+        </w:tabs>
+        <w:ind w:left="3600" w:hanging="360"/>
+      </w:pPr>
+      <w:rPr>
+        <w:rFonts w:ascii="Wingdings" w:hAnsi="Wingdings" w:hint="default"/>
+        <w:sz w:val="20"/>
+      </w:rPr>
+    </w:lvl>
+    <w:lvl w:ilvl="5" w:tentative="1">
+      <w:start w:val="1"/>
+      <w:numFmt w:val="bullet"/>
+      <w:lvlText w:val=""/>
+      <w:lvlJc w:val="left"/>
+      <w:pPr>
+        <w:tabs>
+          <w:tab w:val="num" w:pos="4320"/>
+        </w:tabs>
+        <w:ind w:left="4320" w:hanging="360"/>
+      </w:pPr>
+      <w:rPr>
+        <w:rFonts w:ascii="Wingdings" w:hAnsi="Wingdings" w:hint="default"/>
+        <w:sz w:val="20"/>
+      </w:rPr>
+    </w:lvl>
+    <w:lvl w:ilvl="6" w:tentative="1">
+      <w:start w:val="1"/>
+      <w:numFmt w:val="bullet"/>
+      <w:lvlText w:val=""/>
+      <w:lvlJc w:val="left"/>
+      <w:pPr>
+        <w:tabs>
+          <w:tab w:val="num" w:pos="5040"/>
+        </w:tabs>
+        <w:ind w:left="5040" w:hanging="360"/>
+      </w:pPr>
+      <w:rPr>
+        <w:rFonts w:ascii="Wingdings" w:hAnsi="Wingdings" w:hint="default"/>
+        <w:sz w:val="20"/>
+      </w:rPr>
+    </w:lvl>
+    <w:lvl w:ilvl="7" w:tentative="1">
+      <w:start w:val="1"/>
+      <w:numFmt w:val="bullet"/>
+      <w:lvlText w:val=""/>
+      <w:lvlJc w:val="left"/>
+      <w:pPr>
+        <w:tabs>
+          <w:tab w:val="num" w:pos="5760"/>
+        </w:tabs>
+        <w:ind w:left="5760" w:hanging="360"/>
+      </w:pPr>
+      <w:rPr>
+        <w:rFonts w:ascii="Wingdings" w:hAnsi="Wingdings" w:hint="default"/>
+        <w:sz w:val="20"/>
+      </w:rPr>
+    </w:lvl>
+    <w:lvl w:ilvl="8" w:tentative="1">
+      <w:start w:val="1"/>
+      <w:numFmt w:val="bullet"/>
+      <w:lvlText w:val=""/>
+      <w:lvlJc w:val="left"/>
+      <w:pPr>
+        <w:tabs>
+          <w:tab w:val="num" w:pos="6480"/>
+        </w:tabs>
+        <w:ind w:left="6480" w:hanging="360"/>
+      </w:pPr>
+      <w:rPr>
+        <w:rFonts w:ascii="Wingdings" w:hAnsi="Wingdings" w:hint="default"/>
+        <w:sz w:val="20"/>
+      </w:rPr>
+    </w:lvl>
+  </w:abstractNum>
+  <w:abstractNum w:abstractNumId="24" w15:restartNumberingAfterBreak="0">
     <w:nsid w:val="36371728"/>
     <w:multiLevelType w:val="multilevel"/>
     <w:tmpl w:val="28A805EA"/>
@@ -10293,7 +12347,156 @@
       </w:rPr>
     </w:lvl>
   </w:abstractNum>
-  <w:abstractNum w:abstractNumId="23" w15:restartNumberingAfterBreak="0">
+  <w:abstractNum w:abstractNumId="25" w15:restartNumberingAfterBreak="0">
+    <w:nsid w:val="36BE4FCA"/>
+    <w:multiLevelType w:val="multilevel"/>
+    <w:tmpl w:val="9B6E4B6C"/>
+    <w:lvl w:ilvl="0">
+      <w:start w:val="1"/>
+      <w:numFmt w:val="bullet"/>
+      <w:lvlText w:val=""/>
+      <w:lvlJc w:val="left"/>
+      <w:pPr>
+        <w:tabs>
+          <w:tab w:val="num" w:pos="720"/>
+        </w:tabs>
+        <w:ind w:left="720" w:hanging="360"/>
+      </w:pPr>
+      <w:rPr>
+        <w:rFonts w:ascii="Symbol" w:hAnsi="Symbol" w:hint="default"/>
+        <w:sz w:val="20"/>
+      </w:rPr>
+    </w:lvl>
+    <w:lvl w:ilvl="1" w:tentative="1">
+      <w:start w:val="1"/>
+      <w:numFmt w:val="bullet"/>
+      <w:lvlText w:val="o"/>
+      <w:lvlJc w:val="left"/>
+      <w:pPr>
+        <w:tabs>
+          <w:tab w:val="num" w:pos="1440"/>
+        </w:tabs>
+        <w:ind w:left="1440" w:hanging="360"/>
+      </w:pPr>
+      <w:rPr>
+        <w:rFonts w:ascii="Courier New" w:hAnsi="Courier New" w:hint="default"/>
+        <w:sz w:val="20"/>
+      </w:rPr>
+    </w:lvl>
+    <w:lvl w:ilvl="2" w:tentative="1">
+      <w:start w:val="1"/>
+      <w:numFmt w:val="bullet"/>
+      <w:lvlText w:val=""/>
+      <w:lvlJc w:val="left"/>
+      <w:pPr>
+        <w:tabs>
+          <w:tab w:val="num" w:pos="2160"/>
+        </w:tabs>
+        <w:ind w:left="2160" w:hanging="360"/>
+      </w:pPr>
+      <w:rPr>
+        <w:rFonts w:ascii="Wingdings" w:hAnsi="Wingdings" w:hint="default"/>
+        <w:sz w:val="20"/>
+      </w:rPr>
+    </w:lvl>
+    <w:lvl w:ilvl="3" w:tentative="1">
+      <w:start w:val="1"/>
+      <w:numFmt w:val="bullet"/>
+      <w:lvlText w:val=""/>
+      <w:lvlJc w:val="left"/>
+      <w:pPr>
+        <w:tabs>
+          <w:tab w:val="num" w:pos="2880"/>
+        </w:tabs>
+        <w:ind w:left="2880" w:hanging="360"/>
+      </w:pPr>
+      <w:rPr>
+        <w:rFonts w:ascii="Wingdings" w:hAnsi="Wingdings" w:hint="default"/>
+        <w:sz w:val="20"/>
+      </w:rPr>
+    </w:lvl>
+    <w:lvl w:ilvl="4" w:tentative="1">
+      <w:start w:val="1"/>
+      <w:numFmt w:val="bullet"/>
+      <w:lvlText w:val=""/>
+      <w:lvlJc w:val="left"/>
+      <w:pPr>
+        <w:tabs>
+          <w:tab w:val="num" w:pos="3600"/>
+        </w:tabs>
+        <w:ind w:left="3600" w:hanging="360"/>
+      </w:pPr>
+      <w:rPr>
+        <w:rFonts w:ascii="Wingdings" w:hAnsi="Wingdings" w:hint="default"/>
+        <w:sz w:val="20"/>
+      </w:rPr>
+    </w:lvl>
+    <w:lvl w:ilvl="5" w:tentative="1">
+      <w:start w:val="1"/>
+      <w:numFmt w:val="bullet"/>
+      <w:lvlText w:val=""/>
+      <w:lvlJc w:val="left"/>
+      <w:pPr>
+        <w:tabs>
+          <w:tab w:val="num" w:pos="4320"/>
+        </w:tabs>
+        <w:ind w:left="4320" w:hanging="360"/>
+      </w:pPr>
+      <w:rPr>
+        <w:rFonts w:ascii="Wingdings" w:hAnsi="Wingdings" w:hint="default"/>
+        <w:sz w:val="20"/>
+      </w:rPr>
+    </w:lvl>
+    <w:lvl w:ilvl="6" w:tentative="1">
+      <w:start w:val="1"/>
+      <w:numFmt w:val="bullet"/>
+      <w:lvlText w:val=""/>
+      <w:lvlJc w:val="left"/>
+      <w:pPr>
+        <w:tabs>
+          <w:tab w:val="num" w:pos="5040"/>
+        </w:tabs>
+        <w:ind w:left="5040" w:hanging="360"/>
+      </w:pPr>
+      <w:rPr>
+        <w:rFonts w:ascii="Wingdings" w:hAnsi="Wingdings" w:hint="default"/>
+        <w:sz w:val="20"/>
+      </w:rPr>
+    </w:lvl>
+    <w:lvl w:ilvl="7" w:tentative="1">
+      <w:start w:val="1"/>
+      <w:numFmt w:val="bullet"/>
+      <w:lvlText w:val=""/>
+      <w:lvlJc w:val="left"/>
+      <w:pPr>
+        <w:tabs>
+          <w:tab w:val="num" w:pos="5760"/>
+        </w:tabs>
+        <w:ind w:left="5760" w:hanging="360"/>
+      </w:pPr>
+      <w:rPr>
+        <w:rFonts w:ascii="Wingdings" w:hAnsi="Wingdings" w:hint="default"/>
+        <w:sz w:val="20"/>
+      </w:rPr>
+    </w:lvl>
+    <w:lvl w:ilvl="8" w:tentative="1">
+      <w:start w:val="1"/>
+      <w:numFmt w:val="bullet"/>
+      <w:lvlText w:val=""/>
+      <w:lvlJc w:val="left"/>
+      <w:pPr>
+        <w:tabs>
+          <w:tab w:val="num" w:pos="6480"/>
+        </w:tabs>
+        <w:ind w:left="6480" w:hanging="360"/>
+      </w:pPr>
+      <w:rPr>
+        <w:rFonts w:ascii="Wingdings" w:hAnsi="Wingdings" w:hint="default"/>
+        <w:sz w:val="20"/>
+      </w:rPr>
+    </w:lvl>
+  </w:abstractNum>
+  <w:abstractNum w:abstractNumId="26" w15:restartNumberingAfterBreak="0">
     <w:nsid w:val="384B41DC"/>
     <w:multiLevelType w:val="multilevel"/>
     <w:tmpl w:val="A31E3AC6"/>
@@ -10442,7 +12645,7 @@
       </w:rPr>
     </w:lvl>
   </w:abstractNum>
-  <w:abstractNum w:abstractNumId="24" w15:restartNumberingAfterBreak="0">
+  <w:abstractNum w:abstractNumId="27" w15:restartNumberingAfterBreak="0">
     <w:nsid w:val="387F2942"/>
     <w:multiLevelType w:val="multilevel"/>
     <w:tmpl w:val="13A022AA"/>
@@ -10591,7 +12794,7 @@
       </w:rPr>
     </w:lvl>
   </w:abstractNum>
-  <w:abstractNum w:abstractNumId="25" w15:restartNumberingAfterBreak="0">
+  <w:abstractNum w:abstractNumId="28" w15:restartNumberingAfterBreak="0">
     <w:nsid w:val="3A4A5D43"/>
     <w:multiLevelType w:val="multilevel"/>
     <w:tmpl w:val="50E60C10"/>
@@ -10740,7 +12943,7 @@
       </w:rPr>
     </w:lvl>
   </w:abstractNum>
-  <w:abstractNum w:abstractNumId="26" w15:restartNumberingAfterBreak="0">
+  <w:abstractNum w:abstractNumId="29" w15:restartNumberingAfterBreak="0">
     <w:nsid w:val="3B1F4E5C"/>
     <w:multiLevelType w:val="multilevel"/>
     <w:tmpl w:val="C8DC3704"/>
@@ -10889,7 +13092,7 @@
       </w:rPr>
     </w:lvl>
   </w:abstractNum>
-  <w:abstractNum w:abstractNumId="27" w15:restartNumberingAfterBreak="0">
+  <w:abstractNum w:abstractNumId="30" w15:restartNumberingAfterBreak="0">
     <w:nsid w:val="3CE55CE7"/>
     <w:multiLevelType w:val="multilevel"/>
     <w:tmpl w:val="9D7AE8A8"/>
@@ -11038,7 +13241,7 @@
       </w:rPr>
     </w:lvl>
   </w:abstractNum>
-  <w:abstractNum w:abstractNumId="28" w15:restartNumberingAfterBreak="0">
+  <w:abstractNum w:abstractNumId="31" w15:restartNumberingAfterBreak="0">
     <w:nsid w:val="3D2F6733"/>
     <w:multiLevelType w:val="multilevel"/>
     <w:tmpl w:val="B9243440"/>
@@ -11187,7 +13390,7 @@
       </w:rPr>
     </w:lvl>
   </w:abstractNum>
-  <w:abstractNum w:abstractNumId="29" w15:restartNumberingAfterBreak="0">
+  <w:abstractNum w:abstractNumId="32" w15:restartNumberingAfterBreak="0">
     <w:nsid w:val="40B52536"/>
     <w:multiLevelType w:val="multilevel"/>
     <w:tmpl w:val="7F0E9BEE"/>
@@ -11336,7 +13539,7 @@
       </w:rPr>
     </w:lvl>
   </w:abstractNum>
-  <w:abstractNum w:abstractNumId="30" w15:restartNumberingAfterBreak="0">
+  <w:abstractNum w:abstractNumId="33" w15:restartNumberingAfterBreak="0">
     <w:nsid w:val="440E0CA8"/>
     <w:multiLevelType w:val="multilevel"/>
     <w:tmpl w:val="9666386E"/>
@@ -11485,7 +13688,7 @@
       </w:rPr>
     </w:lvl>
   </w:abstractNum>
-  <w:abstractNum w:abstractNumId="31" w15:restartNumberingAfterBreak="0">
+  <w:abstractNum w:abstractNumId="34" w15:restartNumberingAfterBreak="0">
     <w:nsid w:val="49AD3FA6"/>
     <w:multiLevelType w:val="multilevel"/>
     <w:tmpl w:val="016C008E"/>
@@ -11634,7 +13837,7 @@
       </w:rPr>
     </w:lvl>
   </w:abstractNum>
-  <w:abstractNum w:abstractNumId="32" w15:restartNumberingAfterBreak="0">
+  <w:abstractNum w:abstractNumId="35" w15:restartNumberingAfterBreak="0">
     <w:nsid w:val="4BF70D73"/>
     <w:multiLevelType w:val="multilevel"/>
     <w:tmpl w:val="6234E190"/>
@@ -11783,7 +13986,7 @@
       </w:rPr>
     </w:lvl>
   </w:abstractNum>
-  <w:abstractNum w:abstractNumId="33" w15:restartNumberingAfterBreak="0">
+  <w:abstractNum w:abstractNumId="36" w15:restartNumberingAfterBreak="0">
     <w:nsid w:val="4C8253D9"/>
     <w:multiLevelType w:val="multilevel"/>
     <w:tmpl w:val="F78EAE00"/>
@@ -11932,7 +14135,7 @@
       </w:rPr>
     </w:lvl>
   </w:abstractNum>
-  <w:abstractNum w:abstractNumId="34" w15:restartNumberingAfterBreak="0">
+  <w:abstractNum w:abstractNumId="37" w15:restartNumberingAfterBreak="0">
     <w:nsid w:val="4D97606A"/>
     <w:multiLevelType w:val="multilevel"/>
     <w:tmpl w:val="285815F4"/>
@@ -12081,7 +14284,7 @@
       </w:rPr>
     </w:lvl>
   </w:abstractNum>
-  <w:abstractNum w:abstractNumId="35" w15:restartNumberingAfterBreak="0">
+  <w:abstractNum w:abstractNumId="38" w15:restartNumberingAfterBreak="0">
     <w:nsid w:val="51591C76"/>
     <w:multiLevelType w:val="multilevel"/>
     <w:tmpl w:val="3C7479DA"/>
@@ -12230,7 +14433,7 @@
       </w:rPr>
     </w:lvl>
   </w:abstractNum>
-  <w:abstractNum w:abstractNumId="36" w15:restartNumberingAfterBreak="0">
+  <w:abstractNum w:abstractNumId="39" w15:restartNumberingAfterBreak="0">
     <w:nsid w:val="51FD15E0"/>
     <w:multiLevelType w:val="multilevel"/>
     <w:tmpl w:val="EAE05A36"/>
@@ -12379,7 +14582,7 @@
       </w:rPr>
     </w:lvl>
   </w:abstractNum>
-  <w:abstractNum w:abstractNumId="37" w15:restartNumberingAfterBreak="0">
+  <w:abstractNum w:abstractNumId="40" w15:restartNumberingAfterBreak="0">
     <w:nsid w:val="52AC58C6"/>
     <w:multiLevelType w:val="multilevel"/>
     <w:tmpl w:val="BBEE5348"/>
@@ -12528,7 +14731,7 @@
       </w:rPr>
     </w:lvl>
   </w:abstractNum>
-  <w:abstractNum w:abstractNumId="38" w15:restartNumberingAfterBreak="0">
+  <w:abstractNum w:abstractNumId="41" w15:restartNumberingAfterBreak="0">
     <w:nsid w:val="54A17901"/>
     <w:multiLevelType w:val="multilevel"/>
     <w:tmpl w:val="FA1EE278"/>
@@ -12677,7 +14880,305 @@
       </w:rPr>
     </w:lvl>
   </w:abstractNum>
-  <w:abstractNum w:abstractNumId="39" w15:restartNumberingAfterBreak="0">
+  <w:abstractNum w:abstractNumId="42" w15:restartNumberingAfterBreak="0">
+    <w:nsid w:val="576E6DB7"/>
+    <w:multiLevelType w:val="multilevel"/>
+    <w:tmpl w:val="B0B0D1EE"/>
+    <w:lvl w:ilvl="0">
+      <w:start w:val="1"/>
+      <w:numFmt w:val="bullet"/>
+      <w:lvlText w:val=""/>
+      <w:lvlJc w:val="left"/>
+      <w:pPr>
+        <w:tabs>
+          <w:tab w:val="num" w:pos="720"/>
+        </w:tabs>
+        <w:ind w:left="720" w:hanging="360"/>
+      </w:pPr>
+      <w:rPr>
+        <w:rFonts w:ascii="Symbol" w:hAnsi="Symbol" w:hint="default"/>
+        <w:sz w:val="20"/>
+      </w:rPr>
+    </w:lvl>
+    <w:lvl w:ilvl="1" w:tentative="1">
+      <w:start w:val="1"/>
+      <w:numFmt w:val="bullet"/>
+      <w:lvlText w:val="o"/>
+      <w:lvlJc w:val="left"/>
+      <w:pPr>
+        <w:tabs>
+          <w:tab w:val="num" w:pos="1440"/>
+        </w:tabs>
+        <w:ind w:left="1440" w:hanging="360"/>
+      </w:pPr>
+      <w:rPr>
+        <w:rFonts w:ascii="Courier New" w:hAnsi="Courier New" w:hint="default"/>
+        <w:sz w:val="20"/>
+      </w:rPr>
+    </w:lvl>
+    <w:lvl w:ilvl="2" w:tentative="1">
+      <w:start w:val="1"/>
+      <w:numFmt w:val="bullet"/>
+      <w:lvlText w:val=""/>
+      <w:lvlJc w:val="left"/>
+      <w:pPr>
+        <w:tabs>
+          <w:tab w:val="num" w:pos="2160"/>
+        </w:tabs>
+        <w:ind w:left="2160" w:hanging="360"/>
+      </w:pPr>
+      <w:rPr>
+        <w:rFonts w:ascii="Wingdings" w:hAnsi="Wingdings" w:hint="default"/>
+        <w:sz w:val="20"/>
+      </w:rPr>
+    </w:lvl>
+    <w:lvl w:ilvl="3" w:tentative="1">
+      <w:start w:val="1"/>
+      <w:numFmt w:val="bullet"/>
+      <w:lvlText w:val=""/>
+      <w:lvlJc w:val="left"/>
+      <w:pPr>
+        <w:tabs>
+          <w:tab w:val="num" w:pos="2880"/>
+        </w:tabs>
+        <w:ind w:left="2880" w:hanging="360"/>
+      </w:pPr>
+      <w:rPr>
+        <w:rFonts w:ascii="Wingdings" w:hAnsi="Wingdings" w:hint="default"/>
+        <w:sz w:val="20"/>
+      </w:rPr>
+    </w:lvl>
+    <w:lvl w:ilvl="4" w:tentative="1">
+      <w:start w:val="1"/>
+      <w:numFmt w:val="bullet"/>
+      <w:lvlText w:val=""/>
+      <w:lvlJc w:val="left"/>
+      <w:pPr>
+        <w:tabs>
+          <w:tab w:val="num" w:pos="3600"/>
+        </w:tabs>
+        <w:ind w:left="3600" w:hanging="360"/>
+      </w:pPr>
+      <w:rPr>
+        <w:rFonts w:ascii="Wingdings" w:hAnsi="Wingdings" w:hint="default"/>
+        <w:sz w:val="20"/>
+      </w:rPr>
+    </w:lvl>
+    <w:lvl w:ilvl="5" w:tentative="1">
+      <w:start w:val="1"/>
+      <w:numFmt w:val="bullet"/>
+      <w:lvlText w:val=""/>
+      <w:lvlJc w:val="left"/>
+      <w:pPr>
+        <w:tabs>
+          <w:tab w:val="num" w:pos="4320"/>
+        </w:tabs>
+        <w:ind w:left="4320" w:hanging="360"/>
+      </w:pPr>
+      <w:rPr>
+        <w:rFonts w:ascii="Wingdings" w:hAnsi="Wingdings" w:hint="default"/>
+        <w:sz w:val="20"/>
+      </w:rPr>
+    </w:lvl>
+    <w:lvl w:ilvl="6" w:tentative="1">
+      <w:start w:val="1"/>
+      <w:numFmt w:val="bullet"/>
+      <w:lvlText w:val=""/>
+      <w:lvlJc w:val="left"/>
+      <w:pPr>
+        <w:tabs>
+          <w:tab w:val="num" w:pos="5040"/>
+        </w:tabs>
+        <w:ind w:left="5040" w:hanging="360"/>
+      </w:pPr>
+      <w:rPr>
+        <w:rFonts w:ascii="Wingdings" w:hAnsi="Wingdings" w:hint="default"/>
+        <w:sz w:val="20"/>
+      </w:rPr>
+    </w:lvl>
+    <w:lvl w:ilvl="7" w:tentative="1">
+      <w:start w:val="1"/>
+      <w:numFmt w:val="bullet"/>
+      <w:lvlText w:val=""/>
+      <w:lvlJc w:val="left"/>
+      <w:pPr>
+        <w:tabs>
+          <w:tab w:val="num" w:pos="5760"/>
+        </w:tabs>
+        <w:ind w:left="5760" w:hanging="360"/>
+      </w:pPr>
+      <w:rPr>
+        <w:rFonts w:ascii="Wingdings" w:hAnsi="Wingdings" w:hint="default"/>
+        <w:sz w:val="20"/>
+      </w:rPr>
+    </w:lvl>
+    <w:lvl w:ilvl="8" w:tentative="1">
+      <w:start w:val="1"/>
+      <w:numFmt w:val="bullet"/>
+      <w:lvlText w:val=""/>
+      <w:lvlJc w:val="left"/>
+      <w:pPr>
+        <w:tabs>
+          <w:tab w:val="num" w:pos="6480"/>
+        </w:tabs>
+        <w:ind w:left="6480" w:hanging="360"/>
+      </w:pPr>
+      <w:rPr>
+        <w:rFonts w:ascii="Wingdings" w:hAnsi="Wingdings" w:hint="default"/>
+        <w:sz w:val="20"/>
+      </w:rPr>
+    </w:lvl>
+  </w:abstractNum>
+  <w:abstractNum w:abstractNumId="43" w15:restartNumberingAfterBreak="0">
+    <w:nsid w:val="59B241C0"/>
+    <w:multiLevelType w:val="multilevel"/>
+    <w:tmpl w:val="63E60C9C"/>
+    <w:lvl w:ilvl="0">
+      <w:start w:val="1"/>
+      <w:numFmt w:val="bullet"/>
+      <w:lvlText w:val=""/>
+      <w:lvlJc w:val="left"/>
+      <w:pPr>
+        <w:tabs>
+          <w:tab w:val="num" w:pos="720"/>
+        </w:tabs>
+        <w:ind w:left="720" w:hanging="360"/>
+      </w:pPr>
+      <w:rPr>
+        <w:rFonts w:ascii="Symbol" w:hAnsi="Symbol" w:hint="default"/>
+        <w:sz w:val="20"/>
+      </w:rPr>
+    </w:lvl>
+    <w:lvl w:ilvl="1" w:tentative="1">
+      <w:start w:val="1"/>
+      <w:numFmt w:val="bullet"/>
+      <w:lvlText w:val="o"/>
+      <w:lvlJc w:val="left"/>
+      <w:pPr>
+        <w:tabs>
+          <w:tab w:val="num" w:pos="1440"/>
+        </w:tabs>
+        <w:ind w:left="1440" w:hanging="360"/>
+      </w:pPr>
+      <w:rPr>
+        <w:rFonts w:ascii="Courier New" w:hAnsi="Courier New" w:hint="default"/>
+        <w:sz w:val="20"/>
+      </w:rPr>
+    </w:lvl>
+    <w:lvl w:ilvl="2" w:tentative="1">
+      <w:start w:val="1"/>
+      <w:numFmt w:val="bullet"/>
+      <w:lvlText w:val=""/>
+      <w:lvlJc w:val="left"/>
+      <w:pPr>
+        <w:tabs>
+          <w:tab w:val="num" w:pos="2160"/>
+        </w:tabs>
+        <w:ind w:left="2160" w:hanging="360"/>
+      </w:pPr>
+      <w:rPr>
+        <w:rFonts w:ascii="Wingdings" w:hAnsi="Wingdings" w:hint="default"/>
+        <w:sz w:val="20"/>
+      </w:rPr>
+    </w:lvl>
+    <w:lvl w:ilvl="3" w:tentative="1">
+      <w:start w:val="1"/>
+      <w:numFmt w:val="bullet"/>
+      <w:lvlText w:val=""/>
+      <w:lvlJc w:val="left"/>
+      <w:pPr>
+        <w:tabs>
+          <w:tab w:val="num" w:pos="2880"/>
+        </w:tabs>
+        <w:ind w:left="2880" w:hanging="360"/>
+      </w:pPr>
+      <w:rPr>
+        <w:rFonts w:ascii="Wingdings" w:hAnsi="Wingdings" w:hint="default"/>
+        <w:sz w:val="20"/>
+      </w:rPr>
+    </w:lvl>
+    <w:lvl w:ilvl="4" w:tentative="1">
+      <w:start w:val="1"/>
+      <w:numFmt w:val="bullet"/>
+      <w:lvlText w:val=""/>
+      <w:lvlJc w:val="left"/>
+      <w:pPr>
+        <w:tabs>
+          <w:tab w:val="num" w:pos="3600"/>
+        </w:tabs>
+        <w:ind w:left="3600" w:hanging="360"/>
+      </w:pPr>
+      <w:rPr>
+        <w:rFonts w:ascii="Wingdings" w:hAnsi="Wingdings" w:hint="default"/>
+        <w:sz w:val="20"/>
+      </w:rPr>
+    </w:lvl>
+    <w:lvl w:ilvl="5" w:tentative="1">
+      <w:start w:val="1"/>
+      <w:numFmt w:val="bullet"/>
+      <w:lvlText w:val=""/>
+      <w:lvlJc w:val="left"/>
+      <w:pPr>
+        <w:tabs>
+          <w:tab w:val="num" w:pos="4320"/>
+        </w:tabs>
+        <w:ind w:left="4320" w:hanging="360"/>
+      </w:pPr>
+      <w:rPr>
+        <w:rFonts w:ascii="Wingdings" w:hAnsi="Wingdings" w:hint="default"/>
+        <w:sz w:val="20"/>
+      </w:rPr>
+    </w:lvl>
+    <w:lvl w:ilvl="6" w:tentative="1">
+      <w:start w:val="1"/>
+      <w:numFmt w:val="bullet"/>
+      <w:lvlText w:val=""/>
+      <w:lvlJc w:val="left"/>
+      <w:pPr>
+        <w:tabs>
+          <w:tab w:val="num" w:pos="5040"/>
+        </w:tabs>
+        <w:ind w:left="5040" w:hanging="360"/>
+      </w:pPr>
+      <w:rPr>
+        <w:rFonts w:ascii="Wingdings" w:hAnsi="Wingdings" w:hint="default"/>
+        <w:sz w:val="20"/>
+      </w:rPr>
+    </w:lvl>
+    <w:lvl w:ilvl="7" w:tentative="1">
+      <w:start w:val="1"/>
+      <w:numFmt w:val="bullet"/>
+      <w:lvlText w:val=""/>
+      <w:lvlJc w:val="left"/>
+      <w:pPr>
+        <w:tabs>
+          <w:tab w:val="num" w:pos="5760"/>
+        </w:tabs>
+        <w:ind w:left="5760" w:hanging="360"/>
+      </w:pPr>
+      <w:rPr>
+        <w:rFonts w:ascii="Wingdings" w:hAnsi="Wingdings" w:hint="default"/>
+        <w:sz w:val="20"/>
+      </w:rPr>
+    </w:lvl>
+    <w:lvl w:ilvl="8" w:tentative="1">
+      <w:start w:val="1"/>
+      <w:numFmt w:val="bullet"/>
+      <w:lvlText w:val=""/>
+      <w:lvlJc w:val="left"/>
+      <w:pPr>
+        <w:tabs>
+          <w:tab w:val="num" w:pos="6480"/>
+        </w:tabs>
+        <w:ind w:left="6480" w:hanging="360"/>
+      </w:pPr>
+      <w:rPr>
+        <w:rFonts w:ascii="Wingdings" w:hAnsi="Wingdings" w:hint="default"/>
+        <w:sz w:val="20"/>
+      </w:rPr>
+    </w:lvl>
+  </w:abstractNum>
+  <w:abstractNum w:abstractNumId="44" w15:restartNumberingAfterBreak="0">
     <w:nsid w:val="5D0723A8"/>
     <w:multiLevelType w:val="multilevel"/>
     <w:tmpl w:val="3DC28C28"/>
@@ -12826,7 +15327,7 @@
       </w:rPr>
     </w:lvl>
   </w:abstractNum>
-  <w:abstractNum w:abstractNumId="40" w15:restartNumberingAfterBreak="0">
+  <w:abstractNum w:abstractNumId="45" w15:restartNumberingAfterBreak="0">
     <w:nsid w:val="5D607751"/>
     <w:multiLevelType w:val="multilevel"/>
     <w:tmpl w:val="3F563700"/>
@@ -12975,7 +15476,156 @@
       </w:rPr>
     </w:lvl>
   </w:abstractNum>
-  <w:abstractNum w:abstractNumId="41" w15:restartNumberingAfterBreak="0">
+  <w:abstractNum w:abstractNumId="46" w15:restartNumberingAfterBreak="0">
+    <w:nsid w:val="5D666524"/>
+    <w:multiLevelType w:val="multilevel"/>
+    <w:tmpl w:val="D7381B64"/>
+    <w:lvl w:ilvl="0">
+      <w:start w:val="1"/>
+      <w:numFmt w:val="bullet"/>
+      <w:lvlText w:val=""/>
+      <w:lvlJc w:val="left"/>
+      <w:pPr>
+        <w:tabs>
+          <w:tab w:val="num" w:pos="720"/>
+        </w:tabs>
+        <w:ind w:left="720" w:hanging="360"/>
+      </w:pPr>
+      <w:rPr>
+        <w:rFonts w:ascii="Symbol" w:hAnsi="Symbol" w:hint="default"/>
+        <w:sz w:val="20"/>
+      </w:rPr>
+    </w:lvl>
+    <w:lvl w:ilvl="1" w:tentative="1">
+      <w:start w:val="1"/>
+      <w:numFmt w:val="bullet"/>
+      <w:lvlText w:val="o"/>
+      <w:lvlJc w:val="left"/>
+      <w:pPr>
+        <w:tabs>
+          <w:tab w:val="num" w:pos="1440"/>
+        </w:tabs>
+        <w:ind w:left="1440" w:hanging="360"/>
+      </w:pPr>
+      <w:rPr>
+        <w:rFonts w:ascii="Courier New" w:hAnsi="Courier New" w:hint="default"/>
+        <w:sz w:val="20"/>
+      </w:rPr>
+    </w:lvl>
+    <w:lvl w:ilvl="2" w:tentative="1">
+      <w:start w:val="1"/>
+      <w:numFmt w:val="bullet"/>
+      <w:lvlText w:val=""/>
+      <w:lvlJc w:val="left"/>
+      <w:pPr>
+        <w:tabs>
+          <w:tab w:val="num" w:pos="2160"/>
+        </w:tabs>
+        <w:ind w:left="2160" w:hanging="360"/>
+      </w:pPr>
+      <w:rPr>
+        <w:rFonts w:ascii="Wingdings" w:hAnsi="Wingdings" w:hint="default"/>
+        <w:sz w:val="20"/>
+      </w:rPr>
+    </w:lvl>
+    <w:lvl w:ilvl="3" w:tentative="1">
+      <w:start w:val="1"/>
+      <w:numFmt w:val="bullet"/>
+      <w:lvlText w:val=""/>
+      <w:lvlJc w:val="left"/>
+      <w:pPr>
+        <w:tabs>
+          <w:tab w:val="num" w:pos="2880"/>
+        </w:tabs>
+        <w:ind w:left="2880" w:hanging="360"/>
+      </w:pPr>
+      <w:rPr>
+        <w:rFonts w:ascii="Wingdings" w:hAnsi="Wingdings" w:hint="default"/>
+        <w:sz w:val="20"/>
+      </w:rPr>
+    </w:lvl>
+    <w:lvl w:ilvl="4" w:tentative="1">
+      <w:start w:val="1"/>
+      <w:numFmt w:val="bullet"/>
+      <w:lvlText w:val=""/>
+      <w:lvlJc w:val="left"/>
+      <w:pPr>
+        <w:tabs>
+          <w:tab w:val="num" w:pos="3600"/>
+        </w:tabs>
+        <w:ind w:left="3600" w:hanging="360"/>
+      </w:pPr>
+      <w:rPr>
+        <w:rFonts w:ascii="Wingdings" w:hAnsi="Wingdings" w:hint="default"/>
+        <w:sz w:val="20"/>
+      </w:rPr>
+    </w:lvl>
+    <w:lvl w:ilvl="5" w:tentative="1">
+      <w:start w:val="1"/>
+      <w:numFmt w:val="bullet"/>
+      <w:lvlText w:val=""/>
+      <w:lvlJc w:val="left"/>
+      <w:pPr>
+        <w:tabs>
+          <w:tab w:val="num" w:pos="4320"/>
+        </w:tabs>
+        <w:ind w:left="4320" w:hanging="360"/>
+      </w:pPr>
+      <w:rPr>
+        <w:rFonts w:ascii="Wingdings" w:hAnsi="Wingdings" w:hint="default"/>
+        <w:sz w:val="20"/>
+      </w:rPr>
+    </w:lvl>
+    <w:lvl w:ilvl="6" w:tentative="1">
+      <w:start w:val="1"/>
+      <w:numFmt w:val="bullet"/>
+      <w:lvlText w:val=""/>
+      <w:lvlJc w:val="left"/>
+      <w:pPr>
+        <w:tabs>
+          <w:tab w:val="num" w:pos="5040"/>
+        </w:tabs>
+        <w:ind w:left="5040" w:hanging="360"/>
+      </w:pPr>
+      <w:rPr>
+        <w:rFonts w:ascii="Wingdings" w:hAnsi="Wingdings" w:hint="default"/>
+        <w:sz w:val="20"/>
+      </w:rPr>
+    </w:lvl>
+    <w:lvl w:ilvl="7" w:tentative="1">
+      <w:start w:val="1"/>
+      <w:numFmt w:val="bullet"/>
+      <w:lvlText w:val=""/>
+      <w:lvlJc w:val="left"/>
+      <w:pPr>
+        <w:tabs>
+          <w:tab w:val="num" w:pos="5760"/>
+        </w:tabs>
+        <w:ind w:left="5760" w:hanging="360"/>
+      </w:pPr>
+      <w:rPr>
+        <w:rFonts w:ascii="Wingdings" w:hAnsi="Wingdings" w:hint="default"/>
+        <w:sz w:val="20"/>
+      </w:rPr>
+    </w:lvl>
+    <w:lvl w:ilvl="8" w:tentative="1">
+      <w:start w:val="1"/>
+      <w:numFmt w:val="bullet"/>
+      <w:lvlText w:val=""/>
+      <w:lvlJc w:val="left"/>
+      <w:pPr>
+        <w:tabs>
+          <w:tab w:val="num" w:pos="6480"/>
+        </w:tabs>
+        <w:ind w:left="6480" w:hanging="360"/>
+      </w:pPr>
+      <w:rPr>
+        <w:rFonts w:ascii="Wingdings" w:hAnsi="Wingdings" w:hint="default"/>
+        <w:sz w:val="20"/>
+      </w:rPr>
+    </w:lvl>
+  </w:abstractNum>
+  <w:abstractNum w:abstractNumId="47" w15:restartNumberingAfterBreak="0">
     <w:nsid w:val="608226D7"/>
     <w:multiLevelType w:val="multilevel"/>
     <w:tmpl w:val="62FCD154"/>
@@ -13124,7 +15774,156 @@
       </w:rPr>
     </w:lvl>
   </w:abstractNum>
-  <w:abstractNum w:abstractNumId="42" w15:restartNumberingAfterBreak="0">
+  <w:abstractNum w:abstractNumId="48" w15:restartNumberingAfterBreak="0">
+    <w:nsid w:val="632267A0"/>
+    <w:multiLevelType w:val="multilevel"/>
+    <w:tmpl w:val="3FCCDDEA"/>
+    <w:lvl w:ilvl="0">
+      <w:start w:val="1"/>
+      <w:numFmt w:val="bullet"/>
+      <w:lvlText w:val=""/>
+      <w:lvlJc w:val="left"/>
+      <w:pPr>
+        <w:tabs>
+          <w:tab w:val="num" w:pos="720"/>
+        </w:tabs>
+        <w:ind w:left="720" w:hanging="360"/>
+      </w:pPr>
+      <w:rPr>
+        <w:rFonts w:ascii="Symbol" w:hAnsi="Symbol" w:hint="default"/>
+        <w:sz w:val="20"/>
+      </w:rPr>
+    </w:lvl>
+    <w:lvl w:ilvl="1" w:tentative="1">
+      <w:start w:val="1"/>
+      <w:numFmt w:val="bullet"/>
+      <w:lvlText w:val="o"/>
+      <w:lvlJc w:val="left"/>
+      <w:pPr>
+        <w:tabs>
+          <w:tab w:val="num" w:pos="1440"/>
+        </w:tabs>
+        <w:ind w:left="1440" w:hanging="360"/>
+      </w:pPr>
+      <w:rPr>
+        <w:rFonts w:ascii="Courier New" w:hAnsi="Courier New" w:hint="default"/>
+        <w:sz w:val="20"/>
+      </w:rPr>
+    </w:lvl>
+    <w:lvl w:ilvl="2" w:tentative="1">
+      <w:start w:val="1"/>
+      <w:numFmt w:val="bullet"/>
+      <w:lvlText w:val=""/>
+      <w:lvlJc w:val="left"/>
+      <w:pPr>
+        <w:tabs>
+          <w:tab w:val="num" w:pos="2160"/>
+        </w:tabs>
+        <w:ind w:left="2160" w:hanging="360"/>
+      </w:pPr>
+      <w:rPr>
+        <w:rFonts w:ascii="Wingdings" w:hAnsi="Wingdings" w:hint="default"/>
+        <w:sz w:val="20"/>
+      </w:rPr>
+    </w:lvl>
+    <w:lvl w:ilvl="3" w:tentative="1">
+      <w:start w:val="1"/>
+      <w:numFmt w:val="bullet"/>
+      <w:lvlText w:val=""/>
+      <w:lvlJc w:val="left"/>
+      <w:pPr>
+        <w:tabs>
+          <w:tab w:val="num" w:pos="2880"/>
+        </w:tabs>
+        <w:ind w:left="2880" w:hanging="360"/>
+      </w:pPr>
+      <w:rPr>
+        <w:rFonts w:ascii="Wingdings" w:hAnsi="Wingdings" w:hint="default"/>
+        <w:sz w:val="20"/>
+      </w:rPr>
+    </w:lvl>
+    <w:lvl w:ilvl="4" w:tentative="1">
+      <w:start w:val="1"/>
+      <w:numFmt w:val="bullet"/>
+      <w:lvlText w:val=""/>
+      <w:lvlJc w:val="left"/>
+      <w:pPr>
+        <w:tabs>
+          <w:tab w:val="num" w:pos="3600"/>
+        </w:tabs>
+        <w:ind w:left="3600" w:hanging="360"/>
+      </w:pPr>
+      <w:rPr>
+        <w:rFonts w:ascii="Wingdings" w:hAnsi="Wingdings" w:hint="default"/>
+        <w:sz w:val="20"/>
+      </w:rPr>
+    </w:lvl>
+    <w:lvl w:ilvl="5" w:tentative="1">
+      <w:start w:val="1"/>
+      <w:numFmt w:val="bullet"/>
+      <w:lvlText w:val=""/>
+      <w:lvlJc w:val="left"/>
+      <w:pPr>
+        <w:tabs>
+          <w:tab w:val="num" w:pos="4320"/>
+        </w:tabs>
+        <w:ind w:left="4320" w:hanging="360"/>
+      </w:pPr>
+      <w:rPr>
+        <w:rFonts w:ascii="Wingdings" w:hAnsi="Wingdings" w:hint="default"/>
+        <w:sz w:val="20"/>
+      </w:rPr>
+    </w:lvl>
+    <w:lvl w:ilvl="6" w:tentative="1">
+      <w:start w:val="1"/>
+      <w:numFmt w:val="bullet"/>
+      <w:lvlText w:val=""/>
+      <w:lvlJc w:val="left"/>
+      <w:pPr>
+        <w:tabs>
+          <w:tab w:val="num" w:pos="5040"/>
+        </w:tabs>
+        <w:ind w:left="5040" w:hanging="360"/>
+      </w:pPr>
+      <w:rPr>
+        <w:rFonts w:ascii="Wingdings" w:hAnsi="Wingdings" w:hint="default"/>
+        <w:sz w:val="20"/>
+      </w:rPr>
+    </w:lvl>
+    <w:lvl w:ilvl="7" w:tentative="1">
+      <w:start w:val="1"/>
+      <w:numFmt w:val="bullet"/>
+      <w:lvlText w:val=""/>
+      <w:lvlJc w:val="left"/>
+      <w:pPr>
+        <w:tabs>
+          <w:tab w:val="num" w:pos="5760"/>
+        </w:tabs>
+        <w:ind w:left="5760" w:hanging="360"/>
+      </w:pPr>
+      <w:rPr>
+        <w:rFonts w:ascii="Wingdings" w:hAnsi="Wingdings" w:hint="default"/>
+        <w:sz w:val="20"/>
+      </w:rPr>
+    </w:lvl>
+    <w:lvl w:ilvl="8" w:tentative="1">
+      <w:start w:val="1"/>
+      <w:numFmt w:val="bullet"/>
+      <w:lvlText w:val=""/>
+      <w:lvlJc w:val="left"/>
+      <w:pPr>
+        <w:tabs>
+          <w:tab w:val="num" w:pos="6480"/>
+        </w:tabs>
+        <w:ind w:left="6480" w:hanging="360"/>
+      </w:pPr>
+      <w:rPr>
+        <w:rFonts w:ascii="Wingdings" w:hAnsi="Wingdings" w:hint="default"/>
+        <w:sz w:val="20"/>
+      </w:rPr>
+    </w:lvl>
+  </w:abstractNum>
+  <w:abstractNum w:abstractNumId="49" w15:restartNumberingAfterBreak="0">
     <w:nsid w:val="63981415"/>
     <w:multiLevelType w:val="multilevel"/>
     <w:tmpl w:val="37EEED2E"/>
@@ -13273,7 +16072,7 @@
       </w:rPr>
     </w:lvl>
   </w:abstractNum>
-  <w:abstractNum w:abstractNumId="43" w15:restartNumberingAfterBreak="0">
+  <w:abstractNum w:abstractNumId="50" w15:restartNumberingAfterBreak="0">
     <w:nsid w:val="63FD33A9"/>
     <w:multiLevelType w:val="multilevel"/>
     <w:tmpl w:val="30DE29C4"/>
@@ -13422,7 +16221,7 @@
       </w:rPr>
     </w:lvl>
   </w:abstractNum>
-  <w:abstractNum w:abstractNumId="44" w15:restartNumberingAfterBreak="0">
+  <w:abstractNum w:abstractNumId="51" w15:restartNumberingAfterBreak="0">
     <w:nsid w:val="647A5B10"/>
     <w:multiLevelType w:val="multilevel"/>
     <w:tmpl w:val="A1527222"/>
@@ -13571,7 +16370,7 @@
       </w:rPr>
     </w:lvl>
   </w:abstractNum>
-  <w:abstractNum w:abstractNumId="45" w15:restartNumberingAfterBreak="0">
+  <w:abstractNum w:abstractNumId="52" w15:restartNumberingAfterBreak="0">
     <w:nsid w:val="68217A55"/>
     <w:multiLevelType w:val="multilevel"/>
     <w:tmpl w:val="C3C84A40"/>
@@ -13720,7 +16519,7 @@
       </w:rPr>
     </w:lvl>
   </w:abstractNum>
-  <w:abstractNum w:abstractNumId="46" w15:restartNumberingAfterBreak="0">
+  <w:abstractNum w:abstractNumId="53" w15:restartNumberingAfterBreak="0">
     <w:nsid w:val="6D814B6E"/>
     <w:multiLevelType w:val="multilevel"/>
     <w:tmpl w:val="0434C234"/>
@@ -13869,7 +16668,7 @@
       </w:rPr>
     </w:lvl>
   </w:abstractNum>
-  <w:abstractNum w:abstractNumId="47" w15:restartNumberingAfterBreak="0">
+  <w:abstractNum w:abstractNumId="54" w15:restartNumberingAfterBreak="0">
     <w:nsid w:val="6D9F3871"/>
     <w:multiLevelType w:val="multilevel"/>
     <w:tmpl w:val="049A011A"/>
@@ -14018,7 +16817,7 @@
       </w:rPr>
     </w:lvl>
   </w:abstractNum>
-  <w:abstractNum w:abstractNumId="48" w15:restartNumberingAfterBreak="0">
+  <w:abstractNum w:abstractNumId="55" w15:restartNumberingAfterBreak="0">
     <w:nsid w:val="6E410EDC"/>
     <w:multiLevelType w:val="multilevel"/>
     <w:tmpl w:val="A52277D0"/>
@@ -14167,7 +16966,7 @@
       </w:rPr>
     </w:lvl>
   </w:abstractNum>
-  <w:abstractNum w:abstractNumId="49" w15:restartNumberingAfterBreak="0">
+  <w:abstractNum w:abstractNumId="56" w15:restartNumberingAfterBreak="0">
     <w:nsid w:val="6FA31C71"/>
     <w:multiLevelType w:val="multilevel"/>
     <w:tmpl w:val="AA5AD366"/>
@@ -14316,7 +17115,7 @@
       </w:rPr>
     </w:lvl>
   </w:abstractNum>
-  <w:abstractNum w:abstractNumId="50" w15:restartNumberingAfterBreak="0">
+  <w:abstractNum w:abstractNumId="57" w15:restartNumberingAfterBreak="0">
     <w:nsid w:val="71260ECE"/>
     <w:multiLevelType w:val="multilevel"/>
     <w:tmpl w:val="3592A554"/>
@@ -14465,7 +17264,7 @@
       </w:rPr>
     </w:lvl>
   </w:abstractNum>
-  <w:abstractNum w:abstractNumId="51" w15:restartNumberingAfterBreak="0">
+  <w:abstractNum w:abstractNumId="58" w15:restartNumberingAfterBreak="0">
     <w:nsid w:val="75B4584C"/>
     <w:multiLevelType w:val="multilevel"/>
     <w:tmpl w:val="5360FBFA"/>
@@ -14614,7 +17413,7 @@
       </w:rPr>
     </w:lvl>
   </w:abstractNum>
-  <w:abstractNum w:abstractNumId="52" w15:restartNumberingAfterBreak="0">
+  <w:abstractNum w:abstractNumId="59" w15:restartNumberingAfterBreak="0">
     <w:nsid w:val="7C4A6E81"/>
     <w:multiLevelType w:val="multilevel"/>
     <w:tmpl w:val="0F882C30"/>
@@ -14763,7 +17562,7 @@
       </w:rPr>
     </w:lvl>
   </w:abstractNum>
-  <w:abstractNum w:abstractNumId="53" w15:restartNumberingAfterBreak="0">
+  <w:abstractNum w:abstractNumId="60" w15:restartNumberingAfterBreak="0">
     <w:nsid w:val="7D2005DA"/>
     <w:multiLevelType w:val="multilevel"/>
     <w:tmpl w:val="6D607822"/>
@@ -14913,16 +17712,16 @@
     </w:lvl>
   </w:abstractNum>
   <w:num w:numId="1" w16cid:durableId="589042534">
-    <w:abstractNumId w:val="53"/>
+    <w:abstractNumId w:val="60"/>
   </w:num>
   <w:num w:numId="2" w16cid:durableId="632755494">
-    <w:abstractNumId w:val="36"/>
+    <w:abstractNumId w:val="39"/>
   </w:num>
   <w:num w:numId="3" w16cid:durableId="718167228">
-    <w:abstractNumId w:val="51"/>
+    <w:abstractNumId w:val="58"/>
   </w:num>
   <w:num w:numId="4" w16cid:durableId="426275593">
-    <w:abstractNumId w:val="35"/>
+    <w:abstractNumId w:val="38"/>
   </w:num>
   <w:num w:numId="5" w16cid:durableId="1223519436">
     <w:abstractNumId w:val="3"/>
@@ -14931,34 +17730,34 @@
     <w:abstractNumId w:val="6"/>
   </w:num>
   <w:num w:numId="7" w16cid:durableId="97801216">
-    <w:abstractNumId w:val="48"/>
+    <w:abstractNumId w:val="55"/>
   </w:num>
   <w:num w:numId="8" w16cid:durableId="498891688">
-    <w:abstractNumId w:val="25"/>
+    <w:abstractNumId w:val="28"/>
   </w:num>
   <w:num w:numId="9" w16cid:durableId="801315586">
-    <w:abstractNumId w:val="17"/>
+    <w:abstractNumId w:val="18"/>
   </w:num>
   <w:num w:numId="10" w16cid:durableId="2098136264">
-    <w:abstractNumId w:val="28"/>
+    <w:abstractNumId w:val="31"/>
   </w:num>
   <w:num w:numId="11" w16cid:durableId="926234776">
-    <w:abstractNumId w:val="49"/>
+    <w:abstractNumId w:val="56"/>
   </w:num>
   <w:num w:numId="12" w16cid:durableId="1155995746">
-    <w:abstractNumId w:val="47"/>
+    <w:abstractNumId w:val="54"/>
   </w:num>
   <w:num w:numId="13" w16cid:durableId="1281690872">
     <w:abstractNumId w:val="5"/>
   </w:num>
   <w:num w:numId="14" w16cid:durableId="1401293231">
-    <w:abstractNumId w:val="52"/>
+    <w:abstractNumId w:val="59"/>
   </w:num>
   <w:num w:numId="15" w16cid:durableId="927733132">
-    <w:abstractNumId w:val="37"/>
+    <w:abstractNumId w:val="40"/>
   </w:num>
   <w:num w:numId="16" w16cid:durableId="124586206">
-    <w:abstractNumId w:val="26"/>
+    <w:abstractNumId w:val="29"/>
   </w:num>
   <w:num w:numId="17" w16cid:durableId="687488457">
     <w:abstractNumId w:val="4"/>
@@ -14967,49 +17766,49 @@
     <w:abstractNumId w:val="10"/>
   </w:num>
   <w:num w:numId="19" w16cid:durableId="69161788">
-    <w:abstractNumId w:val="44"/>
+    <w:abstractNumId w:val="51"/>
   </w:num>
   <w:num w:numId="20" w16cid:durableId="308630020">
     <w:abstractNumId w:val="0"/>
   </w:num>
   <w:num w:numId="21" w16cid:durableId="206189579">
-    <w:abstractNumId w:val="41"/>
+    <w:abstractNumId w:val="47"/>
   </w:num>
   <w:num w:numId="22" w16cid:durableId="191383602">
     <w:abstractNumId w:val="7"/>
   </w:num>
   <w:num w:numId="23" w16cid:durableId="1357076129">
-    <w:abstractNumId w:val="42"/>
+    <w:abstractNumId w:val="49"/>
   </w:num>
   <w:num w:numId="24" w16cid:durableId="1885484536">
-    <w:abstractNumId w:val="20"/>
+    <w:abstractNumId w:val="21"/>
   </w:num>
   <w:num w:numId="25" w16cid:durableId="1231694018">
-    <w:abstractNumId w:val="21"/>
+    <w:abstractNumId w:val="22"/>
   </w:num>
   <w:num w:numId="26" w16cid:durableId="1108624604">
-    <w:abstractNumId w:val="31"/>
+    <w:abstractNumId w:val="34"/>
   </w:num>
   <w:num w:numId="27" w16cid:durableId="472452667">
+    <w:abstractNumId w:val="57"/>
+  </w:num>
+  <w:num w:numId="28" w16cid:durableId="1555390318">
+    <w:abstractNumId w:val="15"/>
+  </w:num>
+  <w:num w:numId="29" w16cid:durableId="125004879">
+    <w:abstractNumId w:val="19"/>
+  </w:num>
+  <w:num w:numId="30" w16cid:durableId="1560239218">
     <w:abstractNumId w:val="50"/>
   </w:num>
-  <w:num w:numId="28" w16cid:durableId="1555390318">
-    <w:abstractNumId w:val="14"/>
-  </w:num>
-  <w:num w:numId="29" w16cid:durableId="125004879">
-    <w:abstractNumId w:val="18"/>
-  </w:num>
-  <w:num w:numId="30" w16cid:durableId="1560239218">
-    <w:abstractNumId w:val="43"/>
-  </w:num>
   <w:num w:numId="31" w16cid:durableId="130023498">
-    <w:abstractNumId w:val="23"/>
+    <w:abstractNumId w:val="26"/>
   </w:num>
   <w:num w:numId="32" w16cid:durableId="1718234499">
-    <w:abstractNumId w:val="46"/>
+    <w:abstractNumId w:val="53"/>
   </w:num>
   <w:num w:numId="33" w16cid:durableId="1769158101">
-    <w:abstractNumId w:val="45"/>
+    <w:abstractNumId w:val="52"/>
   </w:num>
   <w:num w:numId="34" w16cid:durableId="257103172">
     <w:abstractNumId w:val="1"/>
@@ -15018,19 +17817,19 @@
     <w:abstractNumId w:val="9"/>
   </w:num>
   <w:num w:numId="36" w16cid:durableId="751970827">
-    <w:abstractNumId w:val="30"/>
+    <w:abstractNumId w:val="33"/>
   </w:num>
   <w:num w:numId="37" w16cid:durableId="408962335">
-    <w:abstractNumId w:val="19"/>
+    <w:abstractNumId w:val="20"/>
   </w:num>
   <w:num w:numId="38" w16cid:durableId="801311238">
-    <w:abstractNumId w:val="29"/>
+    <w:abstractNumId w:val="32"/>
   </w:num>
   <w:num w:numId="39" w16cid:durableId="438456969">
-    <w:abstractNumId w:val="24"/>
+    <w:abstractNumId w:val="27"/>
   </w:num>
   <w:num w:numId="40" w16cid:durableId="1470050347">
-    <w:abstractNumId w:val="15"/>
+    <w:abstractNumId w:val="16"/>
   </w:num>
   <w:num w:numId="41" w16cid:durableId="1343555370">
     <w:abstractNumId w:val="11"/>
@@ -15039,40 +17838,61 @@
     <w:abstractNumId w:val="2"/>
   </w:num>
   <w:num w:numId="43" w16cid:durableId="775175909">
-    <w:abstractNumId w:val="16"/>
+    <w:abstractNumId w:val="17"/>
   </w:num>
   <w:num w:numId="44" w16cid:durableId="1760298291">
     <w:abstractNumId w:val="8"/>
   </w:num>
   <w:num w:numId="45" w16cid:durableId="344719613">
-    <w:abstractNumId w:val="22"/>
+    <w:abstractNumId w:val="24"/>
   </w:num>
   <w:num w:numId="46" w16cid:durableId="1206453241">
+    <w:abstractNumId w:val="14"/>
+  </w:num>
+  <w:num w:numId="47" w16cid:durableId="1758014705">
     <w:abstractNumId w:val="13"/>
   </w:num>
-  <w:num w:numId="47" w16cid:durableId="1758014705">
+  <w:num w:numId="48" w16cid:durableId="1233547358">
+    <w:abstractNumId w:val="41"/>
+  </w:num>
+  <w:num w:numId="49" w16cid:durableId="2067802961">
+    <w:abstractNumId w:val="30"/>
+  </w:num>
+  <w:num w:numId="50" w16cid:durableId="727076905">
+    <w:abstractNumId w:val="44"/>
+  </w:num>
+  <w:num w:numId="51" w16cid:durableId="645285501">
+    <w:abstractNumId w:val="45"/>
+  </w:num>
+  <w:num w:numId="52" w16cid:durableId="1320772050">
+    <w:abstractNumId w:val="37"/>
+  </w:num>
+  <w:num w:numId="53" w16cid:durableId="1938517250">
+    <w:abstractNumId w:val="35"/>
+  </w:num>
+  <w:num w:numId="54" w16cid:durableId="1805342511">
+    <w:abstractNumId w:val="36"/>
+  </w:num>
+  <w:num w:numId="55" w16cid:durableId="2108498884">
+    <w:abstractNumId w:val="43"/>
+  </w:num>
+  <w:num w:numId="56" w16cid:durableId="548692485">
+    <w:abstractNumId w:val="42"/>
+  </w:num>
+  <w:num w:numId="57" w16cid:durableId="1223911443">
+    <w:abstractNumId w:val="23"/>
+  </w:num>
+  <w:num w:numId="58" w16cid:durableId="538788131">
+    <w:abstractNumId w:val="46"/>
+  </w:num>
+  <w:num w:numId="59" w16cid:durableId="2037074377">
     <w:abstractNumId w:val="12"/>
   </w:num>
-  <w:num w:numId="48" w16cid:durableId="1233547358">
-    <w:abstractNumId w:val="38"/>
+  <w:num w:numId="60" w16cid:durableId="1919053507">
+    <w:abstractNumId w:val="25"/>
   </w:num>
-  <w:num w:numId="49" w16cid:durableId="2067802961">
-    <w:abstractNumId w:val="27"/>
-  </w:num>
-  <w:num w:numId="50" w16cid:durableId="727076905">
-    <w:abstractNumId w:val="39"/>
-  </w:num>
-  <w:num w:numId="51" w16cid:durableId="645285501">
-    <w:abstractNumId w:val="40"/>
-  </w:num>
-  <w:num w:numId="52" w16cid:durableId="1320772050">
-    <w:abstractNumId w:val="34"/>
-  </w:num>
-  <w:num w:numId="53" w16cid:durableId="1938517250">
-    <w:abstractNumId w:val="32"/>
-  </w:num>
-  <w:num w:numId="54" w16cid:durableId="1805342511">
-    <w:abstractNumId w:val="33"/>
+  <w:num w:numId="61" w16cid:durableId="2038504372">
+    <w:abstractNumId w:val="48"/>
   </w:num>
   <w:numIdMacAtCleanup w:val="4"/>
 </w:numbering>
@@ -16251,6 +19071,22 @@
       <w14:ligatures w14:val="none"/>
     </w:rPr>
   </w:style>
+  <w:style w:type="character" w:customStyle="1" w:styleId="inqyif">
+    <w:name w:val="inqyif"/>
+    <w:basedOn w:val="DefaultParagraphFont"/>
+    <w:rsid w:val="00CC0DBA"/>
+  </w:style>
+  <w:style w:type="character" w:styleId="Emphasis">
+    <w:name w:val="Emphasis"/>
+    <w:basedOn w:val="DefaultParagraphFont"/>
+    <w:uiPriority w:val="20"/>
+    <w:qFormat/>
+    <w:rsid w:val="00CC0DBA"/>
+    <w:rPr>
+      <w:i/>
+      <w:iCs/>
+    </w:rPr>
+  </w:style>
 </w:styles>
 </file>
 

--- a/Church/2026/2026_0926_MenloChurch.docx
+++ b/Church/2026/2026_0926_MenloChurch.docx
@@ -111,15 +111,7 @@
           <w:sz w:val="20"/>
           <w:szCs w:val="20"/>
         </w:rPr>
-        <w:t xml:space="preserve">, </w:t>
-      </w:r>
-      <w:r>
-        <w:rPr>
-          <w:rFonts w:cstheme="minorHAnsi"/>
-          <w:sz w:val="20"/>
-          <w:szCs w:val="20"/>
-        </w:rPr>
-        <w:t>Phil EuBank, Lead Pastor</w:t>
+        <w:t>, Phil EuBank, Lead Pastor</w:t>
       </w:r>
     </w:p>
     <w:p>
@@ -774,31 +766,7 @@
           <w:sz w:val="20"/>
           <w:szCs w:val="20"/>
         </w:rPr>
-        <w:t>0:</w:t>
-      </w:r>
-      <w:r>
-        <w:rPr>
-          <w:rFonts w:cstheme="minorHAnsi"/>
-          <w:sz w:val="20"/>
-          <w:szCs w:val="20"/>
-        </w:rPr>
-        <w:t>38</w:t>
-      </w:r>
-      <w:r>
-        <w:rPr>
-          <w:rFonts w:cstheme="minorHAnsi"/>
-          <w:sz w:val="20"/>
-          <w:szCs w:val="20"/>
-        </w:rPr>
-        <w:t>/</w:t>
-      </w:r>
-      <w:r>
-        <w:rPr>
-          <w:rFonts w:cstheme="minorHAnsi"/>
-          <w:sz w:val="20"/>
-          <w:szCs w:val="20"/>
-        </w:rPr>
-        <w:t>37:36</w:t>
+        <w:t>0:38/37:36</w:t>
       </w:r>
     </w:p>
     <w:p>
@@ -884,23 +852,7 @@
           <w:sz w:val="20"/>
           <w:szCs w:val="20"/>
         </w:rPr>
-        <w:t>"IT'S THE KINDNESS OF GOD</w:t>
-      </w:r>
-      <w:r>
-        <w:rPr>
-          <w:rFonts w:cstheme="minorHAnsi"/>
-          <w:sz w:val="20"/>
-          <w:szCs w:val="20"/>
-        </w:rPr>
-        <w:t xml:space="preserve"> </w:t>
-      </w:r>
-      <w:r>
-        <w:rPr>
-          <w:rFonts w:cstheme="minorHAnsi"/>
-          <w:sz w:val="20"/>
-          <w:szCs w:val="20"/>
-        </w:rPr>
-        <w:t>THAT LEADS US TO REPENTANCE"</w:t>
+        <w:t>"IT'S THE KINDNESS OF GOD THAT LEADS US TO REPENTANCE"</w:t>
       </w:r>
       <w:r>
         <w:rPr>
@@ -925,31 +877,7 @@
           <w:sz w:val="20"/>
           <w:szCs w:val="20"/>
         </w:rPr>
-        <w:t>0:</w:t>
-      </w:r>
-      <w:r>
-        <w:rPr>
-          <w:rFonts w:cstheme="minorHAnsi"/>
-          <w:sz w:val="20"/>
-          <w:szCs w:val="20"/>
-        </w:rPr>
-        <w:t>46</w:t>
-      </w:r>
-      <w:r>
-        <w:rPr>
-          <w:rFonts w:cstheme="minorHAnsi"/>
-          <w:sz w:val="20"/>
-          <w:szCs w:val="20"/>
-        </w:rPr>
-        <w:t>/</w:t>
-      </w:r>
-      <w:r>
-        <w:rPr>
-          <w:rFonts w:cstheme="minorHAnsi"/>
-          <w:sz w:val="20"/>
-          <w:szCs w:val="20"/>
-        </w:rPr>
-        <w:t>37:36</w:t>
+        <w:t>0:46/37:36</w:t>
       </w:r>
     </w:p>
     <w:p>
@@ -1021,328 +949,22 @@
           <w:szCs w:val="20"/>
         </w:rPr>
       </w:pPr>
-      <w:r>
-        <w:rPr>
-          <w:rFonts w:cstheme="minorHAnsi"/>
-          <w:sz w:val="20"/>
-          <w:szCs w:val="20"/>
-        </w:rPr>
-        <w:t>0:</w:t>
-      </w:r>
-      <w:r>
-        <w:rPr>
-          <w:rFonts w:cstheme="minorHAnsi"/>
-          <w:sz w:val="20"/>
-          <w:szCs w:val="20"/>
-        </w:rPr>
-        <w:t>56</w:t>
-      </w:r>
-      <w:r>
-        <w:rPr>
-          <w:rFonts w:cstheme="minorHAnsi"/>
-          <w:sz w:val="20"/>
-          <w:szCs w:val="20"/>
-        </w:rPr>
-        <w:t>/</w:t>
-      </w:r>
-      <w:r>
-        <w:rPr>
-          <w:rFonts w:cstheme="minorHAnsi"/>
-          <w:sz w:val="20"/>
-          <w:szCs w:val="20"/>
-        </w:rPr>
-        <w:t>37:36</w:t>
-      </w:r>
-    </w:p>
-    <w:p>
-      <w:pPr>
-        <w:rPr>
-          <w:rFonts w:cstheme="minorHAnsi"/>
-          <w:sz w:val="20"/>
-          <w:szCs w:val="20"/>
-        </w:rPr>
-      </w:pPr>
-      <w:r>
-        <w:rPr>
-          <w:rFonts w:cstheme="minorHAnsi"/>
-          <w:noProof/>
+    </w:p>
+    <w:p>
+      <w:pPr>
+        <w:rPr>
+          <w:rFonts w:cstheme="minorHAnsi"/>
+          <w:sz w:val="20"/>
+          <w:szCs w:val="20"/>
+        </w:rPr>
+      </w:pPr>
+      <w:r>
+        <w:rPr>
+          <w:rFonts w:cstheme="minorHAnsi"/>
           <w:sz w:val="20"/>
           <w:szCs w:val="20"/>
         </w:rPr>
         <w:lastRenderedPageBreak/>
-        <w:drawing>
-          <wp:inline distT="0" distB="0" distL="0" distR="0" wp14:anchorId="20483EAB" wp14:editId="11C542E2">
-            <wp:extent cx="2905125" cy="1373977"/>
-            <wp:effectExtent l="0" t="0" r="0" b="0"/>
-            <wp:docPr id="1955235601" name="Picture 1"/>
-            <wp:cNvGraphicFramePr>
-              <a:graphicFrameLocks xmlns:a="http://schemas.openxmlformats.org/drawingml/2006/main" noChangeAspect="1"/>
-            </wp:cNvGraphicFramePr>
-            <a:graphic xmlns:a="http://schemas.openxmlformats.org/drawingml/2006/main">
-              <a:graphicData uri="http://schemas.openxmlformats.org/drawingml/2006/picture">
-                <pic:pic xmlns:pic="http://schemas.openxmlformats.org/drawingml/2006/picture">
-                  <pic:nvPicPr>
-                    <pic:cNvPr id="1955235601" name=""/>
-                    <pic:cNvPicPr/>
-                  </pic:nvPicPr>
-                  <pic:blipFill>
-                    <a:blip r:embed="rId19"/>
-                    <a:stretch>
-                      <a:fillRect/>
-                    </a:stretch>
-                  </pic:blipFill>
-                  <pic:spPr>
-                    <a:xfrm>
-                      <a:off x="0" y="0"/>
-                      <a:ext cx="2911343" cy="1376918"/>
-                    </a:xfrm>
-                    <a:prstGeom prst="rect">
-                      <a:avLst/>
-                    </a:prstGeom>
-                  </pic:spPr>
-                </pic:pic>
-              </a:graphicData>
-            </a:graphic>
-          </wp:inline>
-        </w:drawing>
-      </w:r>
-    </w:p>
-    <w:p>
-      <w:pPr>
-        <w:rPr>
-          <w:rFonts w:cstheme="minorHAnsi"/>
-          <w:sz w:val="20"/>
-          <w:szCs w:val="20"/>
-        </w:rPr>
-      </w:pPr>
-      <w:r>
-        <w:rPr>
-          <w:rFonts w:cstheme="minorHAnsi"/>
-          <w:b/>
-          <w:bCs/>
-          <w:sz w:val="20"/>
-          <w:szCs w:val="20"/>
-        </w:rPr>
-        <w:t>Repentance for the Rest of Us</w:t>
-      </w:r>
-      <w:r>
-        <w:rPr>
-          <w:rFonts w:cstheme="minorHAnsi"/>
-          <w:sz w:val="20"/>
-          <w:szCs w:val="20"/>
-        </w:rPr>
-        <w:t xml:space="preserve"> </w:t>
-      </w:r>
-      <w:r>
-        <w:rPr>
-          <w:rFonts w:cstheme="minorHAnsi"/>
-          <w:sz w:val="20"/>
-          <w:szCs w:val="20"/>
-        </w:rPr>
-        <w:t>（適合我們所有普通人的悔改）</w:t>
-      </w:r>
-    </w:p>
-    <w:p>
-      <w:pPr>
-        <w:rPr>
-          <w:rFonts w:cstheme="minorHAnsi"/>
-          <w:sz w:val="20"/>
-          <w:szCs w:val="20"/>
-        </w:rPr>
-      </w:pPr>
-    </w:p>
-    <w:p>
-      <w:pPr>
-        <w:rPr>
-          <w:rFonts w:cstheme="minorHAnsi"/>
-          <w:sz w:val="20"/>
-          <w:szCs w:val="20"/>
-        </w:rPr>
-      </w:pPr>
-      <w:r>
-        <w:rPr>
-          <w:rFonts w:cstheme="minorHAnsi"/>
-          <w:sz w:val="20"/>
-          <w:szCs w:val="20"/>
-        </w:rPr>
-        <w:t>1</w:t>
-      </w:r>
-      <w:r>
-        <w:rPr>
-          <w:rFonts w:cstheme="minorHAnsi"/>
-          <w:sz w:val="20"/>
-          <w:szCs w:val="20"/>
-        </w:rPr>
-        <w:t>:0</w:t>
-      </w:r>
-      <w:r>
-        <w:rPr>
-          <w:rFonts w:cstheme="minorHAnsi"/>
-          <w:sz w:val="20"/>
-          <w:szCs w:val="20"/>
-        </w:rPr>
-        <w:t>1</w:t>
-      </w:r>
-      <w:r>
-        <w:rPr>
-          <w:rFonts w:cstheme="minorHAnsi"/>
-          <w:sz w:val="20"/>
-          <w:szCs w:val="20"/>
-        </w:rPr>
-        <w:t>/</w:t>
-      </w:r>
-      <w:r>
-        <w:rPr>
-          <w:rFonts w:cstheme="minorHAnsi"/>
-          <w:sz w:val="20"/>
-          <w:szCs w:val="20"/>
-        </w:rPr>
-        <w:t>37:36</w:t>
-      </w:r>
-    </w:p>
-    <w:p>
-      <w:pPr>
-        <w:rPr>
-          <w:rFonts w:cstheme="minorHAnsi"/>
-          <w:sz w:val="20"/>
-          <w:szCs w:val="20"/>
-        </w:rPr>
-      </w:pPr>
-      <w:r>
-        <w:rPr>
-          <w:rFonts w:cstheme="minorHAnsi"/>
-          <w:noProof/>
-          <w:sz w:val="20"/>
-          <w:szCs w:val="20"/>
-        </w:rPr>
-        <w:drawing>
-          <wp:inline distT="0" distB="0" distL="0" distR="0" wp14:anchorId="0787BD87" wp14:editId="7D7E8B4D">
-            <wp:extent cx="525145" cy="648709"/>
-            <wp:effectExtent l="0" t="0" r="8255" b="0"/>
-            <wp:docPr id="1270687970" name="Picture 1"/>
-            <wp:cNvGraphicFramePr>
-              <a:graphicFrameLocks xmlns:a="http://schemas.openxmlformats.org/drawingml/2006/main" noChangeAspect="1"/>
-            </wp:cNvGraphicFramePr>
-            <a:graphic xmlns:a="http://schemas.openxmlformats.org/drawingml/2006/main">
-              <a:graphicData uri="http://schemas.openxmlformats.org/drawingml/2006/picture">
-                <pic:pic xmlns:pic="http://schemas.openxmlformats.org/drawingml/2006/picture">
-                  <pic:nvPicPr>
-                    <pic:cNvPr id="1432833218" name=""/>
-                    <pic:cNvPicPr/>
-                  </pic:nvPicPr>
-                  <pic:blipFill>
-                    <a:blip r:embed="rId15"/>
-                    <a:stretch>
-                      <a:fillRect/>
-                    </a:stretch>
-                  </pic:blipFill>
-                  <pic:spPr>
-                    <a:xfrm>
-                      <a:off x="0" y="0"/>
-                      <a:ext cx="527355" cy="651439"/>
-                    </a:xfrm>
-                    <a:prstGeom prst="rect">
-                      <a:avLst/>
-                    </a:prstGeom>
-                  </pic:spPr>
-                </pic:pic>
-              </a:graphicData>
-            </a:graphic>
-          </wp:inline>
-        </w:drawing>
-      </w:r>
-      <w:r>
-        <w:rPr>
-          <w:rFonts w:cstheme="minorHAnsi"/>
-          <w:sz w:val="20"/>
-          <w:szCs w:val="20"/>
-        </w:rPr>
-        <w:t xml:space="preserve">  </w:t>
-      </w:r>
-      <w:r>
-        <w:rPr>
-          <w:rFonts w:cstheme="minorHAnsi"/>
-          <w:noProof/>
-          <w:sz w:val="20"/>
-          <w:szCs w:val="20"/>
-        </w:rPr>
-        <w:drawing>
-          <wp:inline distT="0" distB="0" distL="0" distR="0" wp14:anchorId="7AB31011" wp14:editId="427C4932">
-            <wp:extent cx="2228850" cy="676341"/>
-            <wp:effectExtent l="0" t="0" r="0" b="9525"/>
-            <wp:docPr id="615483504" name="Picture 1"/>
-            <wp:cNvGraphicFramePr>
-              <a:graphicFrameLocks xmlns:a="http://schemas.openxmlformats.org/drawingml/2006/main" noChangeAspect="1"/>
-            </wp:cNvGraphicFramePr>
-            <a:graphic xmlns:a="http://schemas.openxmlformats.org/drawingml/2006/main">
-              <a:graphicData uri="http://schemas.openxmlformats.org/drawingml/2006/picture">
-                <pic:pic xmlns:pic="http://schemas.openxmlformats.org/drawingml/2006/picture">
-                  <pic:nvPicPr>
-                    <pic:cNvPr id="782197689" name=""/>
-                    <pic:cNvPicPr/>
-                  </pic:nvPicPr>
-                  <pic:blipFill>
-                    <a:blip r:embed="rId16"/>
-                    <a:stretch>
-                      <a:fillRect/>
-                    </a:stretch>
-                  </pic:blipFill>
-                  <pic:spPr>
-                    <a:xfrm>
-                      <a:off x="0" y="0"/>
-                      <a:ext cx="2235076" cy="678230"/>
-                    </a:xfrm>
-                    <a:prstGeom prst="rect">
-                      <a:avLst/>
-                    </a:prstGeom>
-                  </pic:spPr>
-                </pic:pic>
-              </a:graphicData>
-            </a:graphic>
-          </wp:inline>
-        </w:drawing>
-      </w:r>
-    </w:p>
-    <w:p>
-      <w:pPr>
-        <w:rPr>
-          <w:rFonts w:cstheme="minorHAnsi"/>
-          <w:sz w:val="20"/>
-          <w:szCs w:val="20"/>
-        </w:rPr>
-      </w:pPr>
-      <w:r>
-        <w:rPr>
-          <w:rFonts w:cstheme="minorHAnsi"/>
-          <w:sz w:val="20"/>
-          <w:szCs w:val="20"/>
-        </w:rPr>
-        <w:t>Phil EuBank, Lead Pastor</w:t>
-      </w:r>
-    </w:p>
-    <w:p>
-      <w:pPr>
-        <w:rPr>
-          <w:rFonts w:cstheme="minorHAnsi"/>
-          <w:sz w:val="20"/>
-          <w:szCs w:val="20"/>
-        </w:rPr>
-      </w:pPr>
-    </w:p>
-    <w:p>
-      <w:pPr>
-        <w:rPr>
-          <w:rFonts w:cstheme="minorHAnsi"/>
-          <w:sz w:val="20"/>
-          <w:szCs w:val="20"/>
-        </w:rPr>
-      </w:pPr>
-      <w:r>
-        <w:rPr>
-          <w:rFonts w:cstheme="minorHAnsi"/>
-          <w:sz w:val="20"/>
-          <w:szCs w:val="20"/>
-        </w:rPr>
         <w:t>Last week, we talked</w:t>
       </w:r>
       <w:r>
@@ -1433,39 +1055,7 @@
           <w:sz w:val="20"/>
           <w:szCs w:val="20"/>
         </w:rPr>
-        <w:t>4</w:t>
-      </w:r>
-      <w:r>
-        <w:rPr>
-          <w:rFonts w:cstheme="minorHAnsi"/>
-          <w:sz w:val="20"/>
-          <w:szCs w:val="20"/>
-        </w:rPr>
-        <w:t>:</w:t>
-      </w:r>
-      <w:r>
-        <w:rPr>
-          <w:rFonts w:cstheme="minorHAnsi"/>
-          <w:sz w:val="20"/>
-          <w:szCs w:val="20"/>
-        </w:rPr>
-        <w:t>18</w:t>
-      </w:r>
-      <w:r>
-        <w:rPr>
-          <w:rFonts w:cstheme="minorHAnsi"/>
-          <w:sz w:val="20"/>
-          <w:szCs w:val="20"/>
-        </w:rPr>
-        <w:t>/</w:t>
-      </w:r>
-      <w:r>
-        <w:rPr>
-          <w:rFonts w:cstheme="minorHAnsi"/>
-          <w:sz w:val="20"/>
-          <w:szCs w:val="20"/>
-        </w:rPr>
-        <w:t>37:36</w:t>
+        <w:t>4:18/37:36</w:t>
       </w:r>
     </w:p>
     <w:p>
@@ -1533,15 +1123,7 @@
           <w:sz w:val="20"/>
           <w:szCs w:val="20"/>
         </w:rPr>
-        <w:t>:</w:t>
-      </w:r>
-      <w:r>
-        <w:rPr>
-          <w:rFonts w:cstheme="minorHAnsi"/>
-          <w:sz w:val="20"/>
-          <w:szCs w:val="20"/>
-        </w:rPr>
-        <w:t>1</w:t>
+        <w:t>:1</w:t>
       </w:r>
       <w:r>
         <w:rPr>
@@ -1557,15 +1139,7 @@
           <w:sz w:val="20"/>
           <w:szCs w:val="20"/>
         </w:rPr>
-        <w:t>/</w:t>
-      </w:r>
-      <w:r>
-        <w:rPr>
-          <w:rFonts w:cstheme="minorHAnsi"/>
-          <w:sz w:val="20"/>
-          <w:szCs w:val="20"/>
-        </w:rPr>
-        <w:t>37:36</w:t>
+        <w:t>/37:36</w:t>
       </w:r>
     </w:p>
     <w:p>
@@ -1599,7 +1173,7 @@
                     <pic:cNvPicPr/>
                   </pic:nvPicPr>
                   <pic:blipFill>
-                    <a:blip r:embed="rId20"/>
+                    <a:blip r:embed="rId19"/>
                     <a:stretch>
                       <a:fillRect/>
                     </a:stretch>
@@ -1677,39 +1251,7 @@
           <w:sz w:val="20"/>
           <w:szCs w:val="20"/>
         </w:rPr>
-        <w:t>6</w:t>
-      </w:r>
-      <w:r>
-        <w:rPr>
-          <w:rFonts w:cstheme="minorHAnsi"/>
-          <w:sz w:val="20"/>
-          <w:szCs w:val="20"/>
-        </w:rPr>
-        <w:t>:</w:t>
-      </w:r>
-      <w:r>
-        <w:rPr>
-          <w:rFonts w:cstheme="minorHAnsi"/>
-          <w:sz w:val="20"/>
-          <w:szCs w:val="20"/>
-        </w:rPr>
-        <w:t>23</w:t>
-      </w:r>
-      <w:r>
-        <w:rPr>
-          <w:rFonts w:cstheme="minorHAnsi"/>
-          <w:sz w:val="20"/>
-          <w:szCs w:val="20"/>
-        </w:rPr>
-        <w:t>/</w:t>
-      </w:r>
-      <w:r>
-        <w:rPr>
-          <w:rFonts w:cstheme="minorHAnsi"/>
-          <w:sz w:val="20"/>
-          <w:szCs w:val="20"/>
-        </w:rPr>
-        <w:t>37:36</w:t>
+        <w:t>6:23/37:36</w:t>
       </w:r>
     </w:p>
     <w:p>
@@ -1736,7 +1278,6 @@
           <w:sz w:val="20"/>
           <w:szCs w:val="20"/>
         </w:rPr>
-        <w:lastRenderedPageBreak/>
         <w:drawing>
           <wp:inline distT="0" distB="0" distL="0" distR="0" wp14:anchorId="76BFCF71" wp14:editId="7D7112A6">
             <wp:extent cx="2038350" cy="2913754"/>
@@ -1753,7 +1294,7 @@
                     <pic:cNvPicPr/>
                   </pic:nvPicPr>
                   <pic:blipFill>
-                    <a:blip r:embed="rId21"/>
+                    <a:blip r:embed="rId20"/>
                     <a:stretch>
                       <a:fillRect/>
                     </a:stretch>
@@ -1785,8 +1326,6 @@
       <w:r>
         <w:rPr>
           <w:rFonts w:cstheme="minorHAnsi"/>
-          <w:b/>
-          <w:bCs/>
           <w:sz w:val="20"/>
           <w:szCs w:val="20"/>
         </w:rPr>
@@ -1804,8 +1343,6 @@
       <w:r>
         <w:rPr>
           <w:rFonts w:cstheme="minorHAnsi"/>
-          <w:b/>
-          <w:bCs/>
           <w:sz w:val="20"/>
           <w:szCs w:val="20"/>
         </w:rPr>
@@ -1823,8 +1360,6 @@
       <w:r>
         <w:rPr>
           <w:rFonts w:cstheme="minorHAnsi"/>
-          <w:b/>
-          <w:bCs/>
           <w:sz w:val="20"/>
           <w:szCs w:val="20"/>
         </w:rPr>
@@ -1897,39 +1432,7 @@
           <w:sz w:val="20"/>
           <w:szCs w:val="20"/>
         </w:rPr>
-        <w:t>7</w:t>
-      </w:r>
-      <w:r>
-        <w:rPr>
-          <w:rFonts w:cstheme="minorHAnsi"/>
-          <w:sz w:val="20"/>
-          <w:szCs w:val="20"/>
-        </w:rPr>
-        <w:t>:</w:t>
-      </w:r>
-      <w:r>
-        <w:rPr>
-          <w:rFonts w:cstheme="minorHAnsi"/>
-          <w:sz w:val="20"/>
-          <w:szCs w:val="20"/>
-        </w:rPr>
-        <w:t>27</w:t>
-      </w:r>
-      <w:r>
-        <w:rPr>
-          <w:rFonts w:cstheme="minorHAnsi"/>
-          <w:sz w:val="20"/>
-          <w:szCs w:val="20"/>
-        </w:rPr>
-        <w:t>/</w:t>
-      </w:r>
-      <w:r>
-        <w:rPr>
-          <w:rFonts w:cstheme="minorHAnsi"/>
-          <w:sz w:val="20"/>
-          <w:szCs w:val="20"/>
-        </w:rPr>
-        <w:t>37:36</w:t>
+        <w:t>7:27/37:36</w:t>
       </w:r>
     </w:p>
     <w:p>
@@ -1963,7 +1466,7 @@
                     <pic:cNvPicPr/>
                   </pic:nvPicPr>
                   <pic:blipFill>
-                    <a:blip r:embed="rId22"/>
+                    <a:blip r:embed="rId21"/>
                     <a:stretch>
                       <a:fillRect/>
                     </a:stretch>
@@ -2074,39 +1577,7 @@
           <w:sz w:val="20"/>
           <w:szCs w:val="20"/>
         </w:rPr>
-        <w:t>7</w:t>
-      </w:r>
-      <w:r>
-        <w:rPr>
-          <w:rFonts w:cstheme="minorHAnsi"/>
-          <w:sz w:val="20"/>
-          <w:szCs w:val="20"/>
-        </w:rPr>
-        <w:t>:</w:t>
-      </w:r>
-      <w:r>
-        <w:rPr>
-          <w:rFonts w:cstheme="minorHAnsi"/>
-          <w:sz w:val="20"/>
-          <w:szCs w:val="20"/>
-        </w:rPr>
-        <w:t>50</w:t>
-      </w:r>
-      <w:r>
-        <w:rPr>
-          <w:rFonts w:cstheme="minorHAnsi"/>
-          <w:sz w:val="20"/>
-          <w:szCs w:val="20"/>
-        </w:rPr>
-        <w:t>/</w:t>
-      </w:r>
-      <w:r>
-        <w:rPr>
-          <w:rFonts w:cstheme="minorHAnsi"/>
-          <w:sz w:val="20"/>
-          <w:szCs w:val="20"/>
-        </w:rPr>
-        <w:t>37:36</w:t>
+        <w:t>7:50/37:36</w:t>
       </w:r>
     </w:p>
     <w:p>
@@ -2140,7 +1611,7 @@
                     <pic:cNvPicPr/>
                   </pic:nvPicPr>
                   <pic:blipFill>
-                    <a:blip r:embed="rId23"/>
+                    <a:blip r:embed="rId22"/>
                     <a:stretch>
                       <a:fillRect/>
                     </a:stretch>
@@ -2284,40 +1755,7 @@
           <w:sz w:val="20"/>
           <w:szCs w:val="20"/>
         </w:rPr>
-        <w:lastRenderedPageBreak/>
-        <w:t>8</w:t>
-      </w:r>
-      <w:r>
-        <w:rPr>
-          <w:rFonts w:cstheme="minorHAnsi"/>
-          <w:sz w:val="20"/>
-          <w:szCs w:val="20"/>
-        </w:rPr>
-        <w:t>:</w:t>
-      </w:r>
-      <w:r>
-        <w:rPr>
-          <w:rFonts w:cstheme="minorHAnsi"/>
-          <w:sz w:val="20"/>
-          <w:szCs w:val="20"/>
-        </w:rPr>
-        <w:t>41</w:t>
-      </w:r>
-      <w:r>
-        <w:rPr>
-          <w:rFonts w:cstheme="minorHAnsi"/>
-          <w:sz w:val="20"/>
-          <w:szCs w:val="20"/>
-        </w:rPr>
-        <w:t>/</w:t>
-      </w:r>
-      <w:r>
-        <w:rPr>
-          <w:rFonts w:cstheme="minorHAnsi"/>
-          <w:sz w:val="20"/>
-          <w:szCs w:val="20"/>
-        </w:rPr>
-        <w:t>37:36</w:t>
+        <w:t>8:41/37:36</w:t>
       </w:r>
     </w:p>
     <w:p>
@@ -2351,7 +1789,7 @@
                     <pic:cNvPicPr/>
                   </pic:nvPicPr>
                   <pic:blipFill>
-                    <a:blip r:embed="rId24"/>
+                    <a:blip r:embed="rId23"/>
                     <a:stretch>
                       <a:fillRect/>
                     </a:stretch>
@@ -2399,8 +1837,6 @@
       <w:r>
         <w:rPr>
           <w:rFonts w:cstheme="minorHAnsi"/>
-          <w:b/>
-          <w:bCs/>
           <w:sz w:val="20"/>
           <w:szCs w:val="20"/>
         </w:rPr>
@@ -2490,39 +1926,7 @@
           <w:sz w:val="20"/>
           <w:szCs w:val="20"/>
         </w:rPr>
-        <w:t>9</w:t>
-      </w:r>
-      <w:r>
-        <w:rPr>
-          <w:rFonts w:cstheme="minorHAnsi"/>
-          <w:sz w:val="20"/>
-          <w:szCs w:val="20"/>
-        </w:rPr>
-        <w:t>:</w:t>
-      </w:r>
-      <w:r>
-        <w:rPr>
-          <w:rFonts w:cstheme="minorHAnsi"/>
-          <w:sz w:val="20"/>
-          <w:szCs w:val="20"/>
-        </w:rPr>
-        <w:t>48</w:t>
-      </w:r>
-      <w:r>
-        <w:rPr>
-          <w:rFonts w:cstheme="minorHAnsi"/>
-          <w:sz w:val="20"/>
-          <w:szCs w:val="20"/>
-        </w:rPr>
-        <w:t>/</w:t>
-      </w:r>
-      <w:r>
-        <w:rPr>
-          <w:rFonts w:cstheme="minorHAnsi"/>
-          <w:sz w:val="20"/>
-          <w:szCs w:val="20"/>
-        </w:rPr>
-        <w:t>37:36</w:t>
+        <w:t>9:48/37:36</w:t>
       </w:r>
     </w:p>
     <w:p>
@@ -2556,7 +1960,7 @@
                     <pic:cNvPicPr/>
                   </pic:nvPicPr>
                   <pic:blipFill>
-                    <a:blip r:embed="rId25"/>
+                    <a:blip r:embed="rId24"/>
                     <a:stretch>
                       <a:fillRect/>
                     </a:stretch>
@@ -2591,6 +1995,7 @@
           <w:sz w:val="20"/>
           <w:szCs w:val="20"/>
         </w:rPr>
+        <w:lastRenderedPageBreak/>
         <w:t>What is the time gap between sin (mess up) and repentance (confess up)?</w:t>
       </w:r>
     </w:p>
@@ -2701,39 +2106,7 @@
           <w:sz w:val="20"/>
           <w:szCs w:val="20"/>
         </w:rPr>
-        <w:t>11</w:t>
-      </w:r>
-      <w:r>
-        <w:rPr>
-          <w:rFonts w:cstheme="minorHAnsi"/>
-          <w:sz w:val="20"/>
-          <w:szCs w:val="20"/>
-        </w:rPr>
-        <w:t>:</w:t>
-      </w:r>
-      <w:r>
-        <w:rPr>
-          <w:rFonts w:cstheme="minorHAnsi"/>
-          <w:sz w:val="20"/>
-          <w:szCs w:val="20"/>
-        </w:rPr>
-        <w:t>24</w:t>
-      </w:r>
-      <w:r>
-        <w:rPr>
-          <w:rFonts w:cstheme="minorHAnsi"/>
-          <w:sz w:val="20"/>
-          <w:szCs w:val="20"/>
-        </w:rPr>
-        <w:t>/</w:t>
-      </w:r>
-      <w:r>
-        <w:rPr>
-          <w:rFonts w:cstheme="minorHAnsi"/>
-          <w:sz w:val="20"/>
-          <w:szCs w:val="20"/>
-        </w:rPr>
-        <w:t>37:36</w:t>
+        <w:t>11:24/37:36</w:t>
       </w:r>
     </w:p>
     <w:p>
@@ -2776,7 +2149,7 @@
                     <pic:cNvPicPr/>
                   </pic:nvPicPr>
                   <pic:blipFill>
-                    <a:blip r:embed="rId26"/>
+                    <a:blip r:embed="rId25"/>
                     <a:stretch>
                       <a:fillRect/>
                     </a:stretch>
@@ -2817,13 +2190,112 @@
       <w:r>
         <w:rPr>
           <w:rFonts w:cstheme="minorHAnsi"/>
-          <w:b/>
-          <w:bCs/>
-          <w:sz w:val="20"/>
-          <w:szCs w:val="20"/>
-        </w:rPr>
-        <w:lastRenderedPageBreak/>
-        <w:t>Romans 2:1-4</w:t>
+          <w:sz w:val="20"/>
+          <w:szCs w:val="20"/>
+        </w:rPr>
+        <w:t>Romans 2:1-4.</w:t>
+      </w:r>
+    </w:p>
+    <w:p>
+      <w:pPr>
+        <w:rPr>
+          <w:rFonts w:cstheme="minorHAnsi"/>
+          <w:sz w:val="20"/>
+          <w:szCs w:val="20"/>
+        </w:rPr>
+      </w:pPr>
+      <w:r>
+        <w:rPr>
+          <w:rFonts w:cstheme="minorHAnsi"/>
+          <w:sz w:val="20"/>
+          <w:szCs w:val="20"/>
+        </w:rPr>
+        <w:t>Therefore, you have no excuse, O man, every one of you who judges. For in passing judgment on another you condemn yourself, because you, the judge, practice the very same things. We know that the judgment of God rightly falls on those who practice such things.</w:t>
+      </w:r>
+    </w:p>
+    <w:p>
+      <w:pPr>
+        <w:rPr>
+          <w:rFonts w:cstheme="minorHAnsi"/>
+          <w:sz w:val="20"/>
+          <w:szCs w:val="20"/>
+        </w:rPr>
+      </w:pPr>
+    </w:p>
+    <w:p>
+      <w:pPr>
+        <w:rPr>
+          <w:rFonts w:cstheme="minorHAnsi"/>
+          <w:sz w:val="20"/>
+          <w:szCs w:val="20"/>
+        </w:rPr>
+      </w:pPr>
+      <w:r>
+        <w:rPr>
+          <w:rFonts w:cstheme="minorHAnsi"/>
+          <w:sz w:val="20"/>
+          <w:szCs w:val="20"/>
+        </w:rPr>
+        <w:t>Core Message:</w:t>
+      </w:r>
+      <w:r>
+        <w:rPr>
+          <w:rFonts w:cstheme="minorHAnsi"/>
+          <w:sz w:val="20"/>
+          <w:szCs w:val="20"/>
+        </w:rPr>
+        <w:br/>
+        <w:t>The text warns against judging other people. It explains that when you judge someone else, you condemn yourself because you are doing the exact same wrong things. It reminds us that God's judgment is fair and right.</w:t>
+      </w:r>
+    </w:p>
+    <w:p>
+      <w:pPr>
+        <w:rPr>
+          <w:rFonts w:cstheme="minorHAnsi"/>
+          <w:sz w:val="20"/>
+          <w:szCs w:val="20"/>
+        </w:rPr>
+      </w:pPr>
+    </w:p>
+    <w:p>
+      <w:pPr>
+        <w:rPr>
+          <w:rFonts w:cstheme="minorHAnsi"/>
+          <w:sz w:val="20"/>
+          <w:szCs w:val="20"/>
+        </w:rPr>
+      </w:pPr>
+      <w:r>
+        <w:rPr>
+          <w:rFonts w:cstheme="minorHAnsi"/>
+          <w:sz w:val="20"/>
+          <w:szCs w:val="20"/>
+        </w:rPr>
+        <w:t>Only God can judge people.</w:t>
+      </w:r>
+      <w:r>
+        <w:rPr>
+          <w:rFonts w:cstheme="minorHAnsi"/>
+          <w:sz w:val="20"/>
+          <w:szCs w:val="20"/>
+        </w:rPr>
+        <w:t xml:space="preserve"> Every one of us has sin. We</w:t>
+      </w:r>
+      <w:r>
+        <w:rPr>
+          <w:rFonts w:cstheme="minorHAnsi"/>
+          <w:sz w:val="20"/>
+          <w:szCs w:val="20"/>
+        </w:rPr>
+        <w:t xml:space="preserve"> cannot judge</w:t>
+      </w:r>
+      <w:r>
+        <w:rPr>
+          <w:rFonts w:cstheme="minorHAnsi"/>
+          <w:sz w:val="20"/>
+          <w:szCs w:val="20"/>
+        </w:rPr>
+        <w:t xml:space="preserve"> other people</w:t>
       </w:r>
       <w:r>
         <w:rPr>
@@ -2842,218 +2314,22 @@
           <w:szCs w:val="20"/>
         </w:rPr>
       </w:pPr>
-      <w:r>
-        <w:rPr>
-          <w:rFonts w:cstheme="minorHAnsi"/>
-          <w:sz w:val="20"/>
-          <w:szCs w:val="20"/>
-        </w:rPr>
-        <w:t>Therefore</w:t>
-      </w:r>
-      <w:r>
-        <w:rPr>
-          <w:rFonts w:cstheme="minorHAnsi"/>
-          <w:sz w:val="20"/>
-          <w:szCs w:val="20"/>
-        </w:rPr>
-        <w:t>,</w:t>
-      </w:r>
-      <w:r>
-        <w:rPr>
-          <w:rFonts w:cstheme="minorHAnsi"/>
-          <w:sz w:val="20"/>
-          <w:szCs w:val="20"/>
-        </w:rPr>
-        <w:t xml:space="preserve"> you have no excuse, O man, every one of you who judges. For in passing judgment on another you condemn yourself, because you, the judge, practice the very same things. We know that the judgment of God rightly falls on those who practice such things.</w:t>
-      </w:r>
-    </w:p>
-    <w:p>
-      <w:pPr>
-        <w:rPr>
-          <w:rFonts w:cstheme="minorHAnsi"/>
-          <w:sz w:val="20"/>
-          <w:szCs w:val="20"/>
-        </w:rPr>
-      </w:pPr>
-    </w:p>
-    <w:p>
-      <w:pPr>
-        <w:rPr>
-          <w:rFonts w:cstheme="minorHAnsi"/>
-          <w:sz w:val="20"/>
-          <w:szCs w:val="20"/>
-        </w:rPr>
-      </w:pPr>
-      <w:r>
-        <w:rPr>
-          <w:rFonts w:cstheme="minorHAnsi"/>
-          <w:b/>
-          <w:bCs/>
-          <w:sz w:val="20"/>
-          <w:szCs w:val="20"/>
-        </w:rPr>
-        <w:t>Core Message:</w:t>
-      </w:r>
-      <w:r>
-        <w:rPr>
-          <w:rFonts w:cstheme="minorHAnsi"/>
-          <w:sz w:val="20"/>
-          <w:szCs w:val="20"/>
-        </w:rPr>
-        <w:br/>
-        <w:t xml:space="preserve">The text warns against </w:t>
-      </w:r>
-      <w:r>
-        <w:rPr>
-          <w:rFonts w:cstheme="minorHAnsi"/>
-          <w:b/>
-          <w:bCs/>
-          <w:sz w:val="20"/>
-          <w:szCs w:val="20"/>
-        </w:rPr>
-        <w:t>judging other people</w:t>
-      </w:r>
-      <w:r>
-        <w:rPr>
-          <w:rFonts w:cstheme="minorHAnsi"/>
-          <w:sz w:val="20"/>
-          <w:szCs w:val="20"/>
-        </w:rPr>
-        <w:t xml:space="preserve">. It explains that when you judge someone else, you condemn yourself because you are doing the exact same wrong things. It reminds us that </w:t>
-      </w:r>
-      <w:r>
-        <w:rPr>
-          <w:rFonts w:cstheme="minorHAnsi"/>
-          <w:b/>
-          <w:bCs/>
-          <w:sz w:val="20"/>
-          <w:szCs w:val="20"/>
-        </w:rPr>
-        <w:t>God's judgment is fair and right</w:t>
-      </w:r>
-      <w:r>
-        <w:rPr>
-          <w:rFonts w:cstheme="minorHAnsi"/>
-          <w:sz w:val="20"/>
-          <w:szCs w:val="20"/>
-        </w:rPr>
-        <w:t>.</w:t>
-      </w:r>
-    </w:p>
-    <w:p>
-      <w:pPr>
-        <w:rPr>
-          <w:rFonts w:cstheme="minorHAnsi"/>
-          <w:sz w:val="20"/>
-          <w:szCs w:val="20"/>
-        </w:rPr>
-      </w:pPr>
-    </w:p>
-    <w:p>
-      <w:pPr>
-        <w:rPr>
-          <w:rFonts w:cstheme="minorHAnsi"/>
-          <w:sz w:val="20"/>
-          <w:szCs w:val="20"/>
-        </w:rPr>
-      </w:pPr>
-      <w:r>
-        <w:rPr>
-          <w:rFonts w:cstheme="minorHAnsi"/>
-          <w:sz w:val="20"/>
-          <w:szCs w:val="20"/>
-        </w:rPr>
-        <w:t>Only God can judge people.</w:t>
-      </w:r>
-      <w:r>
-        <w:rPr>
-          <w:rFonts w:cstheme="minorHAnsi"/>
-          <w:sz w:val="20"/>
-          <w:szCs w:val="20"/>
-        </w:rPr>
-        <w:t xml:space="preserve"> Every one of us has sin. We</w:t>
-      </w:r>
-      <w:r>
-        <w:rPr>
-          <w:rFonts w:cstheme="minorHAnsi"/>
-          <w:sz w:val="20"/>
-          <w:szCs w:val="20"/>
-        </w:rPr>
-        <w:t xml:space="preserve"> cannot judge</w:t>
-      </w:r>
-      <w:r>
-        <w:rPr>
-          <w:rFonts w:cstheme="minorHAnsi"/>
-          <w:sz w:val="20"/>
-          <w:szCs w:val="20"/>
-        </w:rPr>
-        <w:t xml:space="preserve"> other people</w:t>
-      </w:r>
-      <w:r>
-        <w:rPr>
-          <w:rFonts w:cstheme="minorHAnsi"/>
-          <w:sz w:val="20"/>
-          <w:szCs w:val="20"/>
-        </w:rPr>
-        <w:t>.</w:t>
-      </w:r>
-    </w:p>
-    <w:p>
-      <w:pPr>
-        <w:rPr>
-          <w:rFonts w:cstheme="minorHAnsi"/>
-          <w:sz w:val="20"/>
-          <w:szCs w:val="20"/>
-        </w:rPr>
-      </w:pPr>
-    </w:p>
-    <w:p>
-      <w:pPr>
-        <w:rPr>
-          <w:rFonts w:cstheme="minorHAnsi"/>
-          <w:sz w:val="20"/>
-          <w:szCs w:val="20"/>
-        </w:rPr>
-      </w:pPr>
-      <w:r>
-        <w:rPr>
-          <w:rFonts w:cstheme="minorHAnsi"/>
-          <w:sz w:val="20"/>
-          <w:szCs w:val="20"/>
-        </w:rPr>
-        <w:t>15</w:t>
-      </w:r>
-      <w:r>
-        <w:rPr>
-          <w:rFonts w:cstheme="minorHAnsi"/>
-          <w:sz w:val="20"/>
-          <w:szCs w:val="20"/>
-        </w:rPr>
-        <w:t>:</w:t>
-      </w:r>
-      <w:r>
-        <w:rPr>
-          <w:rFonts w:cstheme="minorHAnsi"/>
-          <w:sz w:val="20"/>
-          <w:szCs w:val="20"/>
-        </w:rPr>
-        <w:t>54</w:t>
-      </w:r>
-      <w:r>
-        <w:rPr>
-          <w:rFonts w:cstheme="minorHAnsi"/>
-          <w:sz w:val="20"/>
-          <w:szCs w:val="20"/>
-        </w:rPr>
-        <w:t>/</w:t>
-      </w:r>
-      <w:r>
-        <w:rPr>
-          <w:rFonts w:cstheme="minorHAnsi"/>
-          <w:sz w:val="20"/>
-          <w:szCs w:val="20"/>
-        </w:rPr>
-        <w:t>37:36</w:t>
+    </w:p>
+    <w:p>
+      <w:pPr>
+        <w:rPr>
+          <w:rFonts w:cstheme="minorHAnsi"/>
+          <w:sz w:val="20"/>
+          <w:szCs w:val="20"/>
+        </w:rPr>
+      </w:pPr>
+      <w:r>
+        <w:rPr>
+          <w:rFonts w:cstheme="minorHAnsi"/>
+          <w:sz w:val="20"/>
+          <w:szCs w:val="20"/>
+        </w:rPr>
+        <w:t>15:54/37:36</w:t>
       </w:r>
     </w:p>
     <w:p>
@@ -3087,7 +2363,7 @@
                     <pic:cNvPicPr/>
                   </pic:nvPicPr>
                   <pic:blipFill>
-                    <a:blip r:embed="rId27"/>
+                    <a:blip r:embed="rId26"/>
                     <a:stretch>
                       <a:fillRect/>
                     </a:stretch>
@@ -3139,52 +2415,33 @@
           <w:sz w:val="20"/>
           <w:szCs w:val="20"/>
         </w:rPr>
-        <w:t xml:space="preserve">"Or do you presume on the riches of his kindness and forbearance and patience, not knowing that </w:t>
-      </w:r>
-      <w:r>
-        <w:rPr>
-          <w:rFonts w:cstheme="minorHAnsi"/>
-          <w:b/>
-          <w:bCs/>
-          <w:sz w:val="20"/>
-          <w:szCs w:val="20"/>
-        </w:rPr>
-        <w:t>God's kindness is meant to lead you to repentance</w:t>
-      </w:r>
-      <w:r>
-        <w:rPr>
-          <w:rFonts w:cstheme="minorHAnsi"/>
-          <w:sz w:val="20"/>
-          <w:szCs w:val="20"/>
-        </w:rPr>
-        <w:t>?"</w:t>
-      </w:r>
-    </w:p>
-    <w:p>
-      <w:pPr>
-        <w:rPr>
-          <w:rFonts w:cstheme="minorHAnsi"/>
-          <w:sz w:val="20"/>
-          <w:szCs w:val="20"/>
-        </w:rPr>
-      </w:pPr>
-    </w:p>
-    <w:p>
-      <w:pPr>
-        <w:rPr>
-          <w:rFonts w:cstheme="minorHAnsi"/>
-          <w:sz w:val="20"/>
-          <w:szCs w:val="20"/>
-        </w:rPr>
-      </w:pPr>
-      <w:r>
-        <w:rPr>
-          <w:rFonts w:cstheme="minorHAnsi"/>
-          <w:b/>
-          <w:bCs/>
-          <w:sz w:val="20"/>
-          <w:szCs w:val="20"/>
-        </w:rPr>
+        <w:t>"Or do you presume on the riches of his kindness and forbearance and patience, not knowing that God's kindness is meant to lead you to repentance?"</w:t>
+      </w:r>
+    </w:p>
+    <w:p>
+      <w:pPr>
+        <w:rPr>
+          <w:rFonts w:cstheme="minorHAnsi"/>
+          <w:sz w:val="20"/>
+          <w:szCs w:val="20"/>
+        </w:rPr>
+      </w:pPr>
+    </w:p>
+    <w:p>
+      <w:pPr>
+        <w:rPr>
+          <w:rFonts w:cstheme="minorHAnsi"/>
+          <w:sz w:val="20"/>
+          <w:szCs w:val="20"/>
+        </w:rPr>
+      </w:pPr>
+      <w:r>
+        <w:rPr>
+          <w:rFonts w:cstheme="minorHAnsi"/>
+          <w:sz w:val="20"/>
+          <w:szCs w:val="20"/>
+        </w:rPr>
+        <w:lastRenderedPageBreak/>
         <w:t>Core Meaning:</w:t>
       </w:r>
       <w:r>
@@ -3194,25 +2451,7 @@
           <w:szCs w:val="20"/>
         </w:rPr>
         <w:br/>
-        <w:t xml:space="preserve">This diagram shows that </w:t>
-      </w:r>
-      <w:r>
-        <w:rPr>
-          <w:rFonts w:cstheme="minorHAnsi"/>
-          <w:b/>
-          <w:bCs/>
-          <w:sz w:val="20"/>
-          <w:szCs w:val="20"/>
-        </w:rPr>
-        <w:t>God's kindness</w:t>
-      </w:r>
-      <w:r>
-        <w:rPr>
-          <w:rFonts w:cstheme="minorHAnsi"/>
-          <w:sz w:val="20"/>
-          <w:szCs w:val="20"/>
-        </w:rPr>
-        <w:t xml:space="preserve"> fills the space between human wrongdoings (Sin) and turning back to God (Repentance). It means God uses His patience and love to help people change their hearts.</w:t>
+        <w:t>This diagram shows that God's kindness fills the space between human wrongdoings (Sin) and turning back to God (Repentance). It means God uses His patience and love to help people change their hearts.</w:t>
       </w:r>
     </w:p>
     <w:p>
@@ -3256,20 +2495,10 @@
       <w:r>
         <w:rPr>
           <w:rFonts w:cstheme="minorHAnsi"/>
-          <w:b/>
-          <w:bCs/>
-          <w:sz w:val="20"/>
-          <w:szCs w:val="20"/>
-        </w:rPr>
-        <w:t>No Immediate Punishment:</w:t>
-      </w:r>
-      <w:r>
-        <w:rPr>
-          <w:rFonts w:cstheme="minorHAnsi"/>
-          <w:sz w:val="20"/>
-          <w:szCs w:val="20"/>
-        </w:rPr>
-        <w:t xml:space="preserve"> When a person makes a mistake or does something wrong, God does not punish them instantly.</w:t>
+          <w:sz w:val="20"/>
+          <w:szCs w:val="20"/>
+        </w:rPr>
+        <w:t>No Immediate Punishment: When a person makes a mistake or does something wrong, God does not punish them instantly.</w:t>
       </w:r>
     </w:p>
     <w:p>
@@ -3287,20 +2516,10 @@
       <w:r>
         <w:rPr>
           <w:rFonts w:cstheme="minorHAnsi"/>
-          <w:b/>
-          <w:bCs/>
-          <w:sz w:val="20"/>
-          <w:szCs w:val="20"/>
-        </w:rPr>
-        <w:t>A Space for Safety:</w:t>
-      </w:r>
-      <w:r>
-        <w:rPr>
-          <w:rFonts w:cstheme="minorHAnsi"/>
-          <w:sz w:val="20"/>
-          <w:szCs w:val="20"/>
-        </w:rPr>
-        <w:t xml:space="preserve"> Instead of anger, God offers a safe period of time filled with grace, patience, and love.</w:t>
+          <w:sz w:val="20"/>
+          <w:szCs w:val="20"/>
+        </w:rPr>
+        <w:t>A Space for Safety: Instead of anger, God offers a safe period of time filled with grace, patience, and love.</w:t>
       </w:r>
     </w:p>
     <w:p>
@@ -3318,20 +2537,10 @@
       <w:r>
         <w:rPr>
           <w:rFonts w:cstheme="minorHAnsi"/>
-          <w:b/>
-          <w:bCs/>
-          <w:sz w:val="20"/>
-          <w:szCs w:val="20"/>
-        </w:rPr>
-        <w:t>An Invitation to Change:</w:t>
-      </w:r>
-      <w:r>
-        <w:rPr>
-          <w:rFonts w:cstheme="minorHAnsi"/>
-          <w:sz w:val="20"/>
-          <w:szCs w:val="20"/>
-        </w:rPr>
-        <w:t xml:space="preserve"> God uses this calm space to gently show the person a better way, helping them recognize their mistake and willingly turn their life around (repentance).</w:t>
+          <w:sz w:val="20"/>
+          <w:szCs w:val="20"/>
+        </w:rPr>
+        <w:t>An Invitation to Change: God uses this calm space to gently show the person a better way, helping them recognize their mistake and willingly turn their life around (repentance).</w:t>
       </w:r>
     </w:p>
     <w:p>
@@ -3407,39 +2616,7 @@
           <w:sz w:val="20"/>
           <w:szCs w:val="20"/>
         </w:rPr>
-        <w:t>16</w:t>
-      </w:r>
-      <w:r>
-        <w:rPr>
-          <w:rFonts w:cstheme="minorHAnsi"/>
-          <w:sz w:val="20"/>
-          <w:szCs w:val="20"/>
-        </w:rPr>
-        <w:t>:</w:t>
-      </w:r>
-      <w:r>
-        <w:rPr>
-          <w:rFonts w:cstheme="minorHAnsi"/>
-          <w:sz w:val="20"/>
-          <w:szCs w:val="20"/>
-        </w:rPr>
-        <w:t>51</w:t>
-      </w:r>
-      <w:r>
-        <w:rPr>
-          <w:rFonts w:cstheme="minorHAnsi"/>
-          <w:sz w:val="20"/>
-          <w:szCs w:val="20"/>
-        </w:rPr>
-        <w:t>/</w:t>
-      </w:r>
-      <w:r>
-        <w:rPr>
-          <w:rFonts w:cstheme="minorHAnsi"/>
-          <w:sz w:val="20"/>
-          <w:szCs w:val="20"/>
-        </w:rPr>
-        <w:t>37:36</w:t>
+        <w:t>16:51/37:36</w:t>
       </w:r>
     </w:p>
     <w:p>
@@ -3473,7 +2650,7 @@
                     <pic:cNvPicPr/>
                   </pic:nvPicPr>
                   <pic:blipFill>
-                    <a:blip r:embed="rId28"/>
+                    <a:blip r:embed="rId27"/>
                     <a:stretch>
                       <a:fillRect/>
                     </a:stretch>
@@ -3535,123 +2712,80 @@
       <w:r>
         <w:rPr>
           <w:rFonts w:cstheme="minorHAnsi"/>
-          <w:b/>
-          <w:bCs/>
-          <w:sz w:val="20"/>
-          <w:szCs w:val="20"/>
-        </w:rPr>
-        <w:lastRenderedPageBreak/>
-        <w:t>General or common grace:</w:t>
-      </w:r>
-      <w:r>
-        <w:rPr>
-          <w:rFonts w:cstheme="minorHAnsi"/>
-          <w:sz w:val="20"/>
-          <w:szCs w:val="20"/>
-        </w:rPr>
-        <w:t xml:space="preserve"> This is God's goodness given to </w:t>
-      </w:r>
-      <w:r>
-        <w:rPr>
-          <w:rFonts w:cstheme="minorHAnsi"/>
-          <w:b/>
-          <w:bCs/>
-          <w:sz w:val="20"/>
-          <w:szCs w:val="20"/>
-        </w:rPr>
-        <w:t>everyone on Earth</w:t>
-      </w:r>
-      <w:r>
-        <w:rPr>
-          <w:rFonts w:cstheme="minorHAnsi"/>
-          <w:sz w:val="20"/>
-          <w:szCs w:val="20"/>
-        </w:rPr>
-        <w:t>, whether they believe in Him or not. Examples include the sun rising, rain watering the crops, food to eat, and the beauty of nature.</w:t>
-      </w:r>
-    </w:p>
-    <w:p>
-      <w:pPr>
-        <w:rPr>
-          <w:rFonts w:cstheme="minorHAnsi"/>
-          <w:sz w:val="20"/>
-          <w:szCs w:val="20"/>
-        </w:rPr>
-      </w:pPr>
-    </w:p>
-    <w:p>
-      <w:pPr>
-        <w:rPr>
-          <w:rFonts w:cstheme="minorHAnsi"/>
-          <w:sz w:val="20"/>
-          <w:szCs w:val="20"/>
-        </w:rPr>
-      </w:pPr>
-      <w:r>
-        <w:rPr>
-          <w:rFonts w:cstheme="minorHAnsi"/>
-          <w:sz w:val="20"/>
-          <w:szCs w:val="20"/>
-        </w:rPr>
-        <w:t>We are swimming in an ocean of kindness all the time in God’s kindness to everyone of us.</w:t>
-      </w:r>
-    </w:p>
-    <w:p>
-      <w:pPr>
-        <w:rPr>
-          <w:rFonts w:cstheme="minorHAnsi"/>
-          <w:sz w:val="20"/>
-          <w:szCs w:val="20"/>
-        </w:rPr>
-      </w:pPr>
-    </w:p>
-    <w:p>
-      <w:pPr>
-        <w:rPr>
-          <w:rFonts w:cstheme="minorHAnsi"/>
-          <w:sz w:val="20"/>
-          <w:szCs w:val="20"/>
-        </w:rPr>
-      </w:pPr>
-      <w:r>
-        <w:rPr>
-          <w:rFonts w:cstheme="minorHAnsi"/>
-          <w:sz w:val="20"/>
-          <w:szCs w:val="20"/>
-        </w:rPr>
-        <w:t>17</w:t>
-      </w:r>
-      <w:r>
-        <w:rPr>
-          <w:rFonts w:cstheme="minorHAnsi"/>
-          <w:sz w:val="20"/>
-          <w:szCs w:val="20"/>
-        </w:rPr>
-        <w:t>:</w:t>
-      </w:r>
-      <w:r>
-        <w:rPr>
-          <w:rFonts w:cstheme="minorHAnsi"/>
-          <w:sz w:val="20"/>
-          <w:szCs w:val="20"/>
-        </w:rPr>
-        <w:t>46</w:t>
-      </w:r>
-      <w:r>
-        <w:rPr>
-          <w:rFonts w:cstheme="minorHAnsi"/>
-          <w:sz w:val="20"/>
-          <w:szCs w:val="20"/>
-        </w:rPr>
-        <w:t>/</w:t>
-      </w:r>
-      <w:r>
-        <w:rPr>
-          <w:rFonts w:cstheme="minorHAnsi"/>
-          <w:sz w:val="20"/>
-          <w:szCs w:val="20"/>
-        </w:rPr>
-        <w:t>37:36</w:t>
+          <w:sz w:val="20"/>
+          <w:szCs w:val="20"/>
+        </w:rPr>
+        <w:t>General or common grace: This is God's goodness given to everyone on Earth, whether they believe in Him or not. Examples include the sun rising, rain watering the crops, food to eat, and the beauty of nature.</w:t>
+      </w:r>
+    </w:p>
+    <w:p>
+      <w:pPr>
+        <w:rPr>
+          <w:rFonts w:cstheme="minorHAnsi"/>
+          <w:sz w:val="20"/>
+          <w:szCs w:val="20"/>
+        </w:rPr>
+      </w:pPr>
+    </w:p>
+    <w:p>
+      <w:pPr>
+        <w:rPr>
+          <w:rFonts w:cstheme="minorHAnsi"/>
+          <w:sz w:val="20"/>
+          <w:szCs w:val="20"/>
+        </w:rPr>
+      </w:pPr>
+      <w:r>
+        <w:rPr>
+          <w:rFonts w:cstheme="minorHAnsi"/>
+          <w:sz w:val="20"/>
+          <w:szCs w:val="20"/>
+        </w:rPr>
+        <w:t xml:space="preserve">We are swimming in an ocean of kindness all the time in God’s kindness to </w:t>
+      </w:r>
+      <w:proofErr w:type="spellStart"/>
+      <w:r>
+        <w:rPr>
+          <w:rFonts w:cstheme="minorHAnsi"/>
+          <w:sz w:val="20"/>
+          <w:szCs w:val="20"/>
+        </w:rPr>
+        <w:t>everyone</w:t>
+      </w:r>
+      <w:proofErr w:type="spellEnd"/>
+      <w:r>
+        <w:rPr>
+          <w:rFonts w:cstheme="minorHAnsi"/>
+          <w:sz w:val="20"/>
+          <w:szCs w:val="20"/>
+        </w:rPr>
+        <w:t xml:space="preserve"> of us.</w:t>
+      </w:r>
+    </w:p>
+    <w:p>
+      <w:pPr>
+        <w:rPr>
+          <w:rFonts w:cstheme="minorHAnsi"/>
+          <w:sz w:val="20"/>
+          <w:szCs w:val="20"/>
+        </w:rPr>
+      </w:pPr>
+    </w:p>
+    <w:p>
+      <w:pPr>
+        <w:rPr>
+          <w:rFonts w:cstheme="minorHAnsi"/>
+          <w:sz w:val="20"/>
+          <w:szCs w:val="20"/>
+        </w:rPr>
+      </w:pPr>
+      <w:r>
+        <w:rPr>
+          <w:rFonts w:cstheme="minorHAnsi"/>
+          <w:sz w:val="20"/>
+          <w:szCs w:val="20"/>
+        </w:rPr>
+        <w:t>17:46/37:36</w:t>
       </w:r>
     </w:p>
     <w:p>
@@ -3685,7 +2819,7 @@
                     <pic:cNvPicPr/>
                   </pic:nvPicPr>
                   <pic:blipFill>
-                    <a:blip r:embed="rId29"/>
+                    <a:blip r:embed="rId28"/>
                     <a:stretch>
                       <a:fillRect/>
                     </a:stretch>
@@ -3736,17 +2870,13 @@
       <w:pPr>
         <w:rPr>
           <w:rFonts w:cstheme="minorHAnsi"/>
-          <w:b/>
-          <w:bCs/>
-          <w:sz w:val="20"/>
-          <w:szCs w:val="20"/>
-        </w:rPr>
-      </w:pPr>
-      <w:r>
-        <w:rPr>
-          <w:rFonts w:cstheme="minorHAnsi"/>
-          <w:b/>
-          <w:bCs/>
+          <w:sz w:val="20"/>
+          <w:szCs w:val="20"/>
+        </w:rPr>
+      </w:pPr>
+      <w:r>
+        <w:rPr>
+          <w:rFonts w:cstheme="minorHAnsi"/>
           <w:sz w:val="20"/>
           <w:szCs w:val="20"/>
         </w:rPr>
@@ -3768,38 +2898,11 @@
       <w:r>
         <w:rPr>
           <w:rFonts w:cstheme="minorHAnsi"/>
-          <w:b/>
-          <w:bCs/>
-          <w:sz w:val="20"/>
-          <w:szCs w:val="20"/>
-        </w:rPr>
-        <w:t>General or common grace:</w:t>
-      </w:r>
-      <w:r>
-        <w:rPr>
-          <w:rFonts w:cstheme="minorHAnsi"/>
-          <w:sz w:val="20"/>
-          <w:szCs w:val="20"/>
-        </w:rPr>
-        <w:t xml:space="preserve"> This is God's goodness given to </w:t>
-      </w:r>
-      <w:r>
-        <w:rPr>
-          <w:rFonts w:cstheme="minorHAnsi"/>
-          <w:b/>
-          <w:bCs/>
-          <w:sz w:val="20"/>
-          <w:szCs w:val="20"/>
-        </w:rPr>
-        <w:t>everyone on Earth</w:t>
-      </w:r>
-      <w:r>
-        <w:rPr>
-          <w:rFonts w:cstheme="minorHAnsi"/>
-          <w:sz w:val="20"/>
-          <w:szCs w:val="20"/>
-        </w:rPr>
-        <w:t>, whether they believe in Him or not. Examples include the sun rising, rain watering the crops, food to eat, and the beauty of nature.</w:t>
+          <w:sz w:val="20"/>
+          <w:szCs w:val="20"/>
+        </w:rPr>
+        <w:lastRenderedPageBreak/>
+        <w:t>General or common grace: This is God's goodness given to everyone on Earth, whether they believe in Him or not. Examples include the sun rising, rain watering the crops, food to eat, and the beauty of nature.</w:t>
       </w:r>
     </w:p>
     <w:p>
@@ -3817,28 +2920,14 @@
       <w:r>
         <w:rPr>
           <w:rFonts w:cstheme="minorHAnsi"/>
-          <w:b/>
-          <w:bCs/>
-          <w:sz w:val="20"/>
-          <w:szCs w:val="20"/>
-        </w:rPr>
-        <w:t>Prevenient grace</w:t>
-      </w:r>
-      <w:r>
-        <w:rPr>
-          <w:rFonts w:cstheme="minorHAnsi"/>
-          <w:b/>
-          <w:bCs/>
-          <w:sz w:val="20"/>
-          <w:szCs w:val="20"/>
-        </w:rPr>
-        <w:t xml:space="preserve"> (</w:t>
-      </w:r>
-      <w:r>
-        <w:rPr>
-          <w:rFonts w:cstheme="minorHAnsi"/>
-          <w:b/>
-          <w:bCs/>
+          <w:sz w:val="20"/>
+          <w:szCs w:val="20"/>
+        </w:rPr>
+        <w:t>Prevenient grace (</w:t>
+      </w:r>
+      <w:r>
+        <w:rPr>
+          <w:rFonts w:cstheme="minorHAnsi"/>
           <w:sz w:val="20"/>
           <w:szCs w:val="20"/>
         </w:rPr>
@@ -3847,48 +2936,10 @@
       <w:r>
         <w:rPr>
           <w:rFonts w:cstheme="minorHAnsi"/>
-          <w:b/>
-          <w:bCs/>
-          <w:sz w:val="20"/>
-          <w:szCs w:val="20"/>
-        </w:rPr>
-        <w:t>)</w:t>
-      </w:r>
-      <w:r>
-        <w:rPr>
-          <w:rFonts w:cstheme="minorHAnsi"/>
-          <w:b/>
-          <w:bCs/>
-          <w:sz w:val="20"/>
-          <w:szCs w:val="20"/>
-        </w:rPr>
-        <w:t>:</w:t>
-      </w:r>
-      <w:r>
-        <w:rPr>
-          <w:rFonts w:cstheme="minorHAnsi"/>
-          <w:sz w:val="20"/>
-          <w:szCs w:val="20"/>
-        </w:rPr>
-        <w:t xml:space="preserve"> This is a special kindness that </w:t>
-      </w:r>
-      <w:r>
-        <w:rPr>
-          <w:rFonts w:cstheme="minorHAnsi"/>
-          <w:b/>
-          <w:bCs/>
-          <w:sz w:val="20"/>
-          <w:szCs w:val="20"/>
-        </w:rPr>
-        <w:t>comes before a person decides to follow God</w:t>
-      </w:r>
-      <w:r>
-        <w:rPr>
-          <w:rFonts w:cstheme="minorHAnsi"/>
-          <w:sz w:val="20"/>
-          <w:szCs w:val="20"/>
-        </w:rPr>
-        <w:t>. "Prevenient" means "to come before." It is God working quietly in a person's heart, pulling them closer and helping them want to change (repent) before they even make a conscious choice to believe.</w:t>
+          <w:sz w:val="20"/>
+          <w:szCs w:val="20"/>
+        </w:rPr>
+        <w:t>): This is a special kindness that comes before a person decides to follow God. "Prevenient" means "to come before." It is God working quietly in a person's heart, pulling them closer and helping them want to change (repent) before they even make a conscious choice to believe.</w:t>
       </w:r>
     </w:p>
     <w:p>
@@ -3906,98 +2957,44 @@
       <w:r>
         <w:rPr>
           <w:rFonts w:cstheme="minorHAnsi"/>
-          <w:b/>
-          <w:bCs/>
-          <w:sz w:val="20"/>
-          <w:szCs w:val="20"/>
-        </w:rPr>
-        <w:t>Prevenient</w:t>
-      </w:r>
-      <w:r>
-        <w:rPr>
-          <w:rFonts w:cstheme="minorHAnsi"/>
-          <w:sz w:val="20"/>
-          <w:szCs w:val="20"/>
-        </w:rPr>
-        <w:t xml:space="preserve"> </w:t>
-      </w:r>
-      <w:r>
-        <w:rPr>
-          <w:rFonts w:cstheme="minorHAnsi"/>
-          <w:sz w:val="20"/>
-          <w:szCs w:val="20"/>
-        </w:rPr>
-        <w:t>這個英文單字源自拉丁文，意思是「</w:t>
-      </w:r>
-      <w:r>
-        <w:rPr>
-          <w:rFonts w:cstheme="minorHAnsi"/>
-          <w:b/>
-          <w:bCs/>
-          <w:sz w:val="20"/>
-          <w:szCs w:val="20"/>
-        </w:rPr>
-        <w:t>先走一步</w:t>
-      </w:r>
-      <w:r>
-        <w:rPr>
-          <w:rFonts w:cstheme="minorHAnsi"/>
-          <w:sz w:val="20"/>
-          <w:szCs w:val="20"/>
-        </w:rPr>
-        <w:t>」或「</w:t>
-      </w:r>
-      <w:r>
-        <w:rPr>
-          <w:rFonts w:cstheme="minorHAnsi"/>
-          <w:b/>
-          <w:bCs/>
-          <w:sz w:val="20"/>
-          <w:szCs w:val="20"/>
-        </w:rPr>
-        <w:t>走在最前面</w:t>
-      </w:r>
-      <w:r>
-        <w:rPr>
-          <w:rFonts w:cstheme="minorHAnsi"/>
-          <w:sz w:val="20"/>
-          <w:szCs w:val="20"/>
-        </w:rPr>
-        <w:t>」</w:t>
-      </w:r>
-    </w:p>
-    <w:p>
-      <w:pPr>
-        <w:rPr>
-          <w:rFonts w:cstheme="minorHAnsi"/>
-          <w:sz w:val="20"/>
-          <w:szCs w:val="20"/>
-        </w:rPr>
-      </w:pPr>
-    </w:p>
-    <w:p>
-      <w:pPr>
-        <w:rPr>
-          <w:rFonts w:cstheme="minorHAnsi"/>
-          <w:sz w:val="20"/>
-          <w:szCs w:val="20"/>
-        </w:rPr>
-      </w:pPr>
-      <w:r>
-        <w:rPr>
-          <w:rFonts w:cstheme="minorHAnsi"/>
-          <w:sz w:val="20"/>
-          <w:szCs w:val="20"/>
-        </w:rPr>
-        <w:t>20</w:t>
-      </w:r>
-      <w:r>
-        <w:rPr>
-          <w:rFonts w:cstheme="minorHAnsi"/>
-          <w:sz w:val="20"/>
-          <w:szCs w:val="20"/>
-        </w:rPr>
-        <w:t>:</w:t>
+          <w:sz w:val="20"/>
+          <w:szCs w:val="20"/>
+        </w:rPr>
+        <w:t xml:space="preserve">Prevenient </w:t>
+      </w:r>
+      <w:r>
+        <w:rPr>
+          <w:rFonts w:cstheme="minorHAnsi"/>
+          <w:sz w:val="20"/>
+          <w:szCs w:val="20"/>
+        </w:rPr>
+        <w:t>這個英文單字源自拉丁文，意思是「先走一步」或「走在最前面」</w:t>
+      </w:r>
+    </w:p>
+    <w:p>
+      <w:pPr>
+        <w:rPr>
+          <w:rFonts w:cstheme="minorHAnsi"/>
+          <w:sz w:val="20"/>
+          <w:szCs w:val="20"/>
+        </w:rPr>
+      </w:pPr>
+    </w:p>
+    <w:p>
+      <w:pPr>
+        <w:rPr>
+          <w:rFonts w:cstheme="minorHAnsi"/>
+          <w:sz w:val="20"/>
+          <w:szCs w:val="20"/>
+        </w:rPr>
+      </w:pPr>
+      <w:r>
+        <w:rPr>
+          <w:rFonts w:cstheme="minorHAnsi"/>
+          <w:sz w:val="20"/>
+          <w:szCs w:val="20"/>
+        </w:rPr>
+        <w:t>20:</w:t>
       </w:r>
       <w:r>
         <w:rPr>
@@ -4013,15 +3010,7 @@
           <w:sz w:val="20"/>
           <w:szCs w:val="20"/>
         </w:rPr>
-        <w:t>/</w:t>
-      </w:r>
-      <w:r>
-        <w:rPr>
-          <w:rFonts w:cstheme="minorHAnsi"/>
-          <w:sz w:val="20"/>
-          <w:szCs w:val="20"/>
-        </w:rPr>
-        <w:t>37:36</w:t>
+        <w:t>/37:36</w:t>
       </w:r>
     </w:p>
     <w:p>
@@ -4086,8 +3075,6 @@
       <w:pPr>
         <w:rPr>
           <w:rFonts w:cstheme="minorHAnsi"/>
-          <w:b/>
-          <w:bCs/>
           <w:sz w:val="20"/>
           <w:szCs w:val="20"/>
         </w:rPr>
@@ -4115,7 +3102,7 @@
                     <pic:cNvPicPr/>
                   </pic:nvPicPr>
                   <pic:blipFill>
-                    <a:blip r:embed="rId30"/>
+                    <a:blip r:embed="rId29"/>
                     <a:stretch>
                       <a:fillRect/>
                     </a:stretch>
@@ -4141,23 +3128,11 @@
           <w:sz w:val="20"/>
           <w:szCs w:val="20"/>
         </w:rPr>
-        <w:t>Fear will change you for now, but kindness will change you for good.</w:t>
-      </w:r>
-      <w:r>
-        <w:rPr>
-          <w:rFonts w:cstheme="minorHAnsi"/>
-          <w:b/>
-          <w:bCs/>
-          <w:sz w:val="20"/>
-          <w:szCs w:val="20"/>
-        </w:rPr>
-        <w:t>(</w:t>
-      </w:r>
-      <w:r>
-        <w:rPr>
-          <w:rFonts w:cstheme="minorHAnsi"/>
-          <w:b/>
-          <w:bCs/>
+        <w:t>Fear will change you for now, but kindness will change you for good.(</w:t>
+      </w:r>
+      <w:r>
+        <w:rPr>
+          <w:rFonts w:cstheme="minorHAnsi"/>
           <w:sz w:val="20"/>
           <w:szCs w:val="20"/>
         </w:rPr>
@@ -4166,8 +3141,6 @@
       <w:r>
         <w:rPr>
           <w:rFonts w:cstheme="minorHAnsi"/>
-          <w:b/>
-          <w:bCs/>
           <w:sz w:val="20"/>
           <w:szCs w:val="20"/>
         </w:rPr>
@@ -4223,39 +3196,7 @@
           <w:sz w:val="20"/>
           <w:szCs w:val="20"/>
         </w:rPr>
-        <w:t>21</w:t>
-      </w:r>
-      <w:r>
-        <w:rPr>
-          <w:rFonts w:cstheme="minorHAnsi"/>
-          <w:sz w:val="20"/>
-          <w:szCs w:val="20"/>
-        </w:rPr>
-        <w:t>:</w:t>
-      </w:r>
-      <w:r>
-        <w:rPr>
-          <w:rFonts w:cstheme="minorHAnsi"/>
-          <w:sz w:val="20"/>
-          <w:szCs w:val="20"/>
-        </w:rPr>
-        <w:t>28</w:t>
-      </w:r>
-      <w:r>
-        <w:rPr>
-          <w:rFonts w:cstheme="minorHAnsi"/>
-          <w:sz w:val="20"/>
-          <w:szCs w:val="20"/>
-        </w:rPr>
-        <w:t>/</w:t>
-      </w:r>
-      <w:r>
-        <w:rPr>
-          <w:rFonts w:cstheme="minorHAnsi"/>
-          <w:sz w:val="20"/>
-          <w:szCs w:val="20"/>
-        </w:rPr>
-        <w:t>37:36</w:t>
+        <w:t>21:28/37:36</w:t>
       </w:r>
     </w:p>
     <w:p>
@@ -4298,7 +3239,7 @@
                     <pic:cNvPicPr/>
                   </pic:nvPicPr>
                   <pic:blipFill>
-                    <a:blip r:embed="rId31"/>
+                    <a:blip r:embed="rId30"/>
                     <a:stretch>
                       <a:fillRect/>
                     </a:stretch>
@@ -4332,21 +3273,16 @@
       <w:pPr>
         <w:rPr>
           <w:rFonts w:cstheme="minorHAnsi"/>
-          <w:b/>
-          <w:bCs/>
-          <w:sz w:val="20"/>
-          <w:szCs w:val="20"/>
-        </w:rPr>
-      </w:pPr>
-      <w:r>
-        <w:rPr>
-          <w:rFonts w:cstheme="minorHAnsi"/>
-          <w:b/>
-          <w:bCs/>
-          <w:sz w:val="20"/>
-          <w:szCs w:val="20"/>
-        </w:rPr>
-        <w:lastRenderedPageBreak/>
+          <w:sz w:val="20"/>
+          <w:szCs w:val="20"/>
+        </w:rPr>
+      </w:pPr>
+      <w:r>
+        <w:rPr>
+          <w:rFonts w:cstheme="minorHAnsi"/>
+          <w:sz w:val="20"/>
+          <w:szCs w:val="20"/>
+        </w:rPr>
         <w:t>John 18:15-18</w:t>
       </w:r>
     </w:p>
@@ -4361,138 +3297,32 @@
       <w:r>
         <w:rPr>
           <w:rFonts w:cstheme="minorHAnsi"/>
-          <w:b/>
-          <w:bCs/>
-          <w:sz w:val="20"/>
-          <w:szCs w:val="20"/>
-        </w:rPr>
-        <w:t>15</w:t>
-      </w:r>
-      <w:r>
-        <w:rPr>
-          <w:rFonts w:cstheme="minorHAnsi"/>
-          <w:sz w:val="20"/>
-          <w:szCs w:val="20"/>
-        </w:rPr>
-        <w:t xml:space="preserve"> Simon Peter followed Jesus, and so did another disciple. Since that disciple was known to the high priest, he entered with Jesus into the courtyard of the high priest, </w:t>
-      </w:r>
-      <w:r>
-        <w:rPr>
-          <w:rFonts w:cstheme="minorHAnsi"/>
-          <w:b/>
-          <w:bCs/>
-          <w:sz w:val="20"/>
-          <w:szCs w:val="20"/>
-        </w:rPr>
-        <w:t>16</w:t>
-      </w:r>
-      <w:r>
-        <w:rPr>
-          <w:rFonts w:cstheme="minorHAnsi"/>
-          <w:sz w:val="20"/>
-          <w:szCs w:val="20"/>
-        </w:rPr>
-        <w:t xml:space="preserve"> but Peter stood outside at the door. So the other disciple, who was known to the high priest, went out and spoke to the servant girl who kept watch at the door, and brought Peter in. </w:t>
-      </w:r>
-      <w:r>
-        <w:rPr>
-          <w:rFonts w:cstheme="minorHAnsi"/>
-          <w:b/>
-          <w:bCs/>
-          <w:sz w:val="20"/>
-          <w:szCs w:val="20"/>
-        </w:rPr>
-        <w:t>17</w:t>
-      </w:r>
-      <w:r>
-        <w:rPr>
-          <w:rFonts w:cstheme="minorHAnsi"/>
-          <w:sz w:val="20"/>
-          <w:szCs w:val="20"/>
-        </w:rPr>
-        <w:t xml:space="preserve"> The servant girl at the door said to Peter, </w:t>
-      </w:r>
-      <w:r>
-        <w:rPr>
-          <w:rFonts w:cstheme="minorHAnsi"/>
-          <w:b/>
-          <w:bCs/>
-          <w:sz w:val="20"/>
-          <w:szCs w:val="20"/>
-        </w:rPr>
-        <w:t>“You also are not one of this man's disciples, are you?”</w:t>
-      </w:r>
-      <w:r>
-        <w:rPr>
-          <w:rFonts w:cstheme="minorHAnsi"/>
-          <w:sz w:val="20"/>
-          <w:szCs w:val="20"/>
-        </w:rPr>
-        <w:t xml:space="preserve"> He said, </w:t>
-      </w:r>
-      <w:r>
-        <w:rPr>
-          <w:rFonts w:cstheme="minorHAnsi"/>
-          <w:b/>
-          <w:bCs/>
-          <w:sz w:val="20"/>
-          <w:szCs w:val="20"/>
-        </w:rPr>
-        <w:t>“I am not.”</w:t>
-      </w:r>
-      <w:r>
-        <w:rPr>
-          <w:rFonts w:cstheme="minorHAnsi"/>
-          <w:sz w:val="20"/>
-          <w:szCs w:val="20"/>
-        </w:rPr>
-        <w:t xml:space="preserve"> </w:t>
-      </w:r>
-      <w:r>
-        <w:rPr>
-          <w:rFonts w:cstheme="minorHAnsi"/>
-          <w:b/>
-          <w:bCs/>
-          <w:sz w:val="20"/>
-          <w:szCs w:val="20"/>
-        </w:rPr>
-        <w:t>18</w:t>
-      </w:r>
-      <w:r>
-        <w:rPr>
-          <w:rFonts w:cstheme="minorHAnsi"/>
-          <w:sz w:val="20"/>
-          <w:szCs w:val="20"/>
-        </w:rPr>
-        <w:t xml:space="preserve"> Now the servants and officers had made a charcoal fire, because it was cold, and they were standing and warming themselves. Peter also was with them, standing and warming himself.</w:t>
-      </w:r>
-    </w:p>
-    <w:p>
-      <w:pPr>
-        <w:rPr>
-          <w:rFonts w:cstheme="minorHAnsi"/>
-          <w:b/>
-          <w:bCs/>
-          <w:sz w:val="20"/>
-          <w:szCs w:val="20"/>
-        </w:rPr>
-      </w:pPr>
-    </w:p>
-    <w:p>
-      <w:pPr>
-        <w:rPr>
-          <w:rFonts w:cstheme="minorHAnsi"/>
-          <w:b/>
-          <w:bCs/>
-          <w:sz w:val="20"/>
-          <w:szCs w:val="20"/>
-        </w:rPr>
-      </w:pPr>
-      <w:r>
-        <w:rPr>
-          <w:rFonts w:cstheme="minorHAnsi"/>
-          <w:b/>
-          <w:bCs/>
+          <w:sz w:val="20"/>
+          <w:szCs w:val="20"/>
+        </w:rPr>
+        <w:t>15 Simon Peter followed Jesus, and so did another disciple. Since that disciple was known to the high priest, he entered with Jesus into the courtyard of the high priest, 16 but Peter stood outside at the door. So the other disciple, who was known to the high priest, went out and spoke to the servant girl who kept watch at the door, and brought Peter in. 17 The servant girl at the door said to Peter, “You also are not one of this man's disciples, are you?” He said, “I am not.” 18 Now the servants and officers had made a charcoal fire, because it was cold, and they were standing and warming themselves. Peter also was with them, standing and warming himself.</w:t>
+      </w:r>
+    </w:p>
+    <w:p>
+      <w:pPr>
+        <w:rPr>
+          <w:rFonts w:cstheme="minorHAnsi"/>
+          <w:sz w:val="20"/>
+          <w:szCs w:val="20"/>
+        </w:rPr>
+      </w:pPr>
+    </w:p>
+    <w:p>
+      <w:pPr>
+        <w:rPr>
+          <w:rFonts w:cstheme="minorHAnsi"/>
+          <w:sz w:val="20"/>
+          <w:szCs w:val="20"/>
+        </w:rPr>
+      </w:pPr>
+      <w:r>
+        <w:rPr>
+          <w:rFonts w:cstheme="minorHAnsi"/>
           <w:sz w:val="20"/>
           <w:szCs w:val="20"/>
         </w:rPr>
@@ -4510,172 +3340,36 @@
       <w:r>
         <w:rPr>
           <w:rFonts w:cstheme="minorHAnsi"/>
-          <w:b/>
-          <w:bCs/>
-          <w:sz w:val="20"/>
-          <w:szCs w:val="20"/>
-        </w:rPr>
-        <w:t>25</w:t>
-      </w:r>
-      <w:r>
-        <w:rPr>
-          <w:rFonts w:cstheme="minorHAnsi"/>
-          <w:sz w:val="20"/>
-          <w:szCs w:val="20"/>
-        </w:rPr>
-        <w:t xml:space="preserve"> Now Simon Peter was standing and warming himself. So they said to him, </w:t>
-      </w:r>
-      <w:r>
-        <w:rPr>
-          <w:rFonts w:cstheme="minorHAnsi"/>
-          <w:b/>
-          <w:bCs/>
-          <w:sz w:val="20"/>
-          <w:szCs w:val="20"/>
-        </w:rPr>
-        <w:t>“You also are not one of his disciples, are you?”</w:t>
-      </w:r>
-      <w:r>
-        <w:rPr>
-          <w:rFonts w:cstheme="minorHAnsi"/>
-          <w:sz w:val="20"/>
-          <w:szCs w:val="20"/>
-        </w:rPr>
-        <w:t xml:space="preserve"> He denied it and said, </w:t>
-      </w:r>
-      <w:r>
-        <w:rPr>
-          <w:rFonts w:cstheme="minorHAnsi"/>
-          <w:b/>
-          <w:bCs/>
-          <w:sz w:val="20"/>
-          <w:szCs w:val="20"/>
-        </w:rPr>
-        <w:t>“I am not.”</w:t>
-      </w:r>
-      <w:r>
-        <w:rPr>
-          <w:rFonts w:cstheme="minorHAnsi"/>
-          <w:sz w:val="20"/>
-          <w:szCs w:val="20"/>
-        </w:rPr>
-        <w:t xml:space="preserve"> </w:t>
-      </w:r>
-      <w:r>
-        <w:rPr>
-          <w:rFonts w:cstheme="minorHAnsi"/>
-          <w:b/>
-          <w:bCs/>
-          <w:sz w:val="20"/>
-          <w:szCs w:val="20"/>
-        </w:rPr>
-        <w:t>26</w:t>
-      </w:r>
-      <w:r>
-        <w:rPr>
-          <w:rFonts w:cstheme="minorHAnsi"/>
-          <w:sz w:val="20"/>
-          <w:szCs w:val="20"/>
-        </w:rPr>
-        <w:t xml:space="preserve"> One of the servants of the high priest, a relative of the man whose ear Peter had cut off, asked, </w:t>
-      </w:r>
-      <w:r>
-        <w:rPr>
-          <w:rFonts w:cstheme="minorHAnsi"/>
-          <w:b/>
-          <w:bCs/>
-          <w:sz w:val="20"/>
-          <w:szCs w:val="20"/>
-        </w:rPr>
-        <w:t>“Did I not see you in the garden with him?”</w:t>
-      </w:r>
-      <w:r>
-        <w:rPr>
-          <w:rFonts w:cstheme="minorHAnsi"/>
-          <w:sz w:val="20"/>
-          <w:szCs w:val="20"/>
-        </w:rPr>
-        <w:t xml:space="preserve"> </w:t>
-      </w:r>
-      <w:r>
-        <w:rPr>
-          <w:rFonts w:cstheme="minorHAnsi"/>
-          <w:b/>
-          <w:bCs/>
-          <w:sz w:val="20"/>
-          <w:szCs w:val="20"/>
-        </w:rPr>
-        <w:t>27</w:t>
-      </w:r>
-      <w:r>
-        <w:rPr>
-          <w:rFonts w:cstheme="minorHAnsi"/>
-          <w:sz w:val="20"/>
-          <w:szCs w:val="20"/>
-        </w:rPr>
-        <w:t xml:space="preserve"> Peter again denied it, and at once </w:t>
-      </w:r>
-      <w:r>
-        <w:rPr>
-          <w:rFonts w:cstheme="minorHAnsi"/>
-          <w:b/>
-          <w:bCs/>
-          <w:sz w:val="20"/>
-          <w:szCs w:val="20"/>
-        </w:rPr>
-        <w:t>a rooster crowed</w:t>
-      </w:r>
-      <w:r>
-        <w:rPr>
-          <w:rFonts w:cstheme="minorHAnsi"/>
-          <w:sz w:val="20"/>
-          <w:szCs w:val="20"/>
-        </w:rPr>
-        <w:t>.</w:t>
-      </w:r>
-    </w:p>
-    <w:p>
-      <w:pPr>
-        <w:rPr>
-          <w:rFonts w:cstheme="minorHAnsi"/>
-          <w:sz w:val="20"/>
-          <w:szCs w:val="20"/>
-        </w:rPr>
-      </w:pPr>
-    </w:p>
-    <w:p>
-      <w:pPr>
-        <w:rPr>
-          <w:rFonts w:cstheme="minorHAnsi"/>
-          <w:sz w:val="20"/>
-          <w:szCs w:val="20"/>
-        </w:rPr>
-      </w:pPr>
-      <w:r>
-        <w:rPr>
-          <w:rFonts w:cstheme="minorHAnsi"/>
-          <w:sz w:val="20"/>
-          <w:szCs w:val="20"/>
-        </w:rPr>
-        <w:t xml:space="preserve">The </w:t>
-      </w:r>
-      <w:r>
-        <w:rPr>
-          <w:rFonts w:cstheme="minorHAnsi"/>
-          <w:b/>
-          <w:bCs/>
-          <w:sz w:val="20"/>
-          <w:szCs w:val="20"/>
-        </w:rPr>
-        <w:t>main point of John 18:15-18</w:t>
-      </w:r>
-      <w:r>
-        <w:rPr>
-          <w:rFonts w:cstheme="minorHAnsi"/>
-          <w:sz w:val="20"/>
-          <w:szCs w:val="20"/>
-        </w:rPr>
-        <w:t xml:space="preserve"> is to show how the pressure of fear quickly causes a person to compromise their loyalty.</w:t>
+          <w:sz w:val="20"/>
+          <w:szCs w:val="20"/>
+        </w:rPr>
+        <w:t>25 Now Simon Peter was standing and warming himself. So they said to him, “You also are not one of his disciples, are you?” He denied it and said, “I am not.” 26 One of the servants of the high priest, a relative of the man whose ear Peter had cut off, asked, “Did I not see you in the garden with him?” 27 Peter again denied it, and at once a rooster crowed.</w:t>
+      </w:r>
+    </w:p>
+    <w:p>
+      <w:pPr>
+        <w:rPr>
+          <w:rFonts w:cstheme="minorHAnsi"/>
+          <w:sz w:val="20"/>
+          <w:szCs w:val="20"/>
+        </w:rPr>
+      </w:pPr>
+    </w:p>
+    <w:p>
+      <w:pPr>
+        <w:rPr>
+          <w:rFonts w:cstheme="minorHAnsi"/>
+          <w:sz w:val="20"/>
+          <w:szCs w:val="20"/>
+        </w:rPr>
+      </w:pPr>
+      <w:r>
+        <w:rPr>
+          <w:rFonts w:cstheme="minorHAnsi"/>
+          <w:sz w:val="20"/>
+          <w:szCs w:val="20"/>
+        </w:rPr>
+        <w:t>The main point of John 18:15-18 is to show how the pressure of fear quickly causes a person to compromise their loyalty.</w:t>
       </w:r>
     </w:p>
     <w:p>
@@ -4693,20 +3387,10 @@
       <w:r>
         <w:rPr>
           <w:rFonts w:cstheme="minorHAnsi"/>
-          <w:b/>
-          <w:bCs/>
-          <w:sz w:val="20"/>
-          <w:szCs w:val="20"/>
-        </w:rPr>
-        <w:t>The Reality of Human Weakness:</w:t>
-      </w:r>
-      <w:r>
-        <w:rPr>
-          <w:rFonts w:cstheme="minorHAnsi"/>
-          <w:sz w:val="20"/>
-          <w:szCs w:val="20"/>
-        </w:rPr>
-        <w:t xml:space="preserve"> Peter had just proudly promised to die for Jesus. However, when a simple servant girl asked him a basic question in a cold, hostile courtyard, his immediate instinct was to protect himself.</w:t>
+          <w:sz w:val="20"/>
+          <w:szCs w:val="20"/>
+        </w:rPr>
+        <w:t>The Reality of Human Weakness: Peter had just proudly promised to die for Jesus. However, when a simple servant girl asked him a basic question in a cold, hostile courtyard, his immediate instinct was to protect himself.</w:t>
       </w:r>
     </w:p>
     <w:p>
@@ -4724,82 +3408,36 @@
       <w:r>
         <w:rPr>
           <w:rFonts w:cstheme="minorHAnsi"/>
-          <w:b/>
-          <w:bCs/>
-          <w:sz w:val="20"/>
-          <w:szCs w:val="20"/>
-        </w:rPr>
-        <w:t>The Power of Fear:</w:t>
-      </w:r>
-      <w:r>
-        <w:rPr>
-          <w:rFonts w:cstheme="minorHAnsi"/>
-          <w:sz w:val="20"/>
-          <w:szCs w:val="20"/>
-        </w:rPr>
-        <w:t xml:space="preserve"> Under the weight of fear, Peter chose self-preservation over truth. His very first denial (</w:t>
-      </w:r>
-      <w:r>
-        <w:rPr>
-          <w:rFonts w:cstheme="minorHAnsi"/>
-          <w:b/>
-          <w:bCs/>
-          <w:sz w:val="20"/>
-          <w:szCs w:val="20"/>
-        </w:rPr>
-        <w:t>"I am not"</w:t>
-      </w:r>
-      <w:r>
-        <w:rPr>
-          <w:rFonts w:cstheme="minorHAnsi"/>
-          <w:sz w:val="20"/>
-          <w:szCs w:val="20"/>
-        </w:rPr>
-        <w:t>) shows how quickly fear can make even the most passionate believer shrink back and break under pressure.</w:t>
-      </w:r>
-    </w:p>
-    <w:p>
-      <w:pPr>
-        <w:rPr>
-          <w:rFonts w:cstheme="minorHAnsi"/>
-          <w:sz w:val="20"/>
-          <w:szCs w:val="20"/>
-        </w:rPr>
-      </w:pPr>
-    </w:p>
-    <w:p>
-      <w:pPr>
-        <w:rPr>
-          <w:rFonts w:cstheme="minorHAnsi"/>
-          <w:sz w:val="20"/>
-          <w:szCs w:val="20"/>
-        </w:rPr>
-      </w:pPr>
-      <w:r>
-        <w:rPr>
-          <w:rFonts w:cstheme="minorHAnsi"/>
-          <w:sz w:val="20"/>
-          <w:szCs w:val="20"/>
-        </w:rPr>
-        <w:t xml:space="preserve">The </w:t>
-      </w:r>
-      <w:r>
-        <w:rPr>
-          <w:rFonts w:cstheme="minorHAnsi"/>
-          <w:b/>
-          <w:bCs/>
-          <w:sz w:val="20"/>
-          <w:szCs w:val="20"/>
-        </w:rPr>
-        <w:t>main point of John 18:25-27</w:t>
-      </w:r>
-      <w:r>
-        <w:rPr>
-          <w:rFonts w:cstheme="minorHAnsi"/>
-          <w:sz w:val="20"/>
-          <w:szCs w:val="20"/>
-        </w:rPr>
-        <w:t xml:space="preserve"> is that unaddressed fear leads to repeated failure and a complete collapse of loyalty.</w:t>
+          <w:sz w:val="20"/>
+          <w:szCs w:val="20"/>
+        </w:rPr>
+        <w:t>The Power of Fear: Under the weight of fear, Peter chose self-preservation over truth. His very first denial ("I am not") shows how quickly fear can make even the most passionate believer shrink back and break under pressure.</w:t>
+      </w:r>
+    </w:p>
+    <w:p>
+      <w:pPr>
+        <w:rPr>
+          <w:rFonts w:cstheme="minorHAnsi"/>
+          <w:sz w:val="20"/>
+          <w:szCs w:val="20"/>
+        </w:rPr>
+      </w:pPr>
+    </w:p>
+    <w:p>
+      <w:pPr>
+        <w:rPr>
+          <w:rFonts w:cstheme="minorHAnsi"/>
+          <w:sz w:val="20"/>
+          <w:szCs w:val="20"/>
+        </w:rPr>
+      </w:pPr>
+      <w:r>
+        <w:rPr>
+          <w:rFonts w:cstheme="minorHAnsi"/>
+          <w:sz w:val="20"/>
+          <w:szCs w:val="20"/>
+        </w:rPr>
+        <w:t>The main point of John 18:25-27 is that unaddressed fear leads to repeated failure and a complete collapse of loyalty.</w:t>
       </w:r>
     </w:p>
     <w:p>
@@ -4817,20 +3455,10 @@
       <w:r>
         <w:rPr>
           <w:rFonts w:cstheme="minorHAnsi"/>
-          <w:b/>
-          <w:bCs/>
-          <w:sz w:val="20"/>
-          <w:szCs w:val="20"/>
-        </w:rPr>
-        <w:t>The Spiral of Fear:</w:t>
-      </w:r>
-      <w:r>
-        <w:rPr>
-          <w:rFonts w:cstheme="minorHAnsi"/>
-          <w:sz w:val="20"/>
-          <w:szCs w:val="20"/>
-        </w:rPr>
-        <w:t xml:space="preserve"> Peter did not just fail once; he denied Jesus a second and third time. When we let fear control our first choice, it becomes much easier to keep making the wrong choice to cover it up.</w:t>
+          <w:sz w:val="20"/>
+          <w:szCs w:val="20"/>
+        </w:rPr>
+        <w:t>The Spiral of Fear: Peter did not just fail once; he denied Jesus a second and third time. When we let fear control our first choice, it becomes much easier to keep making the wrong choice to cover it up.</w:t>
       </w:r>
     </w:p>
     <w:p>
@@ -4848,20 +3476,10 @@
       <w:r>
         <w:rPr>
           <w:rFonts w:cstheme="minorHAnsi"/>
-          <w:b/>
-          <w:bCs/>
-          <w:sz w:val="20"/>
-          <w:szCs w:val="20"/>
-        </w:rPr>
-        <w:t>The Certainty of Failure:</w:t>
-      </w:r>
-      <w:r>
-        <w:rPr>
-          <w:rFonts w:cstheme="minorHAnsi"/>
-          <w:sz w:val="20"/>
-          <w:szCs w:val="20"/>
-        </w:rPr>
-        <w:t xml:space="preserve"> The rooster crowing at the very end marks the exact moment Peter's self-confidence shattered. It proved that human willpower alone is not strong enough to stand firm against fear and danger.</w:t>
+          <w:sz w:val="20"/>
+          <w:szCs w:val="20"/>
+        </w:rPr>
+        <w:t>The Certainty of Failure: The rooster crowing at the very end marks the exact moment Peter's self-confidence shattered. It proved that human willpower alone is not strong enough to stand firm against fear and danger.</w:t>
       </w:r>
     </w:p>
     <w:p>
@@ -4913,39 +3531,7 @@
           <w:sz w:val="20"/>
           <w:szCs w:val="20"/>
         </w:rPr>
-        <w:t>21</w:t>
-      </w:r>
-      <w:r>
-        <w:rPr>
-          <w:rFonts w:cstheme="minorHAnsi"/>
-          <w:sz w:val="20"/>
-          <w:szCs w:val="20"/>
-        </w:rPr>
-        <w:t>:</w:t>
-      </w:r>
-      <w:r>
-        <w:rPr>
-          <w:rFonts w:cstheme="minorHAnsi"/>
-          <w:sz w:val="20"/>
-          <w:szCs w:val="20"/>
-        </w:rPr>
-        <w:t>55</w:t>
-      </w:r>
-      <w:r>
-        <w:rPr>
-          <w:rFonts w:cstheme="minorHAnsi"/>
-          <w:sz w:val="20"/>
-          <w:szCs w:val="20"/>
-        </w:rPr>
-        <w:t>/</w:t>
-      </w:r>
-      <w:r>
-        <w:rPr>
-          <w:rFonts w:cstheme="minorHAnsi"/>
-          <w:sz w:val="20"/>
-          <w:szCs w:val="20"/>
-        </w:rPr>
-        <w:t>37:36</w:t>
+        <w:t>21:55/37:36</w:t>
       </w:r>
     </w:p>
     <w:p>
@@ -4979,7 +3565,7 @@
                     <pic:cNvPicPr/>
                   </pic:nvPicPr>
                   <pic:blipFill>
-                    <a:blip r:embed="rId32"/>
+                    <a:blip r:embed="rId31"/>
                     <a:stretch>
                       <a:fillRect/>
                     </a:stretch>
@@ -5014,69 +3600,29 @@
           <w:sz w:val="20"/>
           <w:szCs w:val="20"/>
         </w:rPr>
-        <w:t xml:space="preserve">Greek word </w:t>
-      </w:r>
-      <w:r>
-        <w:rPr>
-          <w:rFonts w:cstheme="minorHAnsi"/>
-          <w:b/>
-          <w:bCs/>
-          <w:sz w:val="20"/>
-          <w:szCs w:val="20"/>
-        </w:rPr>
-        <w:t>ANTHRAKIA</w:t>
-      </w:r>
-      <w:r>
-        <w:rPr>
-          <w:rFonts w:cstheme="minorHAnsi"/>
-          <w:sz w:val="20"/>
-          <w:szCs w:val="20"/>
-        </w:rPr>
-        <w:t xml:space="preserve">, which translates directly to </w:t>
-      </w:r>
-      <w:r>
-        <w:rPr>
-          <w:rFonts w:cstheme="minorHAnsi"/>
-          <w:b/>
-          <w:bCs/>
-          <w:sz w:val="20"/>
-          <w:szCs w:val="20"/>
-        </w:rPr>
-        <w:t>charcoal fire</w:t>
-      </w:r>
-      <w:r>
-        <w:rPr>
-          <w:rFonts w:cstheme="minorHAnsi"/>
-          <w:sz w:val="20"/>
-          <w:szCs w:val="20"/>
-        </w:rPr>
-        <w:t>.</w:t>
-      </w:r>
-    </w:p>
-    <w:p>
-      <w:pPr>
-        <w:rPr>
-          <w:rFonts w:cstheme="minorHAnsi"/>
-          <w:sz w:val="20"/>
-          <w:szCs w:val="20"/>
-        </w:rPr>
-      </w:pPr>
-    </w:p>
-    <w:p>
-      <w:pPr>
-        <w:rPr>
-          <w:rFonts w:cstheme="minorHAnsi"/>
-          <w:b/>
-          <w:bCs/>
-          <w:sz w:val="20"/>
-          <w:szCs w:val="20"/>
-        </w:rPr>
-      </w:pPr>
-      <w:r>
-        <w:rPr>
-          <w:rFonts w:cstheme="minorHAnsi"/>
-          <w:b/>
-          <w:bCs/>
+        <w:t>Greek word ANTHRAKIA, which translates directly to charcoal fire.</w:t>
+      </w:r>
+    </w:p>
+    <w:p>
+      <w:pPr>
+        <w:rPr>
+          <w:rFonts w:cstheme="minorHAnsi"/>
+          <w:sz w:val="20"/>
+          <w:szCs w:val="20"/>
+        </w:rPr>
+      </w:pPr>
+    </w:p>
+    <w:p>
+      <w:pPr>
+        <w:rPr>
+          <w:rFonts w:cstheme="minorHAnsi"/>
+          <w:sz w:val="20"/>
+          <w:szCs w:val="20"/>
+        </w:rPr>
+      </w:pPr>
+      <w:r>
+        <w:rPr>
+          <w:rFonts w:cstheme="minorHAnsi"/>
           <w:sz w:val="20"/>
           <w:szCs w:val="20"/>
         </w:rPr>
@@ -5097,193 +3643,85 @@
           <w:sz w:val="20"/>
           <w:szCs w:val="20"/>
         </w:rPr>
-        <w:t xml:space="preserve">The sermon uses the word </w:t>
-      </w:r>
-      <w:r>
-        <w:rPr>
-          <w:rFonts w:cstheme="minorHAnsi"/>
-          <w:b/>
-          <w:bCs/>
-          <w:sz w:val="20"/>
-          <w:szCs w:val="20"/>
-        </w:rPr>
-        <w:t>anthrakia</w:t>
-      </w:r>
-      <w:r>
-        <w:rPr>
-          <w:rFonts w:cstheme="minorHAnsi"/>
-          <w:sz w:val="20"/>
-          <w:szCs w:val="20"/>
-        </w:rPr>
-        <w:t xml:space="preserve"> to show that God does not ignore our darkest failures. Instead, </w:t>
-      </w:r>
-      <w:r>
-        <w:rPr>
-          <w:rFonts w:cstheme="minorHAnsi"/>
-          <w:b/>
-          <w:bCs/>
-          <w:sz w:val="20"/>
-          <w:szCs w:val="20"/>
-        </w:rPr>
-        <w:t>Jesus brings us right back to the place of our mistakes—not to punish us with fear, but to completely heal and change us with His patient kindness.</w:t>
-      </w:r>
-    </w:p>
-    <w:p>
-      <w:pPr>
-        <w:rPr>
-          <w:rFonts w:cstheme="minorHAnsi"/>
-          <w:sz w:val="20"/>
-          <w:szCs w:val="20"/>
-        </w:rPr>
-      </w:pPr>
-    </w:p>
-    <w:p>
-      <w:pPr>
-        <w:rPr>
-          <w:rFonts w:cstheme="minorHAnsi"/>
-          <w:b/>
-          <w:bCs/>
-          <w:sz w:val="20"/>
-          <w:szCs w:val="20"/>
-        </w:rPr>
-      </w:pPr>
-      <w:r>
-        <w:rPr>
-          <w:rFonts w:cstheme="minorHAnsi"/>
-          <w:sz w:val="20"/>
-          <w:szCs w:val="20"/>
-        </w:rPr>
-        <w:t xml:space="preserve">charcoal fire means that </w:t>
-      </w:r>
-      <w:r>
-        <w:rPr>
-          <w:rFonts w:cstheme="minorHAnsi"/>
-          <w:b/>
-          <w:bCs/>
-          <w:sz w:val="20"/>
-          <w:szCs w:val="20"/>
-        </w:rPr>
-        <w:t>Jesus does not avoid the messy, painful memories of our past; He steps directly into them to replace our shame with His grace.</w:t>
-      </w:r>
-    </w:p>
-    <w:p>
-      <w:pPr>
-        <w:rPr>
-          <w:rFonts w:cstheme="minorHAnsi"/>
-          <w:b/>
-          <w:bCs/>
-          <w:sz w:val="20"/>
-          <w:szCs w:val="20"/>
-        </w:rPr>
-      </w:pPr>
-    </w:p>
-    <w:p>
-      <w:pPr>
-        <w:rPr>
-          <w:rFonts w:cstheme="minorHAnsi"/>
-          <w:sz w:val="20"/>
-          <w:szCs w:val="20"/>
-        </w:rPr>
-      </w:pPr>
-      <w:r>
-        <w:rPr>
-          <w:rFonts w:cstheme="minorHAnsi"/>
-          <w:sz w:val="20"/>
-          <w:szCs w:val="20"/>
-        </w:rPr>
-        <w:t xml:space="preserve">Jesus sit down with </w:t>
-      </w:r>
-      <w:r>
-        <w:rPr>
-          <w:rFonts w:cstheme="minorHAnsi"/>
-          <w:sz w:val="20"/>
-          <w:szCs w:val="20"/>
-        </w:rPr>
-        <w:t xml:space="preserve">12 </w:t>
-      </w:r>
-      <w:r>
-        <w:rPr>
-          <w:rFonts w:cstheme="minorHAnsi"/>
-          <w:sz w:val="20"/>
-          <w:szCs w:val="20"/>
-        </w:rPr>
-        <w:t>apostle</w:t>
-      </w:r>
-      <w:r>
-        <w:rPr>
-          <w:rFonts w:cstheme="minorHAnsi"/>
-          <w:sz w:val="20"/>
-          <w:szCs w:val="20"/>
-        </w:rPr>
-        <w:t>s</w:t>
-      </w:r>
-      <w:r>
-        <w:rPr>
-          <w:rFonts w:cstheme="minorHAnsi"/>
-          <w:sz w:val="20"/>
-          <w:szCs w:val="20"/>
-        </w:rPr>
-        <w:t xml:space="preserve"> around the fire.</w:t>
-      </w:r>
-    </w:p>
-    <w:p>
-      <w:pPr>
-        <w:rPr>
-          <w:rFonts w:cstheme="minorHAnsi"/>
-          <w:b/>
-          <w:bCs/>
-          <w:sz w:val="20"/>
-          <w:szCs w:val="20"/>
-        </w:rPr>
-      </w:pPr>
-    </w:p>
-    <w:p>
-      <w:pPr>
-        <w:rPr>
-          <w:rFonts w:cstheme="minorHAnsi"/>
-          <w:sz w:val="20"/>
-          <w:szCs w:val="20"/>
-        </w:rPr>
-      </w:pPr>
-      <w:r>
-        <w:rPr>
-          <w:rFonts w:cstheme="minorHAnsi"/>
-          <w:sz w:val="20"/>
-          <w:szCs w:val="20"/>
-        </w:rPr>
-        <w:t>22</w:t>
-      </w:r>
-      <w:r>
-        <w:rPr>
-          <w:rFonts w:cstheme="minorHAnsi"/>
-          <w:sz w:val="20"/>
-          <w:szCs w:val="20"/>
-        </w:rPr>
-        <w:t>:</w:t>
-      </w:r>
-      <w:r>
-        <w:rPr>
-          <w:rFonts w:cstheme="minorHAnsi"/>
-          <w:sz w:val="20"/>
-          <w:szCs w:val="20"/>
-        </w:rPr>
-        <w:t>08</w:t>
-      </w:r>
-      <w:r>
-        <w:rPr>
-          <w:rFonts w:cstheme="minorHAnsi"/>
-          <w:sz w:val="20"/>
-          <w:szCs w:val="20"/>
-        </w:rPr>
-        <w:t>/</w:t>
-      </w:r>
-      <w:r>
-        <w:rPr>
-          <w:rFonts w:cstheme="minorHAnsi"/>
-          <w:sz w:val="20"/>
-          <w:szCs w:val="20"/>
-        </w:rPr>
-        <w:t>37:36</w:t>
+        <w:t>The sermon uses the word anthrakia to show that God does not ignore our darkest failures. Instead, Jesus brings us right back to the place of our mistakes—not to punish us with fear, but to completely heal and change us with His patient kindness.</w:t>
+      </w:r>
+    </w:p>
+    <w:p>
+      <w:pPr>
+        <w:rPr>
+          <w:rFonts w:cstheme="minorHAnsi"/>
+          <w:sz w:val="20"/>
+          <w:szCs w:val="20"/>
+        </w:rPr>
+      </w:pPr>
+    </w:p>
+    <w:p>
+      <w:pPr>
+        <w:rPr>
+          <w:rFonts w:cstheme="minorHAnsi"/>
+          <w:sz w:val="20"/>
+          <w:szCs w:val="20"/>
+        </w:rPr>
+      </w:pPr>
+      <w:r>
+        <w:rPr>
+          <w:rFonts w:cstheme="minorHAnsi"/>
+          <w:sz w:val="20"/>
+          <w:szCs w:val="20"/>
+        </w:rPr>
+        <w:t>charcoal fire means that Jesus does not avoid the messy, painful memories of our past; He steps directly into them to replace our shame with His grace.</w:t>
+      </w:r>
+    </w:p>
+    <w:p>
+      <w:pPr>
+        <w:rPr>
+          <w:rFonts w:cstheme="minorHAnsi"/>
+          <w:sz w:val="20"/>
+          <w:szCs w:val="20"/>
+        </w:rPr>
+      </w:pPr>
+    </w:p>
+    <w:p>
+      <w:pPr>
+        <w:rPr>
+          <w:rFonts w:cstheme="minorHAnsi"/>
+          <w:sz w:val="20"/>
+          <w:szCs w:val="20"/>
+        </w:rPr>
+      </w:pPr>
+      <w:r>
+        <w:rPr>
+          <w:rFonts w:cstheme="minorHAnsi"/>
+          <w:sz w:val="20"/>
+          <w:szCs w:val="20"/>
+        </w:rPr>
+        <w:t>Jesus sit down with 12 apostles around the fire.</w:t>
+      </w:r>
+    </w:p>
+    <w:p>
+      <w:pPr>
+        <w:rPr>
+          <w:rFonts w:cstheme="minorHAnsi"/>
+          <w:sz w:val="20"/>
+          <w:szCs w:val="20"/>
+        </w:rPr>
+      </w:pPr>
+    </w:p>
+    <w:p>
+      <w:pPr>
+        <w:rPr>
+          <w:rFonts w:cstheme="minorHAnsi"/>
+          <w:sz w:val="20"/>
+          <w:szCs w:val="20"/>
+        </w:rPr>
+      </w:pPr>
+      <w:r>
+        <w:rPr>
+          <w:rFonts w:cstheme="minorHAnsi"/>
+          <w:sz w:val="20"/>
+          <w:szCs w:val="20"/>
+        </w:rPr>
+        <w:t>22:08/37:36</w:t>
       </w:r>
     </w:p>
     <w:p>
@@ -5317,7 +3755,7 @@
                     <pic:cNvPicPr/>
                   </pic:nvPicPr>
                   <pic:blipFill>
-                    <a:blip r:embed="rId33"/>
+                    <a:blip r:embed="rId32"/>
                     <a:stretch>
                       <a:fillRect/>
                     </a:stretch>
@@ -5351,31 +3789,17 @@
       <w:pPr>
         <w:rPr>
           <w:rFonts w:cstheme="minorHAnsi"/>
-          <w:b/>
-          <w:bCs/>
-          <w:sz w:val="20"/>
-          <w:szCs w:val="20"/>
-        </w:rPr>
-      </w:pPr>
-      <w:r>
-        <w:rPr>
-          <w:rFonts w:cstheme="minorHAnsi"/>
-          <w:b/>
-          <w:bCs/>
-          <w:sz w:val="20"/>
-          <w:szCs w:val="20"/>
-        </w:rPr>
-        <w:t xml:space="preserve">1. </w:t>
-      </w:r>
-      <w:r>
-        <w:rPr>
-          <w:rFonts w:cstheme="minorHAnsi"/>
-          <w:b/>
-          <w:bCs/>
-          <w:sz w:val="20"/>
-          <w:szCs w:val="20"/>
-        </w:rPr>
-        <w:t>The First Denial (John 18:17)</w:t>
+          <w:sz w:val="20"/>
+          <w:szCs w:val="20"/>
+        </w:rPr>
+      </w:pPr>
+      <w:r>
+        <w:rPr>
+          <w:rFonts w:cstheme="minorHAnsi"/>
+          <w:sz w:val="20"/>
+          <w:szCs w:val="20"/>
+        </w:rPr>
+        <w:t>1. The First Denial (John 18:17)</w:t>
       </w:r>
     </w:p>
     <w:p>
@@ -5401,48 +3825,24 @@
           <w:szCs w:val="20"/>
         </w:rPr>
         <w:br/>
-        <w:t xml:space="preserve">He replied, </w:t>
-      </w:r>
-      <w:r>
-        <w:rPr>
-          <w:rFonts w:cstheme="minorHAnsi"/>
-          <w:b/>
-          <w:bCs/>
-          <w:sz w:val="20"/>
-          <w:szCs w:val="20"/>
-        </w:rPr>
-        <w:t>"I am not."</w:t>
-      </w:r>
-    </w:p>
-    <w:p>
-      <w:pPr>
-        <w:rPr>
-          <w:rFonts w:cstheme="minorHAnsi"/>
-          <w:b/>
-          <w:bCs/>
-          <w:sz w:val="20"/>
-          <w:szCs w:val="20"/>
-        </w:rPr>
-      </w:pPr>
-      <w:r>
-        <w:rPr>
-          <w:rFonts w:cstheme="minorHAnsi"/>
-          <w:b/>
-          <w:bCs/>
-          <w:sz w:val="20"/>
-          <w:szCs w:val="20"/>
-        </w:rPr>
-        <w:t>2.</w:t>
-      </w:r>
-      <w:r>
-        <w:rPr>
-          <w:rFonts w:cstheme="minorHAnsi"/>
-          <w:b/>
-          <w:bCs/>
-          <w:sz w:val="20"/>
-          <w:szCs w:val="20"/>
-        </w:rPr>
-        <w:t xml:space="preserve"> The Second Denial (John 18:25)</w:t>
+        <w:t>He replied, "I am not."</w:t>
+      </w:r>
+    </w:p>
+    <w:p>
+      <w:pPr>
+        <w:rPr>
+          <w:rFonts w:cstheme="minorHAnsi"/>
+          <w:sz w:val="20"/>
+          <w:szCs w:val="20"/>
+        </w:rPr>
+      </w:pPr>
+      <w:r>
+        <w:rPr>
+          <w:rFonts w:cstheme="minorHAnsi"/>
+          <w:sz w:val="20"/>
+          <w:szCs w:val="20"/>
+        </w:rPr>
+        <w:t>2. The Second Denial (John 18:25)</w:t>
       </w:r>
     </w:p>
     <w:p>
@@ -5468,48 +3868,24 @@
           <w:szCs w:val="20"/>
         </w:rPr>
         <w:br/>
-        <w:t xml:space="preserve">He denied it, saying, </w:t>
-      </w:r>
-      <w:r>
-        <w:rPr>
-          <w:rFonts w:cstheme="minorHAnsi"/>
-          <w:b/>
-          <w:bCs/>
-          <w:sz w:val="20"/>
-          <w:szCs w:val="20"/>
-        </w:rPr>
-        <w:t>"I am not."</w:t>
-      </w:r>
-    </w:p>
-    <w:p>
-      <w:pPr>
-        <w:rPr>
-          <w:rFonts w:cstheme="minorHAnsi"/>
-          <w:b/>
-          <w:bCs/>
-          <w:sz w:val="20"/>
-          <w:szCs w:val="20"/>
-        </w:rPr>
-      </w:pPr>
-      <w:r>
-        <w:rPr>
-          <w:rFonts w:cstheme="minorHAnsi"/>
-          <w:b/>
-          <w:bCs/>
-          <w:sz w:val="20"/>
-          <w:szCs w:val="20"/>
-        </w:rPr>
-        <w:t>3.</w:t>
-      </w:r>
-      <w:r>
-        <w:rPr>
-          <w:rFonts w:cstheme="minorHAnsi"/>
-          <w:b/>
-          <w:bCs/>
-          <w:sz w:val="20"/>
-          <w:szCs w:val="20"/>
-        </w:rPr>
-        <w:t xml:space="preserve"> The Third Denial (John 18:26–27)</w:t>
+        <w:t>He denied it, saying, "I am not."</w:t>
+      </w:r>
+    </w:p>
+    <w:p>
+      <w:pPr>
+        <w:rPr>
+          <w:rFonts w:cstheme="minorHAnsi"/>
+          <w:sz w:val="20"/>
+          <w:szCs w:val="20"/>
+        </w:rPr>
+      </w:pPr>
+      <w:r>
+        <w:rPr>
+          <w:rFonts w:cstheme="minorHAnsi"/>
+          <w:sz w:val="20"/>
+          <w:szCs w:val="20"/>
+        </w:rPr>
+        <w:t>3. The Third Denial (John 18:26–27)</w:t>
       </w:r>
     </w:p>
     <w:p>
@@ -5577,6 +3953,7 @@
           <w:sz w:val="20"/>
           <w:szCs w:val="20"/>
         </w:rPr>
+        <w:lastRenderedPageBreak/>
         <w:t>Peter sees the resurrection already.</w:t>
       </w:r>
     </w:p>
@@ -5620,39 +3997,7 @@
           <w:sz w:val="20"/>
           <w:szCs w:val="20"/>
         </w:rPr>
-        <w:t>25</w:t>
-      </w:r>
-      <w:r>
-        <w:rPr>
-          <w:rFonts w:cstheme="minorHAnsi"/>
-          <w:sz w:val="20"/>
-          <w:szCs w:val="20"/>
-        </w:rPr>
-        <w:t>:</w:t>
-      </w:r>
-      <w:r>
-        <w:rPr>
-          <w:rFonts w:cstheme="minorHAnsi"/>
-          <w:sz w:val="20"/>
-          <w:szCs w:val="20"/>
-        </w:rPr>
-        <w:t>42</w:t>
-      </w:r>
-      <w:r>
-        <w:rPr>
-          <w:rFonts w:cstheme="minorHAnsi"/>
-          <w:sz w:val="20"/>
-          <w:szCs w:val="20"/>
-        </w:rPr>
-        <w:t>/</w:t>
-      </w:r>
-      <w:r>
-        <w:rPr>
-          <w:rFonts w:cstheme="minorHAnsi"/>
-          <w:sz w:val="20"/>
-          <w:szCs w:val="20"/>
-        </w:rPr>
-        <w:t>37:36</w:t>
+        <w:t>25:42/37:36</w:t>
       </w:r>
     </w:p>
     <w:p>
@@ -5686,7 +4031,7 @@
                     <pic:cNvPicPr/>
                   </pic:nvPicPr>
                   <pic:blipFill>
-                    <a:blip r:embed="rId34"/>
+                    <a:blip r:embed="rId33"/>
                     <a:stretch>
                       <a:fillRect/>
                     </a:stretch>
@@ -5764,39 +4109,7 @@
           <w:sz w:val="20"/>
           <w:szCs w:val="20"/>
         </w:rPr>
-        <w:t>26</w:t>
-      </w:r>
-      <w:r>
-        <w:rPr>
-          <w:rFonts w:cstheme="minorHAnsi"/>
-          <w:sz w:val="20"/>
-          <w:szCs w:val="20"/>
-        </w:rPr>
-        <w:t>:</w:t>
-      </w:r>
-      <w:r>
-        <w:rPr>
-          <w:rFonts w:cstheme="minorHAnsi"/>
-          <w:sz w:val="20"/>
-          <w:szCs w:val="20"/>
-        </w:rPr>
-        <w:t>40</w:t>
-      </w:r>
-      <w:r>
-        <w:rPr>
-          <w:rFonts w:cstheme="minorHAnsi"/>
-          <w:sz w:val="20"/>
-          <w:szCs w:val="20"/>
-        </w:rPr>
-        <w:t>/</w:t>
-      </w:r>
-      <w:r>
-        <w:rPr>
-          <w:rFonts w:cstheme="minorHAnsi"/>
-          <w:sz w:val="20"/>
-          <w:szCs w:val="20"/>
-        </w:rPr>
-        <w:t>37:36</w:t>
+        <w:t>26:40/37:36</w:t>
       </w:r>
     </w:p>
     <w:p>
@@ -5830,7 +4143,7 @@
                     <pic:cNvPicPr/>
                   </pic:nvPicPr>
                   <pic:blipFill>
-                    <a:blip r:embed="rId35"/>
+                    <a:blip r:embed="rId34"/>
                     <a:stretch>
                       <a:fillRect/>
                     </a:stretch>
@@ -5954,24 +4267,41 @@
           <w:sz w:val="20"/>
           <w:szCs w:val="20"/>
         </w:rPr>
-        <w:t xml:space="preserve"> The kindness is not a easy road.</w:t>
-      </w:r>
-    </w:p>
-    <w:p>
-      <w:pPr>
-        <w:rPr>
-          <w:rFonts w:cstheme="minorHAnsi"/>
-          <w:sz w:val="20"/>
-          <w:szCs w:val="20"/>
-        </w:rPr>
-      </w:pPr>
-      <w:r>
-        <w:rPr>
-          <w:rFonts w:cstheme="minorHAnsi"/>
-          <w:sz w:val="20"/>
-          <w:szCs w:val="20"/>
-        </w:rPr>
-        <w:lastRenderedPageBreak/>
+        <w:t xml:space="preserve"> The kindness is not </w:t>
+      </w:r>
+      <w:proofErr w:type="spellStart"/>
+      <w:r>
+        <w:rPr>
+          <w:rFonts w:cstheme="minorHAnsi"/>
+          <w:sz w:val="20"/>
+          <w:szCs w:val="20"/>
+        </w:rPr>
+        <w:t>a</w:t>
+      </w:r>
+      <w:proofErr w:type="spellEnd"/>
+      <w:r>
+        <w:rPr>
+          <w:rFonts w:cstheme="minorHAnsi"/>
+          <w:sz w:val="20"/>
+          <w:szCs w:val="20"/>
+        </w:rPr>
+        <w:t xml:space="preserve"> easy road.</w:t>
+      </w:r>
+    </w:p>
+    <w:p>
+      <w:pPr>
+        <w:rPr>
+          <w:rFonts w:cstheme="minorHAnsi"/>
+          <w:sz w:val="20"/>
+          <w:szCs w:val="20"/>
+        </w:rPr>
+      </w:pPr>
+      <w:r>
+        <w:rPr>
+          <w:rFonts w:cstheme="minorHAnsi"/>
+          <w:sz w:val="20"/>
+          <w:szCs w:val="20"/>
+        </w:rPr>
         <w:t>Kindness is what God does.</w:t>
       </w:r>
     </w:p>
@@ -5998,39 +4328,7 @@
           <w:sz w:val="20"/>
           <w:szCs w:val="20"/>
         </w:rPr>
-        <w:t>28</w:t>
-      </w:r>
-      <w:r>
-        <w:rPr>
-          <w:rFonts w:cstheme="minorHAnsi"/>
-          <w:sz w:val="20"/>
-          <w:szCs w:val="20"/>
-        </w:rPr>
-        <w:t>:</w:t>
-      </w:r>
-      <w:r>
-        <w:rPr>
-          <w:rFonts w:cstheme="minorHAnsi"/>
-          <w:sz w:val="20"/>
-          <w:szCs w:val="20"/>
-        </w:rPr>
-        <w:t>50</w:t>
-      </w:r>
-      <w:r>
-        <w:rPr>
-          <w:rFonts w:cstheme="minorHAnsi"/>
-          <w:sz w:val="20"/>
-          <w:szCs w:val="20"/>
-        </w:rPr>
-        <w:t>/</w:t>
-      </w:r>
-      <w:r>
-        <w:rPr>
-          <w:rFonts w:cstheme="minorHAnsi"/>
-          <w:sz w:val="20"/>
-          <w:szCs w:val="20"/>
-        </w:rPr>
-        <w:t>37:36</w:t>
+        <w:t>28:50/37:36</w:t>
       </w:r>
     </w:p>
     <w:p>
@@ -6064,7 +4362,7 @@
                     <pic:cNvPicPr/>
                   </pic:nvPicPr>
                   <pic:blipFill>
-                    <a:blip r:embed="rId36"/>
+                    <a:blip r:embed="rId35"/>
                     <a:stretch>
                       <a:fillRect/>
                     </a:stretch>
@@ -6096,8 +4394,6 @@
       <w:r>
         <w:rPr>
           <w:rFonts w:cstheme="minorHAnsi"/>
-          <w:b/>
-          <w:bCs/>
           <w:sz w:val="20"/>
           <w:szCs w:val="20"/>
         </w:rPr>
@@ -6115,11 +4411,10 @@
       <w:r>
         <w:rPr>
           <w:rFonts w:cstheme="minorHAnsi"/>
-          <w:b/>
-          <w:bCs/>
-          <w:sz w:val="20"/>
-          <w:szCs w:val="20"/>
-        </w:rPr>
+          <w:sz w:val="20"/>
+          <w:szCs w:val="20"/>
+        </w:rPr>
+        <w:lastRenderedPageBreak/>
         <w:t>"But because of your hard and impenitent heart you are storing up wrath for yourself on the day of wrath when God's righteous judgment will be revealed."</w:t>
       </w:r>
     </w:p>
@@ -6146,39 +4441,7 @@
           <w:sz w:val="20"/>
           <w:szCs w:val="20"/>
         </w:rPr>
-        <w:t>29</w:t>
-      </w:r>
-      <w:r>
-        <w:rPr>
-          <w:rFonts w:cstheme="minorHAnsi"/>
-          <w:sz w:val="20"/>
-          <w:szCs w:val="20"/>
-        </w:rPr>
-        <w:t>:</w:t>
-      </w:r>
-      <w:r>
-        <w:rPr>
-          <w:rFonts w:cstheme="minorHAnsi"/>
-          <w:sz w:val="20"/>
-          <w:szCs w:val="20"/>
-        </w:rPr>
-        <w:t>48</w:t>
-      </w:r>
-      <w:r>
-        <w:rPr>
-          <w:rFonts w:cstheme="minorHAnsi"/>
-          <w:sz w:val="20"/>
-          <w:szCs w:val="20"/>
-        </w:rPr>
-        <w:t>/</w:t>
-      </w:r>
-      <w:r>
-        <w:rPr>
-          <w:rFonts w:cstheme="minorHAnsi"/>
-          <w:sz w:val="20"/>
-          <w:szCs w:val="20"/>
-        </w:rPr>
-        <w:t>37:36</w:t>
+        <w:t>29:48/37:36</w:t>
       </w:r>
     </w:p>
     <w:p>
@@ -6263,39 +4526,7 @@
           <w:sz w:val="20"/>
           <w:szCs w:val="20"/>
         </w:rPr>
-        <w:t>30</w:t>
-      </w:r>
-      <w:r>
-        <w:rPr>
-          <w:rFonts w:cstheme="minorHAnsi"/>
-          <w:sz w:val="20"/>
-          <w:szCs w:val="20"/>
-        </w:rPr>
-        <w:t>:</w:t>
-      </w:r>
-      <w:r>
-        <w:rPr>
-          <w:rFonts w:cstheme="minorHAnsi"/>
-          <w:sz w:val="20"/>
-          <w:szCs w:val="20"/>
-        </w:rPr>
-        <w:t>10</w:t>
-      </w:r>
-      <w:r>
-        <w:rPr>
-          <w:rFonts w:cstheme="minorHAnsi"/>
-          <w:sz w:val="20"/>
-          <w:szCs w:val="20"/>
-        </w:rPr>
-        <w:t>/</w:t>
-      </w:r>
-      <w:r>
-        <w:rPr>
-          <w:rFonts w:cstheme="minorHAnsi"/>
-          <w:sz w:val="20"/>
-          <w:szCs w:val="20"/>
-        </w:rPr>
-        <w:t>37:36</w:t>
+        <w:t>30:10/37:36</w:t>
       </w:r>
     </w:p>
     <w:p>
@@ -6329,7 +4560,7 @@
                     <pic:cNvPicPr/>
                   </pic:nvPicPr>
                   <pic:blipFill>
-                    <a:blip r:embed="rId37"/>
+                    <a:blip r:embed="rId36"/>
                     <a:stretch>
                       <a:fillRect/>
                     </a:stretch>
@@ -6354,17 +4585,13 @@
       <w:pPr>
         <w:rPr>
           <w:rFonts w:cstheme="minorHAnsi"/>
-          <w:b/>
-          <w:bCs/>
-          <w:sz w:val="20"/>
-          <w:szCs w:val="20"/>
-        </w:rPr>
-      </w:pPr>
-      <w:r>
-        <w:rPr>
-          <w:rFonts w:cstheme="minorHAnsi"/>
-          <w:b/>
-          <w:bCs/>
+          <w:sz w:val="20"/>
+          <w:szCs w:val="20"/>
+        </w:rPr>
+      </w:pPr>
+      <w:r>
+        <w:rPr>
+          <w:rFonts w:cstheme="minorHAnsi"/>
           <w:sz w:val="20"/>
           <w:szCs w:val="20"/>
         </w:rPr>
@@ -6403,17 +4630,13 @@
       <w:pPr>
         <w:rPr>
           <w:rFonts w:cstheme="minorHAnsi"/>
-          <w:b/>
-          <w:bCs/>
-          <w:sz w:val="20"/>
-          <w:szCs w:val="20"/>
-        </w:rPr>
-      </w:pPr>
-      <w:r>
-        <w:rPr>
-          <w:rFonts w:cstheme="minorHAnsi"/>
-          <w:b/>
-          <w:bCs/>
+          <w:sz w:val="20"/>
+          <w:szCs w:val="20"/>
+        </w:rPr>
+      </w:pPr>
+      <w:r>
+        <w:rPr>
+          <w:rFonts w:cstheme="minorHAnsi"/>
           <w:sz w:val="20"/>
           <w:szCs w:val="20"/>
         </w:rPr>
@@ -6452,8 +4675,6 @@
       <w:pPr>
         <w:rPr>
           <w:rFonts w:ascii="Roboto" w:eastAsia="Times New Roman" w:hAnsi="Roboto" w:cs="Times New Roman"/>
-          <w:b/>
-          <w:bCs/>
           <w:sz w:val="30"/>
           <w:szCs w:val="30"/>
         </w:rPr>
@@ -6461,8 +4682,6 @@
       <w:r>
         <w:rPr>
           <w:rFonts w:ascii="Roboto" w:eastAsia="Times New Roman" w:hAnsi="Roboto" w:cs="Times New Roman"/>
-          <w:b/>
-          <w:bCs/>
           <w:sz w:val="30"/>
           <w:szCs w:val="30"/>
         </w:rPr>
@@ -6473,8 +4692,6 @@
       <w:pPr>
         <w:rPr>
           <w:rFonts w:ascii="Roboto" w:eastAsia="Times New Roman" w:hAnsi="Roboto" w:cs="Times New Roman"/>
-          <w:b/>
-          <w:bCs/>
           <w:sz w:val="30"/>
           <w:szCs w:val="30"/>
         </w:rPr>
@@ -6522,20 +4739,10 @@
       <w:r>
         <w:rPr>
           <w:rFonts w:cstheme="minorHAnsi"/>
-          <w:b/>
-          <w:bCs/>
-          <w:sz w:val="20"/>
-          <w:szCs w:val="20"/>
-        </w:rPr>
-        <w:t>The Connection:</w:t>
-      </w:r>
-      <w:r>
-        <w:rPr>
-          <w:rFonts w:cstheme="minorHAnsi"/>
-          <w:sz w:val="20"/>
-          <w:szCs w:val="20"/>
-        </w:rPr>
-        <w:t xml:space="preserve"> Because God's very nature is love, He must naturally hate and oppose things like injustice, cruelty, and oppression that ruin what He loves.</w:t>
+          <w:sz w:val="20"/>
+          <w:szCs w:val="20"/>
+        </w:rPr>
+        <w:t>The Connection: Because God's very nature is love, He must naturally hate and oppose things like injustice, cruelty, and oppression that ruin what He loves.</w:t>
       </w:r>
     </w:p>
     <w:p>
@@ -6602,15 +4809,7 @@
           <w:sz w:val="20"/>
           <w:szCs w:val="20"/>
         </w:rPr>
-        <w:t>:</w:t>
-      </w:r>
-      <w:r>
-        <w:rPr>
-          <w:rFonts w:cstheme="minorHAnsi"/>
-          <w:sz w:val="20"/>
-          <w:szCs w:val="20"/>
-        </w:rPr>
-        <w:t xml:space="preserve"> </w:t>
+        <w:t xml:space="preserve">: </w:t>
       </w:r>
       <w:r>
         <w:rPr>
@@ -6658,8 +4857,6 @@
       <w:r>
         <w:rPr>
           <w:rFonts w:cstheme="minorHAnsi"/>
-          <w:b/>
-          <w:bCs/>
           <w:sz w:val="20"/>
           <w:szCs w:val="20"/>
         </w:rPr>
@@ -6680,148 +4877,47 @@
           <w:sz w:val="20"/>
           <w:szCs w:val="20"/>
         </w:rPr>
-        <w:t xml:space="preserve">Because God is </w:t>
-      </w:r>
-      <w:r>
-        <w:rPr>
-          <w:rFonts w:cstheme="minorHAnsi"/>
-          <w:b/>
-          <w:bCs/>
-          <w:sz w:val="20"/>
-          <w:szCs w:val="20"/>
-        </w:rPr>
-        <w:t>good</w:t>
-      </w:r>
-      <w:r>
-        <w:rPr>
-          <w:rFonts w:cstheme="minorHAnsi"/>
-          <w:sz w:val="20"/>
-          <w:szCs w:val="20"/>
-        </w:rPr>
-        <w:t xml:space="preserve"> and </w:t>
-      </w:r>
-      <w:r>
-        <w:rPr>
-          <w:rFonts w:cstheme="minorHAnsi"/>
-          <w:b/>
-          <w:bCs/>
-          <w:sz w:val="20"/>
-          <w:szCs w:val="20"/>
-        </w:rPr>
-        <w:t>loves</w:t>
-      </w:r>
-      <w:r>
-        <w:rPr>
-          <w:rFonts w:cstheme="minorHAnsi"/>
-          <w:sz w:val="20"/>
-          <w:szCs w:val="20"/>
-        </w:rPr>
-        <w:t xml:space="preserve"> His creation, He </w:t>
-      </w:r>
-      <w:r>
-        <w:rPr>
-          <w:rFonts w:cstheme="minorHAnsi"/>
-          <w:b/>
-          <w:bCs/>
-          <w:sz w:val="20"/>
-          <w:szCs w:val="20"/>
-        </w:rPr>
-        <w:t>actively opposes</w:t>
-      </w:r>
-      <w:r>
-        <w:rPr>
-          <w:rFonts w:cstheme="minorHAnsi"/>
-          <w:sz w:val="20"/>
-          <w:szCs w:val="20"/>
-        </w:rPr>
-        <w:t xml:space="preserve"> anything that hurts or destroys what He loves. His anger is not a loss of control. It is a good and necessary reaction to protect the people and things He loves from being destroyed by sin and evil.</w:t>
-      </w:r>
-    </w:p>
-    <w:p>
-      <w:pPr>
-        <w:rPr>
-          <w:rFonts w:cstheme="minorHAnsi"/>
-          <w:sz w:val="20"/>
-          <w:szCs w:val="20"/>
-        </w:rPr>
-      </w:pPr>
-    </w:p>
-    <w:p>
-      <w:pPr>
-        <w:rPr>
-          <w:rFonts w:cstheme="minorHAnsi"/>
-          <w:sz w:val="20"/>
-          <w:szCs w:val="20"/>
-        </w:rPr>
-      </w:pPr>
-      <w:r>
-        <w:rPr>
-          <w:rFonts w:cstheme="minorHAnsi"/>
-          <w:sz w:val="20"/>
-          <w:szCs w:val="20"/>
-        </w:rPr>
-        <w:t>3</w:t>
-      </w:r>
-      <w:r>
-        <w:rPr>
-          <w:rFonts w:cstheme="minorHAnsi"/>
-          <w:sz w:val="20"/>
-          <w:szCs w:val="20"/>
-        </w:rPr>
-        <w:t>2</w:t>
-      </w:r>
-      <w:r>
-        <w:rPr>
-          <w:rFonts w:cstheme="minorHAnsi"/>
-          <w:sz w:val="20"/>
-          <w:szCs w:val="20"/>
-        </w:rPr>
-        <w:t>:</w:t>
-      </w:r>
-      <w:r>
-        <w:rPr>
-          <w:rFonts w:cstheme="minorHAnsi"/>
-          <w:sz w:val="20"/>
-          <w:szCs w:val="20"/>
-        </w:rPr>
-        <w:t>1</w:t>
-      </w:r>
-      <w:r>
-        <w:rPr>
-          <w:rFonts w:cstheme="minorHAnsi"/>
-          <w:sz w:val="20"/>
-          <w:szCs w:val="20"/>
-        </w:rPr>
-        <w:t>6</w:t>
-      </w:r>
-      <w:r>
-        <w:rPr>
-          <w:rFonts w:cstheme="minorHAnsi"/>
-          <w:sz w:val="20"/>
-          <w:szCs w:val="20"/>
-        </w:rPr>
-        <w:t>/</w:t>
-      </w:r>
-      <w:r>
-        <w:rPr>
-          <w:rFonts w:cstheme="minorHAnsi"/>
-          <w:sz w:val="20"/>
-          <w:szCs w:val="20"/>
-        </w:rPr>
-        <w:t>37:36</w:t>
-      </w:r>
-    </w:p>
-    <w:p>
-      <w:pPr>
-        <w:rPr>
-          <w:rFonts w:cstheme="minorHAnsi"/>
-          <w:sz w:val="20"/>
-          <w:szCs w:val="20"/>
-        </w:rPr>
-      </w:pPr>
-      <w:r>
-        <w:rPr>
-          <w:rFonts w:cstheme="minorHAnsi"/>
+        <w:t>Because God is good and loves His creation, He actively opposes anything that hurts or destroys what He loves. His anger is not a loss of control. It is a good and necessary reaction to protect the people and things He loves from being destroyed by sin and evil.</w:t>
+      </w:r>
+    </w:p>
+    <w:p>
+      <w:pPr>
+        <w:rPr>
+          <w:rFonts w:cstheme="minorHAnsi"/>
+          <w:sz w:val="20"/>
+          <w:szCs w:val="20"/>
+        </w:rPr>
+      </w:pPr>
+    </w:p>
+    <w:p>
+      <w:pPr>
+        <w:rPr>
+          <w:rFonts w:cstheme="minorHAnsi"/>
+          <w:sz w:val="20"/>
+          <w:szCs w:val="20"/>
+        </w:rPr>
+      </w:pPr>
+      <w:r>
+        <w:rPr>
+          <w:rFonts w:cstheme="minorHAnsi"/>
+          <w:sz w:val="20"/>
+          <w:szCs w:val="20"/>
+        </w:rPr>
+        <w:t>32:16/37:36</w:t>
+      </w:r>
+    </w:p>
+    <w:p>
+      <w:pPr>
+        <w:rPr>
+          <w:rFonts w:cstheme="minorHAnsi"/>
+          <w:sz w:val="20"/>
+          <w:szCs w:val="20"/>
+        </w:rPr>
+      </w:pPr>
+      <w:r>
+        <w:rPr>
+          <w:rFonts w:cstheme="minorHAnsi"/>
+          <w:noProof/>
           <w:sz w:val="20"/>
           <w:szCs w:val="20"/>
         </w:rPr>
@@ -6841,7 +4937,7 @@
                     <pic:cNvPicPr/>
                   </pic:nvPicPr>
                   <pic:blipFill>
-                    <a:blip r:embed="rId38"/>
+                    <a:blip r:embed="rId37"/>
                     <a:stretch>
                       <a:fillRect/>
                     </a:stretch>
@@ -6873,8 +4969,6 @@
       <w:r>
         <w:rPr>
           <w:rFonts w:cstheme="minorHAnsi"/>
-          <w:b/>
-          <w:bCs/>
           <w:sz w:val="20"/>
           <w:szCs w:val="20"/>
         </w:rPr>
@@ -6892,8 +4986,6 @@
       <w:r>
         <w:rPr>
           <w:rFonts w:cstheme="minorHAnsi"/>
-          <w:b/>
-          <w:bCs/>
           <w:sz w:val="20"/>
           <w:szCs w:val="20"/>
         </w:rPr>
@@ -6914,25 +5006,7 @@
           <w:sz w:val="20"/>
           <w:szCs w:val="20"/>
         </w:rPr>
-        <w:t xml:space="preserve">"But because of your hard and impenitent heart you are </w:t>
-      </w:r>
-      <w:r>
-        <w:rPr>
-          <w:rFonts w:cstheme="minorHAnsi"/>
-          <w:b/>
-          <w:bCs/>
-          <w:sz w:val="20"/>
-          <w:szCs w:val="20"/>
-        </w:rPr>
-        <w:t>storing up wrath for yourself</w:t>
-      </w:r>
-      <w:r>
-        <w:rPr>
-          <w:rFonts w:cstheme="minorHAnsi"/>
-          <w:sz w:val="20"/>
-          <w:szCs w:val="20"/>
-        </w:rPr>
-        <w:t xml:space="preserve"> on the day of wrath when God's righteous judgment will be revealed." </w:t>
+        <w:t xml:space="preserve">"But because of your hard and impenitent heart you are storing up wrath for yourself on the day of wrath when God's righteous judgment will be revealed." </w:t>
       </w:r>
     </w:p>
     <w:p>
@@ -6972,8 +5046,6 @@
       <w:r>
         <w:rPr>
           <w:rFonts w:cstheme="minorHAnsi"/>
-          <w:b/>
-          <w:bCs/>
           <w:sz w:val="20"/>
           <w:szCs w:val="20"/>
         </w:rPr>
@@ -6994,43 +5066,7 @@
           <w:sz w:val="20"/>
           <w:szCs w:val="20"/>
         </w:rPr>
-        <w:t xml:space="preserve">When people refuse to change their wrong behavior, they are </w:t>
-      </w:r>
-      <w:r>
-        <w:rPr>
-          <w:rFonts w:cstheme="minorHAnsi"/>
-          <w:b/>
-          <w:bCs/>
-          <w:sz w:val="20"/>
-          <w:szCs w:val="20"/>
-        </w:rPr>
-        <w:t>saving up judgment for themselves</w:t>
-      </w:r>
-      <w:r>
-        <w:rPr>
-          <w:rFonts w:cstheme="minorHAnsi"/>
-          <w:sz w:val="20"/>
-          <w:szCs w:val="20"/>
-        </w:rPr>
-        <w:t xml:space="preserve">, not for anyone else. This comes from a famous Bible verse in </w:t>
-      </w:r>
-      <w:r>
-        <w:rPr>
-          <w:rFonts w:cstheme="minorHAnsi"/>
-          <w:b/>
-          <w:bCs/>
-          <w:sz w:val="20"/>
-          <w:szCs w:val="20"/>
-        </w:rPr>
-        <w:t>Romans 2:5</w:t>
-      </w:r>
-      <w:r>
-        <w:rPr>
-          <w:rFonts w:cstheme="minorHAnsi"/>
-          <w:sz w:val="20"/>
-          <w:szCs w:val="20"/>
-        </w:rPr>
-        <w:t>.</w:t>
+        <w:t>When people refuse to change their wrong behavior, they are saving up judgment for themselves, not for anyone else. This comes from a famous Bible verse in Romans 2:5.</w:t>
       </w:r>
     </w:p>
     <w:p>
@@ -7065,20 +5101,10 @@
       <w:r>
         <w:rPr>
           <w:rFonts w:cstheme="minorHAnsi"/>
-          <w:b/>
-          <w:bCs/>
-          <w:sz w:val="20"/>
-          <w:szCs w:val="20"/>
-        </w:rPr>
-        <w:t>Personal accountability:</w:t>
-      </w:r>
-      <w:r>
-        <w:rPr>
-          <w:rFonts w:cstheme="minorHAnsi"/>
-          <w:sz w:val="20"/>
-          <w:szCs w:val="20"/>
-        </w:rPr>
-        <w:t xml:space="preserve"> Your choices only affect your own standing before God.</w:t>
+          <w:sz w:val="20"/>
+          <w:szCs w:val="20"/>
+        </w:rPr>
+        <w:t>Personal accountability: Your choices only affect your own standing before God.</w:t>
       </w:r>
     </w:p>
     <w:p>
@@ -7096,163 +5122,53 @@
       <w:r>
         <w:rPr>
           <w:rFonts w:cstheme="minorHAnsi"/>
-          <w:b/>
-          <w:bCs/>
-          <w:sz w:val="20"/>
-          <w:szCs w:val="20"/>
-        </w:rPr>
-        <w:t>No finger-pointing:</w:t>
-      </w:r>
-      <w:r>
-        <w:rPr>
-          <w:rFonts w:cstheme="minorHAnsi"/>
-          <w:sz w:val="20"/>
-          <w:szCs w:val="20"/>
-        </w:rPr>
-        <w:t xml:space="preserve"> Do not focus on the sins of others ("them"), because you will face God for your own actions</w:t>
-      </w:r>
-    </w:p>
-    <w:p>
-      <w:pPr>
-        <w:rPr>
-          <w:rFonts w:cstheme="minorHAnsi"/>
-          <w:sz w:val="20"/>
-          <w:szCs w:val="20"/>
-        </w:rPr>
-      </w:pPr>
-    </w:p>
-    <w:p>
-      <w:pPr>
-        <w:rPr>
-          <w:rFonts w:cstheme="minorHAnsi"/>
-          <w:sz w:val="20"/>
-          <w:szCs w:val="20"/>
-        </w:rPr>
-      </w:pPr>
-      <w:r>
-        <w:rPr>
-          <w:rFonts w:cstheme="minorHAnsi"/>
-          <w:sz w:val="20"/>
-          <w:szCs w:val="20"/>
-        </w:rPr>
-        <w:t xml:space="preserve"> </w:t>
-      </w:r>
-      <w:r>
-        <w:rPr>
-          <w:rFonts w:cstheme="minorHAnsi"/>
-          <w:b/>
-          <w:bCs/>
-          <w:sz w:val="20"/>
-          <w:szCs w:val="20"/>
-        </w:rPr>
-        <w:t>"Yourself"</w:t>
-      </w:r>
-      <w:r>
-        <w:rPr>
-          <w:rFonts w:cstheme="minorHAnsi"/>
-          <w:sz w:val="20"/>
-          <w:szCs w:val="20"/>
-        </w:rPr>
-        <w:t xml:space="preserve"> is </w:t>
-      </w:r>
-      <w:r>
-        <w:rPr>
-          <w:rFonts w:cstheme="minorHAnsi"/>
-          <w:b/>
-          <w:bCs/>
-          <w:sz w:val="20"/>
-          <w:szCs w:val="20"/>
-        </w:rPr>
-        <w:t>the person who is judging others</w:t>
-      </w:r>
-      <w:r>
-        <w:rPr>
-          <w:rFonts w:cstheme="minorHAnsi"/>
-          <w:sz w:val="20"/>
-          <w:szCs w:val="20"/>
-        </w:rPr>
-        <w:t xml:space="preserve">. This means </w:t>
-      </w:r>
-      <w:r>
-        <w:rPr>
-          <w:rFonts w:cstheme="minorHAnsi"/>
-          <w:b/>
-          <w:bCs/>
-          <w:sz w:val="20"/>
-          <w:szCs w:val="20"/>
-        </w:rPr>
-        <w:t>you</w:t>
-      </w:r>
-      <w:r>
-        <w:rPr>
-          <w:rFonts w:cstheme="minorHAnsi"/>
-          <w:sz w:val="20"/>
-          <w:szCs w:val="20"/>
-        </w:rPr>
-        <w:t xml:space="preserve"> or </w:t>
-      </w:r>
-      <w:r>
-        <w:rPr>
-          <w:rFonts w:cstheme="minorHAnsi"/>
-          <w:b/>
-          <w:bCs/>
-          <w:sz w:val="20"/>
-          <w:szCs w:val="20"/>
-        </w:rPr>
-        <w:t>me</w:t>
-      </w:r>
-      <w:r>
-        <w:rPr>
-          <w:rFonts w:cstheme="minorHAnsi"/>
-          <w:sz w:val="20"/>
-          <w:szCs w:val="20"/>
-        </w:rPr>
-        <w:t xml:space="preserve"> when we point fingers at someone else's sins while ignoring our own bad behavior.</w:t>
-      </w:r>
-    </w:p>
-    <w:p>
-      <w:pPr>
-        <w:rPr>
-          <w:rFonts w:cstheme="minorHAnsi"/>
-          <w:sz w:val="20"/>
-          <w:szCs w:val="20"/>
-        </w:rPr>
-      </w:pPr>
-      <w:r>
-        <w:rPr>
-          <w:rFonts w:cstheme="minorHAnsi"/>
-          <w:b/>
-          <w:bCs/>
-          <w:sz w:val="20"/>
-          <w:szCs w:val="20"/>
-        </w:rPr>
-        <w:t>"Them"</w:t>
-      </w:r>
-      <w:r>
-        <w:rPr>
-          <w:rFonts w:cstheme="minorHAnsi"/>
-          <w:sz w:val="20"/>
-          <w:szCs w:val="20"/>
-        </w:rPr>
-        <w:t xml:space="preserve"> is </w:t>
-      </w:r>
-      <w:r>
-        <w:rPr>
-          <w:rFonts w:cstheme="minorHAnsi"/>
-          <w:b/>
-          <w:bCs/>
-          <w:sz w:val="20"/>
-          <w:szCs w:val="20"/>
-        </w:rPr>
-        <w:t>the other people</w:t>
-      </w:r>
-      <w:r>
-        <w:rPr>
-          <w:rFonts w:cstheme="minorHAnsi"/>
-          <w:sz w:val="20"/>
-          <w:szCs w:val="20"/>
-        </w:rPr>
-        <w:t>. These are the people we look down on, complain about, or blame for doing wrong things.</w:t>
+          <w:sz w:val="20"/>
+          <w:szCs w:val="20"/>
+        </w:rPr>
+        <w:t>No finger-pointing: Do not focus on the sins of others ("them"), because you will face God for your own actions</w:t>
+      </w:r>
+    </w:p>
+    <w:p>
+      <w:pPr>
+        <w:rPr>
+          <w:rFonts w:cstheme="minorHAnsi"/>
+          <w:sz w:val="20"/>
+          <w:szCs w:val="20"/>
+        </w:rPr>
+      </w:pPr>
+    </w:p>
+    <w:p>
+      <w:pPr>
+        <w:rPr>
+          <w:rFonts w:cstheme="minorHAnsi"/>
+          <w:sz w:val="20"/>
+          <w:szCs w:val="20"/>
+        </w:rPr>
+      </w:pPr>
+      <w:r>
+        <w:rPr>
+          <w:rFonts w:cstheme="minorHAnsi"/>
+          <w:sz w:val="20"/>
+          <w:szCs w:val="20"/>
+        </w:rPr>
+        <w:t xml:space="preserve"> "Yourself" is the person who is judging others. This means you or me when we point fingers at someone else's sins while ignoring our own bad behavior.</w:t>
+      </w:r>
+    </w:p>
+    <w:p>
+      <w:pPr>
+        <w:rPr>
+          <w:rFonts w:cstheme="minorHAnsi"/>
+          <w:sz w:val="20"/>
+          <w:szCs w:val="20"/>
+        </w:rPr>
+      </w:pPr>
+      <w:r>
+        <w:rPr>
+          <w:rFonts w:cstheme="minorHAnsi"/>
+          <w:sz w:val="20"/>
+          <w:szCs w:val="20"/>
+        </w:rPr>
+        <w:t>"Them" is the other people. These are the people we look down on, complain about, or blame for doing wrong things.</w:t>
       </w:r>
     </w:p>
     <w:p>
@@ -7321,60 +5237,21 @@
           <w:sz w:val="20"/>
           <w:szCs w:val="20"/>
         </w:rPr>
-        <w:t>3</w:t>
-      </w:r>
-      <w:r>
-        <w:rPr>
-          <w:rFonts w:cstheme="minorHAnsi"/>
-          <w:sz w:val="20"/>
-          <w:szCs w:val="20"/>
-        </w:rPr>
-        <w:t>4</w:t>
-      </w:r>
-      <w:r>
-        <w:rPr>
-          <w:rFonts w:cstheme="minorHAnsi"/>
-          <w:sz w:val="20"/>
-          <w:szCs w:val="20"/>
-        </w:rPr>
-        <w:t>:</w:t>
-      </w:r>
-      <w:r>
-        <w:rPr>
-          <w:rFonts w:cstheme="minorHAnsi"/>
-          <w:sz w:val="20"/>
-          <w:szCs w:val="20"/>
-        </w:rPr>
-        <w:t>03</w:t>
-      </w:r>
-      <w:r>
-        <w:rPr>
-          <w:rFonts w:cstheme="minorHAnsi"/>
-          <w:sz w:val="20"/>
-          <w:szCs w:val="20"/>
-        </w:rPr>
-        <w:t>/</w:t>
-      </w:r>
-      <w:r>
-        <w:rPr>
-          <w:rFonts w:cstheme="minorHAnsi"/>
-          <w:sz w:val="20"/>
-          <w:szCs w:val="20"/>
-        </w:rPr>
-        <w:t>37:36</w:t>
-      </w:r>
-    </w:p>
-    <w:p>
-      <w:pPr>
-        <w:rPr>
-          <w:rFonts w:cstheme="minorHAnsi"/>
-          <w:sz w:val="20"/>
-          <w:szCs w:val="20"/>
-        </w:rPr>
-      </w:pPr>
-      <w:r>
-        <w:rPr>
-          <w:rFonts w:cstheme="minorHAnsi"/>
+        <w:t>34:03/37:36</w:t>
+      </w:r>
+    </w:p>
+    <w:p>
+      <w:pPr>
+        <w:rPr>
+          <w:rFonts w:cstheme="minorHAnsi"/>
+          <w:sz w:val="20"/>
+          <w:szCs w:val="20"/>
+        </w:rPr>
+      </w:pPr>
+      <w:r>
+        <w:rPr>
+          <w:rFonts w:cstheme="minorHAnsi"/>
+          <w:noProof/>
           <w:sz w:val="20"/>
           <w:szCs w:val="20"/>
         </w:rPr>
@@ -7394,7 +5271,7 @@
                     <pic:cNvPicPr/>
                   </pic:nvPicPr>
                   <pic:blipFill>
-                    <a:blip r:embed="rId39"/>
+                    <a:blip r:embed="rId38"/>
                     <a:stretch>
                       <a:fillRect/>
                     </a:stretch>
@@ -7438,32 +5315,20 @@
           <w:sz w:val="20"/>
           <w:szCs w:val="20"/>
         </w:rPr>
-        <w:t xml:space="preserve">This sentence is not from Bible, but similar to </w:t>
-      </w:r>
-      <w:r>
-        <w:rPr>
-          <w:rFonts w:cstheme="minorHAnsi"/>
-          <w:sz w:val="20"/>
-          <w:szCs w:val="20"/>
-        </w:rPr>
-        <w:t>two major biblical principles:</w:t>
-      </w:r>
-    </w:p>
-    <w:p>
-      <w:pPr>
-        <w:rPr>
-          <w:rFonts w:cstheme="minorHAnsi"/>
-          <w:b/>
-          <w:bCs/>
-          <w:sz w:val="20"/>
-          <w:szCs w:val="20"/>
-        </w:rPr>
-      </w:pPr>
-      <w:r>
-        <w:rPr>
-          <w:rFonts w:cstheme="minorHAnsi"/>
-          <w:b/>
-          <w:bCs/>
+        <w:t>This sentence is not from Bible, but similar to two major biblical principles:</w:t>
+      </w:r>
+    </w:p>
+    <w:p>
+      <w:pPr>
+        <w:rPr>
+          <w:rFonts w:cstheme="minorHAnsi"/>
+          <w:sz w:val="20"/>
+          <w:szCs w:val="20"/>
+        </w:rPr>
+      </w:pPr>
+      <w:r>
+        <w:rPr>
+          <w:rFonts w:cstheme="minorHAnsi"/>
           <w:sz w:val="20"/>
           <w:szCs w:val="20"/>
         </w:rPr>
@@ -7486,7 +5351,7 @@
         </w:rPr>
         <w:t>The Bible explicitly commands believers not to measure their spiritual life by looking at their neighbors. [</w:t>
       </w:r>
-      <w:hyperlink r:id="rId40" w:history="1">
+      <w:hyperlink r:id="rId39" w:history="1">
         <w:r>
           <w:rPr>
             <w:rStyle w:val="Hyperlink"/>
@@ -7505,7 +5370,7 @@
         </w:rPr>
         <w:t xml:space="preserve">, </w:t>
       </w:r>
-      <w:hyperlink r:id="rId41" w:history="1">
+      <w:hyperlink r:id="rId40" w:history="1">
         <w:r>
           <w:rPr>
             <w:rStyle w:val="Hyperlink"/>
@@ -7540,21 +5405,10 @@
       <w:r>
         <w:rPr>
           <w:rFonts w:cstheme="minorHAnsi"/>
-          <w:b/>
-          <w:bCs/>
-          <w:sz w:val="20"/>
-          <w:szCs w:val="20"/>
-        </w:rPr>
-        <w:lastRenderedPageBreak/>
-        <w:t>Galatians 6:4 (NIV):</w:t>
-      </w:r>
-      <w:r>
-        <w:rPr>
-          <w:rFonts w:cstheme="minorHAnsi"/>
-          <w:sz w:val="20"/>
-          <w:szCs w:val="20"/>
-        </w:rPr>
-        <w:t xml:space="preserve"> </w:t>
+          <w:sz w:val="20"/>
+          <w:szCs w:val="20"/>
+        </w:rPr>
+        <w:t xml:space="preserve">Galatians 6:4 (NIV): </w:t>
       </w:r>
       <w:r>
         <w:rPr>
@@ -7564,29 +5418,7 @@
           <w:sz w:val="20"/>
           <w:szCs w:val="20"/>
         </w:rPr>
-        <w:t xml:space="preserve">"Each one should test their own actions. Then they can take pride in themselves alone, </w:t>
-      </w:r>
-      <w:r>
-        <w:rPr>
-          <w:rFonts w:cstheme="minorHAnsi"/>
-          <w:b/>
-          <w:bCs/>
-          <w:i/>
-          <w:iCs/>
-          <w:sz w:val="20"/>
-          <w:szCs w:val="20"/>
-        </w:rPr>
-        <w:t>without comparing themselves to someone else</w:t>
-      </w:r>
-      <w:r>
-        <w:rPr>
-          <w:rFonts w:cstheme="minorHAnsi"/>
-          <w:i/>
-          <w:iCs/>
-          <w:sz w:val="20"/>
-          <w:szCs w:val="20"/>
-        </w:rPr>
-        <w:t>."</w:t>
+        <w:t>"Each one should test their own actions. Then they can take pride in themselves alone, without comparing themselves to someone else."</w:t>
       </w:r>
       <w:r>
         <w:rPr>
@@ -7595,6 +5427,59 @@
           <w:szCs w:val="20"/>
         </w:rPr>
         <w:t xml:space="preserve"> [</w:t>
+      </w:r>
+      <w:hyperlink r:id="rId41" w:history="1">
+        <w:r>
+          <w:rPr>
+            <w:rStyle w:val="Hyperlink"/>
+            <w:rFonts w:cstheme="minorHAnsi"/>
+            <w:sz w:val="20"/>
+            <w:szCs w:val="20"/>
+          </w:rPr>
+          <w:t>1</w:t>
+        </w:r>
+      </w:hyperlink>
+      <w:r>
+        <w:rPr>
+          <w:rFonts w:cstheme="minorHAnsi"/>
+          <w:sz w:val="20"/>
+          <w:szCs w:val="20"/>
+        </w:rPr>
+        <w:t>]</w:t>
+      </w:r>
+    </w:p>
+    <w:p>
+      <w:pPr>
+        <w:rPr>
+          <w:rFonts w:cstheme="minorHAnsi"/>
+          <w:sz w:val="20"/>
+          <w:szCs w:val="20"/>
+        </w:rPr>
+      </w:pPr>
+      <w:r>
+        <w:rPr>
+          <w:rFonts w:cstheme="minorHAnsi"/>
+          <w:sz w:val="20"/>
+          <w:szCs w:val="20"/>
+        </w:rPr>
+        <w:t>2. Track Your Own Heart's Trajectory</w:t>
+      </w:r>
+    </w:p>
+    <w:p>
+      <w:pPr>
+        <w:rPr>
+          <w:rFonts w:cstheme="minorHAnsi"/>
+          <w:sz w:val="20"/>
+          <w:szCs w:val="20"/>
+        </w:rPr>
+      </w:pPr>
+      <w:r>
+        <w:rPr>
+          <w:rFonts w:cstheme="minorHAnsi"/>
+          <w:sz w:val="20"/>
+          <w:szCs w:val="20"/>
+        </w:rPr>
+        <w:t>The Bible teaches that spiritual maturity (sanctification) is a gradual process where your heart changes over time. You are supposed to look back at your past to ensure you are moving forward in love and faith. [</w:t>
       </w:r>
       <w:hyperlink r:id="rId42" w:history="1">
         <w:r>
@@ -7613,66 +5498,9 @@
           <w:sz w:val="20"/>
           <w:szCs w:val="20"/>
         </w:rPr>
-        <w:t>]</w:t>
-      </w:r>
-    </w:p>
-    <w:p>
-      <w:pPr>
-        <w:rPr>
-          <w:rFonts w:cstheme="minorHAnsi"/>
-          <w:b/>
-          <w:bCs/>
-          <w:sz w:val="20"/>
-          <w:szCs w:val="20"/>
-        </w:rPr>
-      </w:pPr>
-      <w:r>
-        <w:rPr>
-          <w:rFonts w:cstheme="minorHAnsi"/>
-          <w:b/>
-          <w:bCs/>
-          <w:sz w:val="20"/>
-          <w:szCs w:val="20"/>
-        </w:rPr>
-        <w:t>2. Track Your Own Heart's Trajectory</w:t>
-      </w:r>
-    </w:p>
-    <w:p>
-      <w:pPr>
-        <w:rPr>
-          <w:rFonts w:cstheme="minorHAnsi"/>
-          <w:sz w:val="20"/>
-          <w:szCs w:val="20"/>
-        </w:rPr>
-      </w:pPr>
-      <w:r>
-        <w:rPr>
-          <w:rFonts w:cstheme="minorHAnsi"/>
-          <w:sz w:val="20"/>
-          <w:szCs w:val="20"/>
-        </w:rPr>
-        <w:t>The Bible teaches that spiritual maturity (sanctification) is a gradual process where your heart changes over time. You are supposed to look back at your past to ensure you are moving forward in love and faith. [</w:t>
+        <w:t xml:space="preserve">, </w:t>
       </w:r>
       <w:hyperlink r:id="rId43" w:history="1">
-        <w:r>
-          <w:rPr>
-            <w:rStyle w:val="Hyperlink"/>
-            <w:rFonts w:cstheme="minorHAnsi"/>
-            <w:sz w:val="20"/>
-            <w:szCs w:val="20"/>
-          </w:rPr>
-          <w:t>1</w:t>
-        </w:r>
-      </w:hyperlink>
-      <w:r>
-        <w:rPr>
-          <w:rFonts w:cstheme="minorHAnsi"/>
-          <w:sz w:val="20"/>
-          <w:szCs w:val="20"/>
-        </w:rPr>
-        <w:t xml:space="preserve">, </w:t>
-      </w:r>
-      <w:hyperlink r:id="rId44" w:history="1">
         <w:r>
           <w:rPr>
             <w:rStyle w:val="Hyperlink"/>
@@ -7707,20 +5535,10 @@
       <w:r>
         <w:rPr>
           <w:rFonts w:cstheme="minorHAnsi"/>
-          <w:b/>
-          <w:bCs/>
-          <w:sz w:val="20"/>
-          <w:szCs w:val="20"/>
-        </w:rPr>
-        <w:t>2 Corinthians 3:18:</w:t>
-      </w:r>
-      <w:r>
-        <w:rPr>
-          <w:rFonts w:cstheme="minorHAnsi"/>
-          <w:sz w:val="20"/>
-          <w:szCs w:val="20"/>
-        </w:rPr>
-        <w:t xml:space="preserve"> Explains that followers of God are being transformed </w:t>
+          <w:sz w:val="20"/>
+          <w:szCs w:val="20"/>
+        </w:rPr>
+        <w:t xml:space="preserve">2 Corinthians 3:18: Explains that followers of God are being transformed </w:t>
       </w:r>
       <w:r>
         <w:rPr>
@@ -7790,28 +5608,21 @@
           <w:sz w:val="20"/>
           <w:szCs w:val="20"/>
         </w:rPr>
-        <w:t>34:49/</w:t>
-      </w:r>
-      <w:r>
-        <w:rPr>
-          <w:rFonts w:cstheme="minorHAnsi"/>
-          <w:sz w:val="20"/>
-          <w:szCs w:val="20"/>
-        </w:rPr>
-        <w:t>37:36</w:t>
-      </w:r>
-    </w:p>
-    <w:p>
-      <w:pPr>
-        <w:rPr>
-          <w:rFonts w:cstheme="minorHAnsi"/>
-          <w:sz w:val="20"/>
-          <w:szCs w:val="20"/>
-        </w:rPr>
-      </w:pPr>
-      <w:r>
-        <w:rPr>
-          <w:rFonts w:cstheme="minorHAnsi"/>
+        <w:t>34:49/37:36</w:t>
+      </w:r>
+    </w:p>
+    <w:p>
+      <w:pPr>
+        <w:rPr>
+          <w:rFonts w:cstheme="minorHAnsi"/>
+          <w:sz w:val="20"/>
+          <w:szCs w:val="20"/>
+        </w:rPr>
+      </w:pPr>
+      <w:r>
+        <w:rPr>
+          <w:rFonts w:cstheme="minorHAnsi"/>
+          <w:noProof/>
           <w:sz w:val="20"/>
           <w:szCs w:val="20"/>
         </w:rPr>
@@ -7831,7 +5642,7 @@
                     <pic:cNvPicPr/>
                   </pic:nvPicPr>
                   <pic:blipFill>
-                    <a:blip r:embed="rId45"/>
+                    <a:blip r:embed="rId44"/>
                     <a:stretch>
                       <a:fillRect/>
                     </a:stretch>
@@ -7884,20 +5695,10 @@
       <w:r>
         <w:rPr>
           <w:rFonts w:cstheme="minorHAnsi"/>
-          <w:b/>
-          <w:bCs/>
-          <w:sz w:val="20"/>
-          <w:szCs w:val="20"/>
-        </w:rPr>
-        <w:t>"Your Gap"</w:t>
-      </w:r>
-      <w:r>
-        <w:rPr>
-          <w:rFonts w:cstheme="minorHAnsi"/>
-          <w:sz w:val="20"/>
-          <w:szCs w:val="20"/>
-        </w:rPr>
-        <w:t xml:space="preserve"> is the distance, misunderstanding, or hurt feelings between you and someone else because of an argument or a mistake.</w:t>
+          <w:sz w:val="20"/>
+          <w:szCs w:val="20"/>
+        </w:rPr>
+        <w:t>"Your Gap" is the distance, misunderstanding, or hurt feelings between you and someone else because of an argument or a mistake.</w:t>
       </w:r>
     </w:p>
     <w:p>
@@ -7915,20 +5716,10 @@
       <w:r>
         <w:rPr>
           <w:rFonts w:cstheme="minorHAnsi"/>
-          <w:b/>
-          <w:bCs/>
-          <w:sz w:val="20"/>
-          <w:szCs w:val="20"/>
-        </w:rPr>
-        <w:t>"The Actual Person"</w:t>
-      </w:r>
-      <w:r>
-        <w:rPr>
-          <w:rFonts w:cstheme="minorHAnsi"/>
-          <w:sz w:val="20"/>
-          <w:szCs w:val="20"/>
-        </w:rPr>
-        <w:t xml:space="preserve"> means you must talk directly to the individual involved. Do not talk behind their back, complain to someone else, or just pray about it quietly.</w:t>
+          <w:sz w:val="20"/>
+          <w:szCs w:val="20"/>
+        </w:rPr>
+        <w:t>"The Actual Person" means you must talk directly to the individual involved. Do not talk behind their back, complain to someone else, or just pray about it quietly.</w:t>
       </w:r>
     </w:p>
     <w:p>
@@ -7946,20 +5737,11 @@
       <w:r>
         <w:rPr>
           <w:rFonts w:cstheme="minorHAnsi"/>
-          <w:b/>
-          <w:bCs/>
-          <w:sz w:val="20"/>
-          <w:szCs w:val="20"/>
-        </w:rPr>
-        <w:t>"Close It This Week"</w:t>
-      </w:r>
-      <w:r>
-        <w:rPr>
-          <w:rFonts w:cstheme="minorHAnsi"/>
-          <w:sz w:val="20"/>
-          <w:szCs w:val="20"/>
-        </w:rPr>
-        <w:t xml:space="preserve"> means do not wait. You need to apologize, forgive, or have that hard conversation as soon as possible to bring peace back to the relationship.</w:t>
+          <w:sz w:val="20"/>
+          <w:szCs w:val="20"/>
+        </w:rPr>
+        <w:lastRenderedPageBreak/>
+        <w:t>"Close It This Week" means do not wait. You need to apologize, forgive, or have that hard conversation as soon as possible to bring peace back to the relationship.</w:t>
       </w:r>
     </w:p>
     <w:p>
@@ -8011,52 +5793,21 @@
           <w:sz w:val="20"/>
           <w:szCs w:val="20"/>
         </w:rPr>
-        <w:t>3</w:t>
-      </w:r>
-      <w:r>
-        <w:rPr>
-          <w:rFonts w:cstheme="minorHAnsi"/>
-          <w:sz w:val="20"/>
-          <w:szCs w:val="20"/>
-        </w:rPr>
-        <w:t>5</w:t>
-      </w:r>
-      <w:r>
-        <w:rPr>
-          <w:rFonts w:cstheme="minorHAnsi"/>
-          <w:sz w:val="20"/>
-          <w:szCs w:val="20"/>
-        </w:rPr>
-        <w:t>:</w:t>
-      </w:r>
-      <w:r>
-        <w:rPr>
-          <w:rFonts w:cstheme="minorHAnsi"/>
-          <w:sz w:val="20"/>
-          <w:szCs w:val="20"/>
-        </w:rPr>
-        <w:t>03</w:t>
-      </w:r>
-      <w:r>
-        <w:rPr>
-          <w:rFonts w:cstheme="minorHAnsi"/>
-          <w:sz w:val="20"/>
-          <w:szCs w:val="20"/>
-        </w:rPr>
-        <w:t>/37:36</w:t>
-      </w:r>
-    </w:p>
-    <w:p>
-      <w:pPr>
-        <w:rPr>
-          <w:rFonts w:cstheme="minorHAnsi"/>
-          <w:sz w:val="20"/>
-          <w:szCs w:val="20"/>
-        </w:rPr>
-      </w:pPr>
-      <w:r>
-        <w:rPr>
-          <w:rFonts w:cstheme="minorHAnsi"/>
+        <w:t>35:03/37:36</w:t>
+      </w:r>
+    </w:p>
+    <w:p>
+      <w:pPr>
+        <w:rPr>
+          <w:rFonts w:cstheme="minorHAnsi"/>
+          <w:sz w:val="20"/>
+          <w:szCs w:val="20"/>
+        </w:rPr>
+      </w:pPr>
+      <w:r>
+        <w:rPr>
+          <w:rFonts w:cstheme="minorHAnsi"/>
+          <w:noProof/>
           <w:sz w:val="20"/>
           <w:szCs w:val="20"/>
         </w:rPr>
@@ -8076,7 +5827,7 @@
                     <pic:cNvPicPr/>
                   </pic:nvPicPr>
                   <pic:blipFill>
-                    <a:blip r:embed="rId46"/>
+                    <a:blip r:embed="rId45"/>
                     <a:stretch>
                       <a:fillRect/>
                     </a:stretch>
@@ -8125,8 +5876,6 @@
       <w:r>
         <w:rPr>
           <w:rFonts w:cstheme="minorHAnsi"/>
-          <w:b/>
-          <w:bCs/>
           <w:sz w:val="20"/>
           <w:szCs w:val="20"/>
         </w:rPr>
@@ -8165,20 +5914,10 @@
       <w:r>
         <w:rPr>
           <w:rFonts w:cstheme="minorHAnsi"/>
-          <w:b/>
-          <w:bCs/>
-          <w:sz w:val="20"/>
-          <w:szCs w:val="20"/>
-        </w:rPr>
-        <w:t>"Lead with Kindness"</w:t>
-      </w:r>
-      <w:r>
-        <w:rPr>
-          <w:rFonts w:cstheme="minorHAnsi"/>
-          <w:sz w:val="20"/>
-          <w:szCs w:val="20"/>
-        </w:rPr>
-        <w:t xml:space="preserve"> means you choose to be gentle, helpful, and loving first, rather than waiting for them to apologize or change.</w:t>
+          <w:sz w:val="20"/>
+          <w:szCs w:val="20"/>
+        </w:rPr>
+        <w:t>"Lead with Kindness" means you choose to be gentle, helpful, and loving first, rather than waiting for them to apologize or change.</w:t>
       </w:r>
     </w:p>
     <w:p>
@@ -8196,20 +5935,10 @@
       <w:r>
         <w:rPr>
           <w:rFonts w:cstheme="minorHAnsi"/>
-          <w:b/>
-          <w:bCs/>
-          <w:sz w:val="20"/>
-          <w:szCs w:val="20"/>
-        </w:rPr>
-        <w:t>"Has Not Earned It"</w:t>
-      </w:r>
-      <w:r>
-        <w:rPr>
-          <w:rFonts w:cstheme="minorHAnsi"/>
-          <w:sz w:val="20"/>
-          <w:szCs w:val="20"/>
-        </w:rPr>
-        <w:t xml:space="preserve"> means the person might have been mean, rude, or unfair to you. They do not deserve your nice behavior.</w:t>
+          <w:sz w:val="20"/>
+          <w:szCs w:val="20"/>
+        </w:rPr>
+        <w:t>"Has Not Earned It" means the person might have been mean, rude, or unfair to you. They do not deserve your nice behavior.</w:t>
       </w:r>
     </w:p>
     <w:p>
@@ -8286,39 +6015,7 @@
           <w:sz w:val="20"/>
           <w:szCs w:val="20"/>
         </w:rPr>
-        <w:t>3</w:t>
-      </w:r>
-      <w:r>
-        <w:rPr>
-          <w:rFonts w:cstheme="minorHAnsi"/>
-          <w:sz w:val="20"/>
-          <w:szCs w:val="20"/>
-        </w:rPr>
-        <w:t>7</w:t>
-      </w:r>
-      <w:r>
-        <w:rPr>
-          <w:rFonts w:cstheme="minorHAnsi"/>
-          <w:sz w:val="20"/>
-          <w:szCs w:val="20"/>
-        </w:rPr>
-        <w:t>:0</w:t>
-      </w:r>
-      <w:r>
-        <w:rPr>
-          <w:rFonts w:cstheme="minorHAnsi"/>
-          <w:sz w:val="20"/>
-          <w:szCs w:val="20"/>
-        </w:rPr>
-        <w:t>0</w:t>
-      </w:r>
-      <w:r>
-        <w:rPr>
-          <w:rFonts w:cstheme="minorHAnsi"/>
-          <w:sz w:val="20"/>
-          <w:szCs w:val="20"/>
-        </w:rPr>
-        <w:t>/37:36</w:t>
+        <w:t>37:00/37:36</w:t>
       </w:r>
     </w:p>
     <w:p>
@@ -8396,7 +6093,6 @@
           <w:sz w:val="20"/>
           <w:szCs w:val="20"/>
         </w:rPr>
-        <w:lastRenderedPageBreak/>
         <w:t>************</w:t>
       </w:r>
     </w:p>
@@ -8431,43 +6127,11 @@
           <w:sz w:val="20"/>
           <w:szCs w:val="20"/>
         </w:rPr>
-        <w:t>09/</w:t>
-      </w:r>
-      <w:r>
-        <w:rPr>
-          <w:rFonts w:cstheme="minorHAnsi"/>
-          <w:sz w:val="20"/>
-          <w:szCs w:val="20"/>
-        </w:rPr>
-        <w:t>26</w:t>
-      </w:r>
-      <w:r>
-        <w:rPr>
-          <w:rFonts w:cstheme="minorHAnsi"/>
-          <w:sz w:val="20"/>
-          <w:szCs w:val="20"/>
-        </w:rPr>
-        <w:t>/2026, Menlo Church Worship (Summary of last week, 09/</w:t>
-      </w:r>
-      <w:r>
-        <w:rPr>
-          <w:rFonts w:cstheme="minorHAnsi"/>
-          <w:sz w:val="20"/>
-          <w:szCs w:val="20"/>
-        </w:rPr>
-        <w:t>20</w:t>
-      </w:r>
-      <w:r>
-        <w:rPr>
-          <w:rFonts w:cstheme="minorHAnsi"/>
-          <w:sz w:val="20"/>
-          <w:szCs w:val="20"/>
-        </w:rPr>
-        <w:t>/2026)</w:t>
-      </w:r>
-    </w:p>
-    <w:p>
-      <w:hyperlink r:id="rId47" w:history="1">
+        <w:t>09/26/2026, Menlo Church Worship (Summary of last week, 09/20/2026)</w:t>
+      </w:r>
+    </w:p>
+    <w:p>
+      <w:hyperlink r:id="rId46" w:history="1">
         <w:r>
           <w:rPr>
             <w:rStyle w:val="Hyperlink"/>
@@ -8484,7 +6148,7 @@
           <w:szCs w:val="20"/>
         </w:rPr>
       </w:pPr>
-      <w:hyperlink r:id="rId48" w:history="1">
+      <w:hyperlink r:id="rId47" w:history="1">
         <w:r>
           <w:rPr>
             <w:rStyle w:val="Hyperlink"/>
@@ -8510,31 +6174,3791 @@
           <w:sz w:val="20"/>
           <w:szCs w:val="20"/>
         </w:rPr>
+        <w:t>Kind of Kindness | Repentance For the Rest of Us | Menlo Church, Phil EuBank, Lead Pastor</w:t>
+      </w:r>
+    </w:p>
+    <w:p>
+      <w:pPr>
+        <w:rPr>
+          <w:rFonts w:cstheme="minorHAnsi"/>
+          <w:noProof/>
+          <w:sz w:val="20"/>
+          <w:szCs w:val="20"/>
+        </w:rPr>
+      </w:pPr>
+    </w:p>
+    <w:p>
+      <w:pPr>
+        <w:rPr>
+          <w:rFonts w:cstheme="minorHAnsi"/>
+          <w:noProof/>
+          <w:sz w:val="20"/>
+          <w:szCs w:val="20"/>
+        </w:rPr>
+      </w:pPr>
+      <w:r>
+        <w:rPr>
+          <w:rFonts w:cstheme="minorHAnsi"/>
+          <w:noProof/>
+          <w:sz w:val="20"/>
+          <w:szCs w:val="20"/>
+        </w:rPr>
+        <w:t>What is “Kind of Kindness”?</w:t>
+      </w:r>
+    </w:p>
+    <w:p>
+      <w:pPr>
+        <w:rPr>
+          <w:rFonts w:cstheme="minorHAnsi"/>
+          <w:sz w:val="20"/>
+          <w:szCs w:val="20"/>
+        </w:rPr>
+      </w:pPr>
+      <w:r>
+        <w:rPr>
+          <w:rFonts w:cstheme="minorHAnsi"/>
+          <w:sz w:val="20"/>
+          <w:szCs w:val="20"/>
+        </w:rPr>
+        <w:t>I</w:t>
+      </w:r>
+      <w:r>
+        <w:rPr>
+          <w:rFonts w:cstheme="minorHAnsi"/>
+          <w:sz w:val="20"/>
+          <w:szCs w:val="20"/>
+        </w:rPr>
+        <w:t>n Bible</w:t>
+      </w:r>
+      <w:r>
+        <w:rPr>
+          <w:rFonts w:cstheme="minorHAnsi"/>
+          <w:sz w:val="20"/>
+          <w:szCs w:val="20"/>
+        </w:rPr>
+        <w:t xml:space="preserve"> Romans 2:4, the</w:t>
+      </w:r>
+      <w:r>
+        <w:rPr>
+          <w:rFonts w:cstheme="minorHAnsi"/>
+          <w:sz w:val="20"/>
+          <w:szCs w:val="20"/>
+        </w:rPr>
+        <w:t>re are two kinds of kindness given by God:</w:t>
+      </w:r>
+    </w:p>
+    <w:p>
+      <w:pPr>
+        <w:rPr>
+          <w:rFonts w:cstheme="minorHAnsi"/>
+          <w:sz w:val="20"/>
+          <w:szCs w:val="20"/>
+        </w:rPr>
+      </w:pPr>
+      <w:r>
+        <w:rPr>
+          <w:rFonts w:cstheme="minorHAnsi"/>
+          <w:sz w:val="20"/>
+          <w:szCs w:val="20"/>
+        </w:rPr>
+        <w:t xml:space="preserve">  </w:t>
+      </w:r>
+      <w:r>
+        <w:rPr>
+          <w:rFonts w:cstheme="minorHAnsi"/>
+          <w:sz w:val="20"/>
+          <w:szCs w:val="20"/>
+        </w:rPr>
+        <w:t>a. General Grace</w:t>
+      </w:r>
+      <w:r>
+        <w:rPr>
+          <w:rFonts w:cstheme="minorHAnsi"/>
+          <w:sz w:val="20"/>
+          <w:szCs w:val="20"/>
+        </w:rPr>
+        <w:t xml:space="preserve"> (</w:t>
+      </w:r>
+      <w:r>
+        <w:rPr>
+          <w:rFonts w:cstheme="minorHAnsi"/>
+          <w:sz w:val="20"/>
+          <w:szCs w:val="20"/>
+        </w:rPr>
+        <w:t>普遍恩典</w:t>
+      </w:r>
+      <w:r>
+        <w:rPr>
+          <w:rFonts w:cstheme="minorHAnsi"/>
+          <w:sz w:val="20"/>
+          <w:szCs w:val="20"/>
+        </w:rPr>
+        <w:t>)</w:t>
+      </w:r>
+      <w:r>
+        <w:rPr>
+          <w:rFonts w:cstheme="minorHAnsi"/>
+          <w:sz w:val="20"/>
+          <w:szCs w:val="20"/>
+        </w:rPr>
+        <w:t xml:space="preserve">: </w:t>
+      </w:r>
+      <w:r>
+        <w:rPr>
+          <w:rFonts w:cstheme="minorHAnsi"/>
+          <w:sz w:val="20"/>
+          <w:szCs w:val="20"/>
+        </w:rPr>
+        <w:t xml:space="preserve">God gives </w:t>
+      </w:r>
+      <w:r>
+        <w:rPr>
+          <w:rFonts w:cstheme="minorHAnsi"/>
+          <w:sz w:val="20"/>
+          <w:szCs w:val="20"/>
+        </w:rPr>
+        <w:t>everyone</w:t>
+      </w:r>
+      <w:r>
+        <w:rPr>
+          <w:rFonts w:cstheme="minorHAnsi"/>
+          <w:sz w:val="20"/>
+          <w:szCs w:val="20"/>
+        </w:rPr>
+        <w:t xml:space="preserve"> and every day</w:t>
+      </w:r>
+      <w:r>
+        <w:rPr>
+          <w:rFonts w:cstheme="minorHAnsi"/>
+          <w:sz w:val="20"/>
+          <w:szCs w:val="20"/>
+        </w:rPr>
+        <w:t>, such as life, breath, and the world around us.</w:t>
+      </w:r>
+    </w:p>
+    <w:p>
+      <w:pPr>
+        <w:rPr>
+          <w:rFonts w:cstheme="minorHAnsi"/>
+          <w:sz w:val="20"/>
+          <w:szCs w:val="20"/>
+        </w:rPr>
+      </w:pPr>
+      <w:r>
+        <w:rPr>
+          <w:rFonts w:cstheme="minorHAnsi"/>
+          <w:sz w:val="20"/>
+          <w:szCs w:val="20"/>
+        </w:rPr>
+        <w:t xml:space="preserve">  </w:t>
+      </w:r>
+      <w:r>
+        <w:rPr>
+          <w:rFonts w:cstheme="minorHAnsi"/>
+          <w:sz w:val="20"/>
+          <w:szCs w:val="20"/>
+        </w:rPr>
+        <w:t>b. Prevenient Grace</w:t>
+      </w:r>
+      <w:r>
+        <w:rPr>
+          <w:rFonts w:cstheme="minorHAnsi"/>
+          <w:sz w:val="20"/>
+          <w:szCs w:val="20"/>
+        </w:rPr>
+        <w:t xml:space="preserve"> (</w:t>
+      </w:r>
+      <w:r>
+        <w:rPr>
+          <w:rFonts w:cstheme="minorHAnsi"/>
+          <w:sz w:val="20"/>
+          <w:szCs w:val="20"/>
+        </w:rPr>
+        <w:t>先行恩典</w:t>
+      </w:r>
+      <w:r>
+        <w:rPr>
+          <w:rFonts w:cstheme="minorHAnsi"/>
+          <w:sz w:val="20"/>
+          <w:szCs w:val="20"/>
+        </w:rPr>
+        <w:t>)</w:t>
+      </w:r>
+      <w:r>
+        <w:rPr>
+          <w:rFonts w:cstheme="minorHAnsi"/>
+          <w:sz w:val="20"/>
+          <w:szCs w:val="20"/>
+        </w:rPr>
+        <w:t xml:space="preserve">: </w:t>
+      </w:r>
+      <w:r>
+        <w:rPr>
+          <w:rFonts w:cstheme="minorHAnsi"/>
+          <w:sz w:val="20"/>
+          <w:szCs w:val="20"/>
+        </w:rPr>
+        <w:t>A specific kindness comes before we turn to God</w:t>
+      </w:r>
+      <w:r>
+        <w:rPr>
+          <w:rFonts w:cstheme="minorHAnsi"/>
+          <w:sz w:val="20"/>
+          <w:szCs w:val="20"/>
+        </w:rPr>
+        <w:t xml:space="preserve"> (</w:t>
+      </w:r>
+      <w:r>
+        <w:rPr>
+          <w:rFonts w:cstheme="minorHAnsi"/>
+          <w:sz w:val="20"/>
+          <w:szCs w:val="20"/>
+        </w:rPr>
+        <w:t>神主動向人施展的恩典</w:t>
+      </w:r>
+      <w:r>
+        <w:rPr>
+          <w:rFonts w:cstheme="minorHAnsi"/>
+          <w:sz w:val="20"/>
+          <w:szCs w:val="20"/>
+        </w:rPr>
+        <w:t>)</w:t>
+      </w:r>
+      <w:r>
+        <w:rPr>
+          <w:rFonts w:cstheme="minorHAnsi"/>
+          <w:sz w:val="20"/>
+          <w:szCs w:val="20"/>
+        </w:rPr>
+        <w:t>.</w:t>
+      </w:r>
+    </w:p>
+    <w:p>
+      <w:pPr>
+        <w:rPr>
+          <w:rFonts w:cstheme="minorHAnsi"/>
+          <w:sz w:val="20"/>
+          <w:szCs w:val="20"/>
+        </w:rPr>
+      </w:pPr>
+    </w:p>
+    <w:p>
+      <w:pPr>
+        <w:rPr>
+          <w:rFonts w:cstheme="minorHAnsi"/>
+          <w:sz w:val="20"/>
+          <w:szCs w:val="20"/>
+        </w:rPr>
+      </w:pPr>
+      <w:r>
+        <w:rPr>
+          <w:rFonts w:cstheme="minorHAnsi"/>
+          <w:sz w:val="20"/>
+          <w:szCs w:val="20"/>
+        </w:rPr>
+        <w:t>1</w:t>
+      </w:r>
+      <w:r>
+        <w:rPr>
+          <w:rFonts w:cstheme="minorHAnsi"/>
+          <w:sz w:val="20"/>
+          <w:szCs w:val="20"/>
+        </w:rPr>
+        <w:t xml:space="preserve">. </w:t>
+      </w:r>
+      <w:r>
+        <w:rPr>
+          <w:rFonts w:cstheme="minorHAnsi"/>
+          <w:sz w:val="20"/>
+          <w:szCs w:val="20"/>
+        </w:rPr>
+        <w:t>Romans 2:1-4</w:t>
+      </w:r>
+      <w:r>
+        <w:rPr>
+          <w:rFonts w:cstheme="minorHAnsi"/>
+          <w:sz w:val="20"/>
+          <w:szCs w:val="20"/>
+        </w:rPr>
+        <w:t xml:space="preserve">: </w:t>
+      </w:r>
+      <w:r>
+        <w:rPr>
+          <w:rFonts w:cstheme="minorHAnsi"/>
+          <w:sz w:val="20"/>
+          <w:szCs w:val="20"/>
+        </w:rPr>
+        <w:t>Only God can judge people. Every one of us has sin</w:t>
+      </w:r>
+      <w:r>
+        <w:rPr>
+          <w:rFonts w:cstheme="minorHAnsi"/>
+          <w:sz w:val="20"/>
+          <w:szCs w:val="20"/>
+        </w:rPr>
+        <w:t>,</w:t>
+      </w:r>
+      <w:r>
+        <w:rPr>
+          <w:rFonts w:cstheme="minorHAnsi"/>
+          <w:sz w:val="20"/>
+          <w:szCs w:val="20"/>
+        </w:rPr>
+        <w:t xml:space="preserve"> </w:t>
+      </w:r>
+      <w:r>
+        <w:rPr>
+          <w:rFonts w:cstheme="minorHAnsi"/>
+          <w:sz w:val="20"/>
+          <w:szCs w:val="20"/>
+        </w:rPr>
+        <w:t>therefore, w</w:t>
+      </w:r>
+      <w:r>
+        <w:rPr>
+          <w:rFonts w:cstheme="minorHAnsi"/>
+          <w:sz w:val="20"/>
+          <w:szCs w:val="20"/>
+        </w:rPr>
+        <w:t>e cannot judge other people.</w:t>
+      </w:r>
+    </w:p>
+    <w:p>
+      <w:pPr>
+        <w:rPr>
+          <w:rFonts w:cstheme="minorHAnsi"/>
+          <w:sz w:val="20"/>
+          <w:szCs w:val="20"/>
+        </w:rPr>
+      </w:pPr>
+      <w:r>
+        <w:rPr>
+          <w:rFonts w:cstheme="minorHAnsi"/>
+          <w:sz w:val="20"/>
+          <w:szCs w:val="20"/>
+        </w:rPr>
+        <w:t>2</w:t>
+      </w:r>
+      <w:r>
+        <w:rPr>
+          <w:rFonts w:cstheme="minorHAnsi"/>
+          <w:sz w:val="20"/>
+          <w:szCs w:val="20"/>
+        </w:rPr>
+        <w:t>. There is a gap (time delay)  between sin (mess up) and repentance (confess up)</w:t>
+      </w:r>
+      <w:r>
+        <w:rPr>
+          <w:rFonts w:cstheme="minorHAnsi"/>
+          <w:sz w:val="20"/>
+          <w:szCs w:val="20"/>
+        </w:rPr>
+        <w:t>:</w:t>
+      </w:r>
+      <w:r>
+        <w:rPr>
+          <w:rFonts w:cstheme="minorHAnsi"/>
+          <w:sz w:val="20"/>
+          <w:szCs w:val="20"/>
+        </w:rPr>
+        <w:t xml:space="preserve"> </w:t>
+      </w:r>
+      <w:r>
+        <w:rPr>
+          <w:rFonts w:cstheme="minorHAnsi"/>
+          <w:sz w:val="20"/>
+          <w:szCs w:val="20"/>
+        </w:rPr>
+        <w:t>The</w:t>
+      </w:r>
+      <w:r>
+        <w:rPr>
+          <w:rFonts w:cstheme="minorHAnsi"/>
+          <w:sz w:val="20"/>
+          <w:szCs w:val="20"/>
+        </w:rPr>
+        <w:t xml:space="preserve"> gap called kindness. God loves us</w:t>
+      </w:r>
+      <w:r>
+        <w:rPr>
+          <w:rFonts w:cstheme="minorHAnsi"/>
+          <w:sz w:val="20"/>
+          <w:szCs w:val="20"/>
+        </w:rPr>
+        <w:t xml:space="preserve"> and gives us a chance to repent.</w:t>
+      </w:r>
+    </w:p>
+    <w:p>
+      <w:pPr>
+        <w:rPr>
+          <w:rFonts w:cstheme="minorHAnsi"/>
+          <w:sz w:val="20"/>
+          <w:szCs w:val="20"/>
+        </w:rPr>
+      </w:pPr>
+      <w:r>
+        <w:rPr>
+          <w:rFonts w:cstheme="minorHAnsi"/>
+          <w:sz w:val="20"/>
+          <w:szCs w:val="20"/>
+        </w:rPr>
+        <w:t xml:space="preserve">3. </w:t>
+      </w:r>
+      <w:r>
+        <w:rPr>
+          <w:rFonts w:cstheme="minorHAnsi"/>
+          <w:sz w:val="20"/>
+          <w:szCs w:val="20"/>
+        </w:rPr>
+        <w:t>There are two kinds of kindness:</w:t>
+      </w:r>
+    </w:p>
+    <w:p>
+      <w:pPr>
+        <w:rPr>
+          <w:rFonts w:cstheme="minorHAnsi"/>
+          <w:sz w:val="20"/>
+          <w:szCs w:val="20"/>
+        </w:rPr>
+      </w:pPr>
+      <w:r>
+        <w:rPr>
+          <w:rFonts w:cstheme="minorHAnsi"/>
+          <w:sz w:val="20"/>
+          <w:szCs w:val="20"/>
+        </w:rPr>
+        <w:t xml:space="preserve">  a. General/common grace: God give grace </w:t>
+      </w:r>
+      <w:r>
+        <w:rPr>
+          <w:rFonts w:cstheme="minorHAnsi"/>
+          <w:sz w:val="20"/>
+          <w:szCs w:val="20"/>
+        </w:rPr>
+        <w:t xml:space="preserve">kindness </w:t>
+      </w:r>
+      <w:r>
+        <w:rPr>
+          <w:rFonts w:cstheme="minorHAnsi"/>
+          <w:sz w:val="20"/>
+          <w:szCs w:val="20"/>
+        </w:rPr>
+        <w:t xml:space="preserve">to </w:t>
+      </w:r>
+      <w:r>
+        <w:rPr>
+          <w:rFonts w:cstheme="minorHAnsi"/>
+          <w:sz w:val="20"/>
+          <w:szCs w:val="20"/>
+        </w:rPr>
+        <w:t xml:space="preserve">all the time </w:t>
+      </w:r>
+      <w:r>
+        <w:rPr>
+          <w:rFonts w:cstheme="minorHAnsi"/>
+          <w:sz w:val="20"/>
+          <w:szCs w:val="20"/>
+        </w:rPr>
+        <w:t>and</w:t>
+      </w:r>
+      <w:r>
+        <w:rPr>
+          <w:rFonts w:cstheme="minorHAnsi"/>
+          <w:sz w:val="20"/>
+          <w:szCs w:val="20"/>
+        </w:rPr>
+        <w:t xml:space="preserve"> to every</w:t>
+      </w:r>
+      <w:r>
+        <w:rPr>
+          <w:rFonts w:cstheme="minorHAnsi"/>
+          <w:sz w:val="20"/>
+          <w:szCs w:val="20"/>
+        </w:rPr>
+        <w:t xml:space="preserve"> </w:t>
+      </w:r>
+      <w:r>
+        <w:rPr>
+          <w:rFonts w:cstheme="minorHAnsi"/>
+          <w:sz w:val="20"/>
+          <w:szCs w:val="20"/>
+        </w:rPr>
+        <w:t>one of us.</w:t>
+      </w:r>
+    </w:p>
+    <w:p>
+      <w:pPr>
+        <w:rPr>
+          <w:rFonts w:cstheme="minorHAnsi"/>
+          <w:sz w:val="20"/>
+          <w:szCs w:val="20"/>
+        </w:rPr>
+      </w:pPr>
+      <w:r>
+        <w:rPr>
+          <w:rFonts w:cstheme="minorHAnsi"/>
+          <w:sz w:val="20"/>
+          <w:szCs w:val="20"/>
+        </w:rPr>
+        <w:t xml:space="preserve">  b. </w:t>
+      </w:r>
+      <w:r>
+        <w:rPr>
+          <w:rFonts w:cstheme="minorHAnsi"/>
+          <w:sz w:val="20"/>
+          <w:szCs w:val="20"/>
+        </w:rPr>
+        <w:t>Prevenient grace (</w:t>
+      </w:r>
+      <w:r>
+        <w:rPr>
+          <w:rFonts w:cstheme="minorHAnsi"/>
+          <w:sz w:val="20"/>
+          <w:szCs w:val="20"/>
+        </w:rPr>
+        <w:t>先行恩典</w:t>
+      </w:r>
+      <w:r>
+        <w:rPr>
+          <w:rFonts w:cstheme="minorHAnsi"/>
+          <w:sz w:val="20"/>
+          <w:szCs w:val="20"/>
+        </w:rPr>
+        <w:t>):</w:t>
+      </w:r>
+      <w:r>
+        <w:rPr>
+          <w:rFonts w:cstheme="minorHAnsi"/>
+          <w:sz w:val="20"/>
+          <w:szCs w:val="20"/>
+        </w:rPr>
+        <w:t xml:space="preserve"> </w:t>
+      </w:r>
+      <w:r>
+        <w:rPr>
+          <w:rFonts w:cstheme="minorHAnsi"/>
+          <w:sz w:val="20"/>
+          <w:szCs w:val="20"/>
+        </w:rPr>
+        <w:t>God work</w:t>
+      </w:r>
+      <w:r>
+        <w:rPr>
+          <w:rFonts w:cstheme="minorHAnsi"/>
+          <w:sz w:val="20"/>
+          <w:szCs w:val="20"/>
+        </w:rPr>
+        <w:t>s</w:t>
+      </w:r>
+      <w:r>
+        <w:rPr>
+          <w:rFonts w:cstheme="minorHAnsi"/>
+          <w:sz w:val="20"/>
+          <w:szCs w:val="20"/>
+        </w:rPr>
+        <w:t xml:space="preserve"> ahead of us.</w:t>
+      </w:r>
+    </w:p>
+    <w:p>
+      <w:pPr>
+        <w:rPr>
+          <w:rFonts w:cstheme="minorHAnsi"/>
+          <w:sz w:val="20"/>
+          <w:szCs w:val="20"/>
+        </w:rPr>
+      </w:pPr>
+      <w:r>
+        <w:rPr>
+          <w:rFonts w:cstheme="minorHAnsi"/>
+          <w:sz w:val="20"/>
+          <w:szCs w:val="20"/>
+        </w:rPr>
+        <w:t>4.</w:t>
+      </w:r>
+      <w:r>
+        <w:rPr>
+          <w:rFonts w:cstheme="minorHAnsi"/>
+          <w:sz w:val="20"/>
+          <w:szCs w:val="20"/>
+        </w:rPr>
+        <w:t xml:space="preserve"> People fear all the time:</w:t>
+      </w:r>
+      <w:r>
+        <w:rPr>
+          <w:rFonts w:cstheme="minorHAnsi"/>
+          <w:sz w:val="20"/>
+          <w:szCs w:val="20"/>
+        </w:rPr>
+        <w:t xml:space="preserve"> </w:t>
+      </w:r>
+      <w:r>
+        <w:rPr>
+          <w:rFonts w:cstheme="minorHAnsi"/>
+          <w:sz w:val="20"/>
+          <w:szCs w:val="20"/>
+        </w:rPr>
+        <w:t xml:space="preserve">Political fear </w:t>
+      </w:r>
+      <w:r>
+        <w:rPr>
+          <w:rFonts w:cstheme="minorHAnsi"/>
+          <w:sz w:val="20"/>
+          <w:szCs w:val="20"/>
+        </w:rPr>
+        <w:t xml:space="preserve">can </w:t>
+      </w:r>
+      <w:r>
+        <w:rPr>
+          <w:rFonts w:cstheme="minorHAnsi"/>
+          <w:sz w:val="20"/>
+          <w:szCs w:val="20"/>
+        </w:rPr>
+        <w:t xml:space="preserve">change you </w:t>
+      </w:r>
+      <w:r>
+        <w:rPr>
+          <w:rFonts w:cstheme="minorHAnsi"/>
+          <w:sz w:val="20"/>
+          <w:szCs w:val="20"/>
+        </w:rPr>
+        <w:t xml:space="preserve">for </w:t>
+      </w:r>
+      <w:r>
+        <w:rPr>
+          <w:rFonts w:cstheme="minorHAnsi"/>
+          <w:sz w:val="20"/>
+          <w:szCs w:val="20"/>
+        </w:rPr>
+        <w:t>now. Kindness will change you forever.</w:t>
+      </w:r>
+    </w:p>
+    <w:p>
+      <w:pPr>
+        <w:rPr>
+          <w:rFonts w:cstheme="minorHAnsi"/>
+          <w:sz w:val="20"/>
+          <w:szCs w:val="20"/>
+        </w:rPr>
+      </w:pPr>
+      <w:r>
+        <w:rPr>
+          <w:rFonts w:cstheme="minorHAnsi"/>
+          <w:sz w:val="20"/>
+          <w:szCs w:val="20"/>
+        </w:rPr>
+        <w:t xml:space="preserve">5. </w:t>
+      </w:r>
+      <w:r>
+        <w:rPr>
+          <w:rFonts w:cstheme="minorHAnsi"/>
+          <w:sz w:val="20"/>
+          <w:szCs w:val="20"/>
+        </w:rPr>
+        <w:t>John 18:15-18</w:t>
+      </w:r>
+      <w:r>
+        <w:rPr>
+          <w:rFonts w:cstheme="minorHAnsi"/>
+          <w:sz w:val="20"/>
+          <w:szCs w:val="20"/>
+        </w:rPr>
+        <w:t xml:space="preserve">, </w:t>
+      </w:r>
+      <w:r>
+        <w:rPr>
+          <w:rFonts w:cstheme="minorHAnsi"/>
+          <w:sz w:val="20"/>
+          <w:szCs w:val="20"/>
+        </w:rPr>
+        <w:t>John 18:25-27</w:t>
+      </w:r>
+      <w:r>
+        <w:rPr>
+          <w:rFonts w:cstheme="minorHAnsi"/>
+          <w:sz w:val="20"/>
+          <w:szCs w:val="20"/>
+        </w:rPr>
+        <w:t xml:space="preserve">: </w:t>
+      </w:r>
+      <w:r>
+        <w:rPr>
+          <w:rFonts w:cstheme="minorHAnsi"/>
+          <w:sz w:val="20"/>
+          <w:szCs w:val="20"/>
+        </w:rPr>
+        <w:t xml:space="preserve">Peter is fear and three times of </w:t>
+      </w:r>
+      <w:r>
+        <w:rPr>
+          <w:rFonts w:cstheme="minorHAnsi"/>
+          <w:sz w:val="20"/>
+          <w:szCs w:val="20"/>
+        </w:rPr>
+        <w:t>denies to know Jesus.</w:t>
+      </w:r>
+    </w:p>
+    <w:p>
+      <w:pPr>
+        <w:rPr>
+          <w:rFonts w:cstheme="minorHAnsi"/>
+          <w:sz w:val="20"/>
+          <w:szCs w:val="20"/>
+        </w:rPr>
+      </w:pPr>
+      <w:r>
+        <w:rPr>
+          <w:rFonts w:cstheme="minorHAnsi"/>
+          <w:sz w:val="20"/>
+          <w:szCs w:val="20"/>
+        </w:rPr>
+        <w:t xml:space="preserve">6. </w:t>
+      </w:r>
+      <w:r>
+        <w:rPr>
+          <w:rFonts w:cstheme="minorHAnsi"/>
+          <w:sz w:val="20"/>
+          <w:szCs w:val="20"/>
+        </w:rPr>
+        <w:t xml:space="preserve">Jesus </w:t>
+      </w:r>
+      <w:r>
+        <w:rPr>
+          <w:rFonts w:cstheme="minorHAnsi"/>
+          <w:sz w:val="20"/>
+          <w:szCs w:val="20"/>
+        </w:rPr>
+        <w:t>told apostles</w:t>
+      </w:r>
+      <w:r>
+        <w:rPr>
+          <w:rFonts w:cstheme="minorHAnsi"/>
+          <w:sz w:val="20"/>
+          <w:szCs w:val="20"/>
+        </w:rPr>
+        <w:t>, “Feed my lambs, tend my sheep, feed my sheep.”</w:t>
+      </w:r>
+    </w:p>
+    <w:p>
+      <w:pPr>
+        <w:rPr>
+          <w:rFonts w:cstheme="minorHAnsi"/>
+          <w:sz w:val="20"/>
+          <w:szCs w:val="20"/>
+        </w:rPr>
+      </w:pPr>
+      <w:r>
+        <w:rPr>
+          <w:rFonts w:cstheme="minorHAnsi"/>
+          <w:sz w:val="20"/>
+          <w:szCs w:val="20"/>
+        </w:rPr>
+        <w:lastRenderedPageBreak/>
+        <w:t xml:space="preserve">7. </w:t>
+      </w:r>
+      <w:r>
+        <w:rPr>
+          <w:rFonts w:cstheme="minorHAnsi"/>
+          <w:sz w:val="20"/>
+          <w:szCs w:val="20"/>
+        </w:rPr>
+        <w:t>Romans 2:5</w:t>
+      </w:r>
+      <w:r>
+        <w:rPr>
+          <w:rFonts w:cstheme="minorHAnsi"/>
+          <w:sz w:val="20"/>
+          <w:szCs w:val="20"/>
+        </w:rPr>
+        <w:t xml:space="preserve">: </w:t>
+      </w:r>
+      <w:r>
+        <w:rPr>
+          <w:rFonts w:cstheme="minorHAnsi"/>
+          <w:sz w:val="20"/>
+          <w:szCs w:val="20"/>
+        </w:rPr>
+        <w:t>Repentance: God uses His incredible kindness and patience to gently lead us to turn away from our sins and change our hearts.</w:t>
+      </w:r>
+    </w:p>
+    <w:p>
+      <w:pPr>
+        <w:rPr>
+          <w:rFonts w:cstheme="minorHAnsi"/>
+          <w:sz w:val="20"/>
+          <w:szCs w:val="20"/>
+        </w:rPr>
+      </w:pPr>
+      <w:r>
+        <w:rPr>
+          <w:rFonts w:cstheme="minorHAnsi"/>
+          <w:sz w:val="20"/>
+          <w:szCs w:val="20"/>
+        </w:rPr>
+        <w:t xml:space="preserve">8. </w:t>
+      </w:r>
+      <w:r>
+        <w:rPr>
+          <w:rFonts w:cstheme="minorHAnsi"/>
+          <w:sz w:val="20"/>
+          <w:szCs w:val="20"/>
+        </w:rPr>
+        <w:t>Romans 1:18</w:t>
+      </w:r>
+      <w:r>
+        <w:rPr>
+          <w:rFonts w:cstheme="minorHAnsi"/>
+          <w:sz w:val="20"/>
+          <w:szCs w:val="20"/>
+        </w:rPr>
+        <w:t xml:space="preserve">, </w:t>
+      </w:r>
+      <w:r>
+        <w:rPr>
+          <w:rFonts w:cstheme="minorHAnsi"/>
+          <w:sz w:val="20"/>
+          <w:szCs w:val="20"/>
+        </w:rPr>
+        <w:t>John 3:36</w:t>
+      </w:r>
+      <w:r>
+        <w:rPr>
+          <w:rFonts w:cstheme="minorHAnsi"/>
+          <w:sz w:val="20"/>
+          <w:szCs w:val="20"/>
+        </w:rPr>
+        <w:t xml:space="preserve">: </w:t>
+      </w:r>
+      <w:r>
+        <w:rPr>
+          <w:rFonts w:cstheme="minorHAnsi"/>
+          <w:sz w:val="20"/>
+          <w:szCs w:val="20"/>
+        </w:rPr>
+        <w:t xml:space="preserve">Because God is good and loves His creation, He </w:t>
+      </w:r>
+      <w:r>
+        <w:rPr>
+          <w:rFonts w:cstheme="minorHAnsi"/>
+          <w:sz w:val="20"/>
+          <w:szCs w:val="20"/>
+        </w:rPr>
+        <w:t>is angry</w:t>
+      </w:r>
+      <w:r>
+        <w:rPr>
+          <w:rFonts w:cstheme="minorHAnsi"/>
+          <w:sz w:val="20"/>
+          <w:szCs w:val="20"/>
+        </w:rPr>
+        <w:t xml:space="preserve"> anything that hurts or destroys</w:t>
+      </w:r>
+      <w:r>
+        <w:rPr>
+          <w:rFonts w:cstheme="minorHAnsi"/>
+          <w:sz w:val="20"/>
+          <w:szCs w:val="20"/>
+        </w:rPr>
+        <w:t xml:space="preserve"> </w:t>
+      </w:r>
+      <w:r>
+        <w:rPr>
+          <w:rFonts w:cstheme="minorHAnsi"/>
+          <w:sz w:val="20"/>
+          <w:szCs w:val="20"/>
+        </w:rPr>
+        <w:t>by sin and evil.</w:t>
+      </w:r>
+    </w:p>
+    <w:p>
+      <w:pPr>
+        <w:rPr>
+          <w:rFonts w:cstheme="minorHAnsi"/>
+          <w:sz w:val="20"/>
+          <w:szCs w:val="20"/>
+        </w:rPr>
+      </w:pPr>
+      <w:r>
+        <w:rPr>
+          <w:rFonts w:cstheme="minorHAnsi"/>
+          <w:sz w:val="20"/>
+          <w:szCs w:val="20"/>
+        </w:rPr>
+        <w:t xml:space="preserve">9. </w:t>
+      </w:r>
+      <w:r>
+        <w:rPr>
+          <w:rFonts w:cstheme="minorHAnsi"/>
+          <w:sz w:val="20"/>
+          <w:szCs w:val="20"/>
+        </w:rPr>
+        <w:t>Romans 2:5</w:t>
+      </w:r>
+      <w:r>
+        <w:rPr>
+          <w:rFonts w:cstheme="minorHAnsi"/>
+          <w:sz w:val="20"/>
+          <w:szCs w:val="20"/>
+        </w:rPr>
+        <w:t>: We store</w:t>
+      </w:r>
+      <w:r>
+        <w:rPr>
+          <w:rFonts w:cstheme="minorHAnsi"/>
+          <w:sz w:val="20"/>
+          <w:szCs w:val="20"/>
+        </w:rPr>
+        <w:t xml:space="preserve"> the</w:t>
+      </w:r>
+      <w:r>
+        <w:rPr>
+          <w:rFonts w:cstheme="minorHAnsi"/>
+          <w:sz w:val="20"/>
+          <w:szCs w:val="20"/>
+        </w:rPr>
+        <w:t xml:space="preserve"> </w:t>
+      </w:r>
+      <w:r>
+        <w:rPr>
+          <w:rFonts w:cstheme="minorHAnsi"/>
+          <w:sz w:val="20"/>
+          <w:szCs w:val="20"/>
+        </w:rPr>
+        <w:t>angry</w:t>
+      </w:r>
+      <w:r>
+        <w:rPr>
+          <w:rFonts w:cstheme="minorHAnsi"/>
+          <w:sz w:val="20"/>
+          <w:szCs w:val="20"/>
+        </w:rPr>
+        <w:t xml:space="preserve"> and sins to Go</w:t>
+      </w:r>
+      <w:r>
+        <w:rPr>
+          <w:rFonts w:cstheme="minorHAnsi"/>
+          <w:sz w:val="20"/>
+          <w:szCs w:val="20"/>
+        </w:rPr>
+        <w:t>d. On the cross,</w:t>
+      </w:r>
+      <w:r>
+        <w:rPr>
+          <w:rFonts w:cstheme="minorHAnsi"/>
+          <w:sz w:val="20"/>
+          <w:szCs w:val="20"/>
+        </w:rPr>
+        <w:t xml:space="preserve"> Jesus</w:t>
+      </w:r>
+      <w:r>
+        <w:rPr>
+          <w:rFonts w:cstheme="minorHAnsi"/>
+          <w:sz w:val="20"/>
+          <w:szCs w:val="20"/>
+        </w:rPr>
+        <w:t xml:space="preserve"> </w:t>
+      </w:r>
+      <w:r>
+        <w:rPr>
+          <w:rFonts w:cstheme="minorHAnsi"/>
+          <w:sz w:val="20"/>
+          <w:szCs w:val="20"/>
+        </w:rPr>
+        <w:t>dies</w:t>
+      </w:r>
+      <w:r>
+        <w:rPr>
+          <w:rFonts w:cstheme="minorHAnsi"/>
+          <w:sz w:val="20"/>
+          <w:szCs w:val="20"/>
+        </w:rPr>
+        <w:t xml:space="preserve"> and</w:t>
+      </w:r>
+      <w:r>
+        <w:rPr>
+          <w:rFonts w:cstheme="minorHAnsi"/>
+          <w:sz w:val="20"/>
+          <w:szCs w:val="20"/>
+        </w:rPr>
+        <w:t xml:space="preserve"> clears up </w:t>
+      </w:r>
+      <w:r>
+        <w:rPr>
+          <w:rFonts w:cstheme="minorHAnsi"/>
+          <w:sz w:val="20"/>
+          <w:szCs w:val="20"/>
+        </w:rPr>
+        <w:t xml:space="preserve">sins </w:t>
+      </w:r>
+      <w:r>
+        <w:rPr>
+          <w:rFonts w:cstheme="minorHAnsi"/>
+          <w:sz w:val="20"/>
+          <w:szCs w:val="20"/>
+        </w:rPr>
+        <w:t>for us.</w:t>
+      </w:r>
+    </w:p>
+    <w:p>
+      <w:pPr>
+        <w:rPr>
+          <w:rFonts w:cstheme="minorHAnsi"/>
+          <w:sz w:val="20"/>
+          <w:szCs w:val="20"/>
+        </w:rPr>
+      </w:pPr>
+      <w:r>
+        <w:rPr>
+          <w:rFonts w:cstheme="minorHAnsi"/>
+          <w:sz w:val="20"/>
+          <w:szCs w:val="20"/>
+        </w:rPr>
+        <w:t>10. Conclusion:</w:t>
+      </w:r>
+    </w:p>
+    <w:p>
+      <w:pPr>
+        <w:rPr>
+          <w:rFonts w:cstheme="minorHAnsi"/>
+          <w:sz w:val="20"/>
+          <w:szCs w:val="20"/>
+        </w:rPr>
+      </w:pPr>
+      <w:r>
+        <w:rPr>
+          <w:rFonts w:cstheme="minorHAnsi"/>
+          <w:sz w:val="20"/>
+          <w:szCs w:val="20"/>
+        </w:rPr>
+        <w:t>How to repentance?</w:t>
+      </w:r>
+    </w:p>
+    <w:p>
+      <w:pPr>
+        <w:rPr>
+          <w:rFonts w:cstheme="minorHAnsi"/>
+          <w:sz w:val="20"/>
+          <w:szCs w:val="20"/>
+        </w:rPr>
+      </w:pPr>
+      <w:r>
+        <w:rPr>
+          <w:rFonts w:cstheme="minorHAnsi"/>
+          <w:sz w:val="20"/>
+          <w:szCs w:val="20"/>
+        </w:rPr>
+        <w:t xml:space="preserve">  </w:t>
+      </w:r>
+      <w:r>
+        <w:rPr>
+          <w:rFonts w:cstheme="minorHAnsi"/>
+          <w:sz w:val="20"/>
+          <w:szCs w:val="20"/>
+        </w:rPr>
+        <w:t xml:space="preserve">a. </w:t>
+      </w:r>
+      <w:r>
+        <w:rPr>
+          <w:rFonts w:cstheme="minorHAnsi"/>
+          <w:sz w:val="20"/>
+          <w:szCs w:val="20"/>
+        </w:rPr>
+        <w:t>Compare to your past, not compare to neighbors.</w:t>
+      </w:r>
+      <w:r>
+        <w:rPr>
+          <w:rFonts w:cstheme="minorHAnsi"/>
+          <w:sz w:val="20"/>
+          <w:szCs w:val="20"/>
+        </w:rPr>
+        <w:t xml:space="preserve"> </w:t>
+      </w:r>
+      <w:r>
+        <w:rPr>
+          <w:rFonts w:cstheme="minorHAnsi"/>
+          <w:sz w:val="20"/>
+          <w:szCs w:val="20"/>
+        </w:rPr>
+        <w:t>Find and shrink your gap between sin and repentance.</w:t>
+      </w:r>
+    </w:p>
+    <w:p>
+      <w:pPr>
+        <w:rPr>
+          <w:rFonts w:cstheme="minorHAnsi"/>
+          <w:sz w:val="20"/>
+          <w:szCs w:val="20"/>
+        </w:rPr>
+      </w:pPr>
+      <w:r>
+        <w:rPr>
+          <w:rFonts w:cstheme="minorHAnsi"/>
+          <w:sz w:val="20"/>
+          <w:szCs w:val="20"/>
+        </w:rPr>
+        <w:t xml:space="preserve">  </w:t>
+      </w:r>
+      <w:r>
+        <w:rPr>
+          <w:rFonts w:cstheme="minorHAnsi"/>
+          <w:sz w:val="20"/>
+          <w:szCs w:val="20"/>
+        </w:rPr>
+        <w:t xml:space="preserve">b. </w:t>
+      </w:r>
+      <w:r>
+        <w:rPr>
+          <w:rFonts w:cstheme="minorHAnsi"/>
+          <w:sz w:val="20"/>
+          <w:szCs w:val="20"/>
+        </w:rPr>
+        <w:t>A</w:t>
+      </w:r>
+      <w:r>
+        <w:rPr>
+          <w:rFonts w:cstheme="minorHAnsi"/>
+          <w:sz w:val="20"/>
+          <w:szCs w:val="20"/>
+        </w:rPr>
+        <w:t>im at a person who is rude to you (</w:t>
+      </w:r>
+      <w:r>
+        <w:rPr>
+          <w:rFonts w:cstheme="minorHAnsi"/>
+          <w:sz w:val="20"/>
+          <w:szCs w:val="20"/>
+        </w:rPr>
+        <w:t>He</w:t>
+      </w:r>
+      <w:r>
+        <w:rPr>
+          <w:rFonts w:cstheme="minorHAnsi"/>
+          <w:sz w:val="20"/>
+          <w:szCs w:val="20"/>
+        </w:rPr>
+        <w:t xml:space="preserve"> </w:t>
+      </w:r>
+      <w:r>
+        <w:rPr>
+          <w:rFonts w:cstheme="minorHAnsi"/>
+          <w:sz w:val="20"/>
+          <w:szCs w:val="20"/>
+        </w:rPr>
+        <w:t>did not</w:t>
+      </w:r>
+      <w:r>
+        <w:rPr>
+          <w:rFonts w:cstheme="minorHAnsi"/>
+          <w:sz w:val="20"/>
+          <w:szCs w:val="20"/>
+        </w:rPr>
+        <w:t xml:space="preserve"> earn </w:t>
+      </w:r>
+      <w:r>
+        <w:rPr>
+          <w:rFonts w:cstheme="minorHAnsi"/>
+          <w:sz w:val="20"/>
+          <w:szCs w:val="20"/>
+        </w:rPr>
+        <w:t>the kindness</w:t>
+      </w:r>
+      <w:r>
+        <w:rPr>
+          <w:rFonts w:cstheme="minorHAnsi"/>
+          <w:sz w:val="20"/>
+          <w:szCs w:val="20"/>
+        </w:rPr>
+        <w:t>)</w:t>
+      </w:r>
+      <w:r>
+        <w:rPr>
+          <w:rFonts w:cstheme="minorHAnsi"/>
+          <w:sz w:val="20"/>
+          <w:szCs w:val="20"/>
+        </w:rPr>
+        <w:t xml:space="preserve">. We apologize to him and clear </w:t>
+      </w:r>
+      <w:r>
+        <w:rPr>
+          <w:rFonts w:cstheme="minorHAnsi"/>
+          <w:sz w:val="20"/>
+          <w:szCs w:val="20"/>
+        </w:rPr>
+        <w:t>sim for him.</w:t>
+      </w:r>
+    </w:p>
+    <w:p>
+      <w:pPr>
+        <w:rPr>
+          <w:rFonts w:cstheme="minorHAnsi"/>
+          <w:sz w:val="20"/>
+          <w:szCs w:val="20"/>
+        </w:rPr>
+      </w:pPr>
+    </w:p>
+    <w:p>
+      <w:pPr>
+        <w:rPr>
+          <w:rFonts w:cstheme="minorHAnsi"/>
+          <w:sz w:val="20"/>
+          <w:szCs w:val="20"/>
+        </w:rPr>
+      </w:pPr>
+      <w:r>
+        <w:rPr>
+          <w:rFonts w:cstheme="minorHAnsi"/>
+          <w:sz w:val="20"/>
+          <w:szCs w:val="20"/>
+        </w:rPr>
+        <w:t>==</w:t>
+      </w:r>
+    </w:p>
+    <w:p>
+      <w:pPr>
+        <w:rPr>
+          <w:rFonts w:cstheme="minorHAnsi"/>
+          <w:sz w:val="20"/>
+          <w:szCs w:val="20"/>
+        </w:rPr>
+      </w:pPr>
+      <w:r>
+        <w:rPr>
+          <w:rFonts w:cstheme="minorHAnsi"/>
+          <w:sz w:val="20"/>
+          <w:szCs w:val="20"/>
+        </w:rPr>
+        <w:t>==</w:t>
+      </w:r>
+    </w:p>
+    <w:p>
+      <w:pPr>
+        <w:rPr>
+          <w:rFonts w:cstheme="minorHAnsi" w:hint="eastAsia"/>
+          <w:sz w:val="20"/>
+          <w:szCs w:val="20"/>
+        </w:rPr>
+      </w:pPr>
+      <w:r>
+        <w:rPr>
+          <w:rFonts w:cstheme="minorHAnsi" w:hint="eastAsia"/>
+          <w:sz w:val="20"/>
+          <w:szCs w:val="20"/>
+        </w:rPr>
+        <w:t>2026</w:t>
+      </w:r>
+      <w:r>
+        <w:rPr>
+          <w:rFonts w:cstheme="minorHAnsi" w:hint="eastAsia"/>
+          <w:sz w:val="20"/>
+          <w:szCs w:val="20"/>
+        </w:rPr>
+        <w:t>年</w:t>
+      </w:r>
+      <w:r>
+        <w:rPr>
+          <w:rFonts w:cstheme="minorHAnsi" w:hint="eastAsia"/>
+          <w:sz w:val="20"/>
+          <w:szCs w:val="20"/>
+        </w:rPr>
+        <w:t>9</w:t>
+      </w:r>
+      <w:r>
+        <w:rPr>
+          <w:rFonts w:cstheme="minorHAnsi" w:hint="eastAsia"/>
+          <w:sz w:val="20"/>
+          <w:szCs w:val="20"/>
+        </w:rPr>
+        <w:t>月</w:t>
+      </w:r>
+      <w:r>
+        <w:rPr>
+          <w:rFonts w:cstheme="minorHAnsi" w:hint="eastAsia"/>
+          <w:sz w:val="20"/>
+          <w:szCs w:val="20"/>
+        </w:rPr>
+        <w:t>26</w:t>
+      </w:r>
+      <w:r>
+        <w:rPr>
+          <w:rFonts w:cstheme="minorHAnsi" w:hint="eastAsia"/>
+          <w:sz w:val="20"/>
+          <w:szCs w:val="20"/>
+        </w:rPr>
+        <w:t>日，</w:t>
+      </w:r>
+      <w:r>
+        <w:rPr>
+          <w:rFonts w:cstheme="minorHAnsi" w:hint="eastAsia"/>
+          <w:sz w:val="20"/>
+          <w:szCs w:val="20"/>
+        </w:rPr>
+        <w:t>Menlo</w:t>
+      </w:r>
+      <w:r>
+        <w:rPr>
+          <w:rFonts w:cstheme="minorHAnsi" w:hint="eastAsia"/>
+          <w:sz w:val="20"/>
+          <w:szCs w:val="20"/>
+        </w:rPr>
+        <w:t>教會敬拜（回顧上週，</w:t>
+      </w:r>
+      <w:r>
+        <w:rPr>
+          <w:rFonts w:cstheme="minorHAnsi" w:hint="eastAsia"/>
+          <w:sz w:val="20"/>
+          <w:szCs w:val="20"/>
+        </w:rPr>
+        <w:t>2026</w:t>
+      </w:r>
+      <w:r>
+        <w:rPr>
+          <w:rFonts w:cstheme="minorHAnsi" w:hint="eastAsia"/>
+          <w:sz w:val="20"/>
+          <w:szCs w:val="20"/>
+        </w:rPr>
+        <w:t>年</w:t>
+      </w:r>
+      <w:r>
+        <w:rPr>
+          <w:rFonts w:cstheme="minorHAnsi" w:hint="eastAsia"/>
+          <w:sz w:val="20"/>
+          <w:szCs w:val="20"/>
+        </w:rPr>
+        <w:t>9</w:t>
+      </w:r>
+      <w:r>
+        <w:rPr>
+          <w:rFonts w:cstheme="minorHAnsi" w:hint="eastAsia"/>
+          <w:sz w:val="20"/>
+          <w:szCs w:val="20"/>
+        </w:rPr>
+        <w:t>月</w:t>
+      </w:r>
+      <w:r>
+        <w:rPr>
+          <w:rFonts w:cstheme="minorHAnsi" w:hint="eastAsia"/>
+          <w:sz w:val="20"/>
+          <w:szCs w:val="20"/>
+        </w:rPr>
+        <w:t>20</w:t>
+      </w:r>
+      <w:r>
+        <w:rPr>
+          <w:rFonts w:cstheme="minorHAnsi" w:hint="eastAsia"/>
+          <w:sz w:val="20"/>
+          <w:szCs w:val="20"/>
+        </w:rPr>
+        <w:t>日）</w:t>
+      </w:r>
+    </w:p>
+    <w:p>
+      <w:pPr>
+        <w:rPr>
+          <w:rFonts w:cstheme="minorHAnsi" w:hint="eastAsia"/>
+          <w:sz w:val="20"/>
+          <w:szCs w:val="20"/>
+        </w:rPr>
+      </w:pPr>
+      <w:r>
+        <w:rPr>
+          <w:rFonts w:cstheme="minorHAnsi" w:hint="eastAsia"/>
+          <w:sz w:val="20"/>
+          <w:szCs w:val="20"/>
+        </w:rPr>
+        <w:t>https://youtu.be/y-_Oh53_pS4?si=NwTKPwdMUC6z5l35</w:t>
+      </w:r>
+    </w:p>
+    <w:p>
+      <w:pPr>
+        <w:rPr>
+          <w:rFonts w:cstheme="minorHAnsi" w:hint="eastAsia"/>
+          <w:sz w:val="20"/>
+          <w:szCs w:val="20"/>
+        </w:rPr>
+      </w:pPr>
+      <w:r>
+        <w:rPr>
+          <w:rFonts w:cstheme="minorHAnsi" w:hint="eastAsia"/>
+          <w:sz w:val="20"/>
+          <w:szCs w:val="20"/>
+        </w:rPr>
+        <w:t>https://github.com/peterhchen/1000_Family/tree/main/Church/2026</w:t>
+      </w:r>
+    </w:p>
+    <w:p>
+      <w:pPr>
+        <w:rPr>
+          <w:rFonts w:cstheme="minorHAnsi" w:hint="eastAsia"/>
+          <w:sz w:val="20"/>
+          <w:szCs w:val="20"/>
+        </w:rPr>
+      </w:pPr>
+      <w:proofErr w:type="spellStart"/>
+      <w:r>
+        <w:rPr>
+          <w:rFonts w:cstheme="minorHAnsi" w:hint="eastAsia"/>
+          <w:sz w:val="20"/>
+          <w:szCs w:val="20"/>
+        </w:rPr>
+        <w:t>一種仁慈（</w:t>
+      </w:r>
+      <w:r>
+        <w:rPr>
+          <w:rFonts w:cstheme="minorHAnsi" w:hint="eastAsia"/>
+          <w:sz w:val="20"/>
+          <w:szCs w:val="20"/>
+        </w:rPr>
+        <w:t>Kind</w:t>
+      </w:r>
+      <w:proofErr w:type="spellEnd"/>
+      <w:r>
+        <w:rPr>
+          <w:rFonts w:cstheme="minorHAnsi" w:hint="eastAsia"/>
+          <w:sz w:val="20"/>
+          <w:szCs w:val="20"/>
+        </w:rPr>
+        <w:t xml:space="preserve"> of Kindness</w:t>
+      </w:r>
+      <w:r>
+        <w:rPr>
+          <w:rFonts w:cstheme="minorHAnsi" w:hint="eastAsia"/>
+          <w:sz w:val="20"/>
+          <w:szCs w:val="20"/>
+        </w:rPr>
+        <w:t>）</w:t>
+      </w:r>
+      <w:r>
+        <w:rPr>
+          <w:rFonts w:cstheme="minorHAnsi" w:hint="eastAsia"/>
+          <w:sz w:val="20"/>
+          <w:szCs w:val="20"/>
+        </w:rPr>
+        <w:t xml:space="preserve"> | </w:t>
+      </w:r>
+      <w:proofErr w:type="spellStart"/>
+      <w:r>
+        <w:rPr>
+          <w:rFonts w:cstheme="minorHAnsi" w:hint="eastAsia"/>
+          <w:sz w:val="20"/>
+          <w:szCs w:val="20"/>
+        </w:rPr>
+        <w:t>屬於我們的悔改</w:t>
+      </w:r>
+      <w:proofErr w:type="spellEnd"/>
+      <w:r>
+        <w:rPr>
+          <w:rFonts w:cstheme="minorHAnsi" w:hint="eastAsia"/>
+          <w:sz w:val="20"/>
+          <w:szCs w:val="20"/>
+        </w:rPr>
+        <w:t xml:space="preserve"> | </w:t>
+      </w:r>
+      <w:proofErr w:type="spellStart"/>
+      <w:r>
+        <w:rPr>
+          <w:rFonts w:cstheme="minorHAnsi" w:hint="eastAsia"/>
+          <w:sz w:val="20"/>
+          <w:szCs w:val="20"/>
+        </w:rPr>
+        <w:t>Menlo</w:t>
+      </w:r>
+      <w:r>
+        <w:rPr>
+          <w:rFonts w:cstheme="minorHAnsi" w:hint="eastAsia"/>
+          <w:sz w:val="20"/>
+          <w:szCs w:val="20"/>
+        </w:rPr>
+        <w:t>教會，主任牧師</w:t>
+      </w:r>
+      <w:proofErr w:type="spellEnd"/>
+      <w:r>
+        <w:rPr>
+          <w:rFonts w:cstheme="minorHAnsi" w:hint="eastAsia"/>
+          <w:sz w:val="20"/>
+          <w:szCs w:val="20"/>
+        </w:rPr>
+        <w:t xml:space="preserve"> Phil EuBank</w:t>
+      </w:r>
+    </w:p>
+    <w:p>
+      <w:pPr>
+        <w:rPr>
+          <w:rFonts w:cstheme="minorHAnsi" w:hint="eastAsia"/>
+          <w:sz w:val="20"/>
+          <w:szCs w:val="20"/>
+        </w:rPr>
+      </w:pPr>
+    </w:p>
+    <w:p>
+      <w:pPr>
+        <w:rPr>
+          <w:rFonts w:cstheme="minorHAnsi" w:hint="eastAsia"/>
+          <w:sz w:val="20"/>
+          <w:szCs w:val="20"/>
+        </w:rPr>
+      </w:pPr>
+      <w:proofErr w:type="spellStart"/>
+      <w:r>
+        <w:rPr>
+          <w:rFonts w:cstheme="minorHAnsi" w:hint="eastAsia"/>
+          <w:sz w:val="20"/>
+          <w:szCs w:val="20"/>
+        </w:rPr>
+        <w:t>什麼是「一種仁慈</w:t>
+      </w:r>
+      <w:proofErr w:type="spellEnd"/>
+      <w:r>
+        <w:rPr>
+          <w:rFonts w:cstheme="minorHAnsi" w:hint="eastAsia"/>
+          <w:sz w:val="20"/>
+          <w:szCs w:val="20"/>
+        </w:rPr>
+        <w:t>」（</w:t>
+      </w:r>
+      <w:r>
+        <w:rPr>
+          <w:rFonts w:cstheme="minorHAnsi" w:hint="eastAsia"/>
+          <w:sz w:val="20"/>
+          <w:szCs w:val="20"/>
+        </w:rPr>
         <w:t>Kind of Kindness</w:t>
       </w:r>
       <w:r>
         <w:rPr>
-          <w:rFonts w:cstheme="minorHAnsi"/>
-          <w:sz w:val="20"/>
-          <w:szCs w:val="20"/>
-        </w:rPr>
-        <w:t xml:space="preserve"> | Repentance For the Rest of Us | Menlo Church</w:t>
-      </w:r>
-      <w:r>
-        <w:rPr>
-          <w:rFonts w:cstheme="minorHAnsi"/>
-          <w:sz w:val="20"/>
-          <w:szCs w:val="20"/>
-        </w:rPr>
-        <w:t xml:space="preserve">, </w:t>
-      </w:r>
-      <w:r>
-        <w:rPr>
-          <w:rFonts w:cstheme="minorHAnsi"/>
-          <w:sz w:val="20"/>
-          <w:szCs w:val="20"/>
-        </w:rPr>
-        <w:t>Phil EuBank, Lead Pastor</w:t>
+          <w:rFonts w:cstheme="minorHAnsi" w:hint="eastAsia"/>
+          <w:sz w:val="20"/>
+          <w:szCs w:val="20"/>
+        </w:rPr>
+        <w:t>）？</w:t>
+      </w:r>
+    </w:p>
+    <w:p>
+      <w:pPr>
+        <w:rPr>
+          <w:rFonts w:cstheme="minorHAnsi" w:hint="eastAsia"/>
+          <w:sz w:val="20"/>
+          <w:szCs w:val="20"/>
+        </w:rPr>
+      </w:pPr>
+      <w:r>
+        <w:rPr>
+          <w:rFonts w:cstheme="minorHAnsi" w:hint="eastAsia"/>
+          <w:sz w:val="20"/>
+          <w:szCs w:val="20"/>
+        </w:rPr>
+        <w:t>在《聖經》羅馬書</w:t>
+      </w:r>
+      <w:r>
+        <w:rPr>
+          <w:rFonts w:cstheme="minorHAnsi" w:hint="eastAsia"/>
+          <w:sz w:val="20"/>
+          <w:szCs w:val="20"/>
+        </w:rPr>
+        <w:t>2</w:t>
+      </w:r>
+      <w:r>
+        <w:rPr>
+          <w:rFonts w:cstheme="minorHAnsi" w:hint="eastAsia"/>
+          <w:sz w:val="20"/>
+          <w:szCs w:val="20"/>
+        </w:rPr>
+        <w:t>章</w:t>
+      </w:r>
+      <w:r>
+        <w:rPr>
+          <w:rFonts w:cstheme="minorHAnsi" w:hint="eastAsia"/>
+          <w:sz w:val="20"/>
+          <w:szCs w:val="20"/>
+        </w:rPr>
+        <w:t>4</w:t>
+      </w:r>
+      <w:r>
+        <w:rPr>
+          <w:rFonts w:cstheme="minorHAnsi" w:hint="eastAsia"/>
+          <w:sz w:val="20"/>
+          <w:szCs w:val="20"/>
+        </w:rPr>
+        <w:t>節中，提到了神所賜予的兩種仁慈：</w:t>
+      </w:r>
+    </w:p>
+    <w:p>
+      <w:pPr>
+        <w:rPr>
+          <w:rFonts w:cstheme="minorHAnsi" w:hint="eastAsia"/>
+          <w:sz w:val="20"/>
+          <w:szCs w:val="20"/>
+        </w:rPr>
+      </w:pPr>
+      <w:r>
+        <w:rPr>
+          <w:rFonts w:cstheme="minorHAnsi" w:hint="eastAsia"/>
+          <w:sz w:val="20"/>
+          <w:szCs w:val="20"/>
+        </w:rPr>
+        <w:t xml:space="preserve">  a. </w:t>
+      </w:r>
+      <w:proofErr w:type="spellStart"/>
+      <w:r>
+        <w:rPr>
+          <w:rFonts w:cstheme="minorHAnsi" w:hint="eastAsia"/>
+          <w:sz w:val="20"/>
+          <w:szCs w:val="20"/>
+        </w:rPr>
+        <w:t>普世恩典（</w:t>
+      </w:r>
+      <w:r>
+        <w:rPr>
+          <w:rFonts w:cstheme="minorHAnsi" w:hint="eastAsia"/>
+          <w:sz w:val="20"/>
+          <w:szCs w:val="20"/>
+        </w:rPr>
+        <w:t>General</w:t>
+      </w:r>
+      <w:proofErr w:type="spellEnd"/>
+      <w:r>
+        <w:rPr>
+          <w:rFonts w:cstheme="minorHAnsi" w:hint="eastAsia"/>
+          <w:sz w:val="20"/>
+          <w:szCs w:val="20"/>
+        </w:rPr>
+        <w:t xml:space="preserve"> Grace</w:t>
+      </w:r>
+      <w:r>
+        <w:rPr>
+          <w:rFonts w:cstheme="minorHAnsi" w:hint="eastAsia"/>
+          <w:sz w:val="20"/>
+          <w:szCs w:val="20"/>
+        </w:rPr>
+        <w:t>）：</w:t>
+      </w:r>
+      <w:proofErr w:type="spellStart"/>
+      <w:r>
+        <w:rPr>
+          <w:rFonts w:cstheme="minorHAnsi" w:hint="eastAsia"/>
+          <w:sz w:val="20"/>
+          <w:szCs w:val="20"/>
+        </w:rPr>
+        <w:t>神賜給每個人及每一天的恩典，例如生命、氣息以及我們周圍的世界</w:t>
+      </w:r>
+      <w:proofErr w:type="spellEnd"/>
+      <w:r>
+        <w:rPr>
+          <w:rFonts w:cstheme="minorHAnsi" w:hint="eastAsia"/>
+          <w:sz w:val="20"/>
+          <w:szCs w:val="20"/>
+        </w:rPr>
+        <w:t>。</w:t>
+      </w:r>
+    </w:p>
+    <w:p>
+      <w:pPr>
+        <w:rPr>
+          <w:rFonts w:cstheme="minorHAnsi" w:hint="eastAsia"/>
+          <w:sz w:val="20"/>
+          <w:szCs w:val="20"/>
+        </w:rPr>
+      </w:pPr>
+      <w:r>
+        <w:rPr>
+          <w:rFonts w:cstheme="minorHAnsi" w:hint="eastAsia"/>
+          <w:sz w:val="20"/>
+          <w:szCs w:val="20"/>
+        </w:rPr>
+        <w:t xml:space="preserve">  b. </w:t>
+      </w:r>
+      <w:proofErr w:type="spellStart"/>
+      <w:r>
+        <w:rPr>
+          <w:rFonts w:cstheme="minorHAnsi" w:hint="eastAsia"/>
+          <w:sz w:val="20"/>
+          <w:szCs w:val="20"/>
+        </w:rPr>
+        <w:t>先行恩典（</w:t>
+      </w:r>
+      <w:r>
+        <w:rPr>
+          <w:rFonts w:cstheme="minorHAnsi" w:hint="eastAsia"/>
+          <w:sz w:val="20"/>
+          <w:szCs w:val="20"/>
+        </w:rPr>
+        <w:t>Prevenient</w:t>
+      </w:r>
+      <w:proofErr w:type="spellEnd"/>
+      <w:r>
+        <w:rPr>
+          <w:rFonts w:cstheme="minorHAnsi" w:hint="eastAsia"/>
+          <w:sz w:val="20"/>
+          <w:szCs w:val="20"/>
+        </w:rPr>
+        <w:t xml:space="preserve"> Grace</w:t>
+      </w:r>
+      <w:r>
+        <w:rPr>
+          <w:rFonts w:cstheme="minorHAnsi" w:hint="eastAsia"/>
+          <w:sz w:val="20"/>
+          <w:szCs w:val="20"/>
+        </w:rPr>
+        <w:t>）：</w:t>
+      </w:r>
+      <w:proofErr w:type="spellStart"/>
+      <w:r>
+        <w:rPr>
+          <w:rFonts w:cstheme="minorHAnsi" w:hint="eastAsia"/>
+          <w:sz w:val="20"/>
+          <w:szCs w:val="20"/>
+        </w:rPr>
+        <w:t>一種在我們歸向神之前就臨到的特定仁慈（即神主動向人施展的恩典</w:t>
+      </w:r>
+      <w:proofErr w:type="spellEnd"/>
+      <w:r>
+        <w:rPr>
+          <w:rFonts w:cstheme="minorHAnsi" w:hint="eastAsia"/>
+          <w:sz w:val="20"/>
+          <w:szCs w:val="20"/>
+        </w:rPr>
+        <w:t>）。</w:t>
+      </w:r>
+    </w:p>
+    <w:p>
+      <w:pPr>
+        <w:rPr>
+          <w:rFonts w:cstheme="minorHAnsi" w:hint="eastAsia"/>
+          <w:sz w:val="20"/>
+          <w:szCs w:val="20"/>
+        </w:rPr>
+      </w:pPr>
+    </w:p>
+    <w:p>
+      <w:pPr>
+        <w:rPr>
+          <w:rFonts w:cstheme="minorHAnsi" w:hint="eastAsia"/>
+          <w:sz w:val="20"/>
+          <w:szCs w:val="20"/>
+        </w:rPr>
+      </w:pPr>
+      <w:r>
+        <w:rPr>
+          <w:rFonts w:cstheme="minorHAnsi" w:hint="eastAsia"/>
+          <w:sz w:val="20"/>
+          <w:szCs w:val="20"/>
+        </w:rPr>
+        <w:t xml:space="preserve">1. </w:t>
+      </w:r>
+      <w:r>
+        <w:rPr>
+          <w:rFonts w:cstheme="minorHAnsi" w:hint="eastAsia"/>
+          <w:sz w:val="20"/>
+          <w:szCs w:val="20"/>
+        </w:rPr>
+        <w:t>羅馬書</w:t>
+      </w:r>
+      <w:r>
+        <w:rPr>
+          <w:rFonts w:cstheme="minorHAnsi" w:hint="eastAsia"/>
+          <w:sz w:val="20"/>
+          <w:szCs w:val="20"/>
+        </w:rPr>
+        <w:t>2:1-4</w:t>
+      </w:r>
+      <w:r>
+        <w:rPr>
+          <w:rFonts w:cstheme="minorHAnsi" w:hint="eastAsia"/>
+          <w:sz w:val="20"/>
+          <w:szCs w:val="20"/>
+        </w:rPr>
+        <w:t>：只有神能審判人。我們每個人都有罪，因此，我們不能審判他人。</w:t>
+      </w:r>
+    </w:p>
+    <w:p>
+      <w:pPr>
+        <w:rPr>
+          <w:rFonts w:cstheme="minorHAnsi" w:hint="eastAsia"/>
+          <w:sz w:val="20"/>
+          <w:szCs w:val="20"/>
+        </w:rPr>
+      </w:pPr>
+      <w:r>
+        <w:rPr>
+          <w:rFonts w:cstheme="minorHAnsi" w:hint="eastAsia"/>
+          <w:sz w:val="20"/>
+          <w:szCs w:val="20"/>
+        </w:rPr>
+        <w:t xml:space="preserve">2. </w:t>
+      </w:r>
+      <w:proofErr w:type="spellStart"/>
+      <w:r>
+        <w:rPr>
+          <w:rFonts w:cstheme="minorHAnsi" w:hint="eastAsia"/>
+          <w:sz w:val="20"/>
+          <w:szCs w:val="20"/>
+        </w:rPr>
+        <w:t>在犯罪（搞砸了）與悔改（認罪）之間存在著一個間隙（時間差</w:t>
+      </w:r>
+      <w:proofErr w:type="spellEnd"/>
+      <w:r>
+        <w:rPr>
+          <w:rFonts w:cstheme="minorHAnsi" w:hint="eastAsia"/>
+          <w:sz w:val="20"/>
+          <w:szCs w:val="20"/>
+        </w:rPr>
+        <w:t>）：</w:t>
+      </w:r>
+      <w:proofErr w:type="spellStart"/>
+      <w:r>
+        <w:rPr>
+          <w:rFonts w:cstheme="minorHAnsi" w:hint="eastAsia"/>
+          <w:sz w:val="20"/>
+          <w:szCs w:val="20"/>
+        </w:rPr>
+        <w:t>這個間隙被稱為「仁慈</w:t>
+      </w:r>
+      <w:proofErr w:type="spellEnd"/>
+      <w:r>
+        <w:rPr>
+          <w:rFonts w:cstheme="minorHAnsi" w:hint="eastAsia"/>
+          <w:sz w:val="20"/>
+          <w:szCs w:val="20"/>
+        </w:rPr>
+        <w:t>」。</w:t>
+      </w:r>
+      <w:proofErr w:type="spellStart"/>
+      <w:r>
+        <w:rPr>
+          <w:rFonts w:cstheme="minorHAnsi" w:hint="eastAsia"/>
+          <w:sz w:val="20"/>
+          <w:szCs w:val="20"/>
+        </w:rPr>
+        <w:t>神愛我們，並給了我們悔改的機會</w:t>
+      </w:r>
+      <w:proofErr w:type="spellEnd"/>
+      <w:r>
+        <w:rPr>
+          <w:rFonts w:cstheme="minorHAnsi" w:hint="eastAsia"/>
+          <w:sz w:val="20"/>
+          <w:szCs w:val="20"/>
+        </w:rPr>
+        <w:t>。</w:t>
+      </w:r>
+    </w:p>
+    <w:p>
+      <w:pPr>
+        <w:rPr>
+          <w:rFonts w:cstheme="minorHAnsi" w:hint="eastAsia"/>
+          <w:sz w:val="20"/>
+          <w:szCs w:val="20"/>
+        </w:rPr>
+      </w:pPr>
+      <w:r>
+        <w:rPr>
+          <w:rFonts w:cstheme="minorHAnsi" w:hint="eastAsia"/>
+          <w:sz w:val="20"/>
+          <w:szCs w:val="20"/>
+        </w:rPr>
+        <w:t xml:space="preserve">3. </w:t>
+      </w:r>
+      <w:proofErr w:type="spellStart"/>
+      <w:r>
+        <w:rPr>
+          <w:rFonts w:cstheme="minorHAnsi" w:hint="eastAsia"/>
+          <w:sz w:val="20"/>
+          <w:szCs w:val="20"/>
+        </w:rPr>
+        <w:t>仁慈有兩種</w:t>
+      </w:r>
+      <w:proofErr w:type="spellEnd"/>
+      <w:r>
+        <w:rPr>
+          <w:rFonts w:cstheme="minorHAnsi" w:hint="eastAsia"/>
+          <w:sz w:val="20"/>
+          <w:szCs w:val="20"/>
+        </w:rPr>
+        <w:t>：</w:t>
+      </w:r>
+    </w:p>
+    <w:p>
+      <w:pPr>
+        <w:rPr>
+          <w:rFonts w:cstheme="minorHAnsi" w:hint="eastAsia"/>
+          <w:sz w:val="20"/>
+          <w:szCs w:val="20"/>
+        </w:rPr>
+      </w:pPr>
+      <w:r>
+        <w:rPr>
+          <w:rFonts w:cstheme="minorHAnsi" w:hint="eastAsia"/>
+          <w:sz w:val="20"/>
+          <w:szCs w:val="20"/>
+        </w:rPr>
+        <w:t xml:space="preserve">  a. </w:t>
+      </w:r>
+      <w:r>
+        <w:rPr>
+          <w:rFonts w:cstheme="minorHAnsi" w:hint="eastAsia"/>
+          <w:sz w:val="20"/>
+          <w:szCs w:val="20"/>
+        </w:rPr>
+        <w:t>普遍恩典</w:t>
+      </w:r>
+      <w:r>
+        <w:rPr>
+          <w:rFonts w:cstheme="minorHAnsi" w:hint="eastAsia"/>
+          <w:sz w:val="20"/>
+          <w:szCs w:val="20"/>
+        </w:rPr>
+        <w:t>/</w:t>
+      </w:r>
+      <w:proofErr w:type="spellStart"/>
+      <w:r>
+        <w:rPr>
+          <w:rFonts w:cstheme="minorHAnsi" w:hint="eastAsia"/>
+          <w:sz w:val="20"/>
+          <w:szCs w:val="20"/>
+        </w:rPr>
+        <w:t>共同恩典：神時時刻刻向我們每一個人施予仁慈的恩典</w:t>
+      </w:r>
+      <w:proofErr w:type="spellEnd"/>
+      <w:r>
+        <w:rPr>
+          <w:rFonts w:cstheme="minorHAnsi" w:hint="eastAsia"/>
+          <w:sz w:val="20"/>
+          <w:szCs w:val="20"/>
+        </w:rPr>
+        <w:t>。</w:t>
+      </w:r>
+    </w:p>
+    <w:p>
+      <w:pPr>
+        <w:rPr>
+          <w:rFonts w:cstheme="minorHAnsi" w:hint="eastAsia"/>
+          <w:sz w:val="20"/>
+          <w:szCs w:val="20"/>
+        </w:rPr>
+      </w:pPr>
+      <w:r>
+        <w:rPr>
+          <w:rFonts w:cstheme="minorHAnsi" w:hint="eastAsia"/>
+          <w:sz w:val="20"/>
+          <w:szCs w:val="20"/>
+        </w:rPr>
+        <w:t xml:space="preserve">  b. </w:t>
+      </w:r>
+      <w:proofErr w:type="spellStart"/>
+      <w:r>
+        <w:rPr>
+          <w:rFonts w:cstheme="minorHAnsi" w:hint="eastAsia"/>
+          <w:sz w:val="20"/>
+          <w:szCs w:val="20"/>
+        </w:rPr>
+        <w:t>先行恩典：神在我們行動之前就已經在動工了</w:t>
+      </w:r>
+      <w:proofErr w:type="spellEnd"/>
+      <w:r>
+        <w:rPr>
+          <w:rFonts w:cstheme="minorHAnsi" w:hint="eastAsia"/>
+          <w:sz w:val="20"/>
+          <w:szCs w:val="20"/>
+        </w:rPr>
+        <w:t>。</w:t>
+      </w:r>
+    </w:p>
+    <w:p>
+      <w:pPr>
+        <w:rPr>
+          <w:rFonts w:cstheme="minorHAnsi" w:hint="eastAsia"/>
+          <w:sz w:val="20"/>
+          <w:szCs w:val="20"/>
+        </w:rPr>
+      </w:pPr>
+      <w:r>
+        <w:rPr>
+          <w:rFonts w:cstheme="minorHAnsi" w:hint="eastAsia"/>
+          <w:sz w:val="20"/>
+          <w:szCs w:val="20"/>
+        </w:rPr>
+        <w:t xml:space="preserve">4. </w:t>
+      </w:r>
+      <w:proofErr w:type="spellStart"/>
+      <w:r>
+        <w:rPr>
+          <w:rFonts w:cstheme="minorHAnsi" w:hint="eastAsia"/>
+          <w:sz w:val="20"/>
+          <w:szCs w:val="20"/>
+        </w:rPr>
+        <w:t>人們總是充滿恐懼：政治上的恐懼或許能暫時改變你，但仁慈卻能永遠改變你</w:t>
+      </w:r>
+      <w:proofErr w:type="spellEnd"/>
+      <w:r>
+        <w:rPr>
+          <w:rFonts w:cstheme="minorHAnsi" w:hint="eastAsia"/>
+          <w:sz w:val="20"/>
+          <w:szCs w:val="20"/>
+        </w:rPr>
+        <w:t>。</w:t>
+      </w:r>
+    </w:p>
+    <w:p>
+      <w:pPr>
+        <w:rPr>
+          <w:rFonts w:cstheme="minorHAnsi" w:hint="eastAsia"/>
+          <w:sz w:val="20"/>
+          <w:szCs w:val="20"/>
+        </w:rPr>
+      </w:pPr>
+      <w:r>
+        <w:rPr>
+          <w:rFonts w:cstheme="minorHAnsi" w:hint="eastAsia"/>
+          <w:sz w:val="20"/>
+          <w:szCs w:val="20"/>
+        </w:rPr>
+        <w:t xml:space="preserve">5. </w:t>
+      </w:r>
+      <w:r>
+        <w:rPr>
+          <w:rFonts w:cstheme="minorHAnsi" w:hint="eastAsia"/>
+          <w:sz w:val="20"/>
+          <w:szCs w:val="20"/>
+        </w:rPr>
+        <w:t>約翰福音</w:t>
+      </w:r>
+      <w:r>
+        <w:rPr>
+          <w:rFonts w:cstheme="minorHAnsi" w:hint="eastAsia"/>
+          <w:sz w:val="20"/>
+          <w:szCs w:val="20"/>
+        </w:rPr>
+        <w:t>18:15-18</w:t>
+      </w:r>
+      <w:r>
+        <w:rPr>
+          <w:rFonts w:cstheme="minorHAnsi" w:hint="eastAsia"/>
+          <w:sz w:val="20"/>
+          <w:szCs w:val="20"/>
+        </w:rPr>
+        <w:t>，</w:t>
+      </w:r>
+      <w:r>
+        <w:rPr>
+          <w:rFonts w:cstheme="minorHAnsi" w:hint="eastAsia"/>
+          <w:sz w:val="20"/>
+          <w:szCs w:val="20"/>
+        </w:rPr>
+        <w:t>18:25-27</w:t>
+      </w:r>
+      <w:r>
+        <w:rPr>
+          <w:rFonts w:cstheme="minorHAnsi" w:hint="eastAsia"/>
+          <w:sz w:val="20"/>
+          <w:szCs w:val="20"/>
+        </w:rPr>
+        <w:t>：彼得因恐懼而三次否認認識耶穌。</w:t>
+      </w:r>
+    </w:p>
+    <w:p>
+      <w:pPr>
+        <w:rPr>
+          <w:rFonts w:cstheme="minorHAnsi" w:hint="eastAsia"/>
+          <w:sz w:val="20"/>
+          <w:szCs w:val="20"/>
+        </w:rPr>
+      </w:pPr>
+      <w:r>
+        <w:rPr>
+          <w:rFonts w:cstheme="minorHAnsi" w:hint="eastAsia"/>
+          <w:sz w:val="20"/>
+          <w:szCs w:val="20"/>
+        </w:rPr>
+        <w:t xml:space="preserve">6. </w:t>
+      </w:r>
+      <w:proofErr w:type="spellStart"/>
+      <w:r>
+        <w:rPr>
+          <w:rFonts w:cstheme="minorHAnsi" w:hint="eastAsia"/>
+          <w:sz w:val="20"/>
+          <w:szCs w:val="20"/>
+        </w:rPr>
+        <w:t>耶穌對使徒們說</w:t>
+      </w:r>
+      <w:proofErr w:type="spellEnd"/>
+      <w:r>
+        <w:rPr>
+          <w:rFonts w:cstheme="minorHAnsi" w:hint="eastAsia"/>
+          <w:sz w:val="20"/>
+          <w:szCs w:val="20"/>
+        </w:rPr>
+        <w:t>：“</w:t>
+      </w:r>
+      <w:proofErr w:type="spellStart"/>
+      <w:r>
+        <w:rPr>
+          <w:rFonts w:cstheme="minorHAnsi" w:hint="eastAsia"/>
+          <w:sz w:val="20"/>
+          <w:szCs w:val="20"/>
+        </w:rPr>
+        <w:t>餵養我的小羊，牧養我的羊，餵養我的羊</w:t>
+      </w:r>
+      <w:proofErr w:type="spellEnd"/>
+      <w:r>
+        <w:rPr>
+          <w:rFonts w:cstheme="minorHAnsi" w:hint="eastAsia"/>
+          <w:sz w:val="20"/>
+          <w:szCs w:val="20"/>
+        </w:rPr>
+        <w:t>。”</w:t>
+      </w:r>
+    </w:p>
+    <w:p>
+      <w:pPr>
+        <w:rPr>
+          <w:rFonts w:cstheme="minorHAnsi" w:hint="eastAsia"/>
+          <w:sz w:val="20"/>
+          <w:szCs w:val="20"/>
+        </w:rPr>
+      </w:pPr>
+      <w:r>
+        <w:rPr>
+          <w:rFonts w:cstheme="minorHAnsi" w:hint="eastAsia"/>
+          <w:sz w:val="20"/>
+          <w:szCs w:val="20"/>
+        </w:rPr>
+        <w:t xml:space="preserve">7. </w:t>
+      </w:r>
+      <w:r>
+        <w:rPr>
+          <w:rFonts w:cstheme="minorHAnsi" w:hint="eastAsia"/>
+          <w:sz w:val="20"/>
+          <w:szCs w:val="20"/>
+        </w:rPr>
+        <w:t>羅馬書</w:t>
+      </w:r>
+      <w:r>
+        <w:rPr>
+          <w:rFonts w:cstheme="minorHAnsi" w:hint="eastAsia"/>
+          <w:sz w:val="20"/>
+          <w:szCs w:val="20"/>
+        </w:rPr>
+        <w:t>2:5</w:t>
+      </w:r>
+      <w:r>
+        <w:rPr>
+          <w:rFonts w:cstheme="minorHAnsi" w:hint="eastAsia"/>
+          <w:sz w:val="20"/>
+          <w:szCs w:val="20"/>
+        </w:rPr>
+        <w:t>：悔改－神用祂那不可思議的仁慈與忍耐，溫柔地引導我們離棄罪惡並改變我們的心。</w:t>
+      </w:r>
+      <w:r>
+        <w:rPr>
+          <w:rFonts w:cstheme="minorHAnsi" w:hint="eastAsia"/>
+          <w:sz w:val="20"/>
+          <w:szCs w:val="20"/>
+        </w:rPr>
+        <w:t xml:space="preserve"> 8. </w:t>
+      </w:r>
+      <w:proofErr w:type="spellStart"/>
+      <w:r>
+        <w:rPr>
+          <w:rFonts w:cstheme="minorHAnsi" w:hint="eastAsia"/>
+          <w:sz w:val="20"/>
+          <w:szCs w:val="20"/>
+        </w:rPr>
+        <w:t>羅馬書</w:t>
+      </w:r>
+      <w:proofErr w:type="spellEnd"/>
+      <w:r>
+        <w:rPr>
+          <w:rFonts w:cstheme="minorHAnsi" w:hint="eastAsia"/>
+          <w:sz w:val="20"/>
+          <w:szCs w:val="20"/>
+        </w:rPr>
+        <w:t xml:space="preserve"> 1:18</w:t>
+      </w:r>
+      <w:r>
+        <w:rPr>
+          <w:rFonts w:cstheme="minorHAnsi" w:hint="eastAsia"/>
+          <w:sz w:val="20"/>
+          <w:szCs w:val="20"/>
+        </w:rPr>
+        <w:t>，約翰福音</w:t>
+      </w:r>
+      <w:r>
+        <w:rPr>
+          <w:rFonts w:cstheme="minorHAnsi" w:hint="eastAsia"/>
+          <w:sz w:val="20"/>
+          <w:szCs w:val="20"/>
+        </w:rPr>
+        <w:t xml:space="preserve"> 3:36</w:t>
+      </w:r>
+      <w:r>
+        <w:rPr>
+          <w:rFonts w:cstheme="minorHAnsi" w:hint="eastAsia"/>
+          <w:sz w:val="20"/>
+          <w:szCs w:val="20"/>
+        </w:rPr>
+        <w:t>：因為神是良善的，深愛祂所造的萬物，所以對於任何因罪惡與邪惡而造成傷害或毀滅的事物，祂都會感到憤怒。</w:t>
+      </w:r>
+    </w:p>
+    <w:p>
+      <w:pPr>
+        <w:rPr>
+          <w:rFonts w:cstheme="minorHAnsi" w:hint="eastAsia"/>
+          <w:sz w:val="20"/>
+          <w:szCs w:val="20"/>
+        </w:rPr>
+      </w:pPr>
+      <w:r>
+        <w:rPr>
+          <w:rFonts w:cstheme="minorHAnsi" w:hint="eastAsia"/>
+          <w:sz w:val="20"/>
+          <w:szCs w:val="20"/>
+        </w:rPr>
+        <w:t xml:space="preserve">9. </w:t>
+      </w:r>
+      <w:proofErr w:type="spellStart"/>
+      <w:r>
+        <w:rPr>
+          <w:rFonts w:cstheme="minorHAnsi" w:hint="eastAsia"/>
+          <w:sz w:val="20"/>
+          <w:szCs w:val="20"/>
+        </w:rPr>
+        <w:t>羅馬書</w:t>
+      </w:r>
+      <w:proofErr w:type="spellEnd"/>
+      <w:r>
+        <w:rPr>
+          <w:rFonts w:cstheme="minorHAnsi" w:hint="eastAsia"/>
+          <w:sz w:val="20"/>
+          <w:szCs w:val="20"/>
+        </w:rPr>
+        <w:t xml:space="preserve"> 2:5</w:t>
+      </w:r>
+      <w:r>
+        <w:rPr>
+          <w:rFonts w:cstheme="minorHAnsi" w:hint="eastAsia"/>
+          <w:sz w:val="20"/>
+          <w:szCs w:val="20"/>
+        </w:rPr>
+        <w:t>：我們因罪惡而招致神的忿怒。耶穌在十字架上受死，為我們除去了罪。</w:t>
+      </w:r>
+    </w:p>
+    <w:p>
+      <w:pPr>
+        <w:rPr>
+          <w:rFonts w:cstheme="minorHAnsi" w:hint="eastAsia"/>
+          <w:sz w:val="20"/>
+          <w:szCs w:val="20"/>
+        </w:rPr>
+      </w:pPr>
+      <w:r>
+        <w:rPr>
+          <w:rFonts w:cstheme="minorHAnsi" w:hint="eastAsia"/>
+          <w:sz w:val="20"/>
+          <w:szCs w:val="20"/>
+        </w:rPr>
+        <w:t xml:space="preserve">10. </w:t>
+      </w:r>
+      <w:proofErr w:type="spellStart"/>
+      <w:r>
+        <w:rPr>
+          <w:rFonts w:cstheme="minorHAnsi" w:hint="eastAsia"/>
+          <w:sz w:val="20"/>
+          <w:szCs w:val="20"/>
+        </w:rPr>
+        <w:t>結論</w:t>
+      </w:r>
+      <w:proofErr w:type="spellEnd"/>
+      <w:r>
+        <w:rPr>
+          <w:rFonts w:cstheme="minorHAnsi" w:hint="eastAsia"/>
+          <w:sz w:val="20"/>
+          <w:szCs w:val="20"/>
+        </w:rPr>
+        <w:t>：</w:t>
+      </w:r>
+    </w:p>
+    <w:p>
+      <w:pPr>
+        <w:rPr>
+          <w:rFonts w:cstheme="minorHAnsi" w:hint="eastAsia"/>
+          <w:sz w:val="20"/>
+          <w:szCs w:val="20"/>
+        </w:rPr>
+      </w:pPr>
+      <w:proofErr w:type="spellStart"/>
+      <w:r>
+        <w:rPr>
+          <w:rFonts w:cstheme="minorHAnsi" w:hint="eastAsia"/>
+          <w:sz w:val="20"/>
+          <w:szCs w:val="20"/>
+        </w:rPr>
+        <w:t>如何悔改</w:t>
+      </w:r>
+      <w:proofErr w:type="spellEnd"/>
+      <w:r>
+        <w:rPr>
+          <w:rFonts w:cstheme="minorHAnsi" w:hint="eastAsia"/>
+          <w:sz w:val="20"/>
+          <w:szCs w:val="20"/>
+        </w:rPr>
+        <w:t>？</w:t>
+      </w:r>
+    </w:p>
+    <w:p>
+      <w:pPr>
+        <w:rPr>
+          <w:rFonts w:cstheme="minorHAnsi" w:hint="eastAsia"/>
+          <w:sz w:val="20"/>
+          <w:szCs w:val="20"/>
+        </w:rPr>
+      </w:pPr>
+      <w:r>
+        <w:rPr>
+          <w:rFonts w:cstheme="minorHAnsi" w:hint="eastAsia"/>
+          <w:sz w:val="20"/>
+          <w:szCs w:val="20"/>
+        </w:rPr>
+        <w:t xml:space="preserve">  a. </w:t>
+      </w:r>
+      <w:proofErr w:type="spellStart"/>
+      <w:r>
+        <w:rPr>
+          <w:rFonts w:cstheme="minorHAnsi" w:hint="eastAsia"/>
+          <w:sz w:val="20"/>
+          <w:szCs w:val="20"/>
+        </w:rPr>
+        <w:t>與自己的過去相比，而非與鄰舍相比。找出並縮小自己在「罪」與「悔改」之間的差距</w:t>
+      </w:r>
+      <w:proofErr w:type="spellEnd"/>
+      <w:r>
+        <w:rPr>
+          <w:rFonts w:cstheme="minorHAnsi" w:hint="eastAsia"/>
+          <w:sz w:val="20"/>
+          <w:szCs w:val="20"/>
+        </w:rPr>
+        <w:t>。</w:t>
+      </w:r>
+    </w:p>
+    <w:p>
+      <w:pPr>
+        <w:rPr>
+          <w:rFonts w:cstheme="minorHAnsi"/>
+          <w:sz w:val="20"/>
+          <w:szCs w:val="20"/>
+        </w:rPr>
+      </w:pPr>
+      <w:r>
+        <w:rPr>
+          <w:rFonts w:cstheme="minorHAnsi" w:hint="eastAsia"/>
+          <w:sz w:val="20"/>
+          <w:szCs w:val="20"/>
+        </w:rPr>
+        <w:t xml:space="preserve">  b. </w:t>
+      </w:r>
+      <w:proofErr w:type="spellStart"/>
+      <w:r>
+        <w:rPr>
+          <w:rFonts w:cstheme="minorHAnsi" w:hint="eastAsia"/>
+          <w:sz w:val="20"/>
+          <w:szCs w:val="20"/>
+        </w:rPr>
+        <w:t>針對那個對你不禮貌的人（儘管他不配得這份善意</w:t>
+      </w:r>
+      <w:proofErr w:type="spellEnd"/>
+      <w:r>
+        <w:rPr>
+          <w:rFonts w:cstheme="minorHAnsi" w:hint="eastAsia"/>
+          <w:sz w:val="20"/>
+          <w:szCs w:val="20"/>
+        </w:rPr>
+        <w:t>）：</w:t>
+      </w:r>
+      <w:proofErr w:type="spellStart"/>
+      <w:r>
+        <w:rPr>
+          <w:rFonts w:cstheme="minorHAnsi" w:hint="eastAsia"/>
+          <w:sz w:val="20"/>
+          <w:szCs w:val="20"/>
+        </w:rPr>
+        <w:t>我們要向他道歉，並化解因罪而產生的隔閡</w:t>
+      </w:r>
+      <w:proofErr w:type="spellEnd"/>
+      <w:r>
+        <w:rPr>
+          <w:rFonts w:cstheme="minorHAnsi" w:hint="eastAsia"/>
+          <w:sz w:val="20"/>
+          <w:szCs w:val="20"/>
+        </w:rPr>
+        <w:t>。</w:t>
+      </w:r>
+    </w:p>
+    <w:p>
+      <w:pPr>
+        <w:rPr>
+          <w:rFonts w:cstheme="minorHAnsi"/>
+          <w:sz w:val="20"/>
+          <w:szCs w:val="20"/>
+        </w:rPr>
+      </w:pPr>
+    </w:p>
+    <w:p>
+      <w:pPr>
+        <w:rPr>
+          <w:rFonts w:cstheme="minorHAnsi"/>
+          <w:sz w:val="20"/>
+          <w:szCs w:val="20"/>
+        </w:rPr>
+      </w:pPr>
+      <w:r>
+        <w:rPr>
+          <w:rFonts w:cstheme="minorHAnsi"/>
+          <w:sz w:val="20"/>
+          <w:szCs w:val="20"/>
+        </w:rPr>
+        <w:t>==</w:t>
+      </w:r>
+    </w:p>
+    <w:p>
+      <w:pPr>
+        <w:rPr>
+          <w:rFonts w:cstheme="minorHAnsi"/>
+          <w:sz w:val="20"/>
+          <w:szCs w:val="20"/>
+        </w:rPr>
+      </w:pPr>
+      <w:r>
+        <w:rPr>
+          <w:rFonts w:cstheme="minorHAnsi"/>
+          <w:sz w:val="20"/>
+          <w:szCs w:val="20"/>
+        </w:rPr>
+        <w:t>==</w:t>
+      </w:r>
+    </w:p>
+    <w:p>
+      <w:pPr>
+        <w:rPr>
+          <w:rFonts w:cstheme="minorHAnsi" w:hint="eastAsia"/>
+          <w:sz w:val="20"/>
+          <w:szCs w:val="20"/>
+        </w:rPr>
+      </w:pPr>
+      <w:r>
+        <w:rPr>
+          <w:rFonts w:cstheme="minorHAnsi" w:hint="eastAsia"/>
+          <w:sz w:val="20"/>
+          <w:szCs w:val="20"/>
+        </w:rPr>
+        <w:t>2026</w:t>
+      </w:r>
+      <w:r>
+        <w:rPr>
+          <w:rFonts w:cstheme="minorHAnsi" w:hint="eastAsia"/>
+          <w:sz w:val="20"/>
+          <w:szCs w:val="20"/>
+        </w:rPr>
+        <w:t>年</w:t>
+      </w:r>
+      <w:r>
+        <w:rPr>
+          <w:rFonts w:cstheme="minorHAnsi" w:hint="eastAsia"/>
+          <w:sz w:val="20"/>
+          <w:szCs w:val="20"/>
+        </w:rPr>
+        <w:t>9</w:t>
+      </w:r>
+      <w:r>
+        <w:rPr>
+          <w:rFonts w:cstheme="minorHAnsi" w:hint="eastAsia"/>
+          <w:sz w:val="20"/>
+          <w:szCs w:val="20"/>
+        </w:rPr>
+        <w:t>月</w:t>
+      </w:r>
+      <w:r>
+        <w:rPr>
+          <w:rFonts w:cstheme="minorHAnsi" w:hint="eastAsia"/>
+          <w:sz w:val="20"/>
+          <w:szCs w:val="20"/>
+        </w:rPr>
+        <w:t>26</w:t>
+      </w:r>
+      <w:r>
+        <w:rPr>
+          <w:rFonts w:cstheme="minorHAnsi" w:hint="eastAsia"/>
+          <w:sz w:val="20"/>
+          <w:szCs w:val="20"/>
+        </w:rPr>
+        <w:t>日、メンロ教会（</w:t>
+      </w:r>
+      <w:r>
+        <w:rPr>
+          <w:rFonts w:cstheme="minorHAnsi" w:hint="eastAsia"/>
+          <w:sz w:val="20"/>
+          <w:szCs w:val="20"/>
+        </w:rPr>
+        <w:t>Menlo Church</w:t>
+      </w:r>
+      <w:r>
+        <w:rPr>
+          <w:rFonts w:cstheme="minorHAnsi" w:hint="eastAsia"/>
+          <w:sz w:val="20"/>
+          <w:szCs w:val="20"/>
+        </w:rPr>
+        <w:t>）礼拝（先週</w:t>
+      </w:r>
+      <w:r>
+        <w:rPr>
+          <w:rFonts w:cstheme="minorHAnsi" w:hint="eastAsia"/>
+          <w:sz w:val="20"/>
+          <w:szCs w:val="20"/>
+        </w:rPr>
+        <w:t>2026</w:t>
+      </w:r>
+      <w:r>
+        <w:rPr>
+          <w:rFonts w:cstheme="minorHAnsi" w:hint="eastAsia"/>
+          <w:sz w:val="20"/>
+          <w:szCs w:val="20"/>
+        </w:rPr>
+        <w:t>年</w:t>
+      </w:r>
+      <w:r>
+        <w:rPr>
+          <w:rFonts w:cstheme="minorHAnsi" w:hint="eastAsia"/>
+          <w:sz w:val="20"/>
+          <w:szCs w:val="20"/>
+        </w:rPr>
+        <w:t>9</w:t>
+      </w:r>
+      <w:r>
+        <w:rPr>
+          <w:rFonts w:cstheme="minorHAnsi" w:hint="eastAsia"/>
+          <w:sz w:val="20"/>
+          <w:szCs w:val="20"/>
+        </w:rPr>
+        <w:t>月</w:t>
+      </w:r>
+      <w:r>
+        <w:rPr>
+          <w:rFonts w:cstheme="minorHAnsi" w:hint="eastAsia"/>
+          <w:sz w:val="20"/>
+          <w:szCs w:val="20"/>
+        </w:rPr>
+        <w:t>20</w:t>
+      </w:r>
+      <w:r>
+        <w:rPr>
+          <w:rFonts w:cstheme="minorHAnsi" w:hint="eastAsia"/>
+          <w:sz w:val="20"/>
+          <w:szCs w:val="20"/>
+        </w:rPr>
+        <w:t>日のまとめ）</w:t>
+      </w:r>
+    </w:p>
+    <w:p>
+      <w:pPr>
+        <w:rPr>
+          <w:rFonts w:cstheme="minorHAnsi" w:hint="eastAsia"/>
+          <w:sz w:val="20"/>
+          <w:szCs w:val="20"/>
+        </w:rPr>
+      </w:pPr>
+      <w:r>
+        <w:rPr>
+          <w:rFonts w:cstheme="minorHAnsi" w:hint="eastAsia"/>
+          <w:sz w:val="20"/>
+          <w:szCs w:val="20"/>
+        </w:rPr>
+        <w:t>https://youtu.be/y-_Oh53_pS4?si=NwTKPwdMUC6z5l35</w:t>
+      </w:r>
+    </w:p>
+    <w:p>
+      <w:pPr>
+        <w:rPr>
+          <w:rFonts w:cstheme="minorHAnsi" w:hint="eastAsia"/>
+          <w:sz w:val="20"/>
+          <w:szCs w:val="20"/>
+        </w:rPr>
+      </w:pPr>
+      <w:r>
+        <w:rPr>
+          <w:rFonts w:cstheme="minorHAnsi" w:hint="eastAsia"/>
+          <w:sz w:val="20"/>
+          <w:szCs w:val="20"/>
+        </w:rPr>
+        <w:t>https://github.com/peterhchen/1000_Family/tree/main/Church/2026</w:t>
+      </w:r>
+    </w:p>
+    <w:p>
+      <w:pPr>
+        <w:rPr>
+          <w:rFonts w:cstheme="minorHAnsi" w:hint="eastAsia"/>
+          <w:sz w:val="20"/>
+          <w:szCs w:val="20"/>
+        </w:rPr>
+      </w:pPr>
+      <w:r>
+        <w:rPr>
+          <w:rFonts w:cstheme="minorHAnsi" w:hint="eastAsia"/>
+          <w:sz w:val="20"/>
+          <w:szCs w:val="20"/>
+        </w:rPr>
+        <w:t xml:space="preserve">Kind of </w:t>
+      </w:r>
+      <w:proofErr w:type="spellStart"/>
+      <w:r>
+        <w:rPr>
+          <w:rFonts w:cstheme="minorHAnsi" w:hint="eastAsia"/>
+          <w:sz w:val="20"/>
+          <w:szCs w:val="20"/>
+        </w:rPr>
+        <w:t>Kindness</w:t>
+      </w:r>
+      <w:r>
+        <w:rPr>
+          <w:rFonts w:cstheme="minorHAnsi" w:hint="eastAsia"/>
+          <w:sz w:val="20"/>
+          <w:szCs w:val="20"/>
+        </w:rPr>
+        <w:t>（ある種の優しさ</w:t>
+      </w:r>
+      <w:proofErr w:type="spellEnd"/>
+      <w:r>
+        <w:rPr>
+          <w:rFonts w:cstheme="minorHAnsi" w:hint="eastAsia"/>
+          <w:sz w:val="20"/>
+          <w:szCs w:val="20"/>
+        </w:rPr>
+        <w:t>）</w:t>
+      </w:r>
+      <w:r>
+        <w:rPr>
+          <w:rFonts w:cstheme="minorHAnsi" w:hint="eastAsia"/>
+          <w:sz w:val="20"/>
+          <w:szCs w:val="20"/>
+        </w:rPr>
+        <w:t xml:space="preserve"> | </w:t>
+      </w:r>
+      <w:proofErr w:type="spellStart"/>
+      <w:r>
+        <w:rPr>
+          <w:rFonts w:cstheme="minorHAnsi" w:hint="eastAsia"/>
+          <w:sz w:val="20"/>
+          <w:szCs w:val="20"/>
+        </w:rPr>
+        <w:t>私たちすべてのための悔い改め</w:t>
+      </w:r>
+      <w:proofErr w:type="spellEnd"/>
+      <w:r>
+        <w:rPr>
+          <w:rFonts w:cstheme="minorHAnsi" w:hint="eastAsia"/>
+          <w:sz w:val="20"/>
+          <w:szCs w:val="20"/>
+        </w:rPr>
+        <w:t xml:space="preserve"> | </w:t>
+      </w:r>
+      <w:proofErr w:type="spellStart"/>
+      <w:r>
+        <w:rPr>
+          <w:rFonts w:cstheme="minorHAnsi" w:hint="eastAsia"/>
+          <w:sz w:val="20"/>
+          <w:szCs w:val="20"/>
+        </w:rPr>
+        <w:t>メンロ教会、フィル</w:t>
+      </w:r>
+      <w:r>
+        <w:rPr>
+          <w:rFonts w:ascii="MS Mincho" w:eastAsia="MS Mincho" w:hAnsi="MS Mincho" w:cs="MS Mincho" w:hint="eastAsia"/>
+          <w:sz w:val="20"/>
+          <w:szCs w:val="20"/>
+        </w:rPr>
+        <w:t>・</w:t>
+      </w:r>
+      <w:r>
+        <w:rPr>
+          <w:rFonts w:ascii="SimSun" w:hAnsi="SimSun" w:cs="SimSun" w:hint="eastAsia"/>
+          <w:sz w:val="20"/>
+          <w:szCs w:val="20"/>
+        </w:rPr>
+        <w:t>ユーバンク（</w:t>
+      </w:r>
+      <w:r>
+        <w:rPr>
+          <w:rFonts w:cstheme="minorHAnsi" w:hint="eastAsia"/>
+          <w:sz w:val="20"/>
+          <w:szCs w:val="20"/>
+        </w:rPr>
+        <w:t>Phil</w:t>
+      </w:r>
+      <w:proofErr w:type="spellEnd"/>
+      <w:r>
+        <w:rPr>
+          <w:rFonts w:cstheme="minorHAnsi" w:hint="eastAsia"/>
+          <w:sz w:val="20"/>
+          <w:szCs w:val="20"/>
+        </w:rPr>
+        <w:t xml:space="preserve"> </w:t>
+      </w:r>
+      <w:proofErr w:type="spellStart"/>
+      <w:r>
+        <w:rPr>
+          <w:rFonts w:cstheme="minorHAnsi" w:hint="eastAsia"/>
+          <w:sz w:val="20"/>
+          <w:szCs w:val="20"/>
+        </w:rPr>
+        <w:t>EuBank</w:t>
+      </w:r>
+      <w:r>
+        <w:rPr>
+          <w:rFonts w:cstheme="minorHAnsi" w:hint="eastAsia"/>
+          <w:sz w:val="20"/>
+          <w:szCs w:val="20"/>
+        </w:rPr>
+        <w:t>）主任牧師</w:t>
+      </w:r>
+      <w:proofErr w:type="spellEnd"/>
+    </w:p>
+    <w:p>
+      <w:pPr>
+        <w:rPr>
+          <w:rFonts w:cstheme="minorHAnsi" w:hint="eastAsia"/>
+          <w:sz w:val="20"/>
+          <w:szCs w:val="20"/>
+        </w:rPr>
+      </w:pPr>
+    </w:p>
+    <w:p>
+      <w:pPr>
+        <w:rPr>
+          <w:rFonts w:cstheme="minorHAnsi" w:hint="eastAsia"/>
+          <w:sz w:val="20"/>
+          <w:szCs w:val="20"/>
+        </w:rPr>
+      </w:pPr>
+      <w:r>
+        <w:rPr>
+          <w:rFonts w:cstheme="minorHAnsi" w:hint="eastAsia"/>
+          <w:sz w:val="20"/>
+          <w:szCs w:val="20"/>
+        </w:rPr>
+        <w:t>「</w:t>
+      </w:r>
+      <w:r>
+        <w:rPr>
+          <w:rFonts w:cstheme="minorHAnsi" w:hint="eastAsia"/>
+          <w:sz w:val="20"/>
+          <w:szCs w:val="20"/>
+        </w:rPr>
+        <w:t xml:space="preserve">Kind of </w:t>
+      </w:r>
+      <w:proofErr w:type="spellStart"/>
+      <w:r>
+        <w:rPr>
+          <w:rFonts w:cstheme="minorHAnsi" w:hint="eastAsia"/>
+          <w:sz w:val="20"/>
+          <w:szCs w:val="20"/>
+        </w:rPr>
+        <w:t>Kindness</w:t>
+      </w:r>
+      <w:r>
+        <w:rPr>
+          <w:rFonts w:cstheme="minorHAnsi" w:hint="eastAsia"/>
+          <w:sz w:val="20"/>
+          <w:szCs w:val="20"/>
+        </w:rPr>
+        <w:t>（ある種の優しさ</w:t>
+      </w:r>
+      <w:proofErr w:type="spellEnd"/>
+      <w:r>
+        <w:rPr>
+          <w:rFonts w:cstheme="minorHAnsi" w:hint="eastAsia"/>
+          <w:sz w:val="20"/>
+          <w:szCs w:val="20"/>
+        </w:rPr>
+        <w:t>）」</w:t>
+      </w:r>
+      <w:proofErr w:type="spellStart"/>
+      <w:r>
+        <w:rPr>
+          <w:rFonts w:cstheme="minorHAnsi" w:hint="eastAsia"/>
+          <w:sz w:val="20"/>
+          <w:szCs w:val="20"/>
+        </w:rPr>
+        <w:t>とは何か</w:t>
+      </w:r>
+      <w:proofErr w:type="spellEnd"/>
+      <w:r>
+        <w:rPr>
+          <w:rFonts w:cstheme="minorHAnsi" w:hint="eastAsia"/>
+          <w:sz w:val="20"/>
+          <w:szCs w:val="20"/>
+        </w:rPr>
+        <w:t>？</w:t>
+      </w:r>
+    </w:p>
+    <w:p>
+      <w:pPr>
+        <w:rPr>
+          <w:rFonts w:cstheme="minorHAnsi" w:hint="eastAsia"/>
+          <w:sz w:val="20"/>
+          <w:szCs w:val="20"/>
+        </w:rPr>
+      </w:pPr>
+      <w:r>
+        <w:rPr>
+          <w:rFonts w:cstheme="minorHAnsi" w:hint="eastAsia"/>
+          <w:sz w:val="20"/>
+          <w:szCs w:val="20"/>
+        </w:rPr>
+        <w:lastRenderedPageBreak/>
+        <w:t>聖書のローマ人への手紙</w:t>
+      </w:r>
+      <w:r>
+        <w:rPr>
+          <w:rFonts w:cstheme="minorHAnsi" w:hint="eastAsia"/>
+          <w:sz w:val="20"/>
+          <w:szCs w:val="20"/>
+        </w:rPr>
+        <w:t>2</w:t>
+      </w:r>
+      <w:r>
+        <w:rPr>
+          <w:rFonts w:cstheme="minorHAnsi" w:hint="eastAsia"/>
+          <w:sz w:val="20"/>
+          <w:szCs w:val="20"/>
+        </w:rPr>
+        <w:t>章</w:t>
+      </w:r>
+      <w:r>
+        <w:rPr>
+          <w:rFonts w:cstheme="minorHAnsi" w:hint="eastAsia"/>
+          <w:sz w:val="20"/>
+          <w:szCs w:val="20"/>
+        </w:rPr>
+        <w:t>4</w:t>
+      </w:r>
+      <w:r>
+        <w:rPr>
+          <w:rFonts w:cstheme="minorHAnsi" w:hint="eastAsia"/>
+          <w:sz w:val="20"/>
+          <w:szCs w:val="20"/>
+        </w:rPr>
+        <w:t>節には、神が与えてくださる</w:t>
+      </w:r>
+      <w:r>
+        <w:rPr>
+          <w:rFonts w:cstheme="minorHAnsi" w:hint="eastAsia"/>
+          <w:sz w:val="20"/>
+          <w:szCs w:val="20"/>
+        </w:rPr>
+        <w:t>2</w:t>
+      </w:r>
+      <w:r>
+        <w:rPr>
+          <w:rFonts w:cstheme="minorHAnsi" w:hint="eastAsia"/>
+          <w:sz w:val="20"/>
+          <w:szCs w:val="20"/>
+        </w:rPr>
+        <w:t>種類の優しさ（恵み）が記されています。</w:t>
+      </w:r>
+    </w:p>
+    <w:p>
+      <w:pPr>
+        <w:rPr>
+          <w:rFonts w:cstheme="minorHAnsi" w:hint="eastAsia"/>
+          <w:sz w:val="20"/>
+          <w:szCs w:val="20"/>
+        </w:rPr>
+      </w:pPr>
+      <w:r>
+        <w:rPr>
+          <w:rFonts w:cstheme="minorHAnsi" w:hint="eastAsia"/>
+          <w:sz w:val="20"/>
+          <w:szCs w:val="20"/>
+        </w:rPr>
+        <w:t xml:space="preserve">  a. </w:t>
+      </w:r>
+      <w:proofErr w:type="spellStart"/>
+      <w:r>
+        <w:rPr>
+          <w:rFonts w:cstheme="minorHAnsi" w:hint="eastAsia"/>
+          <w:sz w:val="20"/>
+          <w:szCs w:val="20"/>
+        </w:rPr>
+        <w:t>普遍恩典（</w:t>
+      </w:r>
+      <w:r>
+        <w:rPr>
+          <w:rFonts w:cstheme="minorHAnsi" w:hint="eastAsia"/>
+          <w:sz w:val="20"/>
+          <w:szCs w:val="20"/>
+        </w:rPr>
+        <w:t>General</w:t>
+      </w:r>
+      <w:proofErr w:type="spellEnd"/>
+      <w:r>
+        <w:rPr>
+          <w:rFonts w:cstheme="minorHAnsi" w:hint="eastAsia"/>
+          <w:sz w:val="20"/>
+          <w:szCs w:val="20"/>
+        </w:rPr>
+        <w:t xml:space="preserve"> Grace</w:t>
+      </w:r>
+      <w:r>
+        <w:rPr>
+          <w:rFonts w:cstheme="minorHAnsi" w:hint="eastAsia"/>
+          <w:sz w:val="20"/>
+          <w:szCs w:val="20"/>
+        </w:rPr>
+        <w:t>）：</w:t>
+      </w:r>
+      <w:proofErr w:type="spellStart"/>
+      <w:r>
+        <w:rPr>
+          <w:rFonts w:cstheme="minorHAnsi" w:hint="eastAsia"/>
+          <w:sz w:val="20"/>
+          <w:szCs w:val="20"/>
+        </w:rPr>
+        <w:t>神がすべての人に、日々与えてくださるもの（命、息、私たちの周りの世界など</w:t>
+      </w:r>
+      <w:proofErr w:type="spellEnd"/>
+      <w:r>
+        <w:rPr>
+          <w:rFonts w:cstheme="minorHAnsi" w:hint="eastAsia"/>
+          <w:sz w:val="20"/>
+          <w:szCs w:val="20"/>
+        </w:rPr>
+        <w:t>）。</w:t>
+      </w:r>
+    </w:p>
+    <w:p>
+      <w:pPr>
+        <w:rPr>
+          <w:rFonts w:cstheme="minorHAnsi" w:hint="eastAsia"/>
+          <w:sz w:val="20"/>
+          <w:szCs w:val="20"/>
+        </w:rPr>
+      </w:pPr>
+      <w:r>
+        <w:rPr>
+          <w:rFonts w:cstheme="minorHAnsi" w:hint="eastAsia"/>
+          <w:sz w:val="20"/>
+          <w:szCs w:val="20"/>
+        </w:rPr>
+        <w:t xml:space="preserve">  b. </w:t>
+      </w:r>
+      <w:proofErr w:type="spellStart"/>
+      <w:r>
+        <w:rPr>
+          <w:rFonts w:cstheme="minorHAnsi" w:hint="eastAsia"/>
+          <w:sz w:val="20"/>
+          <w:szCs w:val="20"/>
+        </w:rPr>
+        <w:t>先行恩典（</w:t>
+      </w:r>
+      <w:r>
+        <w:rPr>
+          <w:rFonts w:cstheme="minorHAnsi" w:hint="eastAsia"/>
+          <w:sz w:val="20"/>
+          <w:szCs w:val="20"/>
+        </w:rPr>
+        <w:t>Prevenient</w:t>
+      </w:r>
+      <w:proofErr w:type="spellEnd"/>
+      <w:r>
+        <w:rPr>
+          <w:rFonts w:cstheme="minorHAnsi" w:hint="eastAsia"/>
+          <w:sz w:val="20"/>
+          <w:szCs w:val="20"/>
+        </w:rPr>
+        <w:t xml:space="preserve"> Grace</w:t>
+      </w:r>
+      <w:r>
+        <w:rPr>
+          <w:rFonts w:cstheme="minorHAnsi" w:hint="eastAsia"/>
+          <w:sz w:val="20"/>
+          <w:szCs w:val="20"/>
+        </w:rPr>
+        <w:t>）：</w:t>
+      </w:r>
+      <w:proofErr w:type="spellStart"/>
+      <w:r>
+        <w:rPr>
+          <w:rFonts w:cstheme="minorHAnsi" w:hint="eastAsia"/>
+          <w:sz w:val="20"/>
+          <w:szCs w:val="20"/>
+        </w:rPr>
+        <w:t>私たちが神に立ち返る前に与えられる特別な優しさ（神が自ら人に対して働きかけ、施される恵み</w:t>
+      </w:r>
+      <w:proofErr w:type="spellEnd"/>
+      <w:r>
+        <w:rPr>
+          <w:rFonts w:cstheme="minorHAnsi" w:hint="eastAsia"/>
+          <w:sz w:val="20"/>
+          <w:szCs w:val="20"/>
+        </w:rPr>
+        <w:t>）。</w:t>
+      </w:r>
+    </w:p>
+    <w:p>
+      <w:pPr>
+        <w:rPr>
+          <w:rFonts w:cstheme="minorHAnsi" w:hint="eastAsia"/>
+          <w:sz w:val="20"/>
+          <w:szCs w:val="20"/>
+        </w:rPr>
+      </w:pPr>
+    </w:p>
+    <w:p>
+      <w:pPr>
+        <w:rPr>
+          <w:rFonts w:cstheme="minorHAnsi" w:hint="eastAsia"/>
+          <w:sz w:val="20"/>
+          <w:szCs w:val="20"/>
+        </w:rPr>
+      </w:pPr>
+      <w:r>
+        <w:rPr>
+          <w:rFonts w:cstheme="minorHAnsi" w:hint="eastAsia"/>
+          <w:sz w:val="20"/>
+          <w:szCs w:val="20"/>
+        </w:rPr>
+        <w:t xml:space="preserve">1. </w:t>
+      </w:r>
+      <w:r>
+        <w:rPr>
+          <w:rFonts w:cstheme="minorHAnsi" w:hint="eastAsia"/>
+          <w:sz w:val="20"/>
+          <w:szCs w:val="20"/>
+        </w:rPr>
+        <w:t>ローマ人への手紙</w:t>
+      </w:r>
+      <w:r>
+        <w:rPr>
+          <w:rFonts w:cstheme="minorHAnsi" w:hint="eastAsia"/>
+          <w:sz w:val="20"/>
+          <w:szCs w:val="20"/>
+        </w:rPr>
+        <w:t>2</w:t>
+      </w:r>
+      <w:r>
+        <w:rPr>
+          <w:rFonts w:cstheme="minorHAnsi" w:hint="eastAsia"/>
+          <w:sz w:val="20"/>
+          <w:szCs w:val="20"/>
+        </w:rPr>
+        <w:t>章</w:t>
+      </w:r>
+      <w:r>
+        <w:rPr>
+          <w:rFonts w:cstheme="minorHAnsi" w:hint="eastAsia"/>
+          <w:sz w:val="20"/>
+          <w:szCs w:val="20"/>
+        </w:rPr>
+        <w:t>1-4</w:t>
+      </w:r>
+      <w:r>
+        <w:rPr>
+          <w:rFonts w:cstheme="minorHAnsi" w:hint="eastAsia"/>
+          <w:sz w:val="20"/>
+          <w:szCs w:val="20"/>
+        </w:rPr>
+        <w:t>節：人を裁くことができるのは神だけです。私たち全員に罪があるため、他人を裁くことはできません。</w:t>
+      </w:r>
+    </w:p>
+    <w:p>
+      <w:pPr>
+        <w:rPr>
+          <w:rFonts w:cstheme="minorHAnsi" w:hint="eastAsia"/>
+          <w:sz w:val="20"/>
+          <w:szCs w:val="20"/>
+        </w:rPr>
+      </w:pPr>
+      <w:r>
+        <w:rPr>
+          <w:rFonts w:cstheme="minorHAnsi" w:hint="eastAsia"/>
+          <w:sz w:val="20"/>
+          <w:szCs w:val="20"/>
+        </w:rPr>
+        <w:t xml:space="preserve">2. </w:t>
+      </w:r>
+      <w:r>
+        <w:rPr>
+          <w:rFonts w:cstheme="minorHAnsi" w:hint="eastAsia"/>
+          <w:sz w:val="20"/>
+          <w:szCs w:val="20"/>
+        </w:rPr>
+        <w:t>罪を犯すこと（過ち）と悔い改めること（告白）の間には、ある「隔たり（時間の遅れ）」があります。その隔たりこそが「優しさ」です。神は私たちを愛し、悔い改める機会を与えてくださるのです。</w:t>
+      </w:r>
+    </w:p>
+    <w:p>
+      <w:pPr>
+        <w:rPr>
+          <w:rFonts w:cstheme="minorHAnsi" w:hint="eastAsia"/>
+          <w:sz w:val="20"/>
+          <w:szCs w:val="20"/>
+        </w:rPr>
+      </w:pPr>
+      <w:r>
+        <w:rPr>
+          <w:rFonts w:cstheme="minorHAnsi" w:hint="eastAsia"/>
+          <w:sz w:val="20"/>
+          <w:szCs w:val="20"/>
+        </w:rPr>
+        <w:t xml:space="preserve">3. </w:t>
+      </w:r>
+      <w:r>
+        <w:rPr>
+          <w:rFonts w:cstheme="minorHAnsi" w:hint="eastAsia"/>
+          <w:sz w:val="20"/>
+          <w:szCs w:val="20"/>
+        </w:rPr>
+        <w:t>優しさには</w:t>
+      </w:r>
+      <w:r>
+        <w:rPr>
+          <w:rFonts w:cstheme="minorHAnsi" w:hint="eastAsia"/>
+          <w:sz w:val="20"/>
+          <w:szCs w:val="20"/>
+        </w:rPr>
+        <w:t>2</w:t>
+      </w:r>
+      <w:r>
+        <w:rPr>
+          <w:rFonts w:cstheme="minorHAnsi" w:hint="eastAsia"/>
+          <w:sz w:val="20"/>
+          <w:szCs w:val="20"/>
+        </w:rPr>
+        <w:t>種類あります：</w:t>
+      </w:r>
+    </w:p>
+    <w:p>
+      <w:pPr>
+        <w:rPr>
+          <w:rFonts w:cstheme="minorHAnsi" w:hint="eastAsia"/>
+          <w:sz w:val="20"/>
+          <w:szCs w:val="20"/>
+        </w:rPr>
+      </w:pPr>
+      <w:r>
+        <w:rPr>
+          <w:rFonts w:cstheme="minorHAnsi" w:hint="eastAsia"/>
+          <w:sz w:val="20"/>
+          <w:szCs w:val="20"/>
+        </w:rPr>
+        <w:t xml:space="preserve">  a. </w:t>
+      </w:r>
+      <w:proofErr w:type="spellStart"/>
+      <w:r>
+        <w:rPr>
+          <w:rFonts w:cstheme="minorHAnsi" w:hint="eastAsia"/>
+          <w:sz w:val="20"/>
+          <w:szCs w:val="20"/>
+        </w:rPr>
+        <w:t>普遍恩典（</w:t>
+      </w:r>
+      <w:r>
+        <w:rPr>
+          <w:rFonts w:cstheme="minorHAnsi" w:hint="eastAsia"/>
+          <w:sz w:val="20"/>
+          <w:szCs w:val="20"/>
+        </w:rPr>
+        <w:t>General</w:t>
+      </w:r>
+      <w:proofErr w:type="spellEnd"/>
+      <w:r>
+        <w:rPr>
+          <w:rFonts w:cstheme="minorHAnsi" w:hint="eastAsia"/>
+          <w:sz w:val="20"/>
+          <w:szCs w:val="20"/>
+        </w:rPr>
+        <w:t>/common grace</w:t>
+      </w:r>
+      <w:r>
+        <w:rPr>
+          <w:rFonts w:cstheme="minorHAnsi" w:hint="eastAsia"/>
+          <w:sz w:val="20"/>
+          <w:szCs w:val="20"/>
+        </w:rPr>
+        <w:t>）：</w:t>
+      </w:r>
+      <w:proofErr w:type="spellStart"/>
+      <w:r>
+        <w:rPr>
+          <w:rFonts w:cstheme="minorHAnsi" w:hint="eastAsia"/>
+          <w:sz w:val="20"/>
+          <w:szCs w:val="20"/>
+        </w:rPr>
+        <w:t>神は常に、すべての人に恵みと優しさを与えておられます</w:t>
+      </w:r>
+      <w:proofErr w:type="spellEnd"/>
+      <w:r>
+        <w:rPr>
+          <w:rFonts w:cstheme="minorHAnsi" w:hint="eastAsia"/>
+          <w:sz w:val="20"/>
+          <w:szCs w:val="20"/>
+        </w:rPr>
+        <w:t>。</w:t>
+      </w:r>
+    </w:p>
+    <w:p>
+      <w:pPr>
+        <w:rPr>
+          <w:rFonts w:cstheme="minorHAnsi" w:hint="eastAsia"/>
+          <w:sz w:val="20"/>
+          <w:szCs w:val="20"/>
+        </w:rPr>
+      </w:pPr>
+      <w:r>
+        <w:rPr>
+          <w:rFonts w:cstheme="minorHAnsi" w:hint="eastAsia"/>
+          <w:sz w:val="20"/>
+          <w:szCs w:val="20"/>
+        </w:rPr>
+        <w:t xml:space="preserve">  b. </w:t>
+      </w:r>
+      <w:proofErr w:type="spellStart"/>
+      <w:r>
+        <w:rPr>
+          <w:rFonts w:cstheme="minorHAnsi" w:hint="eastAsia"/>
+          <w:sz w:val="20"/>
+          <w:szCs w:val="20"/>
+        </w:rPr>
+        <w:t>先行恩典（</w:t>
+      </w:r>
+      <w:r>
+        <w:rPr>
+          <w:rFonts w:cstheme="minorHAnsi" w:hint="eastAsia"/>
+          <w:sz w:val="20"/>
+          <w:szCs w:val="20"/>
+        </w:rPr>
+        <w:t>Prevenient</w:t>
+      </w:r>
+      <w:proofErr w:type="spellEnd"/>
+      <w:r>
+        <w:rPr>
+          <w:rFonts w:cstheme="minorHAnsi" w:hint="eastAsia"/>
+          <w:sz w:val="20"/>
+          <w:szCs w:val="20"/>
+        </w:rPr>
+        <w:t xml:space="preserve"> grace</w:t>
+      </w:r>
+      <w:r>
+        <w:rPr>
+          <w:rFonts w:cstheme="minorHAnsi" w:hint="eastAsia"/>
+          <w:sz w:val="20"/>
+          <w:szCs w:val="20"/>
+        </w:rPr>
+        <w:t>）：</w:t>
+      </w:r>
+      <w:proofErr w:type="spellStart"/>
+      <w:r>
+        <w:rPr>
+          <w:rFonts w:cstheme="minorHAnsi" w:hint="eastAsia"/>
+          <w:sz w:val="20"/>
+          <w:szCs w:val="20"/>
+        </w:rPr>
+        <w:t>神は私たちに先立って働いておられます</w:t>
+      </w:r>
+      <w:proofErr w:type="spellEnd"/>
+      <w:r>
+        <w:rPr>
+          <w:rFonts w:cstheme="minorHAnsi" w:hint="eastAsia"/>
+          <w:sz w:val="20"/>
+          <w:szCs w:val="20"/>
+        </w:rPr>
+        <w:t>。</w:t>
+      </w:r>
+    </w:p>
+    <w:p>
+      <w:pPr>
+        <w:rPr>
+          <w:rFonts w:cstheme="minorHAnsi" w:hint="eastAsia"/>
+          <w:sz w:val="20"/>
+          <w:szCs w:val="20"/>
+        </w:rPr>
+      </w:pPr>
+      <w:r>
+        <w:rPr>
+          <w:rFonts w:cstheme="minorHAnsi" w:hint="eastAsia"/>
+          <w:sz w:val="20"/>
+          <w:szCs w:val="20"/>
+        </w:rPr>
+        <w:t xml:space="preserve">4. </w:t>
+      </w:r>
+      <w:proofErr w:type="spellStart"/>
+      <w:r>
+        <w:rPr>
+          <w:rFonts w:cstheme="minorHAnsi" w:hint="eastAsia"/>
+          <w:sz w:val="20"/>
+          <w:szCs w:val="20"/>
+        </w:rPr>
+        <w:t>人は常に恐れを抱いています。政治的な恐れは一時的に人を変えるかもしれませんが、神の優しさは人を永遠に変えるのです</w:t>
+      </w:r>
+      <w:proofErr w:type="spellEnd"/>
+      <w:r>
+        <w:rPr>
+          <w:rFonts w:cstheme="minorHAnsi" w:hint="eastAsia"/>
+          <w:sz w:val="20"/>
+          <w:szCs w:val="20"/>
+        </w:rPr>
+        <w:t>。</w:t>
+      </w:r>
+    </w:p>
+    <w:p>
+      <w:pPr>
+        <w:rPr>
+          <w:rFonts w:cstheme="minorHAnsi" w:hint="eastAsia"/>
+          <w:sz w:val="20"/>
+          <w:szCs w:val="20"/>
+        </w:rPr>
+      </w:pPr>
+      <w:r>
+        <w:rPr>
+          <w:rFonts w:cstheme="minorHAnsi" w:hint="eastAsia"/>
+          <w:sz w:val="20"/>
+          <w:szCs w:val="20"/>
+        </w:rPr>
+        <w:t xml:space="preserve">5. </w:t>
+      </w:r>
+      <w:r>
+        <w:rPr>
+          <w:rFonts w:cstheme="minorHAnsi" w:hint="eastAsia"/>
+          <w:sz w:val="20"/>
+          <w:szCs w:val="20"/>
+        </w:rPr>
+        <w:t>ヨハネの福音書</w:t>
+      </w:r>
+      <w:r>
+        <w:rPr>
+          <w:rFonts w:cstheme="minorHAnsi" w:hint="eastAsia"/>
+          <w:sz w:val="20"/>
+          <w:szCs w:val="20"/>
+        </w:rPr>
+        <w:t>18</w:t>
+      </w:r>
+      <w:r>
+        <w:rPr>
+          <w:rFonts w:cstheme="minorHAnsi" w:hint="eastAsia"/>
+          <w:sz w:val="20"/>
+          <w:szCs w:val="20"/>
+        </w:rPr>
+        <w:t>章</w:t>
+      </w:r>
+      <w:r>
+        <w:rPr>
+          <w:rFonts w:cstheme="minorHAnsi" w:hint="eastAsia"/>
+          <w:sz w:val="20"/>
+          <w:szCs w:val="20"/>
+        </w:rPr>
+        <w:t>15-18</w:t>
+      </w:r>
+      <w:r>
+        <w:rPr>
+          <w:rFonts w:cstheme="minorHAnsi" w:hint="eastAsia"/>
+          <w:sz w:val="20"/>
+          <w:szCs w:val="20"/>
+        </w:rPr>
+        <w:t>節、</w:t>
+      </w:r>
+      <w:r>
+        <w:rPr>
+          <w:rFonts w:cstheme="minorHAnsi" w:hint="eastAsia"/>
+          <w:sz w:val="20"/>
+          <w:szCs w:val="20"/>
+        </w:rPr>
+        <w:t>25-27</w:t>
+      </w:r>
+      <w:r>
+        <w:rPr>
+          <w:rFonts w:cstheme="minorHAnsi" w:hint="eastAsia"/>
+          <w:sz w:val="20"/>
+          <w:szCs w:val="20"/>
+        </w:rPr>
+        <w:t>節：ペテロは恐れに駆られ、イエスを知っていることを</w:t>
+      </w:r>
+      <w:r>
+        <w:rPr>
+          <w:rFonts w:cstheme="minorHAnsi" w:hint="eastAsia"/>
+          <w:sz w:val="20"/>
+          <w:szCs w:val="20"/>
+        </w:rPr>
+        <w:t>3</w:t>
+      </w:r>
+      <w:r>
+        <w:rPr>
+          <w:rFonts w:cstheme="minorHAnsi" w:hint="eastAsia"/>
+          <w:sz w:val="20"/>
+          <w:szCs w:val="20"/>
+        </w:rPr>
+        <w:t>度否定しました。</w:t>
+      </w:r>
+    </w:p>
+    <w:p>
+      <w:pPr>
+        <w:rPr>
+          <w:rFonts w:cstheme="minorHAnsi" w:hint="eastAsia"/>
+          <w:sz w:val="20"/>
+          <w:szCs w:val="20"/>
+        </w:rPr>
+      </w:pPr>
+      <w:r>
+        <w:rPr>
+          <w:rFonts w:cstheme="minorHAnsi" w:hint="eastAsia"/>
+          <w:sz w:val="20"/>
+          <w:szCs w:val="20"/>
+        </w:rPr>
+        <w:t xml:space="preserve">6. </w:t>
+      </w:r>
+      <w:proofErr w:type="spellStart"/>
+      <w:r>
+        <w:rPr>
+          <w:rFonts w:cstheme="minorHAnsi" w:hint="eastAsia"/>
+          <w:sz w:val="20"/>
+          <w:szCs w:val="20"/>
+        </w:rPr>
+        <w:t>イエスは使徒たちに言われました</w:t>
+      </w:r>
+      <w:proofErr w:type="spellEnd"/>
+      <w:r>
+        <w:rPr>
+          <w:rFonts w:cstheme="minorHAnsi" w:hint="eastAsia"/>
+          <w:sz w:val="20"/>
+          <w:szCs w:val="20"/>
+        </w:rPr>
+        <w:t>。「</w:t>
+      </w:r>
+      <w:proofErr w:type="spellStart"/>
+      <w:r>
+        <w:rPr>
+          <w:rFonts w:cstheme="minorHAnsi" w:hint="eastAsia"/>
+          <w:sz w:val="20"/>
+          <w:szCs w:val="20"/>
+        </w:rPr>
+        <w:t>わたしの子羊を養いなさい。わたしの羊の世話をしなさい。わたしの羊を養いなさい</w:t>
+      </w:r>
+      <w:proofErr w:type="spellEnd"/>
+      <w:r>
+        <w:rPr>
+          <w:rFonts w:cstheme="minorHAnsi" w:hint="eastAsia"/>
+          <w:sz w:val="20"/>
+          <w:szCs w:val="20"/>
+        </w:rPr>
+        <w:t>。」</w:t>
+      </w:r>
+    </w:p>
+    <w:p>
+      <w:pPr>
+        <w:rPr>
+          <w:rFonts w:cstheme="minorHAnsi" w:hint="eastAsia"/>
+          <w:sz w:val="20"/>
+          <w:szCs w:val="20"/>
+        </w:rPr>
+      </w:pPr>
+      <w:r>
+        <w:rPr>
+          <w:rFonts w:cstheme="minorHAnsi" w:hint="eastAsia"/>
+          <w:sz w:val="20"/>
+          <w:szCs w:val="20"/>
+        </w:rPr>
+        <w:t xml:space="preserve">7. </w:t>
+      </w:r>
+      <w:r>
+        <w:rPr>
+          <w:rFonts w:cstheme="minorHAnsi" w:hint="eastAsia"/>
+          <w:sz w:val="20"/>
+          <w:szCs w:val="20"/>
+        </w:rPr>
+        <w:t>ローマ人への手紙</w:t>
+      </w:r>
+      <w:r>
+        <w:rPr>
+          <w:rFonts w:cstheme="minorHAnsi" w:hint="eastAsia"/>
+          <w:sz w:val="20"/>
+          <w:szCs w:val="20"/>
+        </w:rPr>
+        <w:t>2</w:t>
+      </w:r>
+      <w:r>
+        <w:rPr>
+          <w:rFonts w:cstheme="minorHAnsi" w:hint="eastAsia"/>
+          <w:sz w:val="20"/>
+          <w:szCs w:val="20"/>
+        </w:rPr>
+        <w:t>章</w:t>
+      </w:r>
+      <w:r>
+        <w:rPr>
+          <w:rFonts w:cstheme="minorHAnsi" w:hint="eastAsia"/>
+          <w:sz w:val="20"/>
+          <w:szCs w:val="20"/>
+        </w:rPr>
+        <w:t>5</w:t>
+      </w:r>
+      <w:r>
+        <w:rPr>
+          <w:rFonts w:cstheme="minorHAnsi" w:hint="eastAsia"/>
+          <w:sz w:val="20"/>
+          <w:szCs w:val="20"/>
+        </w:rPr>
+        <w:t>節：悔い改めについて。神はその驚くべき優しさと忍耐を用いて、私たちが罪から離れ、心を入れ替えるよう優しく導いてくださいます。</w:t>
+      </w:r>
+      <w:r>
+        <w:rPr>
+          <w:rFonts w:cstheme="minorHAnsi" w:hint="eastAsia"/>
+          <w:sz w:val="20"/>
+          <w:szCs w:val="20"/>
+        </w:rPr>
+        <w:t xml:space="preserve"> 8. </w:t>
+      </w:r>
+      <w:r>
+        <w:rPr>
+          <w:rFonts w:cstheme="minorHAnsi" w:hint="eastAsia"/>
+          <w:sz w:val="20"/>
+          <w:szCs w:val="20"/>
+        </w:rPr>
+        <w:t>ローマ人への手紙</w:t>
+      </w:r>
+      <w:r>
+        <w:rPr>
+          <w:rFonts w:cstheme="minorHAnsi" w:hint="eastAsia"/>
+          <w:sz w:val="20"/>
+          <w:szCs w:val="20"/>
+        </w:rPr>
+        <w:t>1</w:t>
+      </w:r>
+      <w:r>
+        <w:rPr>
+          <w:rFonts w:cstheme="minorHAnsi" w:hint="eastAsia"/>
+          <w:sz w:val="20"/>
+          <w:szCs w:val="20"/>
+        </w:rPr>
+        <w:t>章</w:t>
+      </w:r>
+      <w:r>
+        <w:rPr>
+          <w:rFonts w:cstheme="minorHAnsi" w:hint="eastAsia"/>
+          <w:sz w:val="20"/>
+          <w:szCs w:val="20"/>
+        </w:rPr>
+        <w:t>18</w:t>
+      </w:r>
+      <w:r>
+        <w:rPr>
+          <w:rFonts w:cstheme="minorHAnsi" w:hint="eastAsia"/>
+          <w:sz w:val="20"/>
+          <w:szCs w:val="20"/>
+        </w:rPr>
+        <w:t>節、ヨハネによる福音書</w:t>
+      </w:r>
+      <w:r>
+        <w:rPr>
+          <w:rFonts w:cstheme="minorHAnsi" w:hint="eastAsia"/>
+          <w:sz w:val="20"/>
+          <w:szCs w:val="20"/>
+        </w:rPr>
+        <w:t>3</w:t>
+      </w:r>
+      <w:r>
+        <w:rPr>
+          <w:rFonts w:cstheme="minorHAnsi" w:hint="eastAsia"/>
+          <w:sz w:val="20"/>
+          <w:szCs w:val="20"/>
+        </w:rPr>
+        <w:t>章</w:t>
+      </w:r>
+      <w:r>
+        <w:rPr>
+          <w:rFonts w:cstheme="minorHAnsi" w:hint="eastAsia"/>
+          <w:sz w:val="20"/>
+          <w:szCs w:val="20"/>
+        </w:rPr>
+        <w:t>36</w:t>
+      </w:r>
+      <w:r>
+        <w:rPr>
+          <w:rFonts w:cstheme="minorHAnsi" w:hint="eastAsia"/>
+          <w:sz w:val="20"/>
+          <w:szCs w:val="20"/>
+        </w:rPr>
+        <w:t>節：神は善であり、ご自身の造られたものを愛しておられるため、罪や悪によって傷つけたり破壊したりするものに対して怒りを抱かれます。</w:t>
+      </w:r>
+    </w:p>
+    <w:p>
+      <w:pPr>
+        <w:rPr>
+          <w:rFonts w:cstheme="minorHAnsi" w:hint="eastAsia"/>
+          <w:sz w:val="20"/>
+          <w:szCs w:val="20"/>
+        </w:rPr>
+      </w:pPr>
+      <w:r>
+        <w:rPr>
+          <w:rFonts w:cstheme="minorHAnsi" w:hint="eastAsia"/>
+          <w:sz w:val="20"/>
+          <w:szCs w:val="20"/>
+        </w:rPr>
+        <w:t xml:space="preserve">9. </w:t>
+      </w:r>
+      <w:r>
+        <w:rPr>
+          <w:rFonts w:cstheme="minorHAnsi" w:hint="eastAsia"/>
+          <w:sz w:val="20"/>
+          <w:szCs w:val="20"/>
+        </w:rPr>
+        <w:t>ローマ人への手紙</w:t>
+      </w:r>
+      <w:r>
+        <w:rPr>
+          <w:rFonts w:cstheme="minorHAnsi" w:hint="eastAsia"/>
+          <w:sz w:val="20"/>
+          <w:szCs w:val="20"/>
+        </w:rPr>
+        <w:t>2</w:t>
+      </w:r>
+      <w:r>
+        <w:rPr>
+          <w:rFonts w:cstheme="minorHAnsi" w:hint="eastAsia"/>
+          <w:sz w:val="20"/>
+          <w:szCs w:val="20"/>
+        </w:rPr>
+        <w:t>章</w:t>
+      </w:r>
+      <w:r>
+        <w:rPr>
+          <w:rFonts w:cstheme="minorHAnsi" w:hint="eastAsia"/>
+          <w:sz w:val="20"/>
+          <w:szCs w:val="20"/>
+        </w:rPr>
+        <w:t>5</w:t>
+      </w:r>
+      <w:r>
+        <w:rPr>
+          <w:rFonts w:cstheme="minorHAnsi" w:hint="eastAsia"/>
+          <w:sz w:val="20"/>
+          <w:szCs w:val="20"/>
+        </w:rPr>
+        <w:t>節：私たちは神に対する怒り（神の裁き）を招くような罪を積み重ねてきました。しかし、イエスは十字架上で死なれ、私たちの罪を拭い去ってくださいました。</w:t>
+      </w:r>
+    </w:p>
+    <w:p>
+      <w:pPr>
+        <w:rPr>
+          <w:rFonts w:cstheme="minorHAnsi" w:hint="eastAsia"/>
+          <w:sz w:val="20"/>
+          <w:szCs w:val="20"/>
+        </w:rPr>
+      </w:pPr>
+      <w:r>
+        <w:rPr>
+          <w:rFonts w:cstheme="minorHAnsi" w:hint="eastAsia"/>
+          <w:sz w:val="20"/>
+          <w:szCs w:val="20"/>
+        </w:rPr>
+        <w:t xml:space="preserve">10. </w:t>
+      </w:r>
+      <w:proofErr w:type="spellStart"/>
+      <w:r>
+        <w:rPr>
+          <w:rFonts w:cstheme="minorHAnsi" w:hint="eastAsia"/>
+          <w:sz w:val="20"/>
+          <w:szCs w:val="20"/>
+        </w:rPr>
+        <w:t>結論</w:t>
+      </w:r>
+      <w:proofErr w:type="spellEnd"/>
+      <w:r>
+        <w:rPr>
+          <w:rFonts w:cstheme="minorHAnsi" w:hint="eastAsia"/>
+          <w:sz w:val="20"/>
+          <w:szCs w:val="20"/>
+        </w:rPr>
+        <w:t>：</w:t>
+      </w:r>
+    </w:p>
+    <w:p>
+      <w:pPr>
+        <w:rPr>
+          <w:rFonts w:cstheme="minorHAnsi" w:hint="eastAsia"/>
+          <w:sz w:val="20"/>
+          <w:szCs w:val="20"/>
+        </w:rPr>
+      </w:pPr>
+      <w:proofErr w:type="spellStart"/>
+      <w:r>
+        <w:rPr>
+          <w:rFonts w:cstheme="minorHAnsi" w:hint="eastAsia"/>
+          <w:sz w:val="20"/>
+          <w:szCs w:val="20"/>
+        </w:rPr>
+        <w:t>どのように悔い改めるべきでしょうか</w:t>
+      </w:r>
+      <w:proofErr w:type="spellEnd"/>
+      <w:r>
+        <w:rPr>
+          <w:rFonts w:cstheme="minorHAnsi" w:hint="eastAsia"/>
+          <w:sz w:val="20"/>
+          <w:szCs w:val="20"/>
+        </w:rPr>
+        <w:t>？</w:t>
+      </w:r>
+    </w:p>
+    <w:p>
+      <w:pPr>
+        <w:rPr>
+          <w:rFonts w:cstheme="minorHAnsi" w:hint="eastAsia"/>
+          <w:sz w:val="20"/>
+          <w:szCs w:val="20"/>
+        </w:rPr>
+      </w:pPr>
+      <w:r>
+        <w:rPr>
+          <w:rFonts w:cstheme="minorHAnsi" w:hint="eastAsia"/>
+          <w:sz w:val="20"/>
+          <w:szCs w:val="20"/>
+        </w:rPr>
+        <w:t xml:space="preserve">  a. </w:t>
+      </w:r>
+      <w:proofErr w:type="spellStart"/>
+      <w:r>
+        <w:rPr>
+          <w:rFonts w:cstheme="minorHAnsi" w:hint="eastAsia"/>
+          <w:sz w:val="20"/>
+          <w:szCs w:val="20"/>
+        </w:rPr>
+        <w:t>隣人と比較するのではなく、過去の自分自身と比較しましょう。罪と悔い改めの間にある隔たりを見つけ、それを縮めていくのです</w:t>
+      </w:r>
+      <w:proofErr w:type="spellEnd"/>
+      <w:r>
+        <w:rPr>
+          <w:rFonts w:cstheme="minorHAnsi" w:hint="eastAsia"/>
+          <w:sz w:val="20"/>
+          <w:szCs w:val="20"/>
+        </w:rPr>
+        <w:t>。</w:t>
+      </w:r>
+    </w:p>
+    <w:p>
+      <w:pPr>
+        <w:rPr>
+          <w:rFonts w:cstheme="minorHAnsi"/>
+          <w:sz w:val="20"/>
+          <w:szCs w:val="20"/>
+        </w:rPr>
+      </w:pPr>
+      <w:r>
+        <w:rPr>
+          <w:rFonts w:cstheme="minorHAnsi" w:hint="eastAsia"/>
+          <w:sz w:val="20"/>
+          <w:szCs w:val="20"/>
+        </w:rPr>
+        <w:t xml:space="preserve">  b. </w:t>
+      </w:r>
+      <w:r>
+        <w:rPr>
+          <w:rFonts w:cstheme="minorHAnsi" w:hint="eastAsia"/>
+          <w:sz w:val="20"/>
+          <w:szCs w:val="20"/>
+        </w:rPr>
+        <w:t>自分に対して失礼な態度をとる相手（親切にされる資格がないように思える相手）に目を向けましょう。その相手に対して謝罪し、罪を清めるのです。</w:t>
       </w:r>
     </w:p>
     <w:p>
@@ -8556,7 +9980,7 @@
       </w:pPr>
     </w:p>
     <w:sectPr>
-      <w:footerReference w:type="default" r:id="rId49"/>
+      <w:footerReference w:type="default" r:id="rId48"/>
       <w:pgSz w:w="12240" w:h="15840"/>
       <w:pgMar w:top="1440" w:right="1440" w:bottom="1530" w:left="1440" w:header="0" w:footer="720" w:gutter="0"/>
       <w:cols w:space="720"/>
@@ -13840,7 +15264,7 @@
   <w:abstractNum w:abstractNumId="35" w15:restartNumberingAfterBreak="0">
     <w:nsid w:val="4BF70D73"/>
     <w:multiLevelType w:val="multilevel"/>
-    <w:tmpl w:val="6234E190"/>
+    <w:tmpl w:val="2BA6FE38"/>
     <w:lvl w:ilvl="0">
       <w:start w:val="1"/>
       <w:numFmt w:val="bullet"/>
@@ -13857,20 +15281,16 @@
         <w:sz w:val="20"/>
       </w:rPr>
     </w:lvl>
-    <w:lvl w:ilvl="1" w:tentative="1">
-      <w:start w:val="1"/>
-      <w:numFmt w:val="bullet"/>
-      <w:lvlText w:val="o"/>
-      <w:lvlJc w:val="left"/>
-      <w:pPr>
-        <w:tabs>
-          <w:tab w:val="num" w:pos="1440"/>
-        </w:tabs>
+    <w:lvl w:ilvl="1">
+      <w:start w:val="1"/>
+      <w:numFmt w:val="decimal"/>
+      <w:lvlText w:val="%2."/>
+      <w:lvlJc w:val="left"/>
+      <w:pPr>
         <w:ind w:left="1440" w:hanging="360"/>
       </w:pPr>
       <w:rPr>
-        <w:rFonts w:ascii="Courier New" w:hAnsi="Courier New" w:hint="default"/>
-        <w:sz w:val="20"/>
+        <w:rFonts w:hint="default"/>
       </w:rPr>
     </w:lvl>
     <w:lvl w:ilvl="2" w:tentative="1">
